--- a/docs/AI-Support-Assistant-BRD.docx
+++ b/docs/AI-Support-Assistant-BRD.docx
@@ -259,7 +259,2994 @@
         <w:pStyle w:val="Heading1"/>
       </w:pPr>
       <w:r>
-        <w:t xml:space="preserve">2. Business Objectives</w:t>
+        <w:t xml:space="preserve">2. Stakeholders</w:t>
+      </w:r>
+    </w:p>
+    <w:p>
+      <w:pPr>
+        <w:spacing w:after="200"/>
+      </w:pPr>
+      <w:r>
+        <w:rPr>
+          <w:rFonts w:ascii="Arial" w:cs="Arial" w:eastAsia="Arial" w:hAnsi="Arial"/>
+          <w:sz w:val="22"/>
+          <w:szCs w:val="22"/>
+        </w:rPr>
+        <w:t xml:space="preserve">Successful deployment of the AI Support Assistant requires engagement from the following functional areas. Each stakeholder group plays a critical role in requirements definition, validation, adoption, and ongoing governance. Functional areas are mapped to a semiconductor organization structure.</w:t>
+      </w:r>
+    </w:p>
+    <w:tbl>
+      <w:tblPr>
+        <w:tblW w:type="dxa" w:w="9360"/>
+        <w:tblBorders>
+          <w:top w:val="single" w:color="auto" w:sz="4"/>
+          <w:left w:val="single" w:color="auto" w:sz="4"/>
+          <w:bottom w:val="single" w:color="auto" w:sz="4"/>
+          <w:right w:val="single" w:color="auto" w:sz="4"/>
+          <w:insideH w:val="single" w:color="auto" w:sz="4"/>
+          <w:insideV w:val="single" w:color="auto" w:sz="4"/>
+        </w:tblBorders>
+      </w:tblPr>
+      <w:tblGrid>
+        <w:gridCol w:w="2200"/>
+        <w:gridCol w:w="1800"/>
+        <w:gridCol w:w="5360"/>
+      </w:tblGrid>
+      <w:tr>
+        <w:tc>
+          <w:tcPr>
+            <w:tcW w:type="dxa" w:w="2200"/>
+            <w:tcBorders>
+              <w:top w:val="single" w:color="CCCCCC" w:sz="1"/>
+              <w:left w:val="single" w:color="CCCCCC" w:sz="1"/>
+              <w:bottom w:val="single" w:color="CCCCCC" w:sz="1"/>
+              <w:right w:val="single" w:color="CCCCCC" w:sz="1"/>
+            </w:tcBorders>
+            <w:shd w:fill="86BC25" w:val="clear"/>
+            <w:tcMar>
+              <w:top w:type="dxa" w:w="80"/>
+              <w:left w:type="dxa" w:w="120"/>
+              <w:bottom w:type="dxa" w:w="80"/>
+              <w:right w:type="dxa" w:w="120"/>
+            </w:tcMar>
+          </w:tcPr>
+          <w:p>
+            <w:r>
+              <w:rPr>
+                <w:rFonts w:ascii="Arial" w:cs="Arial" w:eastAsia="Arial" w:hAnsi="Arial"/>
+                <w:b/>
+                <w:bCs/>
+                <w:color w:val="FFFFFF"/>
+                <w:sz w:val="20"/>
+                <w:szCs w:val="20"/>
+              </w:rPr>
+              <w:t xml:space="preserve">Functional Area</w:t>
+            </w:r>
+          </w:p>
+        </w:tc>
+        <w:tc>
+          <w:tcPr>
+            <w:tcW w:type="dxa" w:w="1800"/>
+            <w:tcBorders>
+              <w:top w:val="single" w:color="CCCCCC" w:sz="1"/>
+              <w:left w:val="single" w:color="CCCCCC" w:sz="1"/>
+              <w:bottom w:val="single" w:color="CCCCCC" w:sz="1"/>
+              <w:right w:val="single" w:color="CCCCCC" w:sz="1"/>
+            </w:tcBorders>
+            <w:shd w:fill="86BC25" w:val="clear"/>
+            <w:tcMar>
+              <w:top w:type="dxa" w:w="80"/>
+              <w:left w:type="dxa" w:w="120"/>
+              <w:bottom w:type="dxa" w:w="80"/>
+              <w:right w:type="dxa" w:w="120"/>
+            </w:tcMar>
+          </w:tcPr>
+          <w:p>
+            <w:r>
+              <w:rPr>
+                <w:rFonts w:ascii="Arial" w:cs="Arial" w:eastAsia="Arial" w:hAnsi="Arial"/>
+                <w:b/>
+                <w:bCs/>
+                <w:color w:val="FFFFFF"/>
+                <w:sz w:val="20"/>
+                <w:szCs w:val="20"/>
+              </w:rPr>
+              <w:t xml:space="preserve">Role(s)</w:t>
+            </w:r>
+          </w:p>
+        </w:tc>
+        <w:tc>
+          <w:tcPr>
+            <w:tcW w:type="dxa" w:w="5360"/>
+            <w:tcBorders>
+              <w:top w:val="single" w:color="CCCCCC" w:sz="1"/>
+              <w:left w:val="single" w:color="CCCCCC" w:sz="1"/>
+              <w:bottom w:val="single" w:color="CCCCCC" w:sz="1"/>
+              <w:right w:val="single" w:color="CCCCCC" w:sz="1"/>
+            </w:tcBorders>
+            <w:shd w:fill="86BC25" w:val="clear"/>
+            <w:tcMar>
+              <w:top w:type="dxa" w:w="80"/>
+              <w:left w:type="dxa" w:w="120"/>
+              <w:bottom w:type="dxa" w:w="80"/>
+              <w:right w:type="dxa" w:w="120"/>
+            </w:tcMar>
+          </w:tcPr>
+          <w:p>
+            <w:r>
+              <w:rPr>
+                <w:rFonts w:ascii="Arial" w:cs="Arial" w:eastAsia="Arial" w:hAnsi="Arial"/>
+                <w:b/>
+                <w:bCs/>
+                <w:color w:val="FFFFFF"/>
+                <w:sz w:val="20"/>
+                <w:szCs w:val="20"/>
+              </w:rPr>
+              <w:t xml:space="preserve">Responsibilities &amp; Demo Involvement</w:t>
+            </w:r>
+          </w:p>
+        </w:tc>
+      </w:tr>
+      <w:tr>
+        <w:tc>
+          <w:tcPr>
+            <w:tcW w:type="dxa" w:w="2200"/>
+            <w:tcBorders>
+              <w:top w:val="single" w:color="CCCCCC" w:sz="1"/>
+              <w:left w:val="single" w:color="CCCCCC" w:sz="1"/>
+              <w:bottom w:val="single" w:color="CCCCCC" w:sz="1"/>
+              <w:right w:val="single" w:color="CCCCCC" w:sz="1"/>
+            </w:tcBorders>
+            <w:tcMar>
+              <w:top w:type="dxa" w:w="80"/>
+              <w:left w:type="dxa" w:w="120"/>
+              <w:bottom w:type="dxa" w:w="80"/>
+              <w:right w:type="dxa" w:w="120"/>
+            </w:tcMar>
+          </w:tcPr>
+          <w:p>
+            <w:r>
+              <w:rPr>
+                <w:rFonts w:ascii="Arial" w:cs="Arial" w:eastAsia="Arial" w:hAnsi="Arial"/>
+                <w:b/>
+                <w:bCs/>
+                <w:sz w:val="20"/>
+                <w:szCs w:val="20"/>
+              </w:rPr>
+              <w:t xml:space="preserve">Executive Sponsor</w:t>
+            </w:r>
+          </w:p>
+        </w:tc>
+        <w:tc>
+          <w:tcPr>
+            <w:tcW w:type="dxa" w:w="1800"/>
+            <w:tcBorders>
+              <w:top w:val="single" w:color="CCCCCC" w:sz="1"/>
+              <w:left w:val="single" w:color="CCCCCC" w:sz="1"/>
+              <w:bottom w:val="single" w:color="CCCCCC" w:sz="1"/>
+              <w:right w:val="single" w:color="CCCCCC" w:sz="1"/>
+            </w:tcBorders>
+            <w:tcMar>
+              <w:top w:type="dxa" w:w="80"/>
+              <w:left w:type="dxa" w:w="120"/>
+              <w:bottom w:type="dxa" w:w="80"/>
+              <w:right w:type="dxa" w:w="120"/>
+            </w:tcMar>
+          </w:tcPr>
+          <w:p>
+            <w:r>
+              <w:rPr>
+                <w:rFonts w:ascii="Arial" w:cs="Arial" w:eastAsia="Arial" w:hAnsi="Arial"/>
+                <w:sz w:val="20"/>
+                <w:szCs w:val="20"/>
+              </w:rPr>
+              <w:t xml:space="preserve">CIO, CTO, SVP of Global Operations</w:t>
+            </w:r>
+          </w:p>
+        </w:tc>
+        <w:tc>
+          <w:tcPr>
+            <w:tcW w:type="dxa" w:w="5360"/>
+            <w:tcBorders>
+              <w:top w:val="single" w:color="CCCCCC" w:sz="1"/>
+              <w:left w:val="single" w:color="CCCCCC" w:sz="1"/>
+              <w:bottom w:val="single" w:color="CCCCCC" w:sz="1"/>
+              <w:right w:val="single" w:color="CCCCCC" w:sz="1"/>
+            </w:tcBorders>
+            <w:tcMar>
+              <w:top w:type="dxa" w:w="80"/>
+              <w:left w:type="dxa" w:w="120"/>
+              <w:bottom w:type="dxa" w:w="80"/>
+              <w:right w:type="dxa" w:w="120"/>
+            </w:tcMar>
+          </w:tcPr>
+          <w:p>
+            <w:r>
+              <w:rPr>
+                <w:rFonts w:ascii="Arial" w:cs="Arial" w:eastAsia="Arial" w:hAnsi="Arial"/>
+                <w:sz w:val="20"/>
+                <w:szCs w:val="20"/>
+              </w:rPr>
+              <w:t xml:space="preserve">Champions the initiative at the leadership level. Provides budget authority, resolves cross-functional conflicts between business units (DRAM, NAND, SSD), and validates strategic alignment with corporate digital transformation objectives. Approves phase gate transitions and final go-live.</w:t>
+            </w:r>
+          </w:p>
+        </w:tc>
+      </w:tr>
+      <w:tr>
+        <w:tc>
+          <w:tcPr>
+            <w:tcW w:type="dxa" w:w="2200"/>
+            <w:tcBorders>
+              <w:top w:val="single" w:color="CCCCCC" w:sz="1"/>
+              <w:left w:val="single" w:color="CCCCCC" w:sz="1"/>
+              <w:bottom w:val="single" w:color="CCCCCC" w:sz="1"/>
+              <w:right w:val="single" w:color="CCCCCC" w:sz="1"/>
+            </w:tcBorders>
+            <w:tcMar>
+              <w:top w:type="dxa" w:w="80"/>
+              <w:left w:type="dxa" w:w="120"/>
+              <w:bottom w:type="dxa" w:w="80"/>
+              <w:right w:type="dxa" w:w="120"/>
+            </w:tcMar>
+          </w:tcPr>
+          <w:p>
+            <w:r>
+              <w:rPr>
+                <w:rFonts w:ascii="Arial" w:cs="Arial" w:eastAsia="Arial" w:hAnsi="Arial"/>
+                <w:b/>
+                <w:bCs/>
+                <w:sz w:val="20"/>
+                <w:szCs w:val="20"/>
+              </w:rPr>
+              <w:t xml:space="preserve">Technical Support Engineering</w:t>
+            </w:r>
+          </w:p>
+        </w:tc>
+        <w:tc>
+          <w:tcPr>
+            <w:tcW w:type="dxa" w:w="1800"/>
+            <w:tcBorders>
+              <w:top w:val="single" w:color="CCCCCC" w:sz="1"/>
+              <w:left w:val="single" w:color="CCCCCC" w:sz="1"/>
+              <w:bottom w:val="single" w:color="CCCCCC" w:sz="1"/>
+              <w:right w:val="single" w:color="CCCCCC" w:sz="1"/>
+            </w:tcBorders>
+            <w:tcMar>
+              <w:top w:type="dxa" w:w="80"/>
+              <w:left w:type="dxa" w:w="120"/>
+              <w:bottom w:type="dxa" w:w="80"/>
+              <w:right w:type="dxa" w:w="120"/>
+            </w:tcMar>
+          </w:tcPr>
+          <w:p>
+            <w:r>
+              <w:rPr>
+                <w:rFonts w:ascii="Arial" w:cs="Arial" w:eastAsia="Arial" w:hAnsi="Arial"/>
+                <w:sz w:val="20"/>
+                <w:szCs w:val="20"/>
+              </w:rPr>
+              <w:t xml:space="preserve">VP of Technical Support, TSE Managers, FAE Team Leads</w:t>
+            </w:r>
+          </w:p>
+        </w:tc>
+        <w:tc>
+          <w:tcPr>
+            <w:tcW w:type="dxa" w:w="5360"/>
+            <w:tcBorders>
+              <w:top w:val="single" w:color="CCCCCC" w:sz="1"/>
+              <w:left w:val="single" w:color="CCCCCC" w:sz="1"/>
+              <w:bottom w:val="single" w:color="CCCCCC" w:sz="1"/>
+              <w:right w:val="single" w:color="CCCCCC" w:sz="1"/>
+            </w:tcBorders>
+            <w:tcMar>
+              <w:top w:type="dxa" w:w="80"/>
+              <w:left w:type="dxa" w:w="120"/>
+              <w:bottom w:type="dxa" w:w="80"/>
+              <w:right w:type="dxa" w:w="120"/>
+            </w:tcMar>
+          </w:tcPr>
+          <w:p>
+            <w:r>
+              <w:rPr>
+                <w:rFonts w:ascii="Arial" w:cs="Arial" w:eastAsia="Arial" w:hAnsi="Arial"/>
+                <w:sz w:val="20"/>
+                <w:szCs w:val="20"/>
+              </w:rPr>
+              <w:t xml:space="preserve">Primary business owners. Define knowledge base content covering product specifications, qualification data, reliability reports, and design-in guidance. Set escalation policies for Tier 1/2/3 support routing, call reason taxonomy (RMA, qualification, compatibility, firmware), and quality thresholds. Validate chat responses against product datasheets. Key users of the Analytics dashboard for case deflection and resolution metrics.</w:t>
+            </w:r>
+          </w:p>
+        </w:tc>
+      </w:tr>
+      <w:tr>
+        <w:tc>
+          <w:tcPr>
+            <w:tcW w:type="dxa" w:w="2200"/>
+            <w:tcBorders>
+              <w:top w:val="single" w:color="CCCCCC" w:sz="1"/>
+              <w:left w:val="single" w:color="CCCCCC" w:sz="1"/>
+              <w:bottom w:val="single" w:color="CCCCCC" w:sz="1"/>
+              <w:right w:val="single" w:color="CCCCCC" w:sz="1"/>
+            </w:tcBorders>
+            <w:tcMar>
+              <w:top w:type="dxa" w:w="80"/>
+              <w:left w:type="dxa" w:w="120"/>
+              <w:bottom w:type="dxa" w:w="80"/>
+              <w:right w:type="dxa" w:w="120"/>
+            </w:tcMar>
+          </w:tcPr>
+          <w:p>
+            <w:r>
+              <w:rPr>
+                <w:rFonts w:ascii="Arial" w:cs="Arial" w:eastAsia="Arial" w:hAnsi="Arial"/>
+                <w:b/>
+                <w:bCs/>
+                <w:sz w:val="20"/>
+                <w:szCs w:val="20"/>
+              </w:rPr>
+              <w:t xml:space="preserve">Applications Engineering</w:t>
+            </w:r>
+          </w:p>
+        </w:tc>
+        <w:tc>
+          <w:tcPr>
+            <w:tcW w:type="dxa" w:w="1800"/>
+            <w:tcBorders>
+              <w:top w:val="single" w:color="CCCCCC" w:sz="1"/>
+              <w:left w:val="single" w:color="CCCCCC" w:sz="1"/>
+              <w:bottom w:val="single" w:color="CCCCCC" w:sz="1"/>
+              <w:right w:val="single" w:color="CCCCCC" w:sz="1"/>
+            </w:tcBorders>
+            <w:tcMar>
+              <w:top w:type="dxa" w:w="80"/>
+              <w:left w:type="dxa" w:w="120"/>
+              <w:bottom w:type="dxa" w:w="80"/>
+              <w:right w:type="dxa" w:w="120"/>
+            </w:tcMar>
+          </w:tcPr>
+          <w:p>
+            <w:r>
+              <w:rPr>
+                <w:rFonts w:ascii="Arial" w:cs="Arial" w:eastAsia="Arial" w:hAnsi="Arial"/>
+                <w:sz w:val="20"/>
+                <w:szCs w:val="20"/>
+              </w:rPr>
+              <w:t xml:space="preserve">Applications Engineers, Solutions Architects, Design-In Support</w:t>
+            </w:r>
+          </w:p>
+        </w:tc>
+        <w:tc>
+          <w:tcPr>
+            <w:tcW w:type="dxa" w:w="5360"/>
+            <w:tcBorders>
+              <w:top w:val="single" w:color="CCCCCC" w:sz="1"/>
+              <w:left w:val="single" w:color="CCCCCC" w:sz="1"/>
+              <w:bottom w:val="single" w:color="CCCCCC" w:sz="1"/>
+              <w:right w:val="single" w:color="CCCCCC" w:sz="1"/>
+            </w:tcBorders>
+            <w:tcMar>
+              <w:top w:type="dxa" w:w="80"/>
+              <w:left w:type="dxa" w:w="120"/>
+              <w:bottom w:type="dxa" w:w="80"/>
+              <w:right w:type="dxa" w:w="120"/>
+            </w:tcMar>
+          </w:tcPr>
+          <w:p>
+            <w:r>
+              <w:rPr>
+                <w:rFonts w:ascii="Arial" w:cs="Arial" w:eastAsia="Arial" w:hAnsi="Arial"/>
+                <w:sz w:val="20"/>
+                <w:szCs w:val="20"/>
+              </w:rPr>
+              <w:t xml:space="preserve">Provide deep technical SME input for the knowledge base: memory interface design, signal integrity, thermal management, firmware integration, and platform compatibility. Validate that AI responses to technical queries meet engineering accuracy standards. Define when queries must escalate from AI to human AE (e.g., custom characterization requests, NDA-protected data).</w:t>
+            </w:r>
+          </w:p>
+        </w:tc>
+      </w:tr>
+      <w:tr>
+        <w:tc>
+          <w:tcPr>
+            <w:tcW w:type="dxa" w:w="2200"/>
+            <w:tcBorders>
+              <w:top w:val="single" w:color="CCCCCC" w:sz="1"/>
+              <w:left w:val="single" w:color="CCCCCC" w:sz="1"/>
+              <w:bottom w:val="single" w:color="CCCCCC" w:sz="1"/>
+              <w:right w:val="single" w:color="CCCCCC" w:sz="1"/>
+            </w:tcBorders>
+            <w:tcMar>
+              <w:top w:type="dxa" w:w="80"/>
+              <w:left w:type="dxa" w:w="120"/>
+              <w:bottom w:type="dxa" w:w="80"/>
+              <w:right w:type="dxa" w:w="120"/>
+            </w:tcMar>
+          </w:tcPr>
+          <w:p>
+            <w:r>
+              <w:rPr>
+                <w:rFonts w:ascii="Arial" w:cs="Arial" w:eastAsia="Arial" w:hAnsi="Arial"/>
+                <w:b/>
+                <w:bCs/>
+                <w:sz w:val="20"/>
+                <w:szCs w:val="20"/>
+              </w:rPr>
+              <w:t xml:space="preserve">Manufacturing / Fab Operations</w:t>
+            </w:r>
+          </w:p>
+        </w:tc>
+        <w:tc>
+          <w:tcPr>
+            <w:tcW w:type="dxa" w:w="1800"/>
+            <w:tcBorders>
+              <w:top w:val="single" w:color="CCCCCC" w:sz="1"/>
+              <w:left w:val="single" w:color="CCCCCC" w:sz="1"/>
+              <w:bottom w:val="single" w:color="CCCCCC" w:sz="1"/>
+              <w:right w:val="single" w:color="CCCCCC" w:sz="1"/>
+            </w:tcBorders>
+            <w:tcMar>
+              <w:top w:type="dxa" w:w="80"/>
+              <w:left w:type="dxa" w:w="120"/>
+              <w:bottom w:type="dxa" w:w="80"/>
+              <w:right w:type="dxa" w:w="120"/>
+            </w:tcMar>
+          </w:tcPr>
+          <w:p>
+            <w:r>
+              <w:rPr>
+                <w:rFonts w:ascii="Arial" w:cs="Arial" w:eastAsia="Arial" w:hAnsi="Arial"/>
+                <w:sz w:val="20"/>
+                <w:szCs w:val="20"/>
+              </w:rPr>
+              <w:t xml:space="preserve">VP of Manufacturing, Fab Managers, Process Engineers</w:t>
+            </w:r>
+          </w:p>
+        </w:tc>
+        <w:tc>
+          <w:tcPr>
+            <w:tcW w:type="dxa" w:w="5360"/>
+            <w:tcBorders>
+              <w:top w:val="single" w:color="CCCCCC" w:sz="1"/>
+              <w:left w:val="single" w:color="CCCCCC" w:sz="1"/>
+              <w:bottom w:val="single" w:color="CCCCCC" w:sz="1"/>
+              <w:right w:val="single" w:color="CCCCCC" w:sz="1"/>
+            </w:tcBorders>
+            <w:tcMar>
+              <w:top w:type="dxa" w:w="80"/>
+              <w:left w:type="dxa" w:w="120"/>
+              <w:bottom w:type="dxa" w:w="80"/>
+              <w:right w:type="dxa" w:w="120"/>
+            </w:tcMar>
+          </w:tcPr>
+          <w:p>
+            <w:r>
+              <w:rPr>
+                <w:rFonts w:ascii="Arial" w:cs="Arial" w:eastAsia="Arial" w:hAnsi="Arial"/>
+                <w:sz w:val="20"/>
+                <w:szCs w:val="20"/>
+              </w:rPr>
+              <w:t xml:space="preserve">Stakeholders for internal-facing support use cases: fab process documentation, equipment troubleshooting, yield analysis procedures, and clean room protocols. Define knowledge domains for internal engineer self-service. Validate that sensitive manufacturing IP is properly classified and access-controlled within the RAG pipeline.</w:t>
+            </w:r>
+          </w:p>
+        </w:tc>
+      </w:tr>
+      <w:tr>
+        <w:tc>
+          <w:tcPr>
+            <w:tcW w:type="dxa" w:w="2200"/>
+            <w:tcBorders>
+              <w:top w:val="single" w:color="CCCCCC" w:sz="1"/>
+              <w:left w:val="single" w:color="CCCCCC" w:sz="1"/>
+              <w:bottom w:val="single" w:color="CCCCCC" w:sz="1"/>
+              <w:right w:val="single" w:color="CCCCCC" w:sz="1"/>
+            </w:tcBorders>
+            <w:tcMar>
+              <w:top w:type="dxa" w:w="80"/>
+              <w:left w:type="dxa" w:w="120"/>
+              <w:bottom w:type="dxa" w:w="80"/>
+              <w:right w:type="dxa" w:w="120"/>
+            </w:tcMar>
+          </w:tcPr>
+          <w:p>
+            <w:r>
+              <w:rPr>
+                <w:rFonts w:ascii="Arial" w:cs="Arial" w:eastAsia="Arial" w:hAnsi="Arial"/>
+                <w:b/>
+                <w:bCs/>
+                <w:sz w:val="20"/>
+                <w:szCs w:val="20"/>
+              </w:rPr>
+              <w:t xml:space="preserve">IT / Cloud Infrastructure</w:t>
+            </w:r>
+          </w:p>
+        </w:tc>
+        <w:tc>
+          <w:tcPr>
+            <w:tcW w:type="dxa" w:w="1800"/>
+            <w:tcBorders>
+              <w:top w:val="single" w:color="CCCCCC" w:sz="1"/>
+              <w:left w:val="single" w:color="CCCCCC" w:sz="1"/>
+              <w:bottom w:val="single" w:color="CCCCCC" w:sz="1"/>
+              <w:right w:val="single" w:color="CCCCCC" w:sz="1"/>
+            </w:tcBorders>
+            <w:tcMar>
+              <w:top w:type="dxa" w:w="80"/>
+              <w:left w:type="dxa" w:w="120"/>
+              <w:bottom w:type="dxa" w:w="80"/>
+              <w:right w:type="dxa" w:w="120"/>
+            </w:tcMar>
+          </w:tcPr>
+          <w:p>
+            <w:r>
+              <w:rPr>
+                <w:rFonts w:ascii="Arial" w:cs="Arial" w:eastAsia="Arial" w:hAnsi="Arial"/>
+                <w:sz w:val="20"/>
+                <w:szCs w:val="20"/>
+              </w:rPr>
+              <w:t xml:space="preserve">Cloud Architect, Platform Engineer, DevOps Lead</w:t>
+            </w:r>
+          </w:p>
+        </w:tc>
+        <w:tc>
+          <w:tcPr>
+            <w:tcW w:type="dxa" w:w="5360"/>
+            <w:tcBorders>
+              <w:top w:val="single" w:color="CCCCCC" w:sz="1"/>
+              <w:left w:val="single" w:color="CCCCCC" w:sz="1"/>
+              <w:bottom w:val="single" w:color="CCCCCC" w:sz="1"/>
+              <w:right w:val="single" w:color="CCCCCC" w:sz="1"/>
+            </w:tcBorders>
+            <w:tcMar>
+              <w:top w:type="dxa" w:w="80"/>
+              <w:left w:type="dxa" w:w="120"/>
+              <w:bottom w:type="dxa" w:w="80"/>
+              <w:right w:type="dxa" w:w="120"/>
+            </w:tcMar>
+          </w:tcPr>
+          <w:p>
+            <w:r>
+              <w:rPr>
+                <w:rFonts w:ascii="Arial" w:cs="Arial" w:eastAsia="Arial" w:hAnsi="Arial"/>
+                <w:sz w:val="20"/>
+                <w:szCs w:val="20"/>
+              </w:rPr>
+              <w:t xml:space="preserve">Provision and manage Azure resources (OpenAI, AI Search, Cosmos DB, Fabric). Configure networking (private endpoints, VNets, ExpressRoute to on-prem fab systems), CI/CD pipelines, and monitoring. Integrate with existing semiconductor ERP (SAP) and PLM systems. Validate the Architecture tab for technical accuracy and feasibility.</w:t>
+            </w:r>
+          </w:p>
+        </w:tc>
+      </w:tr>
+      <w:tr>
+        <w:tc>
+          <w:tcPr>
+            <w:tcW w:type="dxa" w:w="2200"/>
+            <w:tcBorders>
+              <w:top w:val="single" w:color="CCCCCC" w:sz="1"/>
+              <w:left w:val="single" w:color="CCCCCC" w:sz="1"/>
+              <w:bottom w:val="single" w:color="CCCCCC" w:sz="1"/>
+              <w:right w:val="single" w:color="CCCCCC" w:sz="1"/>
+            </w:tcBorders>
+            <w:tcMar>
+              <w:top w:type="dxa" w:w="80"/>
+              <w:left w:type="dxa" w:w="120"/>
+              <w:bottom w:type="dxa" w:w="80"/>
+              <w:right w:type="dxa" w:w="120"/>
+            </w:tcMar>
+          </w:tcPr>
+          <w:p>
+            <w:r>
+              <w:rPr>
+                <w:rFonts w:ascii="Arial" w:cs="Arial" w:eastAsia="Arial" w:hAnsi="Arial"/>
+                <w:b/>
+                <w:bCs/>
+                <w:sz w:val="20"/>
+                <w:szCs w:val="20"/>
+              </w:rPr>
+              <w:t xml:space="preserve">Information Security &amp; Export Controls</w:t>
+            </w:r>
+          </w:p>
+        </w:tc>
+        <w:tc>
+          <w:tcPr>
+            <w:tcW w:type="dxa" w:w="1800"/>
+            <w:tcBorders>
+              <w:top w:val="single" w:color="CCCCCC" w:sz="1"/>
+              <w:left w:val="single" w:color="CCCCCC" w:sz="1"/>
+              <w:bottom w:val="single" w:color="CCCCCC" w:sz="1"/>
+              <w:right w:val="single" w:color="CCCCCC" w:sz="1"/>
+            </w:tcBorders>
+            <w:tcMar>
+              <w:top w:type="dxa" w:w="80"/>
+              <w:left w:type="dxa" w:w="120"/>
+              <w:bottom w:type="dxa" w:w="80"/>
+              <w:right w:type="dxa" w:w="120"/>
+            </w:tcMar>
+          </w:tcPr>
+          <w:p>
+            <w:r>
+              <w:rPr>
+                <w:rFonts w:ascii="Arial" w:cs="Arial" w:eastAsia="Arial" w:hAnsi="Arial"/>
+                <w:sz w:val="20"/>
+                <w:szCs w:val="20"/>
+              </w:rPr>
+              <w:t xml:space="preserve">CISO, Security Architect, Export Control Officer</w:t>
+            </w:r>
+          </w:p>
+        </w:tc>
+        <w:tc>
+          <w:tcPr>
+            <w:tcW w:type="dxa" w:w="5360"/>
+            <w:tcBorders>
+              <w:top w:val="single" w:color="CCCCCC" w:sz="1"/>
+              <w:left w:val="single" w:color="CCCCCC" w:sz="1"/>
+              <w:bottom w:val="single" w:color="CCCCCC" w:sz="1"/>
+              <w:right w:val="single" w:color="CCCCCC" w:sz="1"/>
+            </w:tcBorders>
+            <w:tcMar>
+              <w:top w:type="dxa" w:w="80"/>
+              <w:left w:type="dxa" w:w="120"/>
+              <w:bottom w:type="dxa" w:w="80"/>
+              <w:right w:type="dxa" w:w="120"/>
+            </w:tcMar>
+          </w:tcPr>
+          <w:p>
+            <w:r>
+              <w:rPr>
+                <w:rFonts w:ascii="Arial" w:cs="Arial" w:eastAsia="Arial" w:hAnsi="Arial"/>
+                <w:sz w:val="20"/>
+                <w:szCs w:val="20"/>
+              </w:rPr>
+              <w:t xml:space="preserve">Approve security architecture: Entra ID integration, RBAC policies, data residency controls, and encryption standards. Critical semiconductor-specific concerns: ITAR/EAR export control compliance for restricted product data, IP protection for process technology and design rules, CHIPS Act compliance for government-funded programs, and controlled unclassified information (CUI) handling. Review AI safety guardrails to prevent inadvertent disclosure of restricted technical data.</w:t>
+            </w:r>
+          </w:p>
+        </w:tc>
+      </w:tr>
+      <w:tr>
+        <w:tc>
+          <w:tcPr>
+            <w:tcW w:type="dxa" w:w="2200"/>
+            <w:tcBorders>
+              <w:top w:val="single" w:color="CCCCCC" w:sz="1"/>
+              <w:left w:val="single" w:color="CCCCCC" w:sz="1"/>
+              <w:bottom w:val="single" w:color="CCCCCC" w:sz="1"/>
+              <w:right w:val="single" w:color="CCCCCC" w:sz="1"/>
+            </w:tcBorders>
+            <w:tcMar>
+              <w:top w:type="dxa" w:w="80"/>
+              <w:left w:type="dxa" w:w="120"/>
+              <w:bottom w:type="dxa" w:w="80"/>
+              <w:right w:type="dxa" w:w="120"/>
+            </w:tcMar>
+          </w:tcPr>
+          <w:p>
+            <w:r>
+              <w:rPr>
+                <w:rFonts w:ascii="Arial" w:cs="Arial" w:eastAsia="Arial" w:hAnsi="Arial"/>
+                <w:b/>
+                <w:bCs/>
+                <w:sz w:val="20"/>
+                <w:szCs w:val="20"/>
+              </w:rPr>
+              <w:t xml:space="preserve">Supply Chain / Sales Operations</w:t>
+            </w:r>
+          </w:p>
+        </w:tc>
+        <w:tc>
+          <w:tcPr>
+            <w:tcW w:type="dxa" w:w="1800"/>
+            <w:tcBorders>
+              <w:top w:val="single" w:color="CCCCCC" w:sz="1"/>
+              <w:left w:val="single" w:color="CCCCCC" w:sz="1"/>
+              <w:bottom w:val="single" w:color="CCCCCC" w:sz="1"/>
+              <w:right w:val="single" w:color="CCCCCC" w:sz="1"/>
+            </w:tcBorders>
+            <w:tcMar>
+              <w:top w:type="dxa" w:w="80"/>
+              <w:left w:type="dxa" w:w="120"/>
+              <w:bottom w:type="dxa" w:w="80"/>
+              <w:right w:type="dxa" w:w="120"/>
+            </w:tcMar>
+          </w:tcPr>
+          <w:p>
+            <w:r>
+              <w:rPr>
+                <w:rFonts w:ascii="Arial" w:cs="Arial" w:eastAsia="Arial" w:hAnsi="Arial"/>
+                <w:sz w:val="20"/>
+                <w:szCs w:val="20"/>
+              </w:rPr>
+              <w:t xml:space="preserve">VP of Sales Ops, Supply Chain Manager, Order Management Lead</w:t>
+            </w:r>
+          </w:p>
+        </w:tc>
+        <w:tc>
+          <w:tcPr>
+            <w:tcW w:type="dxa" w:w="5360"/>
+            <w:tcBorders>
+              <w:top w:val="single" w:color="CCCCCC" w:sz="1"/>
+              <w:left w:val="single" w:color="CCCCCC" w:sz="1"/>
+              <w:bottom w:val="single" w:color="CCCCCC" w:sz="1"/>
+              <w:right w:val="single" w:color="CCCCCC" w:sz="1"/>
+            </w:tcBorders>
+            <w:tcMar>
+              <w:top w:type="dxa" w:w="80"/>
+              <w:left w:type="dxa" w:w="120"/>
+              <w:bottom w:type="dxa" w:w="80"/>
+              <w:right w:type="dxa" w:w="120"/>
+            </w:tcMar>
+          </w:tcPr>
+          <w:p>
+            <w:r>
+              <w:rPr>
+                <w:rFonts w:ascii="Arial" w:cs="Arial" w:eastAsia="Arial" w:hAnsi="Arial"/>
+                <w:sz w:val="20"/>
+                <w:szCs w:val="20"/>
+              </w:rPr>
+              <w:t xml:space="preserve">Define support workflows for customer-facing queries: order status, lead times, allocation updates, inventory availability, and pricing. Own the integration requirements with SAP and CRM (Dynamics 365) for real-time order data. Validate function calling for order lookup and shipment tracking. Key consumers of the Analytics dashboard for customer interaction trends.</w:t>
+            </w:r>
+          </w:p>
+        </w:tc>
+      </w:tr>
+      <w:tr>
+        <w:tc>
+          <w:tcPr>
+            <w:tcW w:type="dxa" w:w="2200"/>
+            <w:tcBorders>
+              <w:top w:val="single" w:color="CCCCCC" w:sz="1"/>
+              <w:left w:val="single" w:color="CCCCCC" w:sz="1"/>
+              <w:bottom w:val="single" w:color="CCCCCC" w:sz="1"/>
+              <w:right w:val="single" w:color="CCCCCC" w:sz="1"/>
+            </w:tcBorders>
+            <w:tcMar>
+              <w:top w:type="dxa" w:w="80"/>
+              <w:left w:type="dxa" w:w="120"/>
+              <w:bottom w:type="dxa" w:w="80"/>
+              <w:right w:type="dxa" w:w="120"/>
+            </w:tcMar>
+          </w:tcPr>
+          <w:p>
+            <w:r>
+              <w:rPr>
+                <w:rFonts w:ascii="Arial" w:cs="Arial" w:eastAsia="Arial" w:hAnsi="Arial"/>
+                <w:b/>
+                <w:bCs/>
+                <w:sz w:val="20"/>
+                <w:szCs w:val="20"/>
+              </w:rPr>
+              <w:t xml:space="preserve">Data &amp; Analytics</w:t>
+            </w:r>
+          </w:p>
+        </w:tc>
+        <w:tc>
+          <w:tcPr>
+            <w:tcW w:type="dxa" w:w="1800"/>
+            <w:tcBorders>
+              <w:top w:val="single" w:color="CCCCCC" w:sz="1"/>
+              <w:left w:val="single" w:color="CCCCCC" w:sz="1"/>
+              <w:bottom w:val="single" w:color="CCCCCC" w:sz="1"/>
+              <w:right w:val="single" w:color="CCCCCC" w:sz="1"/>
+            </w:tcBorders>
+            <w:tcMar>
+              <w:top w:type="dxa" w:w="80"/>
+              <w:left w:type="dxa" w:w="120"/>
+              <w:bottom w:type="dxa" w:w="80"/>
+              <w:right w:type="dxa" w:w="120"/>
+            </w:tcMar>
+          </w:tcPr>
+          <w:p>
+            <w:r>
+              <w:rPr>
+                <w:rFonts w:ascii="Arial" w:cs="Arial" w:eastAsia="Arial" w:hAnsi="Arial"/>
+                <w:sz w:val="20"/>
+                <w:szCs w:val="20"/>
+              </w:rPr>
+              <w:t xml:space="preserve">Chief Data Officer, Analytics Lead, BI Developer</w:t>
+            </w:r>
+          </w:p>
+        </w:tc>
+        <w:tc>
+          <w:tcPr>
+            <w:tcW w:type="dxa" w:w="5360"/>
+            <w:tcBorders>
+              <w:top w:val="single" w:color="CCCCCC" w:sz="1"/>
+              <w:left w:val="single" w:color="CCCCCC" w:sz="1"/>
+              <w:bottom w:val="single" w:color="CCCCCC" w:sz="1"/>
+              <w:right w:val="single" w:color="CCCCCC" w:sz="1"/>
+            </w:tcBorders>
+            <w:tcMar>
+              <w:top w:type="dxa" w:w="80"/>
+              <w:left w:type="dxa" w:w="120"/>
+              <w:bottom w:type="dxa" w:w="80"/>
+              <w:right w:type="dxa" w:w="120"/>
+            </w:tcMar>
+          </w:tcPr>
+          <w:p>
+            <w:r>
+              <w:rPr>
+                <w:rFonts w:ascii="Arial" w:cs="Arial" w:eastAsia="Arial" w:hAnsi="Arial"/>
+                <w:sz w:val="20"/>
+                <w:szCs w:val="20"/>
+              </w:rPr>
+              <w:t xml:space="preserve">Define KPIs, reporting requirements, and data governance policies. Own the Cosmos DB to Fabric to Power BI pipeline. Integrate with existing manufacturing intelligence and yield analytics platforms. Validate the Analytics tab for metric accuracy, sentiment scoring methodology, and dashboard design.</w:t>
+            </w:r>
+          </w:p>
+        </w:tc>
+      </w:tr>
+      <w:tr>
+        <w:tc>
+          <w:tcPr>
+            <w:tcW w:type="dxa" w:w="2200"/>
+            <w:tcBorders>
+              <w:top w:val="single" w:color="CCCCCC" w:sz="1"/>
+              <w:left w:val="single" w:color="CCCCCC" w:sz="1"/>
+              <w:bottom w:val="single" w:color="CCCCCC" w:sz="1"/>
+              <w:right w:val="single" w:color="CCCCCC" w:sz="1"/>
+            </w:tcBorders>
+            <w:tcMar>
+              <w:top w:type="dxa" w:w="80"/>
+              <w:left w:type="dxa" w:w="120"/>
+              <w:bottom w:type="dxa" w:w="80"/>
+              <w:right w:type="dxa" w:w="120"/>
+            </w:tcMar>
+          </w:tcPr>
+          <w:p>
+            <w:r>
+              <w:rPr>
+                <w:rFonts w:ascii="Arial" w:cs="Arial" w:eastAsia="Arial" w:hAnsi="Arial"/>
+                <w:b/>
+                <w:bCs/>
+                <w:sz w:val="20"/>
+                <w:szCs w:val="20"/>
+              </w:rPr>
+              <w:t xml:space="preserve">AI / Machine Learning</w:t>
+            </w:r>
+          </w:p>
+        </w:tc>
+        <w:tc>
+          <w:tcPr>
+            <w:tcW w:type="dxa" w:w="1800"/>
+            <w:tcBorders>
+              <w:top w:val="single" w:color="CCCCCC" w:sz="1"/>
+              <w:left w:val="single" w:color="CCCCCC" w:sz="1"/>
+              <w:bottom w:val="single" w:color="CCCCCC" w:sz="1"/>
+              <w:right w:val="single" w:color="CCCCCC" w:sz="1"/>
+            </w:tcBorders>
+            <w:tcMar>
+              <w:top w:type="dxa" w:w="80"/>
+              <w:left w:type="dxa" w:w="120"/>
+              <w:bottom w:type="dxa" w:w="80"/>
+              <w:right w:type="dxa" w:w="120"/>
+            </w:tcMar>
+          </w:tcPr>
+          <w:p>
+            <w:r>
+              <w:rPr>
+                <w:rFonts w:ascii="Arial" w:cs="Arial" w:eastAsia="Arial" w:hAnsi="Arial"/>
+                <w:sz w:val="20"/>
+                <w:szCs w:val="20"/>
+              </w:rPr>
+              <w:t xml:space="preserve">AI/ML Lead, Prompt Engineer, Data Scientist</w:t>
+            </w:r>
+          </w:p>
+        </w:tc>
+        <w:tc>
+          <w:tcPr>
+            <w:tcW w:type="dxa" w:w="5360"/>
+            <w:tcBorders>
+              <w:top w:val="single" w:color="CCCCCC" w:sz="1"/>
+              <w:left w:val="single" w:color="CCCCCC" w:sz="1"/>
+              <w:bottom w:val="single" w:color="CCCCCC" w:sz="1"/>
+              <w:right w:val="single" w:color="CCCCCC" w:sz="1"/>
+            </w:tcBorders>
+            <w:tcMar>
+              <w:top w:type="dxa" w:w="80"/>
+              <w:left w:type="dxa" w:w="120"/>
+              <w:bottom w:type="dxa" w:w="80"/>
+              <w:right w:type="dxa" w:w="120"/>
+            </w:tcMar>
+          </w:tcPr>
+          <w:p>
+            <w:r>
+              <w:rPr>
+                <w:rFonts w:ascii="Arial" w:cs="Arial" w:eastAsia="Arial" w:hAnsi="Arial"/>
+                <w:sz w:val="20"/>
+                <w:szCs w:val="20"/>
+              </w:rPr>
+              <w:t xml:space="preserve">Configure Azure OpenAI models, tune RAG pipeline parameters for semiconductor-specific terminology and part numbers, design function calling schemas, and optimize prompt templates. Evaluate model tier selection (Pro for complex technical queries, Basic for order status, Lite for FAQs). Coordinate with existing AI/ML teams working on yield prediction and defect detection.</w:t>
+            </w:r>
+          </w:p>
+        </w:tc>
+      </w:tr>
+      <w:tr>
+        <w:tc>
+          <w:tcPr>
+            <w:tcW w:type="dxa" w:w="2200"/>
+            <w:tcBorders>
+              <w:top w:val="single" w:color="CCCCCC" w:sz="1"/>
+              <w:left w:val="single" w:color="CCCCCC" w:sz="1"/>
+              <w:bottom w:val="single" w:color="CCCCCC" w:sz="1"/>
+              <w:right w:val="single" w:color="CCCCCC" w:sz="1"/>
+            </w:tcBorders>
+            <w:tcMar>
+              <w:top w:type="dxa" w:w="80"/>
+              <w:left w:type="dxa" w:w="120"/>
+              <w:bottom w:type="dxa" w:w="80"/>
+              <w:right w:type="dxa" w:w="120"/>
+            </w:tcMar>
+          </w:tcPr>
+          <w:p>
+            <w:r>
+              <w:rPr>
+                <w:rFonts w:ascii="Arial" w:cs="Arial" w:eastAsia="Arial" w:hAnsi="Arial"/>
+                <w:b/>
+                <w:bCs/>
+                <w:sz w:val="20"/>
+                <w:szCs w:val="20"/>
+              </w:rPr>
+              <w:t xml:space="preserve">Unified Communications / Telephony</w:t>
+            </w:r>
+          </w:p>
+        </w:tc>
+        <w:tc>
+          <w:tcPr>
+            <w:tcW w:type="dxa" w:w="1800"/>
+            <w:tcBorders>
+              <w:top w:val="single" w:color="CCCCCC" w:sz="1"/>
+              <w:left w:val="single" w:color="CCCCCC" w:sz="1"/>
+              <w:bottom w:val="single" w:color="CCCCCC" w:sz="1"/>
+              <w:right w:val="single" w:color="CCCCCC" w:sz="1"/>
+            </w:tcBorders>
+            <w:tcMar>
+              <w:top w:type="dxa" w:w="80"/>
+              <w:left w:type="dxa" w:w="120"/>
+              <w:bottom w:type="dxa" w:w="80"/>
+              <w:right w:type="dxa" w:w="120"/>
+            </w:tcMar>
+          </w:tcPr>
+          <w:p>
+            <w:r>
+              <w:rPr>
+                <w:rFonts w:ascii="Arial" w:cs="Arial" w:eastAsia="Arial" w:hAnsi="Arial"/>
+                <w:sz w:val="20"/>
+                <w:szCs w:val="20"/>
+              </w:rPr>
+              <w:t xml:space="preserve">UC Manager, Teams Administrator, Telephony Engineer</w:t>
+            </w:r>
+          </w:p>
+        </w:tc>
+        <w:tc>
+          <w:tcPr>
+            <w:tcW w:type="dxa" w:w="5360"/>
+            <w:tcBorders>
+              <w:top w:val="single" w:color="CCCCCC" w:sz="1"/>
+              <w:left w:val="single" w:color="CCCCCC" w:sz="1"/>
+              <w:bottom w:val="single" w:color="CCCCCC" w:sz="1"/>
+              <w:right w:val="single" w:color="CCCCCC" w:sz="1"/>
+            </w:tcBorders>
+            <w:tcMar>
+              <w:top w:type="dxa" w:w="80"/>
+              <w:left w:type="dxa" w:w="120"/>
+              <w:bottom w:type="dxa" w:w="80"/>
+              <w:right w:type="dxa" w:w="120"/>
+            </w:tcMar>
+          </w:tcPr>
+          <w:p>
+            <w:r>
+              <w:rPr>
+                <w:rFonts w:ascii="Arial" w:cs="Arial" w:eastAsia="Arial" w:hAnsi="Arial"/>
+                <w:sz w:val="20"/>
+                <w:szCs w:val="20"/>
+              </w:rPr>
+              <w:t xml:space="preserve">Configure Microsoft Teams voice channels, Azure Communication Services for PSTN/telephony, and browser widget deployment for customer portal integration. Validate the Voice tab for channel parity and Voice Live API integration. Coordinate with existing global telephony infrastructure across fab sites and regional offices.</w:t>
+            </w:r>
+          </w:p>
+        </w:tc>
+      </w:tr>
+      <w:tr>
+        <w:tc>
+          <w:tcPr>
+            <w:tcW w:type="dxa" w:w="2200"/>
+            <w:tcBorders>
+              <w:top w:val="single" w:color="CCCCCC" w:sz="1"/>
+              <w:left w:val="single" w:color="CCCCCC" w:sz="1"/>
+              <w:bottom w:val="single" w:color="CCCCCC" w:sz="1"/>
+              <w:right w:val="single" w:color="CCCCCC" w:sz="1"/>
+            </w:tcBorders>
+            <w:tcMar>
+              <w:top w:type="dxa" w:w="80"/>
+              <w:left w:type="dxa" w:w="120"/>
+              <w:bottom w:type="dxa" w:w="80"/>
+              <w:right w:type="dxa" w:w="120"/>
+            </w:tcMar>
+          </w:tcPr>
+          <w:p>
+            <w:r>
+              <w:rPr>
+                <w:rFonts w:ascii="Arial" w:cs="Arial" w:eastAsia="Arial" w:hAnsi="Arial"/>
+                <w:b/>
+                <w:bCs/>
+                <w:sz w:val="20"/>
+                <w:szCs w:val="20"/>
+              </w:rPr>
+              <w:t xml:space="preserve">Knowledge Management / Technical Publications</w:t>
+            </w:r>
+          </w:p>
+        </w:tc>
+        <w:tc>
+          <w:tcPr>
+            <w:tcW w:type="dxa" w:w="1800"/>
+            <w:tcBorders>
+              <w:top w:val="single" w:color="CCCCCC" w:sz="1"/>
+              <w:left w:val="single" w:color="CCCCCC" w:sz="1"/>
+              <w:bottom w:val="single" w:color="CCCCCC" w:sz="1"/>
+              <w:right w:val="single" w:color="CCCCCC" w:sz="1"/>
+            </w:tcBorders>
+            <w:tcMar>
+              <w:top w:type="dxa" w:w="80"/>
+              <w:left w:type="dxa" w:w="120"/>
+              <w:bottom w:type="dxa" w:w="80"/>
+              <w:right w:type="dxa" w:w="120"/>
+            </w:tcMar>
+          </w:tcPr>
+          <w:p>
+            <w:r>
+              <w:rPr>
+                <w:rFonts w:ascii="Arial" w:cs="Arial" w:eastAsia="Arial" w:hAnsi="Arial"/>
+                <w:sz w:val="20"/>
+                <w:szCs w:val="20"/>
+              </w:rPr>
+              <w:t xml:space="preserve">Knowledge Manager, Technical Writers, Product Marketing</w:t>
+            </w:r>
+          </w:p>
+        </w:tc>
+        <w:tc>
+          <w:tcPr>
+            <w:tcW w:type="dxa" w:w="5360"/>
+            <w:tcBorders>
+              <w:top w:val="single" w:color="CCCCCC" w:sz="1"/>
+              <w:left w:val="single" w:color="CCCCCC" w:sz="1"/>
+              <w:bottom w:val="single" w:color="CCCCCC" w:sz="1"/>
+              <w:right w:val="single" w:color="CCCCCC" w:sz="1"/>
+            </w:tcBorders>
+            <w:tcMar>
+              <w:top w:type="dxa" w:w="80"/>
+              <w:left w:type="dxa" w:w="120"/>
+              <w:bottom w:type="dxa" w:w="80"/>
+              <w:right w:type="dxa" w:w="120"/>
+            </w:tcMar>
+          </w:tcPr>
+          <w:p>
+            <w:r>
+              <w:rPr>
+                <w:rFonts w:ascii="Arial" w:cs="Arial" w:eastAsia="Arial" w:hAnsi="Arial"/>
+                <w:sz w:val="20"/>
+                <w:szCs w:val="20"/>
+              </w:rPr>
+              <w:t xml:space="preserve">Curate and index knowledge base content: product datasheets, technical notes, reliability qualification reports, application notes, JEDEC compliance documentation, firmware release notes, and design guides. Define content classification (public, customer NDA, internal only) for RAG access control. Manage update workflows as new product revisions and errata are published.</w:t>
+            </w:r>
+          </w:p>
+        </w:tc>
+      </w:tr>
+      <w:tr>
+        <w:tc>
+          <w:tcPr>
+            <w:tcW w:type="dxa" w:w="2200"/>
+            <w:tcBorders>
+              <w:top w:val="single" w:color="CCCCCC" w:sz="1"/>
+              <w:left w:val="single" w:color="CCCCCC" w:sz="1"/>
+              <w:bottom w:val="single" w:color="CCCCCC" w:sz="1"/>
+              <w:right w:val="single" w:color="CCCCCC" w:sz="1"/>
+            </w:tcBorders>
+            <w:tcMar>
+              <w:top w:type="dxa" w:w="80"/>
+              <w:left w:type="dxa" w:w="120"/>
+              <w:bottom w:type="dxa" w:w="80"/>
+              <w:right w:type="dxa" w:w="120"/>
+            </w:tcMar>
+          </w:tcPr>
+          <w:p>
+            <w:r>
+              <w:rPr>
+                <w:rFonts w:ascii="Arial" w:cs="Arial" w:eastAsia="Arial" w:hAnsi="Arial"/>
+                <w:b/>
+                <w:bCs/>
+                <w:sz w:val="20"/>
+                <w:szCs w:val="20"/>
+              </w:rPr>
+              <w:t xml:space="preserve">Product / Digital Experience</w:t>
+            </w:r>
+          </w:p>
+        </w:tc>
+        <w:tc>
+          <w:tcPr>
+            <w:tcW w:type="dxa" w:w="1800"/>
+            <w:tcBorders>
+              <w:top w:val="single" w:color="CCCCCC" w:sz="1"/>
+              <w:left w:val="single" w:color="CCCCCC" w:sz="1"/>
+              <w:bottom w:val="single" w:color="CCCCCC" w:sz="1"/>
+              <w:right w:val="single" w:color="CCCCCC" w:sz="1"/>
+            </w:tcBorders>
+            <w:tcMar>
+              <w:top w:type="dxa" w:w="80"/>
+              <w:left w:type="dxa" w:w="120"/>
+              <w:bottom w:type="dxa" w:w="80"/>
+              <w:right w:type="dxa" w:w="120"/>
+            </w:tcMar>
+          </w:tcPr>
+          <w:p>
+            <w:r>
+              <w:rPr>
+                <w:rFonts w:ascii="Arial" w:cs="Arial" w:eastAsia="Arial" w:hAnsi="Arial"/>
+                <w:sz w:val="20"/>
+                <w:szCs w:val="20"/>
+              </w:rPr>
+              <w:t xml:space="preserve">Product Owner, UX Designer, Digital Channel Lead</w:t>
+            </w:r>
+          </w:p>
+        </w:tc>
+        <w:tc>
+          <w:tcPr>
+            <w:tcW w:type="dxa" w:w="5360"/>
+            <w:tcBorders>
+              <w:top w:val="single" w:color="CCCCCC" w:sz="1"/>
+              <w:left w:val="single" w:color="CCCCCC" w:sz="1"/>
+              <w:bottom w:val="single" w:color="CCCCCC" w:sz="1"/>
+              <w:right w:val="single" w:color="CCCCCC" w:sz="1"/>
+            </w:tcBorders>
+            <w:tcMar>
+              <w:top w:type="dxa" w:w="80"/>
+              <w:left w:type="dxa" w:w="120"/>
+              <w:bottom w:type="dxa" w:w="80"/>
+              <w:right w:type="dxa" w:w="120"/>
+            </w:tcMar>
+          </w:tcPr>
+          <w:p>
+            <w:r>
+              <w:rPr>
+                <w:rFonts w:ascii="Arial" w:cs="Arial" w:eastAsia="Arial" w:hAnsi="Arial"/>
+                <w:sz w:val="20"/>
+                <w:szCs w:val="20"/>
+              </w:rPr>
+              <w:t xml:space="preserve">Define user experience requirements and branding guidelines for customer-facing and internal portals. Own the end-user journey across chat, voice, and self-service channels. Design conversation flows for product selection, cross-reference lookup, and parametric search. Validate branded UX, suggested questions, and response formatting.</w:t>
+            </w:r>
+          </w:p>
+        </w:tc>
+      </w:tr>
+      <w:tr>
+        <w:tc>
+          <w:tcPr>
+            <w:tcW w:type="dxa" w:w="2200"/>
+            <w:tcBorders>
+              <w:top w:val="single" w:color="CCCCCC" w:sz="1"/>
+              <w:left w:val="single" w:color="CCCCCC" w:sz="1"/>
+              <w:bottom w:val="single" w:color="CCCCCC" w:sz="1"/>
+              <w:right w:val="single" w:color="CCCCCC" w:sz="1"/>
+            </w:tcBorders>
+            <w:tcMar>
+              <w:top w:type="dxa" w:w="80"/>
+              <w:left w:type="dxa" w:w="120"/>
+              <w:bottom w:type="dxa" w:w="80"/>
+              <w:right w:type="dxa" w:w="120"/>
+            </w:tcMar>
+          </w:tcPr>
+          <w:p>
+            <w:r>
+              <w:rPr>
+                <w:rFonts w:ascii="Arial" w:cs="Arial" w:eastAsia="Arial" w:hAnsi="Arial"/>
+                <w:b/>
+                <w:bCs/>
+                <w:sz w:val="20"/>
+                <w:szCs w:val="20"/>
+              </w:rPr>
+              <w:t xml:space="preserve">Legal / Privacy / Trade Compliance</w:t>
+            </w:r>
+          </w:p>
+        </w:tc>
+        <w:tc>
+          <w:tcPr>
+            <w:tcW w:type="dxa" w:w="1800"/>
+            <w:tcBorders>
+              <w:top w:val="single" w:color="CCCCCC" w:sz="1"/>
+              <w:left w:val="single" w:color="CCCCCC" w:sz="1"/>
+              <w:bottom w:val="single" w:color="CCCCCC" w:sz="1"/>
+              <w:right w:val="single" w:color="CCCCCC" w:sz="1"/>
+            </w:tcBorders>
+            <w:tcMar>
+              <w:top w:type="dxa" w:w="80"/>
+              <w:left w:type="dxa" w:w="120"/>
+              <w:bottom w:type="dxa" w:w="80"/>
+              <w:right w:type="dxa" w:w="120"/>
+            </w:tcMar>
+          </w:tcPr>
+          <w:p>
+            <w:r>
+              <w:rPr>
+                <w:rFonts w:ascii="Arial" w:cs="Arial" w:eastAsia="Arial" w:hAnsi="Arial"/>
+                <w:sz w:val="20"/>
+                <w:szCs w:val="20"/>
+              </w:rPr>
+              <w:t xml:space="preserve">General Counsel, Privacy Officer, Trade Compliance Director</w:t>
+            </w:r>
+          </w:p>
+        </w:tc>
+        <w:tc>
+          <w:tcPr>
+            <w:tcW w:type="dxa" w:w="5360"/>
+            <w:tcBorders>
+              <w:top w:val="single" w:color="CCCCCC" w:sz="1"/>
+              <w:left w:val="single" w:color="CCCCCC" w:sz="1"/>
+              <w:bottom w:val="single" w:color="CCCCCC" w:sz="1"/>
+              <w:right w:val="single" w:color="CCCCCC" w:sz="1"/>
+            </w:tcBorders>
+            <w:tcMar>
+              <w:top w:type="dxa" w:w="80"/>
+              <w:left w:type="dxa" w:w="120"/>
+              <w:bottom w:type="dxa" w:w="80"/>
+              <w:right w:type="dxa" w:w="120"/>
+            </w:tcMar>
+          </w:tcPr>
+          <w:p>
+            <w:r>
+              <w:rPr>
+                <w:rFonts w:ascii="Arial" w:cs="Arial" w:eastAsia="Arial" w:hAnsi="Arial"/>
+                <w:sz w:val="20"/>
+                <w:szCs w:val="20"/>
+              </w:rPr>
+              <w:t xml:space="preserve">Review AI disclosure requirements, data retention policies, and conversation recording consent. Semiconductor-specific: export control screening for customer interactions, trade secret protection in AI responses, CHIPS Act reporting obligations, NDA enforcement for restricted product data, and anti-circumvention compliance. Approve terms of use for AI-assisted interactions.</w:t>
+            </w:r>
+          </w:p>
+        </w:tc>
+      </w:tr>
+      <w:tr>
+        <w:tc>
+          <w:tcPr>
+            <w:tcW w:type="dxa" w:w="2200"/>
+            <w:tcBorders>
+              <w:top w:val="single" w:color="CCCCCC" w:sz="1"/>
+              <w:left w:val="single" w:color="CCCCCC" w:sz="1"/>
+              <w:bottom w:val="single" w:color="CCCCCC" w:sz="1"/>
+              <w:right w:val="single" w:color="CCCCCC" w:sz="1"/>
+            </w:tcBorders>
+            <w:tcMar>
+              <w:top w:type="dxa" w:w="80"/>
+              <w:left w:type="dxa" w:w="120"/>
+              <w:bottom w:type="dxa" w:w="80"/>
+              <w:right w:type="dxa" w:w="120"/>
+            </w:tcMar>
+          </w:tcPr>
+          <w:p>
+            <w:r>
+              <w:rPr>
+                <w:rFonts w:ascii="Arial" w:cs="Arial" w:eastAsia="Arial" w:hAnsi="Arial"/>
+                <w:b/>
+                <w:bCs/>
+                <w:sz w:val="20"/>
+                <w:szCs w:val="20"/>
+              </w:rPr>
+              <w:t xml:space="preserve">Change Management / Training</w:t>
+            </w:r>
+          </w:p>
+        </w:tc>
+        <w:tc>
+          <w:tcPr>
+            <w:tcW w:type="dxa" w:w="1800"/>
+            <w:tcBorders>
+              <w:top w:val="single" w:color="CCCCCC" w:sz="1"/>
+              <w:left w:val="single" w:color="CCCCCC" w:sz="1"/>
+              <w:bottom w:val="single" w:color="CCCCCC" w:sz="1"/>
+              <w:right w:val="single" w:color="CCCCCC" w:sz="1"/>
+            </w:tcBorders>
+            <w:tcMar>
+              <w:top w:type="dxa" w:w="80"/>
+              <w:left w:type="dxa" w:w="120"/>
+              <w:bottom w:type="dxa" w:w="80"/>
+              <w:right w:type="dxa" w:w="120"/>
+            </w:tcMar>
+          </w:tcPr>
+          <w:p>
+            <w:r>
+              <w:rPr>
+                <w:rFonts w:ascii="Arial" w:cs="Arial" w:eastAsia="Arial" w:hAnsi="Arial"/>
+                <w:sz w:val="20"/>
+                <w:szCs w:val="20"/>
+              </w:rPr>
+              <w:t xml:space="preserve">Change Manager, Training Lead, Internal Comms</w:t>
+            </w:r>
+          </w:p>
+        </w:tc>
+        <w:tc>
+          <w:tcPr>
+            <w:tcW w:type="dxa" w:w="5360"/>
+            <w:tcBorders>
+              <w:top w:val="single" w:color="CCCCCC" w:sz="1"/>
+              <w:left w:val="single" w:color="CCCCCC" w:sz="1"/>
+              <w:bottom w:val="single" w:color="CCCCCC" w:sz="1"/>
+              <w:right w:val="single" w:color="CCCCCC" w:sz="1"/>
+            </w:tcBorders>
+            <w:tcMar>
+              <w:top w:type="dxa" w:w="80"/>
+              <w:left w:type="dxa" w:w="120"/>
+              <w:bottom w:type="dxa" w:w="80"/>
+              <w:right w:type="dxa" w:w="120"/>
+            </w:tcMar>
+          </w:tcPr>
+          <w:p>
+            <w:r>
+              <w:rPr>
+                <w:rFonts w:ascii="Arial" w:cs="Arial" w:eastAsia="Arial" w:hAnsi="Arial"/>
+                <w:sz w:val="20"/>
+                <w:szCs w:val="20"/>
+              </w:rPr>
+              <w:t xml:space="preserve">Plan organizational readiness across global sites (fabs, design centers, regional offices). Develop training materials for TSE agents, FAEs, and end users. Manage communication campaigns and track adoption metrics. Coordinate pilot group selection — recommended starting with one product line (e.g., DRAM or SSD) before expanding.</w:t>
+            </w:r>
+          </w:p>
+        </w:tc>
+      </w:tr>
+      <w:tr>
+        <w:tc>
+          <w:tcPr>
+            <w:tcW w:type="dxa" w:w="2200"/>
+            <w:tcBorders>
+              <w:top w:val="single" w:color="CCCCCC" w:sz="1"/>
+              <w:left w:val="single" w:color="CCCCCC" w:sz="1"/>
+              <w:bottom w:val="single" w:color="CCCCCC" w:sz="1"/>
+              <w:right w:val="single" w:color="CCCCCC" w:sz="1"/>
+            </w:tcBorders>
+            <w:tcMar>
+              <w:top w:type="dxa" w:w="80"/>
+              <w:left w:type="dxa" w:w="120"/>
+              <w:bottom w:type="dxa" w:w="80"/>
+              <w:right w:type="dxa" w:w="120"/>
+            </w:tcMar>
+          </w:tcPr>
+          <w:p>
+            <w:r>
+              <w:rPr>
+                <w:rFonts w:ascii="Arial" w:cs="Arial" w:eastAsia="Arial" w:hAnsi="Arial"/>
+                <w:b/>
+                <w:bCs/>
+                <w:sz w:val="20"/>
+                <w:szCs w:val="20"/>
+              </w:rPr>
+              <w:t xml:space="preserve">Quality &amp; Reliability Engineering</w:t>
+            </w:r>
+          </w:p>
+        </w:tc>
+        <w:tc>
+          <w:tcPr>
+            <w:tcW w:type="dxa" w:w="1800"/>
+            <w:tcBorders>
+              <w:top w:val="single" w:color="CCCCCC" w:sz="1"/>
+              <w:left w:val="single" w:color="CCCCCC" w:sz="1"/>
+              <w:bottom w:val="single" w:color="CCCCCC" w:sz="1"/>
+              <w:right w:val="single" w:color="CCCCCC" w:sz="1"/>
+            </w:tcBorders>
+            <w:tcMar>
+              <w:top w:type="dxa" w:w="80"/>
+              <w:left w:type="dxa" w:w="120"/>
+              <w:bottom w:type="dxa" w:w="80"/>
+              <w:right w:type="dxa" w:w="120"/>
+            </w:tcMar>
+          </w:tcPr>
+          <w:p>
+            <w:r>
+              <w:rPr>
+                <w:rFonts w:ascii="Arial" w:cs="Arial" w:eastAsia="Arial" w:hAnsi="Arial"/>
+                <w:sz w:val="20"/>
+                <w:szCs w:val="20"/>
+              </w:rPr>
+              <w:t xml:space="preserve">QA Director, Reliability Engineers, Test Engineers</w:t>
+            </w:r>
+          </w:p>
+        </w:tc>
+        <w:tc>
+          <w:tcPr>
+            <w:tcW w:type="dxa" w:w="5360"/>
+            <w:tcBorders>
+              <w:top w:val="single" w:color="CCCCCC" w:sz="1"/>
+              <w:left w:val="single" w:color="CCCCCC" w:sz="1"/>
+              <w:bottom w:val="single" w:color="CCCCCC" w:sz="1"/>
+              <w:right w:val="single" w:color="CCCCCC" w:sz="1"/>
+            </w:tcBorders>
+            <w:tcMar>
+              <w:top w:type="dxa" w:w="80"/>
+              <w:left w:type="dxa" w:w="120"/>
+              <w:bottom w:type="dxa" w:w="80"/>
+              <w:right w:type="dxa" w:w="120"/>
+            </w:tcMar>
+          </w:tcPr>
+          <w:p>
+            <w:r>
+              <w:rPr>
+                <w:rFonts w:ascii="Arial" w:cs="Arial" w:eastAsia="Arial" w:hAnsi="Arial"/>
+                <w:sz w:val="20"/>
+                <w:szCs w:val="20"/>
+              </w:rPr>
+              <w:t xml:space="preserve">Define test strategies for conversational AI accuracy against product specifications (ISO 9001, IATF 16949 automotive, AEC-Q100 qualification standards). Validate that AI responses citing reliability data, qualification reports, and failure analysis procedures meet engineering accuracy standards. Perform load testing for concurrent voice and chat sessions across global time zones.</w:t>
+            </w:r>
+          </w:p>
+        </w:tc>
+      </w:tr>
+    </w:tbl>
+    <w:p>
+      <w:pPr>
+        <w:spacing w:before="300"/>
+      </w:pPr>
+    </w:p>
+    <w:p>
+      <w:pPr>
+        <w:pStyle w:val="Heading2"/>
+      </w:pPr>
+      <w:r>
+        <w:t xml:space="preserve">2.1 RACI Summary</w:t>
+      </w:r>
+    </w:p>
+    <w:p>
+      <w:pPr>
+        <w:spacing w:after="200"/>
+      </w:pPr>
+      <w:r>
+        <w:rPr>
+          <w:rFonts w:ascii="Arial" w:cs="Arial" w:eastAsia="Arial" w:hAnsi="Arial"/>
+          <w:sz w:val="22"/>
+          <w:szCs w:val="22"/>
+        </w:rPr>
+        <w:t xml:space="preserve">The following matrix outlines key decision rights across the project lifecycle:</w:t>
+      </w:r>
+    </w:p>
+    <w:tbl>
+      <w:tblPr>
+        <w:tblW w:type="dxa" w:w="9360"/>
+        <w:tblBorders>
+          <w:top w:val="single" w:color="auto" w:sz="4"/>
+          <w:left w:val="single" w:color="auto" w:sz="4"/>
+          <w:bottom w:val="single" w:color="auto" w:sz="4"/>
+          <w:right w:val="single" w:color="auto" w:sz="4"/>
+          <w:insideH w:val="single" w:color="auto" w:sz="4"/>
+          <w:insideV w:val="single" w:color="auto" w:sz="4"/>
+        </w:tblBorders>
+      </w:tblPr>
+      <w:tblGrid>
+        <w:gridCol w:w="2800"/>
+        <w:gridCol w:w="1640"/>
+        <w:gridCol w:w="1640"/>
+        <w:gridCol w:w="1640"/>
+        <w:gridCol w:w="1640"/>
+      </w:tblGrid>
+      <w:tr>
+        <w:tc>
+          <w:tcPr>
+            <w:tcW w:type="dxa" w:w="2800"/>
+            <w:tcBorders>
+              <w:top w:val="single" w:color="CCCCCC" w:sz="1"/>
+              <w:left w:val="single" w:color="CCCCCC" w:sz="1"/>
+              <w:bottom w:val="single" w:color="CCCCCC" w:sz="1"/>
+              <w:right w:val="single" w:color="CCCCCC" w:sz="1"/>
+            </w:tcBorders>
+            <w:shd w:fill="86BC25" w:val="clear"/>
+            <w:tcMar>
+              <w:top w:type="dxa" w:w="80"/>
+              <w:left w:type="dxa" w:w="120"/>
+              <w:bottom w:type="dxa" w:w="80"/>
+              <w:right w:type="dxa" w:w="120"/>
+            </w:tcMar>
+          </w:tcPr>
+          <w:p>
+            <w:r>
+              <w:rPr>
+                <w:rFonts w:ascii="Arial" w:cs="Arial" w:eastAsia="Arial" w:hAnsi="Arial"/>
+                <w:b/>
+                <w:bCs/>
+                <w:color w:val="FFFFFF"/>
+                <w:sz w:val="20"/>
+                <w:szCs w:val="20"/>
+              </w:rPr>
+              <w:t xml:space="preserve">Decision Area</w:t>
+            </w:r>
+          </w:p>
+        </w:tc>
+        <w:tc>
+          <w:tcPr>
+            <w:tcW w:type="dxa" w:w="1640"/>
+            <w:tcBorders>
+              <w:top w:val="single" w:color="CCCCCC" w:sz="1"/>
+              <w:left w:val="single" w:color="CCCCCC" w:sz="1"/>
+              <w:bottom w:val="single" w:color="CCCCCC" w:sz="1"/>
+              <w:right w:val="single" w:color="CCCCCC" w:sz="1"/>
+            </w:tcBorders>
+            <w:shd w:fill="86BC25" w:val="clear"/>
+            <w:tcMar>
+              <w:top w:type="dxa" w:w="80"/>
+              <w:left w:type="dxa" w:w="120"/>
+              <w:bottom w:type="dxa" w:w="80"/>
+              <w:right w:type="dxa" w:w="120"/>
+            </w:tcMar>
+          </w:tcPr>
+          <w:p>
+            <w:r>
+              <w:rPr>
+                <w:rFonts w:ascii="Arial" w:cs="Arial" w:eastAsia="Arial" w:hAnsi="Arial"/>
+                <w:b/>
+                <w:bCs/>
+                <w:color w:val="FFFFFF"/>
+                <w:sz w:val="20"/>
+                <w:szCs w:val="20"/>
+              </w:rPr>
+              <w:t xml:space="preserve">Responsible</w:t>
+            </w:r>
+          </w:p>
+        </w:tc>
+        <w:tc>
+          <w:tcPr>
+            <w:tcW w:type="dxa" w:w="1640"/>
+            <w:tcBorders>
+              <w:top w:val="single" w:color="CCCCCC" w:sz="1"/>
+              <w:left w:val="single" w:color="CCCCCC" w:sz="1"/>
+              <w:bottom w:val="single" w:color="CCCCCC" w:sz="1"/>
+              <w:right w:val="single" w:color="CCCCCC" w:sz="1"/>
+            </w:tcBorders>
+            <w:shd w:fill="86BC25" w:val="clear"/>
+            <w:tcMar>
+              <w:top w:type="dxa" w:w="80"/>
+              <w:left w:type="dxa" w:w="120"/>
+              <w:bottom w:type="dxa" w:w="80"/>
+              <w:right w:type="dxa" w:w="120"/>
+            </w:tcMar>
+          </w:tcPr>
+          <w:p>
+            <w:r>
+              <w:rPr>
+                <w:rFonts w:ascii="Arial" w:cs="Arial" w:eastAsia="Arial" w:hAnsi="Arial"/>
+                <w:b/>
+                <w:bCs/>
+                <w:color w:val="FFFFFF"/>
+                <w:sz w:val="20"/>
+                <w:szCs w:val="20"/>
+              </w:rPr>
+              <w:t xml:space="preserve">Accountable</w:t>
+            </w:r>
+          </w:p>
+        </w:tc>
+        <w:tc>
+          <w:tcPr>
+            <w:tcW w:type="dxa" w:w="1640"/>
+            <w:tcBorders>
+              <w:top w:val="single" w:color="CCCCCC" w:sz="1"/>
+              <w:left w:val="single" w:color="CCCCCC" w:sz="1"/>
+              <w:bottom w:val="single" w:color="CCCCCC" w:sz="1"/>
+              <w:right w:val="single" w:color="CCCCCC" w:sz="1"/>
+            </w:tcBorders>
+            <w:shd w:fill="86BC25" w:val="clear"/>
+            <w:tcMar>
+              <w:top w:type="dxa" w:w="80"/>
+              <w:left w:type="dxa" w:w="120"/>
+              <w:bottom w:type="dxa" w:w="80"/>
+              <w:right w:type="dxa" w:w="120"/>
+            </w:tcMar>
+          </w:tcPr>
+          <w:p>
+            <w:r>
+              <w:rPr>
+                <w:rFonts w:ascii="Arial" w:cs="Arial" w:eastAsia="Arial" w:hAnsi="Arial"/>
+                <w:b/>
+                <w:bCs/>
+                <w:color w:val="FFFFFF"/>
+                <w:sz w:val="20"/>
+                <w:szCs w:val="20"/>
+              </w:rPr>
+              <w:t xml:space="preserve">Consulted</w:t>
+            </w:r>
+          </w:p>
+        </w:tc>
+        <w:tc>
+          <w:tcPr>
+            <w:tcW w:type="dxa" w:w="1640"/>
+            <w:tcBorders>
+              <w:top w:val="single" w:color="CCCCCC" w:sz="1"/>
+              <w:left w:val="single" w:color="CCCCCC" w:sz="1"/>
+              <w:bottom w:val="single" w:color="CCCCCC" w:sz="1"/>
+              <w:right w:val="single" w:color="CCCCCC" w:sz="1"/>
+            </w:tcBorders>
+            <w:shd w:fill="86BC25" w:val="clear"/>
+            <w:tcMar>
+              <w:top w:type="dxa" w:w="80"/>
+              <w:left w:type="dxa" w:w="120"/>
+              <w:bottom w:type="dxa" w:w="80"/>
+              <w:right w:type="dxa" w:w="120"/>
+            </w:tcMar>
+          </w:tcPr>
+          <w:p>
+            <w:r>
+              <w:rPr>
+                <w:rFonts w:ascii="Arial" w:cs="Arial" w:eastAsia="Arial" w:hAnsi="Arial"/>
+                <w:b/>
+                <w:bCs/>
+                <w:color w:val="FFFFFF"/>
+                <w:sz w:val="20"/>
+                <w:szCs w:val="20"/>
+              </w:rPr>
+              <w:t xml:space="preserve">Informed</w:t>
+            </w:r>
+          </w:p>
+        </w:tc>
+      </w:tr>
+      <w:tr>
+        <w:tc>
+          <w:tcPr>
+            <w:tcW w:type="dxa" w:w="2800"/>
+            <w:tcBorders>
+              <w:top w:val="single" w:color="CCCCCC" w:sz="1"/>
+              <w:left w:val="single" w:color="CCCCCC" w:sz="1"/>
+              <w:bottom w:val="single" w:color="CCCCCC" w:sz="1"/>
+              <w:right w:val="single" w:color="CCCCCC" w:sz="1"/>
+            </w:tcBorders>
+            <w:tcMar>
+              <w:top w:type="dxa" w:w="80"/>
+              <w:left w:type="dxa" w:w="120"/>
+              <w:bottom w:type="dxa" w:w="80"/>
+              <w:right w:type="dxa" w:w="120"/>
+            </w:tcMar>
+          </w:tcPr>
+          <w:p>
+            <w:r>
+              <w:rPr>
+                <w:rFonts w:ascii="Arial" w:cs="Arial" w:eastAsia="Arial" w:hAnsi="Arial"/>
+                <w:sz w:val="20"/>
+                <w:szCs w:val="20"/>
+              </w:rPr>
+              <w:t xml:space="preserve">Architecture &amp; technology selection</w:t>
+            </w:r>
+          </w:p>
+        </w:tc>
+        <w:tc>
+          <w:tcPr>
+            <w:tcW w:type="dxa" w:w="1640"/>
+            <w:tcBorders>
+              <w:top w:val="single" w:color="CCCCCC" w:sz="1"/>
+              <w:left w:val="single" w:color="CCCCCC" w:sz="1"/>
+              <w:bottom w:val="single" w:color="CCCCCC" w:sz="1"/>
+              <w:right w:val="single" w:color="CCCCCC" w:sz="1"/>
+            </w:tcBorders>
+            <w:tcMar>
+              <w:top w:type="dxa" w:w="80"/>
+              <w:left w:type="dxa" w:w="120"/>
+              <w:bottom w:type="dxa" w:w="80"/>
+              <w:right w:type="dxa" w:w="120"/>
+            </w:tcMar>
+          </w:tcPr>
+          <w:p>
+            <w:r>
+              <w:rPr>
+                <w:rFonts w:ascii="Arial" w:cs="Arial" w:eastAsia="Arial" w:hAnsi="Arial"/>
+                <w:sz w:val="20"/>
+                <w:szCs w:val="20"/>
+              </w:rPr>
+              <w:t xml:space="preserve">IT / Cloud</w:t>
+            </w:r>
+          </w:p>
+        </w:tc>
+        <w:tc>
+          <w:tcPr>
+            <w:tcW w:type="dxa" w:w="1640"/>
+            <w:tcBorders>
+              <w:top w:val="single" w:color="CCCCCC" w:sz="1"/>
+              <w:left w:val="single" w:color="CCCCCC" w:sz="1"/>
+              <w:bottom w:val="single" w:color="CCCCCC" w:sz="1"/>
+              <w:right w:val="single" w:color="CCCCCC" w:sz="1"/>
+            </w:tcBorders>
+            <w:tcMar>
+              <w:top w:type="dxa" w:w="80"/>
+              <w:left w:type="dxa" w:w="120"/>
+              <w:bottom w:type="dxa" w:w="80"/>
+              <w:right w:type="dxa" w:w="120"/>
+            </w:tcMar>
+          </w:tcPr>
+          <w:p>
+            <w:r>
+              <w:rPr>
+                <w:rFonts w:ascii="Arial" w:cs="Arial" w:eastAsia="Arial" w:hAnsi="Arial"/>
+                <w:sz w:val="20"/>
+                <w:szCs w:val="20"/>
+              </w:rPr>
+              <w:t xml:space="preserve">Executive Sponsor</w:t>
+            </w:r>
+          </w:p>
+        </w:tc>
+        <w:tc>
+          <w:tcPr>
+            <w:tcW w:type="dxa" w:w="1640"/>
+            <w:tcBorders>
+              <w:top w:val="single" w:color="CCCCCC" w:sz="1"/>
+              <w:left w:val="single" w:color="CCCCCC" w:sz="1"/>
+              <w:bottom w:val="single" w:color="CCCCCC" w:sz="1"/>
+              <w:right w:val="single" w:color="CCCCCC" w:sz="1"/>
+            </w:tcBorders>
+            <w:tcMar>
+              <w:top w:type="dxa" w:w="80"/>
+              <w:left w:type="dxa" w:w="120"/>
+              <w:bottom w:type="dxa" w:w="80"/>
+              <w:right w:type="dxa" w:w="120"/>
+            </w:tcMar>
+          </w:tcPr>
+          <w:p>
+            <w:r>
+              <w:rPr>
+                <w:rFonts w:ascii="Arial" w:cs="Arial" w:eastAsia="Arial" w:hAnsi="Arial"/>
+                <w:sz w:val="20"/>
+                <w:szCs w:val="20"/>
+              </w:rPr>
+              <w:t xml:space="preserve">Security, AI/ML</w:t>
+            </w:r>
+          </w:p>
+        </w:tc>
+        <w:tc>
+          <w:tcPr>
+            <w:tcW w:type="dxa" w:w="1640"/>
+            <w:tcBorders>
+              <w:top w:val="single" w:color="CCCCCC" w:sz="1"/>
+              <w:left w:val="single" w:color="CCCCCC" w:sz="1"/>
+              <w:bottom w:val="single" w:color="CCCCCC" w:sz="1"/>
+              <w:right w:val="single" w:color="CCCCCC" w:sz="1"/>
+            </w:tcBorders>
+            <w:tcMar>
+              <w:top w:type="dxa" w:w="80"/>
+              <w:left w:type="dxa" w:w="120"/>
+              <w:bottom w:type="dxa" w:w="80"/>
+              <w:right w:type="dxa" w:w="120"/>
+            </w:tcMar>
+          </w:tcPr>
+          <w:p>
+            <w:r>
+              <w:rPr>
+                <w:rFonts w:ascii="Arial" w:cs="Arial" w:eastAsia="Arial" w:hAnsi="Arial"/>
+                <w:sz w:val="20"/>
+                <w:szCs w:val="20"/>
+              </w:rPr>
+              <w:t xml:space="preserve">All</w:t>
+            </w:r>
+          </w:p>
+        </w:tc>
+      </w:tr>
+      <w:tr>
+        <w:tc>
+          <w:tcPr>
+            <w:tcW w:type="dxa" w:w="2800"/>
+            <w:tcBorders>
+              <w:top w:val="single" w:color="CCCCCC" w:sz="1"/>
+              <w:left w:val="single" w:color="CCCCCC" w:sz="1"/>
+              <w:bottom w:val="single" w:color="CCCCCC" w:sz="1"/>
+              <w:right w:val="single" w:color="CCCCCC" w:sz="1"/>
+            </w:tcBorders>
+            <w:tcMar>
+              <w:top w:type="dxa" w:w="80"/>
+              <w:left w:type="dxa" w:w="120"/>
+              <w:bottom w:type="dxa" w:w="80"/>
+              <w:right w:type="dxa" w:w="120"/>
+            </w:tcMar>
+          </w:tcPr>
+          <w:p>
+            <w:r>
+              <w:rPr>
+                <w:rFonts w:ascii="Arial" w:cs="Arial" w:eastAsia="Arial" w:hAnsi="Arial"/>
+                <w:sz w:val="20"/>
+                <w:szCs w:val="20"/>
+              </w:rPr>
+              <w:t xml:space="preserve">Knowledge base content &amp; classification</w:t>
+            </w:r>
+          </w:p>
+        </w:tc>
+        <w:tc>
+          <w:tcPr>
+            <w:tcW w:type="dxa" w:w="1640"/>
+            <w:tcBorders>
+              <w:top w:val="single" w:color="CCCCCC" w:sz="1"/>
+              <w:left w:val="single" w:color="CCCCCC" w:sz="1"/>
+              <w:bottom w:val="single" w:color="CCCCCC" w:sz="1"/>
+              <w:right w:val="single" w:color="CCCCCC" w:sz="1"/>
+            </w:tcBorders>
+            <w:tcMar>
+              <w:top w:type="dxa" w:w="80"/>
+              <w:left w:type="dxa" w:w="120"/>
+              <w:bottom w:type="dxa" w:w="80"/>
+              <w:right w:type="dxa" w:w="120"/>
+            </w:tcMar>
+          </w:tcPr>
+          <w:p>
+            <w:r>
+              <w:rPr>
+                <w:rFonts w:ascii="Arial" w:cs="Arial" w:eastAsia="Arial" w:hAnsi="Arial"/>
+                <w:sz w:val="20"/>
+                <w:szCs w:val="20"/>
+              </w:rPr>
+              <w:t xml:space="preserve">Knowledge Mgmt / Tech Pubs</w:t>
+            </w:r>
+          </w:p>
+        </w:tc>
+        <w:tc>
+          <w:tcPr>
+            <w:tcW w:type="dxa" w:w="1640"/>
+            <w:tcBorders>
+              <w:top w:val="single" w:color="CCCCCC" w:sz="1"/>
+              <w:left w:val="single" w:color="CCCCCC" w:sz="1"/>
+              <w:bottom w:val="single" w:color="CCCCCC" w:sz="1"/>
+              <w:right w:val="single" w:color="CCCCCC" w:sz="1"/>
+            </w:tcBorders>
+            <w:tcMar>
+              <w:top w:type="dxa" w:w="80"/>
+              <w:left w:type="dxa" w:w="120"/>
+              <w:bottom w:type="dxa" w:w="80"/>
+              <w:right w:type="dxa" w:w="120"/>
+            </w:tcMar>
+          </w:tcPr>
+          <w:p>
+            <w:r>
+              <w:rPr>
+                <w:rFonts w:ascii="Arial" w:cs="Arial" w:eastAsia="Arial" w:hAnsi="Arial"/>
+                <w:sz w:val="20"/>
+                <w:szCs w:val="20"/>
+              </w:rPr>
+              <w:t xml:space="preserve">Tech Support Eng</w:t>
+            </w:r>
+          </w:p>
+        </w:tc>
+        <w:tc>
+          <w:tcPr>
+            <w:tcW w:type="dxa" w:w="1640"/>
+            <w:tcBorders>
+              <w:top w:val="single" w:color="CCCCCC" w:sz="1"/>
+              <w:left w:val="single" w:color="CCCCCC" w:sz="1"/>
+              <w:bottom w:val="single" w:color="CCCCCC" w:sz="1"/>
+              <w:right w:val="single" w:color="CCCCCC" w:sz="1"/>
+            </w:tcBorders>
+            <w:tcMar>
+              <w:top w:type="dxa" w:w="80"/>
+              <w:left w:type="dxa" w:w="120"/>
+              <w:bottom w:type="dxa" w:w="80"/>
+              <w:right w:type="dxa" w:w="120"/>
+            </w:tcMar>
+          </w:tcPr>
+          <w:p>
+            <w:r>
+              <w:rPr>
+                <w:rFonts w:ascii="Arial" w:cs="Arial" w:eastAsia="Arial" w:hAnsi="Arial"/>
+                <w:sz w:val="20"/>
+                <w:szCs w:val="20"/>
+              </w:rPr>
+              <w:t xml:space="preserve">Apps Eng, Product</w:t>
+            </w:r>
+          </w:p>
+        </w:tc>
+        <w:tc>
+          <w:tcPr>
+            <w:tcW w:type="dxa" w:w="1640"/>
+            <w:tcBorders>
+              <w:top w:val="single" w:color="CCCCCC" w:sz="1"/>
+              <w:left w:val="single" w:color="CCCCCC" w:sz="1"/>
+              <w:bottom w:val="single" w:color="CCCCCC" w:sz="1"/>
+              <w:right w:val="single" w:color="CCCCCC" w:sz="1"/>
+            </w:tcBorders>
+            <w:tcMar>
+              <w:top w:type="dxa" w:w="80"/>
+              <w:left w:type="dxa" w:w="120"/>
+              <w:bottom w:type="dxa" w:w="80"/>
+              <w:right w:type="dxa" w:w="120"/>
+            </w:tcMar>
+          </w:tcPr>
+          <w:p>
+            <w:r>
+              <w:rPr>
+                <w:rFonts w:ascii="Arial" w:cs="Arial" w:eastAsia="Arial" w:hAnsi="Arial"/>
+                <w:sz w:val="20"/>
+                <w:szCs w:val="20"/>
+              </w:rPr>
+              <w:t xml:space="preserve">Legal, QA</w:t>
+            </w:r>
+          </w:p>
+        </w:tc>
+      </w:tr>
+      <w:tr>
+        <w:tc>
+          <w:tcPr>
+            <w:tcW w:type="dxa" w:w="2800"/>
+            <w:tcBorders>
+              <w:top w:val="single" w:color="CCCCCC" w:sz="1"/>
+              <w:left w:val="single" w:color="CCCCCC" w:sz="1"/>
+              <w:bottom w:val="single" w:color="CCCCCC" w:sz="1"/>
+              <w:right w:val="single" w:color="CCCCCC" w:sz="1"/>
+            </w:tcBorders>
+            <w:tcMar>
+              <w:top w:type="dxa" w:w="80"/>
+              <w:left w:type="dxa" w:w="120"/>
+              <w:bottom w:type="dxa" w:w="80"/>
+              <w:right w:type="dxa" w:w="120"/>
+            </w:tcMar>
+          </w:tcPr>
+          <w:p>
+            <w:r>
+              <w:rPr>
+                <w:rFonts w:ascii="Arial" w:cs="Arial" w:eastAsia="Arial" w:hAnsi="Arial"/>
+                <w:sz w:val="20"/>
+                <w:szCs w:val="20"/>
+              </w:rPr>
+              <w:t xml:space="preserve">Security, export controls &amp; IP protection</w:t>
+            </w:r>
+          </w:p>
+        </w:tc>
+        <w:tc>
+          <w:tcPr>
+            <w:tcW w:type="dxa" w:w="1640"/>
+            <w:tcBorders>
+              <w:top w:val="single" w:color="CCCCCC" w:sz="1"/>
+              <w:left w:val="single" w:color="CCCCCC" w:sz="1"/>
+              <w:bottom w:val="single" w:color="CCCCCC" w:sz="1"/>
+              <w:right w:val="single" w:color="CCCCCC" w:sz="1"/>
+            </w:tcBorders>
+            <w:tcMar>
+              <w:top w:type="dxa" w:w="80"/>
+              <w:left w:type="dxa" w:w="120"/>
+              <w:bottom w:type="dxa" w:w="80"/>
+              <w:right w:type="dxa" w:w="120"/>
+            </w:tcMar>
+          </w:tcPr>
+          <w:p>
+            <w:r>
+              <w:rPr>
+                <w:rFonts w:ascii="Arial" w:cs="Arial" w:eastAsia="Arial" w:hAnsi="Arial"/>
+                <w:sz w:val="20"/>
+                <w:szCs w:val="20"/>
+              </w:rPr>
+              <w:t xml:space="preserve">InfoSec / Export Control</w:t>
+            </w:r>
+          </w:p>
+        </w:tc>
+        <w:tc>
+          <w:tcPr>
+            <w:tcW w:type="dxa" w:w="1640"/>
+            <w:tcBorders>
+              <w:top w:val="single" w:color="CCCCCC" w:sz="1"/>
+              <w:left w:val="single" w:color="CCCCCC" w:sz="1"/>
+              <w:bottom w:val="single" w:color="CCCCCC" w:sz="1"/>
+              <w:right w:val="single" w:color="CCCCCC" w:sz="1"/>
+            </w:tcBorders>
+            <w:tcMar>
+              <w:top w:type="dxa" w:w="80"/>
+              <w:left w:type="dxa" w:w="120"/>
+              <w:bottom w:type="dxa" w:w="80"/>
+              <w:right w:type="dxa" w:w="120"/>
+            </w:tcMar>
+          </w:tcPr>
+          <w:p>
+            <w:r>
+              <w:rPr>
+                <w:rFonts w:ascii="Arial" w:cs="Arial" w:eastAsia="Arial" w:hAnsi="Arial"/>
+                <w:sz w:val="20"/>
+                <w:szCs w:val="20"/>
+              </w:rPr>
+              <w:t xml:space="preserve">CISO</w:t>
+            </w:r>
+          </w:p>
+        </w:tc>
+        <w:tc>
+          <w:tcPr>
+            <w:tcW w:type="dxa" w:w="1640"/>
+            <w:tcBorders>
+              <w:top w:val="single" w:color="CCCCCC" w:sz="1"/>
+              <w:left w:val="single" w:color="CCCCCC" w:sz="1"/>
+              <w:bottom w:val="single" w:color="CCCCCC" w:sz="1"/>
+              <w:right w:val="single" w:color="CCCCCC" w:sz="1"/>
+            </w:tcBorders>
+            <w:tcMar>
+              <w:top w:type="dxa" w:w="80"/>
+              <w:left w:type="dxa" w:w="120"/>
+              <w:bottom w:type="dxa" w:w="80"/>
+              <w:right w:type="dxa" w:w="120"/>
+            </w:tcMar>
+          </w:tcPr>
+          <w:p>
+            <w:r>
+              <w:rPr>
+                <w:rFonts w:ascii="Arial" w:cs="Arial" w:eastAsia="Arial" w:hAnsi="Arial"/>
+                <w:sz w:val="20"/>
+                <w:szCs w:val="20"/>
+              </w:rPr>
+              <w:t xml:space="preserve">Legal, IT</w:t>
+            </w:r>
+          </w:p>
+        </w:tc>
+        <w:tc>
+          <w:tcPr>
+            <w:tcW w:type="dxa" w:w="1640"/>
+            <w:tcBorders>
+              <w:top w:val="single" w:color="CCCCCC" w:sz="1"/>
+              <w:left w:val="single" w:color="CCCCCC" w:sz="1"/>
+              <w:bottom w:val="single" w:color="CCCCCC" w:sz="1"/>
+              <w:right w:val="single" w:color="CCCCCC" w:sz="1"/>
+            </w:tcBorders>
+            <w:tcMar>
+              <w:top w:type="dxa" w:w="80"/>
+              <w:left w:type="dxa" w:w="120"/>
+              <w:bottom w:type="dxa" w:w="80"/>
+              <w:right w:type="dxa" w:w="120"/>
+            </w:tcMar>
+          </w:tcPr>
+          <w:p>
+            <w:r>
+              <w:rPr>
+                <w:rFonts w:ascii="Arial" w:cs="Arial" w:eastAsia="Arial" w:hAnsi="Arial"/>
+                <w:sz w:val="20"/>
+                <w:szCs w:val="20"/>
+              </w:rPr>
+              <w:t xml:space="preserve">Executive Sponsor</w:t>
+            </w:r>
+          </w:p>
+        </w:tc>
+      </w:tr>
+      <w:tr>
+        <w:tc>
+          <w:tcPr>
+            <w:tcW w:type="dxa" w:w="2800"/>
+            <w:tcBorders>
+              <w:top w:val="single" w:color="CCCCCC" w:sz="1"/>
+              <w:left w:val="single" w:color="CCCCCC" w:sz="1"/>
+              <w:bottom w:val="single" w:color="CCCCCC" w:sz="1"/>
+              <w:right w:val="single" w:color="CCCCCC" w:sz="1"/>
+            </w:tcBorders>
+            <w:tcMar>
+              <w:top w:type="dxa" w:w="80"/>
+              <w:left w:type="dxa" w:w="120"/>
+              <w:bottom w:type="dxa" w:w="80"/>
+              <w:right w:type="dxa" w:w="120"/>
+            </w:tcMar>
+          </w:tcPr>
+          <w:p>
+            <w:r>
+              <w:rPr>
+                <w:rFonts w:ascii="Arial" w:cs="Arial" w:eastAsia="Arial" w:hAnsi="Arial"/>
+                <w:sz w:val="20"/>
+                <w:szCs w:val="20"/>
+              </w:rPr>
+              <w:t xml:space="preserve">AI model configuration &amp; tuning</w:t>
+            </w:r>
+          </w:p>
+        </w:tc>
+        <w:tc>
+          <w:tcPr>
+            <w:tcW w:type="dxa" w:w="1640"/>
+            <w:tcBorders>
+              <w:top w:val="single" w:color="CCCCCC" w:sz="1"/>
+              <w:left w:val="single" w:color="CCCCCC" w:sz="1"/>
+              <w:bottom w:val="single" w:color="CCCCCC" w:sz="1"/>
+              <w:right w:val="single" w:color="CCCCCC" w:sz="1"/>
+            </w:tcBorders>
+            <w:tcMar>
+              <w:top w:type="dxa" w:w="80"/>
+              <w:left w:type="dxa" w:w="120"/>
+              <w:bottom w:type="dxa" w:w="80"/>
+              <w:right w:type="dxa" w:w="120"/>
+            </w:tcMar>
+          </w:tcPr>
+          <w:p>
+            <w:r>
+              <w:rPr>
+                <w:rFonts w:ascii="Arial" w:cs="Arial" w:eastAsia="Arial" w:hAnsi="Arial"/>
+                <w:sz w:val="20"/>
+                <w:szCs w:val="20"/>
+              </w:rPr>
+              <w:t xml:space="preserve">AI/ML</w:t>
+            </w:r>
+          </w:p>
+        </w:tc>
+        <w:tc>
+          <w:tcPr>
+            <w:tcW w:type="dxa" w:w="1640"/>
+            <w:tcBorders>
+              <w:top w:val="single" w:color="CCCCCC" w:sz="1"/>
+              <w:left w:val="single" w:color="CCCCCC" w:sz="1"/>
+              <w:bottom w:val="single" w:color="CCCCCC" w:sz="1"/>
+              <w:right w:val="single" w:color="CCCCCC" w:sz="1"/>
+            </w:tcBorders>
+            <w:tcMar>
+              <w:top w:type="dxa" w:w="80"/>
+              <w:left w:type="dxa" w:w="120"/>
+              <w:bottom w:type="dxa" w:w="80"/>
+              <w:right w:type="dxa" w:w="120"/>
+            </w:tcMar>
+          </w:tcPr>
+          <w:p>
+            <w:r>
+              <w:rPr>
+                <w:rFonts w:ascii="Arial" w:cs="Arial" w:eastAsia="Arial" w:hAnsi="Arial"/>
+                <w:sz w:val="20"/>
+                <w:szCs w:val="20"/>
+              </w:rPr>
+              <w:t xml:space="preserve">IT / Cloud</w:t>
+            </w:r>
+          </w:p>
+        </w:tc>
+        <w:tc>
+          <w:tcPr>
+            <w:tcW w:type="dxa" w:w="1640"/>
+            <w:tcBorders>
+              <w:top w:val="single" w:color="CCCCCC" w:sz="1"/>
+              <w:left w:val="single" w:color="CCCCCC" w:sz="1"/>
+              <w:bottom w:val="single" w:color="CCCCCC" w:sz="1"/>
+              <w:right w:val="single" w:color="CCCCCC" w:sz="1"/>
+            </w:tcBorders>
+            <w:tcMar>
+              <w:top w:type="dxa" w:w="80"/>
+              <w:left w:type="dxa" w:w="120"/>
+              <w:bottom w:type="dxa" w:w="80"/>
+              <w:right w:type="dxa" w:w="120"/>
+            </w:tcMar>
+          </w:tcPr>
+          <w:p>
+            <w:r>
+              <w:rPr>
+                <w:rFonts w:ascii="Arial" w:cs="Arial" w:eastAsia="Arial" w:hAnsi="Arial"/>
+                <w:sz w:val="20"/>
+                <w:szCs w:val="20"/>
+              </w:rPr>
+              <w:t xml:space="preserve">Tech Support, Apps Eng</w:t>
+            </w:r>
+          </w:p>
+        </w:tc>
+        <w:tc>
+          <w:tcPr>
+            <w:tcW w:type="dxa" w:w="1640"/>
+            <w:tcBorders>
+              <w:top w:val="single" w:color="CCCCCC" w:sz="1"/>
+              <w:left w:val="single" w:color="CCCCCC" w:sz="1"/>
+              <w:bottom w:val="single" w:color="CCCCCC" w:sz="1"/>
+              <w:right w:val="single" w:color="CCCCCC" w:sz="1"/>
+            </w:tcBorders>
+            <w:tcMar>
+              <w:top w:type="dxa" w:w="80"/>
+              <w:left w:type="dxa" w:w="120"/>
+              <w:bottom w:type="dxa" w:w="80"/>
+              <w:right w:type="dxa" w:w="120"/>
+            </w:tcMar>
+          </w:tcPr>
+          <w:p>
+            <w:r>
+              <w:rPr>
+                <w:rFonts w:ascii="Arial" w:cs="Arial" w:eastAsia="Arial" w:hAnsi="Arial"/>
+                <w:sz w:val="20"/>
+                <w:szCs w:val="20"/>
+              </w:rPr>
+              <w:t xml:space="preserve">Product</w:t>
+            </w:r>
+          </w:p>
+        </w:tc>
+      </w:tr>
+      <w:tr>
+        <w:tc>
+          <w:tcPr>
+            <w:tcW w:type="dxa" w:w="2800"/>
+            <w:tcBorders>
+              <w:top w:val="single" w:color="CCCCCC" w:sz="1"/>
+              <w:left w:val="single" w:color="CCCCCC" w:sz="1"/>
+              <w:bottom w:val="single" w:color="CCCCCC" w:sz="1"/>
+              <w:right w:val="single" w:color="CCCCCC" w:sz="1"/>
+            </w:tcBorders>
+            <w:tcMar>
+              <w:top w:type="dxa" w:w="80"/>
+              <w:left w:type="dxa" w:w="120"/>
+              <w:bottom w:type="dxa" w:w="80"/>
+              <w:right w:type="dxa" w:w="120"/>
+            </w:tcMar>
+          </w:tcPr>
+          <w:p>
+            <w:r>
+              <w:rPr>
+                <w:rFonts w:ascii="Arial" w:cs="Arial" w:eastAsia="Arial" w:hAnsi="Arial"/>
+                <w:sz w:val="20"/>
+                <w:szCs w:val="20"/>
+              </w:rPr>
+              <w:t xml:space="preserve">User experience &amp; branding</w:t>
+            </w:r>
+          </w:p>
+        </w:tc>
+        <w:tc>
+          <w:tcPr>
+            <w:tcW w:type="dxa" w:w="1640"/>
+            <w:tcBorders>
+              <w:top w:val="single" w:color="CCCCCC" w:sz="1"/>
+              <w:left w:val="single" w:color="CCCCCC" w:sz="1"/>
+              <w:bottom w:val="single" w:color="CCCCCC" w:sz="1"/>
+              <w:right w:val="single" w:color="CCCCCC" w:sz="1"/>
+            </w:tcBorders>
+            <w:tcMar>
+              <w:top w:type="dxa" w:w="80"/>
+              <w:left w:type="dxa" w:w="120"/>
+              <w:bottom w:type="dxa" w:w="80"/>
+              <w:right w:type="dxa" w:w="120"/>
+            </w:tcMar>
+          </w:tcPr>
+          <w:p>
+            <w:r>
+              <w:rPr>
+                <w:rFonts w:ascii="Arial" w:cs="Arial" w:eastAsia="Arial" w:hAnsi="Arial"/>
+                <w:sz w:val="20"/>
+                <w:szCs w:val="20"/>
+              </w:rPr>
+              <w:t xml:space="preserve">Product / UX</w:t>
+            </w:r>
+          </w:p>
+        </w:tc>
+        <w:tc>
+          <w:tcPr>
+            <w:tcW w:type="dxa" w:w="1640"/>
+            <w:tcBorders>
+              <w:top w:val="single" w:color="CCCCCC" w:sz="1"/>
+              <w:left w:val="single" w:color="CCCCCC" w:sz="1"/>
+              <w:bottom w:val="single" w:color="CCCCCC" w:sz="1"/>
+              <w:right w:val="single" w:color="CCCCCC" w:sz="1"/>
+            </w:tcBorders>
+            <w:tcMar>
+              <w:top w:type="dxa" w:w="80"/>
+              <w:left w:type="dxa" w:w="120"/>
+              <w:bottom w:type="dxa" w:w="80"/>
+              <w:right w:type="dxa" w:w="120"/>
+            </w:tcMar>
+          </w:tcPr>
+          <w:p>
+            <w:r>
+              <w:rPr>
+                <w:rFonts w:ascii="Arial" w:cs="Arial" w:eastAsia="Arial" w:hAnsi="Arial"/>
+                <w:sz w:val="20"/>
+                <w:szCs w:val="20"/>
+              </w:rPr>
+              <w:t xml:space="preserve">Tech Support Eng</w:t>
+            </w:r>
+          </w:p>
+        </w:tc>
+        <w:tc>
+          <w:tcPr>
+            <w:tcW w:type="dxa" w:w="1640"/>
+            <w:tcBorders>
+              <w:top w:val="single" w:color="CCCCCC" w:sz="1"/>
+              <w:left w:val="single" w:color="CCCCCC" w:sz="1"/>
+              <w:bottom w:val="single" w:color="CCCCCC" w:sz="1"/>
+              <w:right w:val="single" w:color="CCCCCC" w:sz="1"/>
+            </w:tcBorders>
+            <w:tcMar>
+              <w:top w:type="dxa" w:w="80"/>
+              <w:left w:type="dxa" w:w="120"/>
+              <w:bottom w:type="dxa" w:w="80"/>
+              <w:right w:type="dxa" w:w="120"/>
+            </w:tcMar>
+          </w:tcPr>
+          <w:p>
+            <w:r>
+              <w:rPr>
+                <w:rFonts w:ascii="Arial" w:cs="Arial" w:eastAsia="Arial" w:hAnsi="Arial"/>
+                <w:sz w:val="20"/>
+                <w:szCs w:val="20"/>
+              </w:rPr>
+              <w:t xml:space="preserve">Change Mgmt</w:t>
+            </w:r>
+          </w:p>
+        </w:tc>
+        <w:tc>
+          <w:tcPr>
+            <w:tcW w:type="dxa" w:w="1640"/>
+            <w:tcBorders>
+              <w:top w:val="single" w:color="CCCCCC" w:sz="1"/>
+              <w:left w:val="single" w:color="CCCCCC" w:sz="1"/>
+              <w:bottom w:val="single" w:color="CCCCCC" w:sz="1"/>
+              <w:right w:val="single" w:color="CCCCCC" w:sz="1"/>
+            </w:tcBorders>
+            <w:tcMar>
+              <w:top w:type="dxa" w:w="80"/>
+              <w:left w:type="dxa" w:w="120"/>
+              <w:bottom w:type="dxa" w:w="80"/>
+              <w:right w:type="dxa" w:w="120"/>
+            </w:tcMar>
+          </w:tcPr>
+          <w:p>
+            <w:r>
+              <w:rPr>
+                <w:rFonts w:ascii="Arial" w:cs="Arial" w:eastAsia="Arial" w:hAnsi="Arial"/>
+                <w:sz w:val="20"/>
+                <w:szCs w:val="20"/>
+              </w:rPr>
+              <w:t xml:space="preserve">Legal</w:t>
+            </w:r>
+          </w:p>
+        </w:tc>
+      </w:tr>
+      <w:tr>
+        <w:tc>
+          <w:tcPr>
+            <w:tcW w:type="dxa" w:w="2800"/>
+            <w:tcBorders>
+              <w:top w:val="single" w:color="CCCCCC" w:sz="1"/>
+              <w:left w:val="single" w:color="CCCCCC" w:sz="1"/>
+              <w:bottom w:val="single" w:color="CCCCCC" w:sz="1"/>
+              <w:right w:val="single" w:color="CCCCCC" w:sz="1"/>
+            </w:tcBorders>
+            <w:tcMar>
+              <w:top w:type="dxa" w:w="80"/>
+              <w:left w:type="dxa" w:w="120"/>
+              <w:bottom w:type="dxa" w:w="80"/>
+              <w:right w:type="dxa" w:w="120"/>
+            </w:tcMar>
+          </w:tcPr>
+          <w:p>
+            <w:r>
+              <w:rPr>
+                <w:rFonts w:ascii="Arial" w:cs="Arial" w:eastAsia="Arial" w:hAnsi="Arial"/>
+                <w:sz w:val="20"/>
+                <w:szCs w:val="20"/>
+              </w:rPr>
+              <w:t xml:space="preserve">Go-live &amp; rollout (by product line)</w:t>
+            </w:r>
+          </w:p>
+        </w:tc>
+        <w:tc>
+          <w:tcPr>
+            <w:tcW w:type="dxa" w:w="1640"/>
+            <w:tcBorders>
+              <w:top w:val="single" w:color="CCCCCC" w:sz="1"/>
+              <w:left w:val="single" w:color="CCCCCC" w:sz="1"/>
+              <w:bottom w:val="single" w:color="CCCCCC" w:sz="1"/>
+              <w:right w:val="single" w:color="CCCCCC" w:sz="1"/>
+            </w:tcBorders>
+            <w:tcMar>
+              <w:top w:type="dxa" w:w="80"/>
+              <w:left w:type="dxa" w:w="120"/>
+              <w:bottom w:type="dxa" w:w="80"/>
+              <w:right w:type="dxa" w:w="120"/>
+            </w:tcMar>
+          </w:tcPr>
+          <w:p>
+            <w:r>
+              <w:rPr>
+                <w:rFonts w:ascii="Arial" w:cs="Arial" w:eastAsia="Arial" w:hAnsi="Arial"/>
+                <w:sz w:val="20"/>
+                <w:szCs w:val="20"/>
+              </w:rPr>
+              <w:t xml:space="preserve">Change Mgmt</w:t>
+            </w:r>
+          </w:p>
+        </w:tc>
+        <w:tc>
+          <w:tcPr>
+            <w:tcW w:type="dxa" w:w="1640"/>
+            <w:tcBorders>
+              <w:top w:val="single" w:color="CCCCCC" w:sz="1"/>
+              <w:left w:val="single" w:color="CCCCCC" w:sz="1"/>
+              <w:bottom w:val="single" w:color="CCCCCC" w:sz="1"/>
+              <w:right w:val="single" w:color="CCCCCC" w:sz="1"/>
+            </w:tcBorders>
+            <w:tcMar>
+              <w:top w:type="dxa" w:w="80"/>
+              <w:left w:type="dxa" w:w="120"/>
+              <w:bottom w:type="dxa" w:w="80"/>
+              <w:right w:type="dxa" w:w="120"/>
+            </w:tcMar>
+          </w:tcPr>
+          <w:p>
+            <w:r>
+              <w:rPr>
+                <w:rFonts w:ascii="Arial" w:cs="Arial" w:eastAsia="Arial" w:hAnsi="Arial"/>
+                <w:sz w:val="20"/>
+                <w:szCs w:val="20"/>
+              </w:rPr>
+              <w:t xml:space="preserve">Executive Sponsor</w:t>
+            </w:r>
+          </w:p>
+        </w:tc>
+        <w:tc>
+          <w:tcPr>
+            <w:tcW w:type="dxa" w:w="1640"/>
+            <w:tcBorders>
+              <w:top w:val="single" w:color="CCCCCC" w:sz="1"/>
+              <w:left w:val="single" w:color="CCCCCC" w:sz="1"/>
+              <w:bottom w:val="single" w:color="CCCCCC" w:sz="1"/>
+              <w:right w:val="single" w:color="CCCCCC" w:sz="1"/>
+            </w:tcBorders>
+            <w:tcMar>
+              <w:top w:type="dxa" w:w="80"/>
+              <w:left w:type="dxa" w:w="120"/>
+              <w:bottom w:type="dxa" w:w="80"/>
+              <w:right w:type="dxa" w:w="120"/>
+            </w:tcMar>
+          </w:tcPr>
+          <w:p>
+            <w:r>
+              <w:rPr>
+                <w:rFonts w:ascii="Arial" w:cs="Arial" w:eastAsia="Arial" w:hAnsi="Arial"/>
+                <w:sz w:val="20"/>
+                <w:szCs w:val="20"/>
+              </w:rPr>
+              <w:t xml:space="preserve">All functional areas</w:t>
+            </w:r>
+          </w:p>
+        </w:tc>
+        <w:tc>
+          <w:tcPr>
+            <w:tcW w:type="dxa" w:w="1640"/>
+            <w:tcBorders>
+              <w:top w:val="single" w:color="CCCCCC" w:sz="1"/>
+              <w:left w:val="single" w:color="CCCCCC" w:sz="1"/>
+              <w:bottom w:val="single" w:color="CCCCCC" w:sz="1"/>
+              <w:right w:val="single" w:color="CCCCCC" w:sz="1"/>
+            </w:tcBorders>
+            <w:tcMar>
+              <w:top w:type="dxa" w:w="80"/>
+              <w:left w:type="dxa" w:w="120"/>
+              <w:bottom w:type="dxa" w:w="80"/>
+              <w:right w:type="dxa" w:w="120"/>
+            </w:tcMar>
+          </w:tcPr>
+          <w:p>
+            <w:r>
+              <w:rPr>
+                <w:rFonts w:ascii="Arial" w:cs="Arial" w:eastAsia="Arial" w:hAnsi="Arial"/>
+                <w:sz w:val="20"/>
+                <w:szCs w:val="20"/>
+              </w:rPr>
+              <w:t xml:space="preserve">End Users</w:t>
+            </w:r>
+          </w:p>
+        </w:tc>
+      </w:tr>
+      <w:tr>
+        <w:tc>
+          <w:tcPr>
+            <w:tcW w:type="dxa" w:w="2800"/>
+            <w:tcBorders>
+              <w:top w:val="single" w:color="CCCCCC" w:sz="1"/>
+              <w:left w:val="single" w:color="CCCCCC" w:sz="1"/>
+              <w:bottom w:val="single" w:color="CCCCCC" w:sz="1"/>
+              <w:right w:val="single" w:color="CCCCCC" w:sz="1"/>
+            </w:tcBorders>
+            <w:tcMar>
+              <w:top w:type="dxa" w:w="80"/>
+              <w:left w:type="dxa" w:w="120"/>
+              <w:bottom w:type="dxa" w:w="80"/>
+              <w:right w:type="dxa" w:w="120"/>
+            </w:tcMar>
+          </w:tcPr>
+          <w:p>
+            <w:r>
+              <w:rPr>
+                <w:rFonts w:ascii="Arial" w:cs="Arial" w:eastAsia="Arial" w:hAnsi="Arial"/>
+                <w:sz w:val="20"/>
+                <w:szCs w:val="20"/>
+              </w:rPr>
+              <w:t xml:space="preserve">Analytics &amp; reporting</w:t>
+            </w:r>
+          </w:p>
+        </w:tc>
+        <w:tc>
+          <w:tcPr>
+            <w:tcW w:type="dxa" w:w="1640"/>
+            <w:tcBorders>
+              <w:top w:val="single" w:color="CCCCCC" w:sz="1"/>
+              <w:left w:val="single" w:color="CCCCCC" w:sz="1"/>
+              <w:bottom w:val="single" w:color="CCCCCC" w:sz="1"/>
+              <w:right w:val="single" w:color="CCCCCC" w:sz="1"/>
+            </w:tcBorders>
+            <w:tcMar>
+              <w:top w:type="dxa" w:w="80"/>
+              <w:left w:type="dxa" w:w="120"/>
+              <w:bottom w:type="dxa" w:w="80"/>
+              <w:right w:type="dxa" w:w="120"/>
+            </w:tcMar>
+          </w:tcPr>
+          <w:p>
+            <w:r>
+              <w:rPr>
+                <w:rFonts w:ascii="Arial" w:cs="Arial" w:eastAsia="Arial" w:hAnsi="Arial"/>
+                <w:sz w:val="20"/>
+                <w:szCs w:val="20"/>
+              </w:rPr>
+              <w:t xml:space="preserve">Data &amp; Analytics</w:t>
+            </w:r>
+          </w:p>
+        </w:tc>
+        <w:tc>
+          <w:tcPr>
+            <w:tcW w:type="dxa" w:w="1640"/>
+            <w:tcBorders>
+              <w:top w:val="single" w:color="CCCCCC" w:sz="1"/>
+              <w:left w:val="single" w:color="CCCCCC" w:sz="1"/>
+              <w:bottom w:val="single" w:color="CCCCCC" w:sz="1"/>
+              <w:right w:val="single" w:color="CCCCCC" w:sz="1"/>
+            </w:tcBorders>
+            <w:tcMar>
+              <w:top w:type="dxa" w:w="80"/>
+              <w:left w:type="dxa" w:w="120"/>
+              <w:bottom w:type="dxa" w:w="80"/>
+              <w:right w:type="dxa" w:w="120"/>
+            </w:tcMar>
+          </w:tcPr>
+          <w:p>
+            <w:r>
+              <w:rPr>
+                <w:rFonts w:ascii="Arial" w:cs="Arial" w:eastAsia="Arial" w:hAnsi="Arial"/>
+                <w:sz w:val="20"/>
+                <w:szCs w:val="20"/>
+              </w:rPr>
+              <w:t xml:space="preserve">Tech Support Eng</w:t>
+            </w:r>
+          </w:p>
+        </w:tc>
+        <w:tc>
+          <w:tcPr>
+            <w:tcW w:type="dxa" w:w="1640"/>
+            <w:tcBorders>
+              <w:top w:val="single" w:color="CCCCCC" w:sz="1"/>
+              <w:left w:val="single" w:color="CCCCCC" w:sz="1"/>
+              <w:bottom w:val="single" w:color="CCCCCC" w:sz="1"/>
+              <w:right w:val="single" w:color="CCCCCC" w:sz="1"/>
+            </w:tcBorders>
+            <w:tcMar>
+              <w:top w:type="dxa" w:w="80"/>
+              <w:left w:type="dxa" w:w="120"/>
+              <w:bottom w:type="dxa" w:w="80"/>
+              <w:right w:type="dxa" w:w="120"/>
+            </w:tcMar>
+          </w:tcPr>
+          <w:p>
+            <w:r>
+              <w:rPr>
+                <w:rFonts w:ascii="Arial" w:cs="Arial" w:eastAsia="Arial" w:hAnsi="Arial"/>
+                <w:sz w:val="20"/>
+                <w:szCs w:val="20"/>
+              </w:rPr>
+              <w:t xml:space="preserve">AI/ML, Supply Chain</w:t>
+            </w:r>
+          </w:p>
+        </w:tc>
+        <w:tc>
+          <w:tcPr>
+            <w:tcW w:type="dxa" w:w="1640"/>
+            <w:tcBorders>
+              <w:top w:val="single" w:color="CCCCCC" w:sz="1"/>
+              <w:left w:val="single" w:color="CCCCCC" w:sz="1"/>
+              <w:bottom w:val="single" w:color="CCCCCC" w:sz="1"/>
+              <w:right w:val="single" w:color="CCCCCC" w:sz="1"/>
+            </w:tcBorders>
+            <w:tcMar>
+              <w:top w:type="dxa" w:w="80"/>
+              <w:left w:type="dxa" w:w="120"/>
+              <w:bottom w:type="dxa" w:w="80"/>
+              <w:right w:type="dxa" w:w="120"/>
+            </w:tcMar>
+          </w:tcPr>
+          <w:p>
+            <w:r>
+              <w:rPr>
+                <w:rFonts w:ascii="Arial" w:cs="Arial" w:eastAsia="Arial" w:hAnsi="Arial"/>
+                <w:sz w:val="20"/>
+                <w:szCs w:val="20"/>
+              </w:rPr>
+              <w:t xml:space="preserve">Executive Sponsor</w:t>
+            </w:r>
+          </w:p>
+        </w:tc>
+      </w:tr>
+      <w:tr>
+        <w:tc>
+          <w:tcPr>
+            <w:tcW w:type="dxa" w:w="2800"/>
+            <w:tcBorders>
+              <w:top w:val="single" w:color="CCCCCC" w:sz="1"/>
+              <w:left w:val="single" w:color="CCCCCC" w:sz="1"/>
+              <w:bottom w:val="single" w:color="CCCCCC" w:sz="1"/>
+              <w:right w:val="single" w:color="CCCCCC" w:sz="1"/>
+            </w:tcBorders>
+            <w:tcMar>
+              <w:top w:type="dxa" w:w="80"/>
+              <w:left w:type="dxa" w:w="120"/>
+              <w:bottom w:type="dxa" w:w="80"/>
+              <w:right w:type="dxa" w:w="120"/>
+            </w:tcMar>
+          </w:tcPr>
+          <w:p>
+            <w:r>
+              <w:rPr>
+                <w:rFonts w:ascii="Arial" w:cs="Arial" w:eastAsia="Arial" w:hAnsi="Arial"/>
+                <w:sz w:val="20"/>
+                <w:szCs w:val="20"/>
+              </w:rPr>
+              <w:t xml:space="preserve">Voice &amp; telephony channels</w:t>
+            </w:r>
+          </w:p>
+        </w:tc>
+        <w:tc>
+          <w:tcPr>
+            <w:tcW w:type="dxa" w:w="1640"/>
+            <w:tcBorders>
+              <w:top w:val="single" w:color="CCCCCC" w:sz="1"/>
+              <w:left w:val="single" w:color="CCCCCC" w:sz="1"/>
+              <w:bottom w:val="single" w:color="CCCCCC" w:sz="1"/>
+              <w:right w:val="single" w:color="CCCCCC" w:sz="1"/>
+            </w:tcBorders>
+            <w:tcMar>
+              <w:top w:type="dxa" w:w="80"/>
+              <w:left w:type="dxa" w:w="120"/>
+              <w:bottom w:type="dxa" w:w="80"/>
+              <w:right w:type="dxa" w:w="120"/>
+            </w:tcMar>
+          </w:tcPr>
+          <w:p>
+            <w:r>
+              <w:rPr>
+                <w:rFonts w:ascii="Arial" w:cs="Arial" w:eastAsia="Arial" w:hAnsi="Arial"/>
+                <w:sz w:val="20"/>
+                <w:szCs w:val="20"/>
+              </w:rPr>
+              <w:t xml:space="preserve">UC / Telephony</w:t>
+            </w:r>
+          </w:p>
+        </w:tc>
+        <w:tc>
+          <w:tcPr>
+            <w:tcW w:type="dxa" w:w="1640"/>
+            <w:tcBorders>
+              <w:top w:val="single" w:color="CCCCCC" w:sz="1"/>
+              <w:left w:val="single" w:color="CCCCCC" w:sz="1"/>
+              <w:bottom w:val="single" w:color="CCCCCC" w:sz="1"/>
+              <w:right w:val="single" w:color="CCCCCC" w:sz="1"/>
+            </w:tcBorders>
+            <w:tcMar>
+              <w:top w:type="dxa" w:w="80"/>
+              <w:left w:type="dxa" w:w="120"/>
+              <w:bottom w:type="dxa" w:w="80"/>
+              <w:right w:type="dxa" w:w="120"/>
+            </w:tcMar>
+          </w:tcPr>
+          <w:p>
+            <w:r>
+              <w:rPr>
+                <w:rFonts w:ascii="Arial" w:cs="Arial" w:eastAsia="Arial" w:hAnsi="Arial"/>
+                <w:sz w:val="20"/>
+                <w:szCs w:val="20"/>
+              </w:rPr>
+              <w:t xml:space="preserve">IT / Cloud</w:t>
+            </w:r>
+          </w:p>
+        </w:tc>
+        <w:tc>
+          <w:tcPr>
+            <w:tcW w:type="dxa" w:w="1640"/>
+            <w:tcBorders>
+              <w:top w:val="single" w:color="CCCCCC" w:sz="1"/>
+              <w:left w:val="single" w:color="CCCCCC" w:sz="1"/>
+              <w:bottom w:val="single" w:color="CCCCCC" w:sz="1"/>
+              <w:right w:val="single" w:color="CCCCCC" w:sz="1"/>
+            </w:tcBorders>
+            <w:tcMar>
+              <w:top w:type="dxa" w:w="80"/>
+              <w:left w:type="dxa" w:w="120"/>
+              <w:bottom w:type="dxa" w:w="80"/>
+              <w:right w:type="dxa" w:w="120"/>
+            </w:tcMar>
+          </w:tcPr>
+          <w:p>
+            <w:r>
+              <w:rPr>
+                <w:rFonts w:ascii="Arial" w:cs="Arial" w:eastAsia="Arial" w:hAnsi="Arial"/>
+                <w:sz w:val="20"/>
+                <w:szCs w:val="20"/>
+              </w:rPr>
+              <w:t xml:space="preserve">Tech Support Eng</w:t>
+            </w:r>
+          </w:p>
+        </w:tc>
+        <w:tc>
+          <w:tcPr>
+            <w:tcW w:type="dxa" w:w="1640"/>
+            <w:tcBorders>
+              <w:top w:val="single" w:color="CCCCCC" w:sz="1"/>
+              <w:left w:val="single" w:color="CCCCCC" w:sz="1"/>
+              <w:bottom w:val="single" w:color="CCCCCC" w:sz="1"/>
+              <w:right w:val="single" w:color="CCCCCC" w:sz="1"/>
+            </w:tcBorders>
+            <w:tcMar>
+              <w:top w:type="dxa" w:w="80"/>
+              <w:left w:type="dxa" w:w="120"/>
+              <w:bottom w:type="dxa" w:w="80"/>
+              <w:right w:type="dxa" w:w="120"/>
+            </w:tcMar>
+          </w:tcPr>
+          <w:p>
+            <w:r>
+              <w:rPr>
+                <w:rFonts w:ascii="Arial" w:cs="Arial" w:eastAsia="Arial" w:hAnsi="Arial"/>
+                <w:sz w:val="20"/>
+                <w:szCs w:val="20"/>
+              </w:rPr>
+              <w:t xml:space="preserve">Product</w:t>
+            </w:r>
+          </w:p>
+        </w:tc>
+      </w:tr>
+      <w:tr>
+        <w:tc>
+          <w:tcPr>
+            <w:tcW w:type="dxa" w:w="2800"/>
+            <w:tcBorders>
+              <w:top w:val="single" w:color="CCCCCC" w:sz="1"/>
+              <w:left w:val="single" w:color="CCCCCC" w:sz="1"/>
+              <w:bottom w:val="single" w:color="CCCCCC" w:sz="1"/>
+              <w:right w:val="single" w:color="CCCCCC" w:sz="1"/>
+            </w:tcBorders>
+            <w:tcMar>
+              <w:top w:type="dxa" w:w="80"/>
+              <w:left w:type="dxa" w:w="120"/>
+              <w:bottom w:type="dxa" w:w="80"/>
+              <w:right w:type="dxa" w:w="120"/>
+            </w:tcMar>
+          </w:tcPr>
+          <w:p>
+            <w:r>
+              <w:rPr>
+                <w:rFonts w:ascii="Arial" w:cs="Arial" w:eastAsia="Arial" w:hAnsi="Arial"/>
+                <w:sz w:val="20"/>
+                <w:szCs w:val="20"/>
+              </w:rPr>
+              <w:t xml:space="preserve">Order &amp; supply chain integration</w:t>
+            </w:r>
+          </w:p>
+        </w:tc>
+        <w:tc>
+          <w:tcPr>
+            <w:tcW w:type="dxa" w:w="1640"/>
+            <w:tcBorders>
+              <w:top w:val="single" w:color="CCCCCC" w:sz="1"/>
+              <w:left w:val="single" w:color="CCCCCC" w:sz="1"/>
+              <w:bottom w:val="single" w:color="CCCCCC" w:sz="1"/>
+              <w:right w:val="single" w:color="CCCCCC" w:sz="1"/>
+            </w:tcBorders>
+            <w:tcMar>
+              <w:top w:type="dxa" w:w="80"/>
+              <w:left w:type="dxa" w:w="120"/>
+              <w:bottom w:type="dxa" w:w="80"/>
+              <w:right w:type="dxa" w:w="120"/>
+            </w:tcMar>
+          </w:tcPr>
+          <w:p>
+            <w:r>
+              <w:rPr>
+                <w:rFonts w:ascii="Arial" w:cs="Arial" w:eastAsia="Arial" w:hAnsi="Arial"/>
+                <w:sz w:val="20"/>
+                <w:szCs w:val="20"/>
+              </w:rPr>
+              <w:t xml:space="preserve">Supply Chain / Sales Ops</w:t>
+            </w:r>
+          </w:p>
+        </w:tc>
+        <w:tc>
+          <w:tcPr>
+            <w:tcW w:type="dxa" w:w="1640"/>
+            <w:tcBorders>
+              <w:top w:val="single" w:color="CCCCCC" w:sz="1"/>
+              <w:left w:val="single" w:color="CCCCCC" w:sz="1"/>
+              <w:bottom w:val="single" w:color="CCCCCC" w:sz="1"/>
+              <w:right w:val="single" w:color="CCCCCC" w:sz="1"/>
+            </w:tcBorders>
+            <w:tcMar>
+              <w:top w:type="dxa" w:w="80"/>
+              <w:left w:type="dxa" w:w="120"/>
+              <w:bottom w:type="dxa" w:w="80"/>
+              <w:right w:type="dxa" w:w="120"/>
+            </w:tcMar>
+          </w:tcPr>
+          <w:p>
+            <w:r>
+              <w:rPr>
+                <w:rFonts w:ascii="Arial" w:cs="Arial" w:eastAsia="Arial" w:hAnsi="Arial"/>
+                <w:sz w:val="20"/>
+                <w:szCs w:val="20"/>
+              </w:rPr>
+              <w:t xml:space="preserve">IT / Cloud</w:t>
+            </w:r>
+          </w:p>
+        </w:tc>
+        <w:tc>
+          <w:tcPr>
+            <w:tcW w:type="dxa" w:w="1640"/>
+            <w:tcBorders>
+              <w:top w:val="single" w:color="CCCCCC" w:sz="1"/>
+              <w:left w:val="single" w:color="CCCCCC" w:sz="1"/>
+              <w:bottom w:val="single" w:color="CCCCCC" w:sz="1"/>
+              <w:right w:val="single" w:color="CCCCCC" w:sz="1"/>
+            </w:tcBorders>
+            <w:tcMar>
+              <w:top w:type="dxa" w:w="80"/>
+              <w:left w:type="dxa" w:w="120"/>
+              <w:bottom w:type="dxa" w:w="80"/>
+              <w:right w:type="dxa" w:w="120"/>
+            </w:tcMar>
+          </w:tcPr>
+          <w:p>
+            <w:r>
+              <w:rPr>
+                <w:rFonts w:ascii="Arial" w:cs="Arial" w:eastAsia="Arial" w:hAnsi="Arial"/>
+                <w:sz w:val="20"/>
+                <w:szCs w:val="20"/>
+              </w:rPr>
+              <w:t xml:space="preserve">Tech Support, Apps Eng</w:t>
+            </w:r>
+          </w:p>
+        </w:tc>
+        <w:tc>
+          <w:tcPr>
+            <w:tcW w:type="dxa" w:w="1640"/>
+            <w:tcBorders>
+              <w:top w:val="single" w:color="CCCCCC" w:sz="1"/>
+              <w:left w:val="single" w:color="CCCCCC" w:sz="1"/>
+              <w:bottom w:val="single" w:color="CCCCCC" w:sz="1"/>
+              <w:right w:val="single" w:color="CCCCCC" w:sz="1"/>
+            </w:tcBorders>
+            <w:tcMar>
+              <w:top w:type="dxa" w:w="80"/>
+              <w:left w:type="dxa" w:w="120"/>
+              <w:bottom w:type="dxa" w:w="80"/>
+              <w:right w:type="dxa" w:w="120"/>
+            </w:tcMar>
+          </w:tcPr>
+          <w:p>
+            <w:r>
+              <w:rPr>
+                <w:rFonts w:ascii="Arial" w:cs="Arial" w:eastAsia="Arial" w:hAnsi="Arial"/>
+                <w:sz w:val="20"/>
+                <w:szCs w:val="20"/>
+              </w:rPr>
+              <w:t xml:space="preserve">Legal</w:t>
+            </w:r>
+          </w:p>
+        </w:tc>
+      </w:tr>
+      <w:tr>
+        <w:tc>
+          <w:tcPr>
+            <w:tcW w:type="dxa" w:w="2800"/>
+            <w:tcBorders>
+              <w:top w:val="single" w:color="CCCCCC" w:sz="1"/>
+              <w:left w:val="single" w:color="CCCCCC" w:sz="1"/>
+              <w:bottom w:val="single" w:color="CCCCCC" w:sz="1"/>
+              <w:right w:val="single" w:color="CCCCCC" w:sz="1"/>
+            </w:tcBorders>
+            <w:tcMar>
+              <w:top w:type="dxa" w:w="80"/>
+              <w:left w:type="dxa" w:w="120"/>
+              <w:bottom w:type="dxa" w:w="80"/>
+              <w:right w:type="dxa" w:w="120"/>
+            </w:tcMar>
+          </w:tcPr>
+          <w:p>
+            <w:r>
+              <w:rPr>
+                <w:rFonts w:ascii="Arial" w:cs="Arial" w:eastAsia="Arial" w:hAnsi="Arial"/>
+                <w:sz w:val="20"/>
+                <w:szCs w:val="20"/>
+              </w:rPr>
+              <w:t xml:space="preserve">Technical accuracy validation</w:t>
+            </w:r>
+          </w:p>
+        </w:tc>
+        <w:tc>
+          <w:tcPr>
+            <w:tcW w:type="dxa" w:w="1640"/>
+            <w:tcBorders>
+              <w:top w:val="single" w:color="CCCCCC" w:sz="1"/>
+              <w:left w:val="single" w:color="CCCCCC" w:sz="1"/>
+              <w:bottom w:val="single" w:color="CCCCCC" w:sz="1"/>
+              <w:right w:val="single" w:color="CCCCCC" w:sz="1"/>
+            </w:tcBorders>
+            <w:tcMar>
+              <w:top w:type="dxa" w:w="80"/>
+              <w:left w:type="dxa" w:w="120"/>
+              <w:bottom w:type="dxa" w:w="80"/>
+              <w:right w:type="dxa" w:w="120"/>
+            </w:tcMar>
+          </w:tcPr>
+          <w:p>
+            <w:r>
+              <w:rPr>
+                <w:rFonts w:ascii="Arial" w:cs="Arial" w:eastAsia="Arial" w:hAnsi="Arial"/>
+                <w:sz w:val="20"/>
+                <w:szCs w:val="20"/>
+              </w:rPr>
+              <w:t xml:space="preserve">Quality &amp; Reliability</w:t>
+            </w:r>
+          </w:p>
+        </w:tc>
+        <w:tc>
+          <w:tcPr>
+            <w:tcW w:type="dxa" w:w="1640"/>
+            <w:tcBorders>
+              <w:top w:val="single" w:color="CCCCCC" w:sz="1"/>
+              <w:left w:val="single" w:color="CCCCCC" w:sz="1"/>
+              <w:bottom w:val="single" w:color="CCCCCC" w:sz="1"/>
+              <w:right w:val="single" w:color="CCCCCC" w:sz="1"/>
+            </w:tcBorders>
+            <w:tcMar>
+              <w:top w:type="dxa" w:w="80"/>
+              <w:left w:type="dxa" w:w="120"/>
+              <w:bottom w:type="dxa" w:w="80"/>
+              <w:right w:type="dxa" w:w="120"/>
+            </w:tcMar>
+          </w:tcPr>
+          <w:p>
+            <w:r>
+              <w:rPr>
+                <w:rFonts w:ascii="Arial" w:cs="Arial" w:eastAsia="Arial" w:hAnsi="Arial"/>
+                <w:sz w:val="20"/>
+                <w:szCs w:val="20"/>
+              </w:rPr>
+              <w:t xml:space="preserve">Apps Engineering</w:t>
+            </w:r>
+          </w:p>
+        </w:tc>
+        <w:tc>
+          <w:tcPr>
+            <w:tcW w:type="dxa" w:w="1640"/>
+            <w:tcBorders>
+              <w:top w:val="single" w:color="CCCCCC" w:sz="1"/>
+              <w:left w:val="single" w:color="CCCCCC" w:sz="1"/>
+              <w:bottom w:val="single" w:color="CCCCCC" w:sz="1"/>
+              <w:right w:val="single" w:color="CCCCCC" w:sz="1"/>
+            </w:tcBorders>
+            <w:tcMar>
+              <w:top w:type="dxa" w:w="80"/>
+              <w:left w:type="dxa" w:w="120"/>
+              <w:bottom w:type="dxa" w:w="80"/>
+              <w:right w:type="dxa" w:w="120"/>
+            </w:tcMar>
+          </w:tcPr>
+          <w:p>
+            <w:r>
+              <w:rPr>
+                <w:rFonts w:ascii="Arial" w:cs="Arial" w:eastAsia="Arial" w:hAnsi="Arial"/>
+                <w:sz w:val="20"/>
+                <w:szCs w:val="20"/>
+              </w:rPr>
+              <w:t xml:space="preserve">Tech Support, AI/ML</w:t>
+            </w:r>
+          </w:p>
+        </w:tc>
+        <w:tc>
+          <w:tcPr>
+            <w:tcW w:type="dxa" w:w="1640"/>
+            <w:tcBorders>
+              <w:top w:val="single" w:color="CCCCCC" w:sz="1"/>
+              <w:left w:val="single" w:color="CCCCCC" w:sz="1"/>
+              <w:bottom w:val="single" w:color="CCCCCC" w:sz="1"/>
+              <w:right w:val="single" w:color="CCCCCC" w:sz="1"/>
+            </w:tcBorders>
+            <w:tcMar>
+              <w:top w:type="dxa" w:w="80"/>
+              <w:left w:type="dxa" w:w="120"/>
+              <w:bottom w:type="dxa" w:w="80"/>
+              <w:right w:type="dxa" w:w="120"/>
+            </w:tcMar>
+          </w:tcPr>
+          <w:p>
+            <w:r>
+              <w:rPr>
+                <w:rFonts w:ascii="Arial" w:cs="Arial" w:eastAsia="Arial" w:hAnsi="Arial"/>
+                <w:sz w:val="20"/>
+                <w:szCs w:val="20"/>
+              </w:rPr>
+              <w:t xml:space="preserve">Knowledge Mgmt</w:t>
+            </w:r>
+          </w:p>
+        </w:tc>
+      </w:tr>
+    </w:tbl>
+    <w:p>
+      <w:r>
+        <w:br w:type="page"/>
+      </w:r>
+    </w:p>
+    <w:p>
+      <w:pPr>
+        <w:pStyle w:val="Heading1"/>
+      </w:pPr>
+      <w:r>
+        <w:t xml:space="preserve">3. Business Objectives</w:t>
       </w:r>
     </w:p>
     <w:p>
@@ -434,7 +3421,7 @@
         <w:pStyle w:val="Heading1"/>
       </w:pPr>
       <w:r>
-        <w:t xml:space="preserve">3. Scope</w:t>
+        <w:t xml:space="preserve">4. Scope</w:t>
       </w:r>
     </w:p>
     <w:p>
@@ -442,7 +3429,7 @@
         <w:pStyle w:val="Heading2"/>
       </w:pPr>
       <w:r>
-        <w:t xml:space="preserve">3.1 In Scope</w:t>
+        <w:t xml:space="preserve">4.1 In Scope</w:t>
       </w:r>
     </w:p>
     <w:p>
@@ -620,7 +3607,7 @@
         <w:pStyle w:val="Heading2"/>
       </w:pPr>
       <w:r>
-        <w:t xml:space="preserve">3.2 Out of Scope</w:t>
+        <w:t xml:space="preserve">4.2 Out of Scope</w:t>
       </w:r>
     </w:p>
     <w:p>
@@ -735,7 +3722,7 @@
         <w:pStyle w:val="Heading1"/>
       </w:pPr>
       <w:r>
-        <w:t xml:space="preserve">4. Functional Requirements</w:t>
+        <w:t xml:space="preserve">5. Functional Requirements</w:t>
       </w:r>
     </w:p>
     <w:p>
@@ -4072,7 +7059,7 @@
         <w:pStyle w:val="Heading1"/>
       </w:pPr>
       <w:r>
-        <w:t xml:space="preserve">5. Non-Functional Requirements</w:t>
+        <w:t xml:space="preserve">6. Non-Functional Requirements</w:t>
       </w:r>
     </w:p>
     <w:p>
@@ -4372,7 +7359,7 @@
         <w:pStyle w:val="Heading1"/>
       </w:pPr>
       <w:r>
-        <w:t xml:space="preserve">6. Architecture Overview</w:t>
+        <w:t xml:space="preserve">7. Architecture Overview</w:t>
       </w:r>
     </w:p>
     <w:p>
@@ -4393,7 +7380,7 @@
         <w:pStyle w:val="Heading2"/>
       </w:pPr>
       <w:r>
-        <w:t xml:space="preserve">6.1 Architecture Layers</w:t>
+        <w:t xml:space="preserve">7.1 Architecture Layers</w:t>
       </w:r>
     </w:p>
     <w:p>
@@ -4509,7 +7496,7 @@
         <w:pStyle w:val="Heading2"/>
       </w:pPr>
       <w:r>
-        <w:t xml:space="preserve">6.2 Copilot Studio Path</w:t>
+        <w:t xml:space="preserve">7.2 Copilot Studio Path</w:t>
       </w:r>
     </w:p>
     <w:p>
@@ -4530,7 +7517,7 @@
         <w:pStyle w:val="Heading2"/>
       </w:pPr>
       <w:r>
-        <w:t xml:space="preserve">6.3 AI Foundry Path</w:t>
+        <w:t xml:space="preserve">7.3 AI Foundry Path</w:t>
       </w:r>
     </w:p>
     <w:p>
@@ -4551,7 +7538,7 @@
         <w:pStyle w:val="Heading2"/>
       </w:pPr>
       <w:r>
-        <w:t xml:space="preserve">6.4 Component Mapping</w:t>
+        <w:t xml:space="preserve">7.4 Component Mapping</w:t>
       </w:r>
     </w:p>
     <w:tbl>
@@ -5187,7 +8174,7 @@
         <w:pStyle w:val="Heading1"/>
       </w:pPr>
       <w:r>
-        <w:t xml:space="preserve">7. Success Criteria</w:t>
+        <w:t xml:space="preserve">8. Success Criteria</w:t>
       </w:r>
     </w:p>
     <w:p>
@@ -5195,7 +8182,7 @@
         <w:pStyle w:val="Heading2"/>
       </w:pPr>
       <w:r>
-        <w:t xml:space="preserve">7.1 POC Success Criteria</w:t>
+        <w:t xml:space="preserve">8.1 POC Success Criteria</w:t>
       </w:r>
     </w:p>
     <w:tbl>
@@ -5913,7 +8900,7 @@
         <w:pStyle w:val="Heading2"/>
       </w:pPr>
       <w:r>
-        <w:t xml:space="preserve">7.2 Gap Closure Metrics</w:t>
+        <w:t xml:space="preserve">8.2 Gap Closure Metrics</w:t>
       </w:r>
     </w:p>
     <w:p>
@@ -5939,7 +8926,7 @@
         <w:pStyle w:val="Heading1"/>
       </w:pPr>
       <w:r>
-        <w:t xml:space="preserve">8. Phased Delivery Roadmap</w:t>
+        <w:t xml:space="preserve">9. Phased Delivery Roadmap</w:t>
       </w:r>
     </w:p>
     <w:tbl>
@@ -6691,7 +9678,7 @@
         <w:pStyle w:val="Heading1"/>
       </w:pPr>
       <w:r>
-        <w:t xml:space="preserve">9. Resource Plan</w:t>
+        <w:t xml:space="preserve">10. Resource Plan</w:t>
       </w:r>
     </w:p>
     <w:p>
@@ -6712,7 +9699,7 @@
         <w:pStyle w:val="Heading2"/>
       </w:pPr>
       <w:r>
-        <w:t xml:space="preserve">9.1 Sprint Allocation by Role</w:t>
+        <w:t xml:space="preserve">10.1 Sprint Allocation by Role</w:t>
       </w:r>
     </w:p>
     <w:tbl>
@@ -8546,7 +11533,7 @@
         <w:pStyle w:val="Heading2"/>
       </w:pPr>
       <w:r>
-        <w:t xml:space="preserve">9.2 Cost Breakdown by Sprint</w:t>
+        <w:t xml:space="preserve">10.2 Cost Breakdown by Sprint</w:t>
       </w:r>
     </w:p>
     <w:tbl>
@@ -9778,7 +12765,7 @@
         <w:pStyle w:val="Heading2"/>
       </w:pPr>
       <w:r>
-        <w:t xml:space="preserve">9.3 Phase Summary</w:t>
+        <w:t xml:space="preserve">10.3 Phase Summary</w:t>
       </w:r>
     </w:p>
     <w:tbl>
@@ -10416,7 +13403,7 @@
         <w:pStyle w:val="Heading1"/>
       </w:pPr>
       <w:r>
-        <w:t xml:space="preserve">10. Assumptions &amp; Dependencies</w:t>
+        <w:t xml:space="preserve">11. Assumptions &amp; Dependencies</w:t>
       </w:r>
     </w:p>
     <w:p>
@@ -10424,7 +13411,7 @@
         <w:pStyle w:val="Heading2"/>
       </w:pPr>
       <w:r>
-        <w:t xml:space="preserve">10.1 Assumptions</w:t>
+        <w:t xml:space="preserve">11.1 Assumptions</w:t>
       </w:r>
     </w:p>
     <w:p>
@@ -10534,7 +13521,7 @@
         <w:pStyle w:val="Heading2"/>
       </w:pPr>
       <w:r>
-        <w:t xml:space="preserve">10.2 Dependencies</w:t>
+        <w:t xml:space="preserve">11.2 Dependencies</w:t>
       </w:r>
     </w:p>
     <w:p>
@@ -10649,7 +13636,7 @@
         <w:pStyle w:val="Heading1"/>
       </w:pPr>
       <w:r>
-        <w:t xml:space="preserve">11. Appendix: Gap Analysis Reference</w:t>
+        <w:t xml:space="preserve">12. Appendix: Gap Analysis Reference</w:t>
       </w:r>
     </w:p>
     <w:p>

--- a/docs/AI-Support-Assistant-BRD.docx
+++ b/docs/AI-Support-Assistant-BRD.docx
@@ -15318,6 +15318,5711 @@
           <w:szCs w:val="22"/>
         </w:rPr>
         <w:t xml:space="preserve">Voice-Live-API-Gap-Analysis.docx (March 2026)</w:t>
+      </w:r>
+    </w:p>
+    <w:p>
+      <w:r>
+        <w:br w:type="page"/>
+      </w:r>
+    </w:p>
+    <w:p>
+      <w:pPr>
+        <w:pStyle w:val="Heading1"/>
+      </w:pPr>
+      <w:r>
+        <w:t xml:space="preserve">13. Appendix B: Industry Reference Customers</w:t>
+      </w:r>
+    </w:p>
+    <w:p>
+      <w:pPr>
+        <w:spacing w:after="200"/>
+      </w:pPr>
+      <w:r>
+        <w:rPr>
+          <w:rFonts w:ascii="Arial" w:cs="Arial" w:eastAsia="Arial" w:hAnsi="Arial"/>
+          <w:sz w:val="22"/>
+          <w:szCs w:val="22"/>
+        </w:rPr>
+        <w:t xml:space="preserve">The following organizations represent gold-standard Microsoft customers in the semiconductor, high-tech manufacturing, and adjacent verticals who have adopted enterprise AI support solutions built on the same Azure technology stack proposed in this BRD. These references validate the architecture, demonstrate measurable ROI, and confirm production readiness at enterprise scale.</w:t>
+      </w:r>
+    </w:p>
+    <w:p>
+      <w:pPr>
+        <w:pStyle w:val="Heading2"/>
+      </w:pPr>
+      <w:r>
+        <w:t xml:space="preserve">13.1 Semiconductor &amp; Electronics Manufacturing</w:t>
+      </w:r>
+    </w:p>
+    <w:p>
+      <w:pPr>
+        <w:pStyle w:val="Heading3"/>
+      </w:pPr>
+      <w:r>
+        <w:t xml:space="preserve">Lenovo — Dynamics 365 Contact Center + Copilot</w:t>
+      </w:r>
+    </w:p>
+    <w:tbl>
+      <w:tblPr>
+        <w:tblW w:type="dxa" w:w="9360"/>
+        <w:tblBorders>
+          <w:top w:val="single" w:color="auto" w:sz="4"/>
+          <w:left w:val="single" w:color="auto" w:sz="4"/>
+          <w:bottom w:val="single" w:color="auto" w:sz="4"/>
+          <w:right w:val="single" w:color="auto" w:sz="4"/>
+          <w:insideH w:val="single" w:color="auto" w:sz="4"/>
+          <w:insideV w:val="single" w:color="auto" w:sz="4"/>
+        </w:tblBorders>
+      </w:tblPr>
+      <w:tblGrid>
+        <w:gridCol w:w="2340"/>
+        <w:gridCol w:w="7020"/>
+      </w:tblGrid>
+      <w:tr>
+        <w:tc>
+          <w:tcPr>
+            <w:tcW w:type="dxa" w:w="2340"/>
+            <w:tcBorders>
+              <w:top w:val="single" w:color="CCCCCC" w:sz="1"/>
+              <w:left w:val="single" w:color="CCCCCC" w:sz="1"/>
+              <w:bottom w:val="single" w:color="CCCCCC" w:sz="1"/>
+              <w:right w:val="single" w:color="CCCCCC" w:sz="1"/>
+            </w:tcBorders>
+            <w:shd w:fill="F5F5F5" w:val="clear"/>
+            <w:tcMar>
+              <w:top w:type="dxa" w:w="80"/>
+              <w:left w:type="dxa" w:w="120"/>
+              <w:bottom w:type="dxa" w:w="80"/>
+              <w:right w:type="dxa" w:w="120"/>
+            </w:tcMar>
+          </w:tcPr>
+          <w:p>
+            <w:r>
+              <w:rPr>
+                <w:rFonts w:ascii="Arial" w:cs="Arial" w:eastAsia="Arial" w:hAnsi="Arial"/>
+                <w:b/>
+                <w:bCs/>
+                <w:sz w:val="20"/>
+                <w:szCs w:val="20"/>
+              </w:rPr>
+              <w:t xml:space="preserve">Industry</w:t>
+            </w:r>
+          </w:p>
+        </w:tc>
+        <w:tc>
+          <w:tcPr>
+            <w:tcW w:type="dxa" w:w="7020"/>
+            <w:tcBorders>
+              <w:top w:val="single" w:color="CCCCCC" w:sz="1"/>
+              <w:left w:val="single" w:color="CCCCCC" w:sz="1"/>
+              <w:bottom w:val="single" w:color="CCCCCC" w:sz="1"/>
+              <w:right w:val="single" w:color="CCCCCC" w:sz="1"/>
+            </w:tcBorders>
+            <w:tcMar>
+              <w:top w:type="dxa" w:w="80"/>
+              <w:left w:type="dxa" w:w="120"/>
+              <w:bottom w:type="dxa" w:w="80"/>
+              <w:right w:type="dxa" w:w="120"/>
+            </w:tcMar>
+          </w:tcPr>
+          <w:p>
+            <w:r>
+              <w:rPr>
+                <w:rFonts w:ascii="Arial" w:cs="Arial" w:eastAsia="Arial" w:hAnsi="Arial"/>
+                <w:sz w:val="20"/>
+                <w:szCs w:val="20"/>
+              </w:rPr>
+              <w:t xml:space="preserve">Technology Hardware / Electronics OEM</w:t>
+            </w:r>
+          </w:p>
+        </w:tc>
+      </w:tr>
+      <w:tr>
+        <w:tc>
+          <w:tcPr>
+            <w:tcW w:type="dxa" w:w="2340"/>
+            <w:tcBorders>
+              <w:top w:val="single" w:color="CCCCCC" w:sz="1"/>
+              <w:left w:val="single" w:color="CCCCCC" w:sz="1"/>
+              <w:bottom w:val="single" w:color="CCCCCC" w:sz="1"/>
+              <w:right w:val="single" w:color="CCCCCC" w:sz="1"/>
+            </w:tcBorders>
+            <w:shd w:fill="F5F5F5" w:val="clear"/>
+            <w:tcMar>
+              <w:top w:type="dxa" w:w="80"/>
+              <w:left w:type="dxa" w:w="120"/>
+              <w:bottom w:type="dxa" w:w="80"/>
+              <w:right w:type="dxa" w:w="120"/>
+            </w:tcMar>
+          </w:tcPr>
+          <w:p>
+            <w:r>
+              <w:rPr>
+                <w:rFonts w:ascii="Arial" w:cs="Arial" w:eastAsia="Arial" w:hAnsi="Arial"/>
+                <w:b/>
+                <w:bCs/>
+                <w:sz w:val="20"/>
+                <w:szCs w:val="20"/>
+              </w:rPr>
+              <w:t xml:space="preserve">Solution</w:t>
+            </w:r>
+          </w:p>
+        </w:tc>
+        <w:tc>
+          <w:tcPr>
+            <w:tcW w:type="dxa" w:w="7020"/>
+            <w:tcBorders>
+              <w:top w:val="single" w:color="CCCCCC" w:sz="1"/>
+              <w:left w:val="single" w:color="CCCCCC" w:sz="1"/>
+              <w:bottom w:val="single" w:color="CCCCCC" w:sz="1"/>
+              <w:right w:val="single" w:color="CCCCCC" w:sz="1"/>
+            </w:tcBorders>
+            <w:tcMar>
+              <w:top w:type="dxa" w:w="80"/>
+              <w:left w:type="dxa" w:w="120"/>
+              <w:bottom w:type="dxa" w:w="80"/>
+              <w:right w:type="dxa" w:w="120"/>
+            </w:tcMar>
+          </w:tcPr>
+          <w:p>
+            <w:r>
+              <w:rPr>
+                <w:rFonts w:ascii="Arial" w:cs="Arial" w:eastAsia="Arial" w:hAnsi="Arial"/>
+                <w:sz w:val="20"/>
+                <w:szCs w:val="20"/>
+              </w:rPr>
+              <w:t xml:space="preserve">Dynamics 365 Contact Center with Copilot for Premier Support</w:t>
+            </w:r>
+          </w:p>
+        </w:tc>
+      </w:tr>
+      <w:tr>
+        <w:tc>
+          <w:tcPr>
+            <w:tcW w:type="dxa" w:w="2340"/>
+            <w:tcBorders>
+              <w:top w:val="single" w:color="CCCCCC" w:sz="1"/>
+              <w:left w:val="single" w:color="CCCCCC" w:sz="1"/>
+              <w:bottom w:val="single" w:color="CCCCCC" w:sz="1"/>
+              <w:right w:val="single" w:color="CCCCCC" w:sz="1"/>
+            </w:tcBorders>
+            <w:shd w:fill="F5F5F5" w:val="clear"/>
+            <w:tcMar>
+              <w:top w:type="dxa" w:w="80"/>
+              <w:left w:type="dxa" w:w="120"/>
+              <w:bottom w:type="dxa" w:w="80"/>
+              <w:right w:type="dxa" w:w="120"/>
+            </w:tcMar>
+          </w:tcPr>
+          <w:p>
+            <w:r>
+              <w:rPr>
+                <w:rFonts w:ascii="Arial" w:cs="Arial" w:eastAsia="Arial" w:hAnsi="Arial"/>
+                <w:b/>
+                <w:bCs/>
+                <w:sz w:val="20"/>
+                <w:szCs w:val="20"/>
+              </w:rPr>
+              <w:t xml:space="preserve">Stack</w:t>
+            </w:r>
+          </w:p>
+        </w:tc>
+        <w:tc>
+          <w:tcPr>
+            <w:tcW w:type="dxa" w:w="7020"/>
+            <w:tcBorders>
+              <w:top w:val="single" w:color="CCCCCC" w:sz="1"/>
+              <w:left w:val="single" w:color="CCCCCC" w:sz="1"/>
+              <w:bottom w:val="single" w:color="CCCCCC" w:sz="1"/>
+              <w:right w:val="single" w:color="CCCCCC" w:sz="1"/>
+            </w:tcBorders>
+            <w:tcMar>
+              <w:top w:type="dxa" w:w="80"/>
+              <w:left w:type="dxa" w:w="120"/>
+              <w:bottom w:type="dxa" w:w="80"/>
+              <w:right w:type="dxa" w:w="120"/>
+            </w:tcMar>
+          </w:tcPr>
+          <w:p>
+            <w:r>
+              <w:rPr>
+                <w:rFonts w:ascii="Arial" w:cs="Arial" w:eastAsia="Arial" w:hAnsi="Arial"/>
+                <w:sz w:val="20"/>
+                <w:szCs w:val="20"/>
+              </w:rPr>
+              <w:t xml:space="preserve">Dynamics 365 Customer Service, Copilot, Azure OpenAI, Omnichannel (9 languages)</w:t>
+            </w:r>
+          </w:p>
+        </w:tc>
+      </w:tr>
+      <w:tr>
+        <w:tc>
+          <w:tcPr>
+            <w:tcW w:type="dxa" w:w="2340"/>
+            <w:tcBorders>
+              <w:top w:val="single" w:color="CCCCCC" w:sz="1"/>
+              <w:left w:val="single" w:color="CCCCCC" w:sz="1"/>
+              <w:bottom w:val="single" w:color="CCCCCC" w:sz="1"/>
+              <w:right w:val="single" w:color="CCCCCC" w:sz="1"/>
+            </w:tcBorders>
+            <w:shd w:fill="F5F5F5" w:val="clear"/>
+            <w:tcMar>
+              <w:top w:type="dxa" w:w="80"/>
+              <w:left w:type="dxa" w:w="120"/>
+              <w:bottom w:type="dxa" w:w="80"/>
+              <w:right w:type="dxa" w:w="120"/>
+            </w:tcMar>
+          </w:tcPr>
+          <w:p>
+            <w:r>
+              <w:rPr>
+                <w:rFonts w:ascii="Arial" w:cs="Arial" w:eastAsia="Arial" w:hAnsi="Arial"/>
+                <w:b/>
+                <w:bCs/>
+                <w:sz w:val="20"/>
+                <w:szCs w:val="20"/>
+              </w:rPr>
+              <w:t xml:space="preserve">Results</w:t>
+            </w:r>
+          </w:p>
+        </w:tc>
+        <w:tc>
+          <w:tcPr>
+            <w:tcW w:type="dxa" w:w="7020"/>
+            <w:tcBorders>
+              <w:top w:val="single" w:color="CCCCCC" w:sz="1"/>
+              <w:left w:val="single" w:color="CCCCCC" w:sz="1"/>
+              <w:bottom w:val="single" w:color="CCCCCC" w:sz="1"/>
+              <w:right w:val="single" w:color="CCCCCC" w:sz="1"/>
+            </w:tcBorders>
+            <w:tcMar>
+              <w:top w:type="dxa" w:w="80"/>
+              <w:left w:type="dxa" w:w="120"/>
+              <w:bottom w:type="dxa" w:w="80"/>
+              <w:right w:type="dxa" w:w="120"/>
+            </w:tcMar>
+          </w:tcPr>
+          <w:p>
+            <w:r>
+              <w:rPr>
+                <w:rFonts w:ascii="Arial" w:cs="Arial" w:eastAsia="Arial" w:hAnsi="Arial"/>
+                <w:sz w:val="20"/>
+                <w:szCs w:val="20"/>
+              </w:rPr>
+              <w:t xml:space="preserve">15% increase in agent productivity, 20% reduction in handling time, record-high CSAT. Became second-largest Copilot for D365 user after Microsoft in just 45 days.</w:t>
+            </w:r>
+          </w:p>
+        </w:tc>
+      </w:tr>
+      <w:tr>
+        <w:tc>
+          <w:tcPr>
+            <w:tcW w:type="dxa" w:w="2340"/>
+            <w:tcBorders>
+              <w:top w:val="single" w:color="CCCCCC" w:sz="1"/>
+              <w:left w:val="single" w:color="CCCCCC" w:sz="1"/>
+              <w:bottom w:val="single" w:color="CCCCCC" w:sz="1"/>
+              <w:right w:val="single" w:color="CCCCCC" w:sz="1"/>
+            </w:tcBorders>
+            <w:shd w:fill="F5F5F5" w:val="clear"/>
+            <w:tcMar>
+              <w:top w:type="dxa" w:w="80"/>
+              <w:left w:type="dxa" w:w="120"/>
+              <w:bottom w:type="dxa" w:w="80"/>
+              <w:right w:type="dxa" w:w="120"/>
+            </w:tcMar>
+          </w:tcPr>
+          <w:p>
+            <w:r>
+              <w:rPr>
+                <w:rFonts w:ascii="Arial" w:cs="Arial" w:eastAsia="Arial" w:hAnsi="Arial"/>
+                <w:b/>
+                <w:bCs/>
+                <w:sz w:val="20"/>
+                <w:szCs w:val="20"/>
+              </w:rPr>
+              <w:t xml:space="preserve">Relevance</w:t>
+            </w:r>
+          </w:p>
+        </w:tc>
+        <w:tc>
+          <w:tcPr>
+            <w:tcW w:type="dxa" w:w="7020"/>
+            <w:tcBorders>
+              <w:top w:val="single" w:color="CCCCCC" w:sz="1"/>
+              <w:left w:val="single" w:color="CCCCCC" w:sz="1"/>
+              <w:bottom w:val="single" w:color="CCCCCC" w:sz="1"/>
+              <w:right w:val="single" w:color="CCCCCC" w:sz="1"/>
+            </w:tcBorders>
+            <w:tcMar>
+              <w:top w:type="dxa" w:w="80"/>
+              <w:left w:type="dxa" w:w="120"/>
+              <w:bottom w:type="dxa" w:w="80"/>
+              <w:right w:type="dxa" w:w="120"/>
+            </w:tcMar>
+          </w:tcPr>
+          <w:p>
+            <w:r>
+              <w:rPr>
+                <w:rFonts w:ascii="Arial" w:cs="Arial" w:eastAsia="Arial" w:hAnsi="Arial"/>
+                <w:sz w:val="20"/>
+                <w:szCs w:val="20"/>
+              </w:rPr>
+              <w:t xml:space="preserve">Closest analog to our proposed solution: hardware OEM using Dynamics 365 + Copilot for technical support with multi-language AI, agent assistance, and call summarization.</w:t>
+            </w:r>
+          </w:p>
+        </w:tc>
+      </w:tr>
+    </w:tbl>
+    <w:p>
+      <w:pPr>
+        <w:spacing w:before="200"/>
+      </w:pPr>
+    </w:p>
+    <w:p>
+      <w:pPr>
+        <w:pStyle w:val="Heading3"/>
+      </w:pPr>
+      <w:r>
+        <w:t xml:space="preserve">Schneider Electric — Azure OpenAI + AI Foundry Industrial Copilot</w:t>
+      </w:r>
+    </w:p>
+    <w:tbl>
+      <w:tblPr>
+        <w:tblW w:type="dxa" w:w="9360"/>
+        <w:tblBorders>
+          <w:top w:val="single" w:color="auto" w:sz="4"/>
+          <w:left w:val="single" w:color="auto" w:sz="4"/>
+          <w:bottom w:val="single" w:color="auto" w:sz="4"/>
+          <w:right w:val="single" w:color="auto" w:sz="4"/>
+          <w:insideH w:val="single" w:color="auto" w:sz="4"/>
+          <w:insideV w:val="single" w:color="auto" w:sz="4"/>
+        </w:tblBorders>
+      </w:tblPr>
+      <w:tblGrid>
+        <w:gridCol w:w="2340"/>
+        <w:gridCol w:w="7020"/>
+      </w:tblGrid>
+      <w:tr>
+        <w:tc>
+          <w:tcPr>
+            <w:tcW w:type="dxa" w:w="2340"/>
+            <w:tcBorders>
+              <w:top w:val="single" w:color="CCCCCC" w:sz="1"/>
+              <w:left w:val="single" w:color="CCCCCC" w:sz="1"/>
+              <w:bottom w:val="single" w:color="CCCCCC" w:sz="1"/>
+              <w:right w:val="single" w:color="CCCCCC" w:sz="1"/>
+            </w:tcBorders>
+            <w:shd w:fill="F5F5F5" w:val="clear"/>
+            <w:tcMar>
+              <w:top w:type="dxa" w:w="80"/>
+              <w:left w:type="dxa" w:w="120"/>
+              <w:bottom w:type="dxa" w:w="80"/>
+              <w:right w:type="dxa" w:w="120"/>
+            </w:tcMar>
+          </w:tcPr>
+          <w:p>
+            <w:r>
+              <w:rPr>
+                <w:rFonts w:ascii="Arial" w:cs="Arial" w:eastAsia="Arial" w:hAnsi="Arial"/>
+                <w:b/>
+                <w:bCs/>
+                <w:sz w:val="20"/>
+                <w:szCs w:val="20"/>
+              </w:rPr>
+              <w:t xml:space="preserve">Industry</w:t>
+            </w:r>
+          </w:p>
+        </w:tc>
+        <w:tc>
+          <w:tcPr>
+            <w:tcW w:type="dxa" w:w="7020"/>
+            <w:tcBorders>
+              <w:top w:val="single" w:color="CCCCCC" w:sz="1"/>
+              <w:left w:val="single" w:color="CCCCCC" w:sz="1"/>
+              <w:bottom w:val="single" w:color="CCCCCC" w:sz="1"/>
+              <w:right w:val="single" w:color="CCCCCC" w:sz="1"/>
+            </w:tcBorders>
+            <w:tcMar>
+              <w:top w:type="dxa" w:w="80"/>
+              <w:left w:type="dxa" w:w="120"/>
+              <w:bottom w:type="dxa" w:w="80"/>
+              <w:right w:type="dxa" w:w="120"/>
+            </w:tcMar>
+          </w:tcPr>
+          <w:p>
+            <w:r>
+              <w:rPr>
+                <w:rFonts w:ascii="Arial" w:cs="Arial" w:eastAsia="Arial" w:hAnsi="Arial"/>
+                <w:sz w:val="20"/>
+                <w:szCs w:val="20"/>
+              </w:rPr>
+              <w:t xml:space="preserve">Industrial Electronics / Energy Management / Automation</w:t>
+            </w:r>
+          </w:p>
+        </w:tc>
+      </w:tr>
+      <w:tr>
+        <w:tc>
+          <w:tcPr>
+            <w:tcW w:type="dxa" w:w="2340"/>
+            <w:tcBorders>
+              <w:top w:val="single" w:color="CCCCCC" w:sz="1"/>
+              <w:left w:val="single" w:color="CCCCCC" w:sz="1"/>
+              <w:bottom w:val="single" w:color="CCCCCC" w:sz="1"/>
+              <w:right w:val="single" w:color="CCCCCC" w:sz="1"/>
+            </w:tcBorders>
+            <w:shd w:fill="F5F5F5" w:val="clear"/>
+            <w:tcMar>
+              <w:top w:type="dxa" w:w="80"/>
+              <w:left w:type="dxa" w:w="120"/>
+              <w:bottom w:type="dxa" w:w="80"/>
+              <w:right w:type="dxa" w:w="120"/>
+            </w:tcMar>
+          </w:tcPr>
+          <w:p>
+            <w:r>
+              <w:rPr>
+                <w:rFonts w:ascii="Arial" w:cs="Arial" w:eastAsia="Arial" w:hAnsi="Arial"/>
+                <w:b/>
+                <w:bCs/>
+                <w:sz w:val="20"/>
+                <w:szCs w:val="20"/>
+              </w:rPr>
+              <w:t xml:space="preserve">Solution</w:t>
+            </w:r>
+          </w:p>
+        </w:tc>
+        <w:tc>
+          <w:tcPr>
+            <w:tcW w:type="dxa" w:w="7020"/>
+            <w:tcBorders>
+              <w:top w:val="single" w:color="CCCCCC" w:sz="1"/>
+              <w:left w:val="single" w:color="CCCCCC" w:sz="1"/>
+              <w:bottom w:val="single" w:color="CCCCCC" w:sz="1"/>
+              <w:right w:val="single" w:color="CCCCCC" w:sz="1"/>
+            </w:tcBorders>
+            <w:tcMar>
+              <w:top w:type="dxa" w:w="80"/>
+              <w:left w:type="dxa" w:w="120"/>
+              <w:bottom w:type="dxa" w:w="80"/>
+              <w:right w:type="dxa" w:w="120"/>
+            </w:tcMar>
+          </w:tcPr>
+          <w:p>
+            <w:r>
+              <w:rPr>
+                <w:rFonts w:ascii="Arial" w:cs="Arial" w:eastAsia="Arial" w:hAnsi="Arial"/>
+                <w:sz w:val="20"/>
+                <w:szCs w:val="20"/>
+              </w:rPr>
+              <w:t xml:space="preserve">Industrial AI Copilot + Knowledge Bot for customer service agents (Azure AI Foundry + Azure OpenAI)</w:t>
+            </w:r>
+          </w:p>
+        </w:tc>
+      </w:tr>
+      <w:tr>
+        <w:tc>
+          <w:tcPr>
+            <w:tcW w:type="dxa" w:w="2340"/>
+            <w:tcBorders>
+              <w:top w:val="single" w:color="CCCCCC" w:sz="1"/>
+              <w:left w:val="single" w:color="CCCCCC" w:sz="1"/>
+              <w:bottom w:val="single" w:color="CCCCCC" w:sz="1"/>
+              <w:right w:val="single" w:color="CCCCCC" w:sz="1"/>
+            </w:tcBorders>
+            <w:shd w:fill="F5F5F5" w:val="clear"/>
+            <w:tcMar>
+              <w:top w:type="dxa" w:w="80"/>
+              <w:left w:type="dxa" w:w="120"/>
+              <w:bottom w:type="dxa" w:w="80"/>
+              <w:right w:type="dxa" w:w="120"/>
+            </w:tcMar>
+          </w:tcPr>
+          <w:p>
+            <w:r>
+              <w:rPr>
+                <w:rFonts w:ascii="Arial" w:cs="Arial" w:eastAsia="Arial" w:hAnsi="Arial"/>
+                <w:b/>
+                <w:bCs/>
+                <w:sz w:val="20"/>
+                <w:szCs w:val="20"/>
+              </w:rPr>
+              <w:t xml:space="preserve">Stack</w:t>
+            </w:r>
+          </w:p>
+        </w:tc>
+        <w:tc>
+          <w:tcPr>
+            <w:tcW w:type="dxa" w:w="7020"/>
+            <w:tcBorders>
+              <w:top w:val="single" w:color="CCCCCC" w:sz="1"/>
+              <w:left w:val="single" w:color="CCCCCC" w:sz="1"/>
+              <w:bottom w:val="single" w:color="CCCCCC" w:sz="1"/>
+              <w:right w:val="single" w:color="CCCCCC" w:sz="1"/>
+            </w:tcBorders>
+            <w:tcMar>
+              <w:top w:type="dxa" w:w="80"/>
+              <w:left w:type="dxa" w:w="120"/>
+              <w:bottom w:type="dxa" w:w="80"/>
+              <w:right w:type="dxa" w:w="120"/>
+            </w:tcMar>
+          </w:tcPr>
+          <w:p>
+            <w:r>
+              <w:rPr>
+                <w:rFonts w:ascii="Arial" w:cs="Arial" w:eastAsia="Arial" w:hAnsi="Arial"/>
+                <w:sz w:val="20"/>
+                <w:szCs w:val="20"/>
+              </w:rPr>
+              <w:t xml:space="preserve">Azure OpenAI Service, Azure AI Foundry, Azure AI Search, Copilot Studio</w:t>
+            </w:r>
+          </w:p>
+        </w:tc>
+      </w:tr>
+      <w:tr>
+        <w:tc>
+          <w:tcPr>
+            <w:tcW w:type="dxa" w:w="2340"/>
+            <w:tcBorders>
+              <w:top w:val="single" w:color="CCCCCC" w:sz="1"/>
+              <w:left w:val="single" w:color="CCCCCC" w:sz="1"/>
+              <w:bottom w:val="single" w:color="CCCCCC" w:sz="1"/>
+              <w:right w:val="single" w:color="CCCCCC" w:sz="1"/>
+            </w:tcBorders>
+            <w:shd w:fill="F5F5F5" w:val="clear"/>
+            <w:tcMar>
+              <w:top w:type="dxa" w:w="80"/>
+              <w:left w:type="dxa" w:w="120"/>
+              <w:bottom w:type="dxa" w:w="80"/>
+              <w:right w:type="dxa" w:w="120"/>
+            </w:tcMar>
+          </w:tcPr>
+          <w:p>
+            <w:r>
+              <w:rPr>
+                <w:rFonts w:ascii="Arial" w:cs="Arial" w:eastAsia="Arial" w:hAnsi="Arial"/>
+                <w:b/>
+                <w:bCs/>
+                <w:sz w:val="20"/>
+                <w:szCs w:val="20"/>
+              </w:rPr>
+              <w:t xml:space="preserve">Results</w:t>
+            </w:r>
+          </w:p>
+        </w:tc>
+        <w:tc>
+          <w:tcPr>
+            <w:tcW w:type="dxa" w:w="7020"/>
+            <w:tcBorders>
+              <w:top w:val="single" w:color="CCCCCC" w:sz="1"/>
+              <w:left w:val="single" w:color="CCCCCC" w:sz="1"/>
+              <w:bottom w:val="single" w:color="CCCCCC" w:sz="1"/>
+              <w:right w:val="single" w:color="CCCCCC" w:sz="1"/>
+            </w:tcBorders>
+            <w:tcMar>
+              <w:top w:type="dxa" w:w="80"/>
+              <w:left w:type="dxa" w:w="120"/>
+              <w:bottom w:type="dxa" w:w="80"/>
+              <w:right w:type="dxa" w:w="120"/>
+            </w:tcMar>
+          </w:tcPr>
+          <w:p>
+            <w:r>
+              <w:rPr>
+                <w:rFonts w:ascii="Arial" w:cs="Arial" w:eastAsia="Arial" w:hAnsi="Arial"/>
+                <w:sz w:val="20"/>
+                <w:szCs w:val="20"/>
+              </w:rPr>
+              <w:t xml:space="preserve">60–80% reduction in troubleshooting time. Knowledge Bot enables support agents to find answers to technical customer queries instantly from product documentation.</w:t>
+            </w:r>
+          </w:p>
+        </w:tc>
+      </w:tr>
+      <w:tr>
+        <w:tc>
+          <w:tcPr>
+            <w:tcW w:type="dxa" w:w="2340"/>
+            <w:tcBorders>
+              <w:top w:val="single" w:color="CCCCCC" w:sz="1"/>
+              <w:left w:val="single" w:color="CCCCCC" w:sz="1"/>
+              <w:bottom w:val="single" w:color="CCCCCC" w:sz="1"/>
+              <w:right w:val="single" w:color="CCCCCC" w:sz="1"/>
+            </w:tcBorders>
+            <w:shd w:fill="F5F5F5" w:val="clear"/>
+            <w:tcMar>
+              <w:top w:type="dxa" w:w="80"/>
+              <w:left w:type="dxa" w:w="120"/>
+              <w:bottom w:type="dxa" w:w="80"/>
+              <w:right w:type="dxa" w:w="120"/>
+            </w:tcMar>
+          </w:tcPr>
+          <w:p>
+            <w:r>
+              <w:rPr>
+                <w:rFonts w:ascii="Arial" w:cs="Arial" w:eastAsia="Arial" w:hAnsi="Arial"/>
+                <w:b/>
+                <w:bCs/>
+                <w:sz w:val="20"/>
+                <w:szCs w:val="20"/>
+              </w:rPr>
+              <w:t xml:space="preserve">Relevance</w:t>
+            </w:r>
+          </w:p>
+        </w:tc>
+        <w:tc>
+          <w:tcPr>
+            <w:tcW w:type="dxa" w:w="7020"/>
+            <w:tcBorders>
+              <w:top w:val="single" w:color="CCCCCC" w:sz="1"/>
+              <w:left w:val="single" w:color="CCCCCC" w:sz="1"/>
+              <w:bottom w:val="single" w:color="CCCCCC" w:sz="1"/>
+              <w:right w:val="single" w:color="CCCCCC" w:sz="1"/>
+            </w:tcBorders>
+            <w:tcMar>
+              <w:top w:type="dxa" w:w="80"/>
+              <w:left w:type="dxa" w:w="120"/>
+              <w:bottom w:type="dxa" w:w="80"/>
+              <w:right w:type="dxa" w:w="120"/>
+            </w:tcMar>
+          </w:tcPr>
+          <w:p>
+            <w:r>
+              <w:rPr>
+                <w:rFonts w:ascii="Arial" w:cs="Arial" w:eastAsia="Arial" w:hAnsi="Arial"/>
+                <w:sz w:val="20"/>
+                <w:szCs w:val="20"/>
+              </w:rPr>
+              <w:t xml:space="preserve">Industrial electronics company using RAG pipeline over technical documentation for customer support — directly analogous to our AI Search + OpenAI architecture for product datasheet Q&amp;A.</w:t>
+            </w:r>
+          </w:p>
+        </w:tc>
+      </w:tr>
+    </w:tbl>
+    <w:p>
+      <w:pPr>
+        <w:spacing w:before="200"/>
+      </w:pPr>
+    </w:p>
+    <w:p>
+      <w:pPr>
+        <w:pStyle w:val="Heading3"/>
+      </w:pPr>
+      <w:r>
+        <w:t xml:space="preserve">Siemens — Azure OpenAI for Product Lifecycle Management</w:t>
+      </w:r>
+    </w:p>
+    <w:tbl>
+      <w:tblPr>
+        <w:tblW w:type="dxa" w:w="9360"/>
+        <w:tblBorders>
+          <w:top w:val="single" w:color="auto" w:sz="4"/>
+          <w:left w:val="single" w:color="auto" w:sz="4"/>
+          <w:bottom w:val="single" w:color="auto" w:sz="4"/>
+          <w:right w:val="single" w:color="auto" w:sz="4"/>
+          <w:insideH w:val="single" w:color="auto" w:sz="4"/>
+          <w:insideV w:val="single" w:color="auto" w:sz="4"/>
+        </w:tblBorders>
+      </w:tblPr>
+      <w:tblGrid>
+        <w:gridCol w:w="2340"/>
+        <w:gridCol w:w="7020"/>
+      </w:tblGrid>
+      <w:tr>
+        <w:tc>
+          <w:tcPr>
+            <w:tcW w:type="dxa" w:w="2340"/>
+            <w:tcBorders>
+              <w:top w:val="single" w:color="CCCCCC" w:sz="1"/>
+              <w:left w:val="single" w:color="CCCCCC" w:sz="1"/>
+              <w:bottom w:val="single" w:color="CCCCCC" w:sz="1"/>
+              <w:right w:val="single" w:color="CCCCCC" w:sz="1"/>
+            </w:tcBorders>
+            <w:shd w:fill="F5F5F5" w:val="clear"/>
+            <w:tcMar>
+              <w:top w:type="dxa" w:w="80"/>
+              <w:left w:type="dxa" w:w="120"/>
+              <w:bottom w:type="dxa" w:w="80"/>
+              <w:right w:type="dxa" w:w="120"/>
+            </w:tcMar>
+          </w:tcPr>
+          <w:p>
+            <w:r>
+              <w:rPr>
+                <w:rFonts w:ascii="Arial" w:cs="Arial" w:eastAsia="Arial" w:hAnsi="Arial"/>
+                <w:b/>
+                <w:bCs/>
+                <w:sz w:val="20"/>
+                <w:szCs w:val="20"/>
+              </w:rPr>
+              <w:t xml:space="preserve">Industry</w:t>
+            </w:r>
+          </w:p>
+        </w:tc>
+        <w:tc>
+          <w:tcPr>
+            <w:tcW w:type="dxa" w:w="7020"/>
+            <w:tcBorders>
+              <w:top w:val="single" w:color="CCCCCC" w:sz="1"/>
+              <w:left w:val="single" w:color="CCCCCC" w:sz="1"/>
+              <w:bottom w:val="single" w:color="CCCCCC" w:sz="1"/>
+              <w:right w:val="single" w:color="CCCCCC" w:sz="1"/>
+            </w:tcBorders>
+            <w:tcMar>
+              <w:top w:type="dxa" w:w="80"/>
+              <w:left w:type="dxa" w:w="120"/>
+              <w:bottom w:type="dxa" w:w="80"/>
+              <w:right w:type="dxa" w:w="120"/>
+            </w:tcMar>
+          </w:tcPr>
+          <w:p>
+            <w:r>
+              <w:rPr>
+                <w:rFonts w:ascii="Arial" w:cs="Arial" w:eastAsia="Arial" w:hAnsi="Arial"/>
+                <w:sz w:val="20"/>
+                <w:szCs w:val="20"/>
+              </w:rPr>
+              <w:t xml:space="preserve">Industrial Manufacturing / Digital Industries / Semiconductor Equipment</w:t>
+            </w:r>
+          </w:p>
+        </w:tc>
+      </w:tr>
+      <w:tr>
+        <w:tc>
+          <w:tcPr>
+            <w:tcW w:type="dxa" w:w="2340"/>
+            <w:tcBorders>
+              <w:top w:val="single" w:color="CCCCCC" w:sz="1"/>
+              <w:left w:val="single" w:color="CCCCCC" w:sz="1"/>
+              <w:bottom w:val="single" w:color="CCCCCC" w:sz="1"/>
+              <w:right w:val="single" w:color="CCCCCC" w:sz="1"/>
+            </w:tcBorders>
+            <w:shd w:fill="F5F5F5" w:val="clear"/>
+            <w:tcMar>
+              <w:top w:type="dxa" w:w="80"/>
+              <w:left w:type="dxa" w:w="120"/>
+              <w:bottom w:type="dxa" w:w="80"/>
+              <w:right w:type="dxa" w:w="120"/>
+            </w:tcMar>
+          </w:tcPr>
+          <w:p>
+            <w:r>
+              <w:rPr>
+                <w:rFonts w:ascii="Arial" w:cs="Arial" w:eastAsia="Arial" w:hAnsi="Arial"/>
+                <w:b/>
+                <w:bCs/>
+                <w:sz w:val="20"/>
+                <w:szCs w:val="20"/>
+              </w:rPr>
+              <w:t xml:space="preserve">Solution</w:t>
+            </w:r>
+          </w:p>
+        </w:tc>
+        <w:tc>
+          <w:tcPr>
+            <w:tcW w:type="dxa" w:w="7020"/>
+            <w:tcBorders>
+              <w:top w:val="single" w:color="CCCCCC" w:sz="1"/>
+              <w:left w:val="single" w:color="CCCCCC" w:sz="1"/>
+              <w:bottom w:val="single" w:color="CCCCCC" w:sz="1"/>
+              <w:right w:val="single" w:color="CCCCCC" w:sz="1"/>
+            </w:tcBorders>
+            <w:tcMar>
+              <w:top w:type="dxa" w:w="80"/>
+              <w:left w:type="dxa" w:w="120"/>
+              <w:bottom w:type="dxa" w:w="80"/>
+              <w:right w:type="dxa" w:w="120"/>
+            </w:tcMar>
+          </w:tcPr>
+          <w:p>
+            <w:r>
+              <w:rPr>
+                <w:rFonts w:ascii="Arial" w:cs="Arial" w:eastAsia="Arial" w:hAnsi="Arial"/>
+                <w:sz w:val="20"/>
+                <w:szCs w:val="20"/>
+              </w:rPr>
+              <w:t xml:space="preserve">Azure OpenAI-powered Teams app for Teamcenter (Product Lifecycle Management)</w:t>
+            </w:r>
+          </w:p>
+        </w:tc>
+      </w:tr>
+      <w:tr>
+        <w:tc>
+          <w:tcPr>
+            <w:tcW w:type="dxa" w:w="2340"/>
+            <w:tcBorders>
+              <w:top w:val="single" w:color="CCCCCC" w:sz="1"/>
+              <w:left w:val="single" w:color="CCCCCC" w:sz="1"/>
+              <w:bottom w:val="single" w:color="CCCCCC" w:sz="1"/>
+              <w:right w:val="single" w:color="CCCCCC" w:sz="1"/>
+            </w:tcBorders>
+            <w:shd w:fill="F5F5F5" w:val="clear"/>
+            <w:tcMar>
+              <w:top w:type="dxa" w:w="80"/>
+              <w:left w:type="dxa" w:w="120"/>
+              <w:bottom w:type="dxa" w:w="80"/>
+              <w:right w:type="dxa" w:w="120"/>
+            </w:tcMar>
+          </w:tcPr>
+          <w:p>
+            <w:r>
+              <w:rPr>
+                <w:rFonts w:ascii="Arial" w:cs="Arial" w:eastAsia="Arial" w:hAnsi="Arial"/>
+                <w:b/>
+                <w:bCs/>
+                <w:sz w:val="20"/>
+                <w:szCs w:val="20"/>
+              </w:rPr>
+              <w:t xml:space="preserve">Stack</w:t>
+            </w:r>
+          </w:p>
+        </w:tc>
+        <w:tc>
+          <w:tcPr>
+            <w:tcW w:type="dxa" w:w="7020"/>
+            <w:tcBorders>
+              <w:top w:val="single" w:color="CCCCCC" w:sz="1"/>
+              <w:left w:val="single" w:color="CCCCCC" w:sz="1"/>
+              <w:bottom w:val="single" w:color="CCCCCC" w:sz="1"/>
+              <w:right w:val="single" w:color="CCCCCC" w:sz="1"/>
+            </w:tcBorders>
+            <w:tcMar>
+              <w:top w:type="dxa" w:w="80"/>
+              <w:left w:type="dxa" w:w="120"/>
+              <w:bottom w:type="dxa" w:w="80"/>
+              <w:right w:type="dxa" w:w="120"/>
+            </w:tcMar>
+          </w:tcPr>
+          <w:p>
+            <w:r>
+              <w:rPr>
+                <w:rFonts w:ascii="Arial" w:cs="Arial" w:eastAsia="Arial" w:hAnsi="Arial"/>
+                <w:sz w:val="20"/>
+                <w:szCs w:val="20"/>
+              </w:rPr>
+              <w:t xml:space="preserve">Azure OpenAI, Azure AI Foundry, Microsoft Teams, PLM integration</w:t>
+            </w:r>
+          </w:p>
+        </w:tc>
+      </w:tr>
+      <w:tr>
+        <w:tc>
+          <w:tcPr>
+            <w:tcW w:type="dxa" w:w="2340"/>
+            <w:tcBorders>
+              <w:top w:val="single" w:color="CCCCCC" w:sz="1"/>
+              <w:left w:val="single" w:color="CCCCCC" w:sz="1"/>
+              <w:bottom w:val="single" w:color="CCCCCC" w:sz="1"/>
+              <w:right w:val="single" w:color="CCCCCC" w:sz="1"/>
+            </w:tcBorders>
+            <w:shd w:fill="F5F5F5" w:val="clear"/>
+            <w:tcMar>
+              <w:top w:type="dxa" w:w="80"/>
+              <w:left w:type="dxa" w:w="120"/>
+              <w:bottom w:type="dxa" w:w="80"/>
+              <w:right w:type="dxa" w:w="120"/>
+            </w:tcMar>
+          </w:tcPr>
+          <w:p>
+            <w:r>
+              <w:rPr>
+                <w:rFonts w:ascii="Arial" w:cs="Arial" w:eastAsia="Arial" w:hAnsi="Arial"/>
+                <w:b/>
+                <w:bCs/>
+                <w:sz w:val="20"/>
+                <w:szCs w:val="20"/>
+              </w:rPr>
+              <w:t xml:space="preserve">Results</w:t>
+            </w:r>
+          </w:p>
+        </w:tc>
+        <w:tc>
+          <w:tcPr>
+            <w:tcW w:type="dxa" w:w="7020"/>
+            <w:tcBorders>
+              <w:top w:val="single" w:color="CCCCCC" w:sz="1"/>
+              <w:left w:val="single" w:color="CCCCCC" w:sz="1"/>
+              <w:bottom w:val="single" w:color="CCCCCC" w:sz="1"/>
+              <w:right w:val="single" w:color="CCCCCC" w:sz="1"/>
+            </w:tcBorders>
+            <w:tcMar>
+              <w:top w:type="dxa" w:w="80"/>
+              <w:left w:type="dxa" w:w="120"/>
+              <w:bottom w:type="dxa" w:w="80"/>
+              <w:right w:type="dxa" w:w="120"/>
+            </w:tcMar>
+          </w:tcPr>
+          <w:p>
+            <w:r>
+              <w:rPr>
+                <w:rFonts w:ascii="Arial" w:cs="Arial" w:eastAsia="Arial" w:hAnsi="Arial"/>
+                <w:sz w:val="20"/>
+                <w:szCs w:val="20"/>
+              </w:rPr>
+              <w:t xml:space="preserve">Enhanced efficiency in product lifecycle management workflows. Natural language querying of engineering documentation integrated directly into Teams.</w:t>
+            </w:r>
+          </w:p>
+        </w:tc>
+      </w:tr>
+      <w:tr>
+        <w:tc>
+          <w:tcPr>
+            <w:tcW w:type="dxa" w:w="2340"/>
+            <w:tcBorders>
+              <w:top w:val="single" w:color="CCCCCC" w:sz="1"/>
+              <w:left w:val="single" w:color="CCCCCC" w:sz="1"/>
+              <w:bottom w:val="single" w:color="CCCCCC" w:sz="1"/>
+              <w:right w:val="single" w:color="CCCCCC" w:sz="1"/>
+            </w:tcBorders>
+            <w:shd w:fill="F5F5F5" w:val="clear"/>
+            <w:tcMar>
+              <w:top w:type="dxa" w:w="80"/>
+              <w:left w:type="dxa" w:w="120"/>
+              <w:bottom w:type="dxa" w:w="80"/>
+              <w:right w:type="dxa" w:w="120"/>
+            </w:tcMar>
+          </w:tcPr>
+          <w:p>
+            <w:r>
+              <w:rPr>
+                <w:rFonts w:ascii="Arial" w:cs="Arial" w:eastAsia="Arial" w:hAnsi="Arial"/>
+                <w:b/>
+                <w:bCs/>
+                <w:sz w:val="20"/>
+                <w:szCs w:val="20"/>
+              </w:rPr>
+              <w:t xml:space="preserve">Relevance</w:t>
+            </w:r>
+          </w:p>
+        </w:tc>
+        <w:tc>
+          <w:tcPr>
+            <w:tcW w:type="dxa" w:w="7020"/>
+            <w:tcBorders>
+              <w:top w:val="single" w:color="CCCCCC" w:sz="1"/>
+              <w:left w:val="single" w:color="CCCCCC" w:sz="1"/>
+              <w:bottom w:val="single" w:color="CCCCCC" w:sz="1"/>
+              <w:right w:val="single" w:color="CCCCCC" w:sz="1"/>
+            </w:tcBorders>
+            <w:tcMar>
+              <w:top w:type="dxa" w:w="80"/>
+              <w:left w:type="dxa" w:w="120"/>
+              <w:bottom w:type="dxa" w:w="80"/>
+              <w:right w:type="dxa" w:w="120"/>
+            </w:tcMar>
+          </w:tcPr>
+          <w:p>
+            <w:r>
+              <w:rPr>
+                <w:rFonts w:ascii="Arial" w:cs="Arial" w:eastAsia="Arial" w:hAnsi="Arial"/>
+                <w:sz w:val="20"/>
+                <w:szCs w:val="20"/>
+              </w:rPr>
+              <w:t xml:space="preserve">Major semiconductor equipment supplier using Azure OpenAI + Teams for engineering knowledge retrieval — validates the Teams channel + RAG approach.</w:t>
+            </w:r>
+          </w:p>
+        </w:tc>
+      </w:tr>
+    </w:tbl>
+    <w:p>
+      <w:r>
+        <w:br w:type="page"/>
+      </w:r>
+    </w:p>
+    <w:p>
+      <w:pPr>
+        <w:pStyle w:val="Heading2"/>
+      </w:pPr>
+      <w:r>
+        <w:t xml:space="preserve">13.2 Industrial Manufacturing &amp; Operations</w:t>
+      </w:r>
+    </w:p>
+    <w:p>
+      <w:pPr>
+        <w:pStyle w:val="Heading3"/>
+      </w:pPr>
+      <w:r>
+        <w:t xml:space="preserve">ABB Group — Genix Copilot on Azure OpenAI</w:t>
+      </w:r>
+    </w:p>
+    <w:tbl>
+      <w:tblPr>
+        <w:tblW w:type="dxa" w:w="9360"/>
+        <w:tblBorders>
+          <w:top w:val="single" w:color="auto" w:sz="4"/>
+          <w:left w:val="single" w:color="auto" w:sz="4"/>
+          <w:bottom w:val="single" w:color="auto" w:sz="4"/>
+          <w:right w:val="single" w:color="auto" w:sz="4"/>
+          <w:insideH w:val="single" w:color="auto" w:sz="4"/>
+          <w:insideV w:val="single" w:color="auto" w:sz="4"/>
+        </w:tblBorders>
+      </w:tblPr>
+      <w:tblGrid>
+        <w:gridCol w:w="2340"/>
+        <w:gridCol w:w="7020"/>
+      </w:tblGrid>
+      <w:tr>
+        <w:tc>
+          <w:tcPr>
+            <w:tcW w:type="dxa" w:w="2340"/>
+            <w:tcBorders>
+              <w:top w:val="single" w:color="CCCCCC" w:sz="1"/>
+              <w:left w:val="single" w:color="CCCCCC" w:sz="1"/>
+              <w:bottom w:val="single" w:color="CCCCCC" w:sz="1"/>
+              <w:right w:val="single" w:color="CCCCCC" w:sz="1"/>
+            </w:tcBorders>
+            <w:shd w:fill="F5F5F5" w:val="clear"/>
+            <w:tcMar>
+              <w:top w:type="dxa" w:w="80"/>
+              <w:left w:type="dxa" w:w="120"/>
+              <w:bottom w:type="dxa" w:w="80"/>
+              <w:right w:type="dxa" w:w="120"/>
+            </w:tcMar>
+          </w:tcPr>
+          <w:p>
+            <w:r>
+              <w:rPr>
+                <w:rFonts w:ascii="Arial" w:cs="Arial" w:eastAsia="Arial" w:hAnsi="Arial"/>
+                <w:b/>
+                <w:bCs/>
+                <w:sz w:val="20"/>
+                <w:szCs w:val="20"/>
+              </w:rPr>
+              <w:t xml:space="preserve">Industry</w:t>
+            </w:r>
+          </w:p>
+        </w:tc>
+        <w:tc>
+          <w:tcPr>
+            <w:tcW w:type="dxa" w:w="7020"/>
+            <w:tcBorders>
+              <w:top w:val="single" w:color="CCCCCC" w:sz="1"/>
+              <w:left w:val="single" w:color="CCCCCC" w:sz="1"/>
+              <w:bottom w:val="single" w:color="CCCCCC" w:sz="1"/>
+              <w:right w:val="single" w:color="CCCCCC" w:sz="1"/>
+            </w:tcBorders>
+            <w:tcMar>
+              <w:top w:type="dxa" w:w="80"/>
+              <w:left w:type="dxa" w:w="120"/>
+              <w:bottom w:type="dxa" w:w="80"/>
+              <w:right w:type="dxa" w:w="120"/>
+            </w:tcMar>
+          </w:tcPr>
+          <w:p>
+            <w:r>
+              <w:rPr>
+                <w:rFonts w:ascii="Arial" w:cs="Arial" w:eastAsia="Arial" w:hAnsi="Arial"/>
+                <w:sz w:val="20"/>
+                <w:szCs w:val="20"/>
+              </w:rPr>
+              <w:t xml:space="preserve">Industrial Automation / Robotics / Power Systems</w:t>
+            </w:r>
+          </w:p>
+        </w:tc>
+      </w:tr>
+      <w:tr>
+        <w:tc>
+          <w:tcPr>
+            <w:tcW w:type="dxa" w:w="2340"/>
+            <w:tcBorders>
+              <w:top w:val="single" w:color="CCCCCC" w:sz="1"/>
+              <w:left w:val="single" w:color="CCCCCC" w:sz="1"/>
+              <w:bottom w:val="single" w:color="CCCCCC" w:sz="1"/>
+              <w:right w:val="single" w:color="CCCCCC" w:sz="1"/>
+            </w:tcBorders>
+            <w:shd w:fill="F5F5F5" w:val="clear"/>
+            <w:tcMar>
+              <w:top w:type="dxa" w:w="80"/>
+              <w:left w:type="dxa" w:w="120"/>
+              <w:bottom w:type="dxa" w:w="80"/>
+              <w:right w:type="dxa" w:w="120"/>
+            </w:tcMar>
+          </w:tcPr>
+          <w:p>
+            <w:r>
+              <w:rPr>
+                <w:rFonts w:ascii="Arial" w:cs="Arial" w:eastAsia="Arial" w:hAnsi="Arial"/>
+                <w:b/>
+                <w:bCs/>
+                <w:sz w:val="20"/>
+                <w:szCs w:val="20"/>
+              </w:rPr>
+              <w:t xml:space="preserve">Solution</w:t>
+            </w:r>
+          </w:p>
+        </w:tc>
+        <w:tc>
+          <w:tcPr>
+            <w:tcW w:type="dxa" w:w="7020"/>
+            <w:tcBorders>
+              <w:top w:val="single" w:color="CCCCCC" w:sz="1"/>
+              <w:left w:val="single" w:color="CCCCCC" w:sz="1"/>
+              <w:bottom w:val="single" w:color="CCCCCC" w:sz="1"/>
+              <w:right w:val="single" w:color="CCCCCC" w:sz="1"/>
+            </w:tcBorders>
+            <w:tcMar>
+              <w:top w:type="dxa" w:w="80"/>
+              <w:left w:type="dxa" w:w="120"/>
+              <w:bottom w:type="dxa" w:w="80"/>
+              <w:right w:type="dxa" w:w="120"/>
+            </w:tcMar>
+          </w:tcPr>
+          <w:p>
+            <w:r>
+              <w:rPr>
+                <w:rFonts w:ascii="Arial" w:cs="Arial" w:eastAsia="Arial" w:hAnsi="Arial"/>
+                <w:sz w:val="20"/>
+                <w:szCs w:val="20"/>
+              </w:rPr>
+              <w:t xml:space="preserve">Genix Copilot — generative AI for industrial IoT and analytics (Azure OpenAI)</w:t>
+            </w:r>
+          </w:p>
+        </w:tc>
+      </w:tr>
+      <w:tr>
+        <w:tc>
+          <w:tcPr>
+            <w:tcW w:type="dxa" w:w="2340"/>
+            <w:tcBorders>
+              <w:top w:val="single" w:color="CCCCCC" w:sz="1"/>
+              <w:left w:val="single" w:color="CCCCCC" w:sz="1"/>
+              <w:bottom w:val="single" w:color="CCCCCC" w:sz="1"/>
+              <w:right w:val="single" w:color="CCCCCC" w:sz="1"/>
+            </w:tcBorders>
+            <w:shd w:fill="F5F5F5" w:val="clear"/>
+            <w:tcMar>
+              <w:top w:type="dxa" w:w="80"/>
+              <w:left w:type="dxa" w:w="120"/>
+              <w:bottom w:type="dxa" w:w="80"/>
+              <w:right w:type="dxa" w:w="120"/>
+            </w:tcMar>
+          </w:tcPr>
+          <w:p>
+            <w:r>
+              <w:rPr>
+                <w:rFonts w:ascii="Arial" w:cs="Arial" w:eastAsia="Arial" w:hAnsi="Arial"/>
+                <w:b/>
+                <w:bCs/>
+                <w:sz w:val="20"/>
+                <w:szCs w:val="20"/>
+              </w:rPr>
+              <w:t xml:space="preserve">Stack</w:t>
+            </w:r>
+          </w:p>
+        </w:tc>
+        <w:tc>
+          <w:tcPr>
+            <w:tcW w:type="dxa" w:w="7020"/>
+            <w:tcBorders>
+              <w:top w:val="single" w:color="CCCCCC" w:sz="1"/>
+              <w:left w:val="single" w:color="CCCCCC" w:sz="1"/>
+              <w:bottom w:val="single" w:color="CCCCCC" w:sz="1"/>
+              <w:right w:val="single" w:color="CCCCCC" w:sz="1"/>
+            </w:tcBorders>
+            <w:tcMar>
+              <w:top w:type="dxa" w:w="80"/>
+              <w:left w:type="dxa" w:w="120"/>
+              <w:bottom w:type="dxa" w:w="80"/>
+              <w:right w:type="dxa" w:w="120"/>
+            </w:tcMar>
+          </w:tcPr>
+          <w:p>
+            <w:r>
+              <w:rPr>
+                <w:rFonts w:ascii="Arial" w:cs="Arial" w:eastAsia="Arial" w:hAnsi="Arial"/>
+                <w:sz w:val="20"/>
+                <w:szCs w:val="20"/>
+              </w:rPr>
+              <w:t xml:space="preserve">Azure OpenAI Service, Azure IoT, ABB Genix industrial analytics platform</w:t>
+            </w:r>
+          </w:p>
+        </w:tc>
+      </w:tr>
+      <w:tr>
+        <w:tc>
+          <w:tcPr>
+            <w:tcW w:type="dxa" w:w="2340"/>
+            <w:tcBorders>
+              <w:top w:val="single" w:color="CCCCCC" w:sz="1"/>
+              <w:left w:val="single" w:color="CCCCCC" w:sz="1"/>
+              <w:bottom w:val="single" w:color="CCCCCC" w:sz="1"/>
+              <w:right w:val="single" w:color="CCCCCC" w:sz="1"/>
+            </w:tcBorders>
+            <w:shd w:fill="F5F5F5" w:val="clear"/>
+            <w:tcMar>
+              <w:top w:type="dxa" w:w="80"/>
+              <w:left w:type="dxa" w:w="120"/>
+              <w:bottom w:type="dxa" w:w="80"/>
+              <w:right w:type="dxa" w:w="120"/>
+            </w:tcMar>
+          </w:tcPr>
+          <w:p>
+            <w:r>
+              <w:rPr>
+                <w:rFonts w:ascii="Arial" w:cs="Arial" w:eastAsia="Arial" w:hAnsi="Arial"/>
+                <w:b/>
+                <w:bCs/>
+                <w:sz w:val="20"/>
+                <w:szCs w:val="20"/>
+              </w:rPr>
+              <w:t xml:space="preserve">Results</w:t>
+            </w:r>
+          </w:p>
+        </w:tc>
+        <w:tc>
+          <w:tcPr>
+            <w:tcW w:type="dxa" w:w="7020"/>
+            <w:tcBorders>
+              <w:top w:val="single" w:color="CCCCCC" w:sz="1"/>
+              <w:left w:val="single" w:color="CCCCCC" w:sz="1"/>
+              <w:bottom w:val="single" w:color="CCCCCC" w:sz="1"/>
+              <w:right w:val="single" w:color="CCCCCC" w:sz="1"/>
+            </w:tcBorders>
+            <w:tcMar>
+              <w:top w:type="dxa" w:w="80"/>
+              <w:left w:type="dxa" w:w="120"/>
+              <w:bottom w:type="dxa" w:w="80"/>
+              <w:right w:type="dxa" w:w="120"/>
+            </w:tcMar>
+          </w:tcPr>
+          <w:p>
+            <w:r>
+              <w:rPr>
+                <w:rFonts w:ascii="Arial" w:cs="Arial" w:eastAsia="Arial" w:hAnsi="Arial"/>
+                <w:sz w:val="20"/>
+                <w:szCs w:val="20"/>
+              </w:rPr>
+              <w:t xml:space="preserve">40% cost savings in operations and maintenance, 30% production efficiency boost, 25% sustainability improvement, 20% asset lifespan extension, 60% reduction in unplanned downtime.</w:t>
+            </w:r>
+          </w:p>
+        </w:tc>
+      </w:tr>
+      <w:tr>
+        <w:tc>
+          <w:tcPr>
+            <w:tcW w:type="dxa" w:w="2340"/>
+            <w:tcBorders>
+              <w:top w:val="single" w:color="CCCCCC" w:sz="1"/>
+              <w:left w:val="single" w:color="CCCCCC" w:sz="1"/>
+              <w:bottom w:val="single" w:color="CCCCCC" w:sz="1"/>
+              <w:right w:val="single" w:color="CCCCCC" w:sz="1"/>
+            </w:tcBorders>
+            <w:shd w:fill="F5F5F5" w:val="clear"/>
+            <w:tcMar>
+              <w:top w:type="dxa" w:w="80"/>
+              <w:left w:type="dxa" w:w="120"/>
+              <w:bottom w:type="dxa" w:w="80"/>
+              <w:right w:type="dxa" w:w="120"/>
+            </w:tcMar>
+          </w:tcPr>
+          <w:p>
+            <w:r>
+              <w:rPr>
+                <w:rFonts w:ascii="Arial" w:cs="Arial" w:eastAsia="Arial" w:hAnsi="Arial"/>
+                <w:b/>
+                <w:bCs/>
+                <w:sz w:val="20"/>
+                <w:szCs w:val="20"/>
+              </w:rPr>
+              <w:t xml:space="preserve">Relevance</w:t>
+            </w:r>
+          </w:p>
+        </w:tc>
+        <w:tc>
+          <w:tcPr>
+            <w:tcW w:type="dxa" w:w="7020"/>
+            <w:tcBorders>
+              <w:top w:val="single" w:color="CCCCCC" w:sz="1"/>
+              <w:left w:val="single" w:color="CCCCCC" w:sz="1"/>
+              <w:bottom w:val="single" w:color="CCCCCC" w:sz="1"/>
+              <w:right w:val="single" w:color="CCCCCC" w:sz="1"/>
+            </w:tcBorders>
+            <w:tcMar>
+              <w:top w:type="dxa" w:w="80"/>
+              <w:left w:type="dxa" w:w="120"/>
+              <w:bottom w:type="dxa" w:w="80"/>
+              <w:right w:type="dxa" w:w="120"/>
+            </w:tcMar>
+          </w:tcPr>
+          <w:p>
+            <w:r>
+              <w:rPr>
+                <w:rFonts w:ascii="Arial" w:cs="Arial" w:eastAsia="Arial" w:hAnsi="Arial"/>
+                <w:sz w:val="20"/>
+                <w:szCs w:val="20"/>
+              </w:rPr>
+              <w:t xml:space="preserve">Industrial manufacturer using Azure OpenAI for operational support and knowledge retrieval at scale. Validates the AI agent pattern for manufacturing environments.</w:t>
+            </w:r>
+          </w:p>
+        </w:tc>
+      </w:tr>
+    </w:tbl>
+    <w:p>
+      <w:pPr>
+        <w:spacing w:before="200"/>
+      </w:pPr>
+    </w:p>
+    <w:p>
+      <w:pPr>
+        <w:pStyle w:val="Heading3"/>
+      </w:pPr>
+      <w:r>
+        <w:t xml:space="preserve">Honeywell — Enterprise-Wide Generative AI (16+ Production Use Cases)</w:t>
+      </w:r>
+    </w:p>
+    <w:tbl>
+      <w:tblPr>
+        <w:tblW w:type="dxa" w:w="9360"/>
+        <w:tblBorders>
+          <w:top w:val="single" w:color="auto" w:sz="4"/>
+          <w:left w:val="single" w:color="auto" w:sz="4"/>
+          <w:bottom w:val="single" w:color="auto" w:sz="4"/>
+          <w:right w:val="single" w:color="auto" w:sz="4"/>
+          <w:insideH w:val="single" w:color="auto" w:sz="4"/>
+          <w:insideV w:val="single" w:color="auto" w:sz="4"/>
+        </w:tblBorders>
+      </w:tblPr>
+      <w:tblGrid>
+        <w:gridCol w:w="2340"/>
+        <w:gridCol w:w="7020"/>
+      </w:tblGrid>
+      <w:tr>
+        <w:tc>
+          <w:tcPr>
+            <w:tcW w:type="dxa" w:w="2340"/>
+            <w:tcBorders>
+              <w:top w:val="single" w:color="CCCCCC" w:sz="1"/>
+              <w:left w:val="single" w:color="CCCCCC" w:sz="1"/>
+              <w:bottom w:val="single" w:color="CCCCCC" w:sz="1"/>
+              <w:right w:val="single" w:color="CCCCCC" w:sz="1"/>
+            </w:tcBorders>
+            <w:shd w:fill="F5F5F5" w:val="clear"/>
+            <w:tcMar>
+              <w:top w:type="dxa" w:w="80"/>
+              <w:left w:type="dxa" w:w="120"/>
+              <w:bottom w:type="dxa" w:w="80"/>
+              <w:right w:type="dxa" w:w="120"/>
+            </w:tcMar>
+          </w:tcPr>
+          <w:p>
+            <w:r>
+              <w:rPr>
+                <w:rFonts w:ascii="Arial" w:cs="Arial" w:eastAsia="Arial" w:hAnsi="Arial"/>
+                <w:b/>
+                <w:bCs/>
+                <w:sz w:val="20"/>
+                <w:szCs w:val="20"/>
+              </w:rPr>
+              <w:t xml:space="preserve">Industry</w:t>
+            </w:r>
+          </w:p>
+        </w:tc>
+        <w:tc>
+          <w:tcPr>
+            <w:tcW w:type="dxa" w:w="7020"/>
+            <w:tcBorders>
+              <w:top w:val="single" w:color="CCCCCC" w:sz="1"/>
+              <w:left w:val="single" w:color="CCCCCC" w:sz="1"/>
+              <w:bottom w:val="single" w:color="CCCCCC" w:sz="1"/>
+              <w:right w:val="single" w:color="CCCCCC" w:sz="1"/>
+            </w:tcBorders>
+            <w:tcMar>
+              <w:top w:type="dxa" w:w="80"/>
+              <w:left w:type="dxa" w:w="120"/>
+              <w:bottom w:type="dxa" w:w="80"/>
+              <w:right w:type="dxa" w:w="120"/>
+            </w:tcMar>
+          </w:tcPr>
+          <w:p>
+            <w:r>
+              <w:rPr>
+                <w:rFonts w:ascii="Arial" w:cs="Arial" w:eastAsia="Arial" w:hAnsi="Arial"/>
+                <w:sz w:val="20"/>
+                <w:szCs w:val="20"/>
+              </w:rPr>
+              <w:t xml:space="preserve">Aerospace / Industrial Technology / Building Technology</w:t>
+            </w:r>
+          </w:p>
+        </w:tc>
+      </w:tr>
+      <w:tr>
+        <w:tc>
+          <w:tcPr>
+            <w:tcW w:type="dxa" w:w="2340"/>
+            <w:tcBorders>
+              <w:top w:val="single" w:color="CCCCCC" w:sz="1"/>
+              <w:left w:val="single" w:color="CCCCCC" w:sz="1"/>
+              <w:bottom w:val="single" w:color="CCCCCC" w:sz="1"/>
+              <w:right w:val="single" w:color="CCCCCC" w:sz="1"/>
+            </w:tcBorders>
+            <w:shd w:fill="F5F5F5" w:val="clear"/>
+            <w:tcMar>
+              <w:top w:type="dxa" w:w="80"/>
+              <w:left w:type="dxa" w:w="120"/>
+              <w:bottom w:type="dxa" w:w="80"/>
+              <w:right w:type="dxa" w:w="120"/>
+            </w:tcMar>
+          </w:tcPr>
+          <w:p>
+            <w:r>
+              <w:rPr>
+                <w:rFonts w:ascii="Arial" w:cs="Arial" w:eastAsia="Arial" w:hAnsi="Arial"/>
+                <w:b/>
+                <w:bCs/>
+                <w:sz w:val="20"/>
+                <w:szCs w:val="20"/>
+              </w:rPr>
+              <w:t xml:space="preserve">Solution</w:t>
+            </w:r>
+          </w:p>
+        </w:tc>
+        <w:tc>
+          <w:tcPr>
+            <w:tcW w:type="dxa" w:w="7020"/>
+            <w:tcBorders>
+              <w:top w:val="single" w:color="CCCCCC" w:sz="1"/>
+              <w:left w:val="single" w:color="CCCCCC" w:sz="1"/>
+              <w:bottom w:val="single" w:color="CCCCCC" w:sz="1"/>
+              <w:right w:val="single" w:color="CCCCCC" w:sz="1"/>
+            </w:tcBorders>
+            <w:tcMar>
+              <w:top w:type="dxa" w:w="80"/>
+              <w:left w:type="dxa" w:w="120"/>
+              <w:bottom w:type="dxa" w:w="80"/>
+              <w:right w:type="dxa" w:w="120"/>
+            </w:tcMar>
+          </w:tcPr>
+          <w:p>
+            <w:r>
+              <w:rPr>
+                <w:rFonts w:ascii="Arial" w:cs="Arial" w:eastAsia="Arial" w:hAnsi="Arial"/>
+                <w:sz w:val="20"/>
+                <w:szCs w:val="20"/>
+              </w:rPr>
+              <w:t xml:space="preserve">AI Copilot for IT help desk + product manual virtual assistant (Azure OpenAI + knowledge base)</w:t>
+            </w:r>
+          </w:p>
+        </w:tc>
+      </w:tr>
+      <w:tr>
+        <w:tc>
+          <w:tcPr>
+            <w:tcW w:type="dxa" w:w="2340"/>
+            <w:tcBorders>
+              <w:top w:val="single" w:color="CCCCCC" w:sz="1"/>
+              <w:left w:val="single" w:color="CCCCCC" w:sz="1"/>
+              <w:bottom w:val="single" w:color="CCCCCC" w:sz="1"/>
+              <w:right w:val="single" w:color="CCCCCC" w:sz="1"/>
+            </w:tcBorders>
+            <w:shd w:fill="F5F5F5" w:val="clear"/>
+            <w:tcMar>
+              <w:top w:type="dxa" w:w="80"/>
+              <w:left w:type="dxa" w:w="120"/>
+              <w:bottom w:type="dxa" w:w="80"/>
+              <w:right w:type="dxa" w:w="120"/>
+            </w:tcMar>
+          </w:tcPr>
+          <w:p>
+            <w:r>
+              <w:rPr>
+                <w:rFonts w:ascii="Arial" w:cs="Arial" w:eastAsia="Arial" w:hAnsi="Arial"/>
+                <w:b/>
+                <w:bCs/>
+                <w:sz w:val="20"/>
+                <w:szCs w:val="20"/>
+              </w:rPr>
+              <w:t xml:space="preserve">Stack</w:t>
+            </w:r>
+          </w:p>
+        </w:tc>
+        <w:tc>
+          <w:tcPr>
+            <w:tcW w:type="dxa" w:w="7020"/>
+            <w:tcBorders>
+              <w:top w:val="single" w:color="CCCCCC" w:sz="1"/>
+              <w:left w:val="single" w:color="CCCCCC" w:sz="1"/>
+              <w:bottom w:val="single" w:color="CCCCCC" w:sz="1"/>
+              <w:right w:val="single" w:color="CCCCCC" w:sz="1"/>
+            </w:tcBorders>
+            <w:tcMar>
+              <w:top w:type="dxa" w:w="80"/>
+              <w:left w:type="dxa" w:w="120"/>
+              <w:bottom w:type="dxa" w:w="80"/>
+              <w:right w:type="dxa" w:w="120"/>
+            </w:tcMar>
+          </w:tcPr>
+          <w:p>
+            <w:r>
+              <w:rPr>
+                <w:rFonts w:ascii="Arial" w:cs="Arial" w:eastAsia="Arial" w:hAnsi="Arial"/>
+                <w:sz w:val="20"/>
+                <w:szCs w:val="20"/>
+              </w:rPr>
+              <w:t xml:space="preserve">Azure OpenAI, Microsoft 365 Copilot, Moveworks AI, internal knowledge bases</w:t>
+            </w:r>
+          </w:p>
+        </w:tc>
+      </w:tr>
+      <w:tr>
+        <w:tc>
+          <w:tcPr>
+            <w:tcW w:type="dxa" w:w="2340"/>
+            <w:tcBorders>
+              <w:top w:val="single" w:color="CCCCCC" w:sz="1"/>
+              <w:left w:val="single" w:color="CCCCCC" w:sz="1"/>
+              <w:bottom w:val="single" w:color="CCCCCC" w:sz="1"/>
+              <w:right w:val="single" w:color="CCCCCC" w:sz="1"/>
+            </w:tcBorders>
+            <w:shd w:fill="F5F5F5" w:val="clear"/>
+            <w:tcMar>
+              <w:top w:type="dxa" w:w="80"/>
+              <w:left w:type="dxa" w:w="120"/>
+              <w:bottom w:type="dxa" w:w="80"/>
+              <w:right w:type="dxa" w:w="120"/>
+            </w:tcMar>
+          </w:tcPr>
+          <w:p>
+            <w:r>
+              <w:rPr>
+                <w:rFonts w:ascii="Arial" w:cs="Arial" w:eastAsia="Arial" w:hAnsi="Arial"/>
+                <w:b/>
+                <w:bCs/>
+                <w:sz w:val="20"/>
+                <w:szCs w:val="20"/>
+              </w:rPr>
+              <w:t xml:space="preserve">Results</w:t>
+            </w:r>
+          </w:p>
+        </w:tc>
+        <w:tc>
+          <w:tcPr>
+            <w:tcW w:type="dxa" w:w="7020"/>
+            <w:tcBorders>
+              <w:top w:val="single" w:color="CCCCCC" w:sz="1"/>
+              <w:left w:val="single" w:color="CCCCCC" w:sz="1"/>
+              <w:bottom w:val="single" w:color="CCCCCC" w:sz="1"/>
+              <w:right w:val="single" w:color="CCCCCC" w:sz="1"/>
+            </w:tcBorders>
+            <w:tcMar>
+              <w:top w:type="dxa" w:w="80"/>
+              <w:left w:type="dxa" w:w="120"/>
+              <w:bottom w:type="dxa" w:w="80"/>
+              <w:right w:type="dxa" w:w="120"/>
+            </w:tcMar>
+          </w:tcPr>
+          <w:p>
+            <w:r>
+              <w:rPr>
+                <w:rFonts w:ascii="Arial" w:cs="Arial" w:eastAsia="Arial" w:hAnsi="Arial"/>
+                <w:sz w:val="20"/>
+                <w:szCs w:val="20"/>
+              </w:rPr>
+              <w:t xml:space="preserve">16+ generative AI use cases in production across 95,000 employees. IT help desk tickets reduced by 80%. Virtual assistant leverages product manuals and internal articles for self-service support.</w:t>
+            </w:r>
+          </w:p>
+        </w:tc>
+      </w:tr>
+      <w:tr>
+        <w:tc>
+          <w:tcPr>
+            <w:tcW w:type="dxa" w:w="2340"/>
+            <w:tcBorders>
+              <w:top w:val="single" w:color="CCCCCC" w:sz="1"/>
+              <w:left w:val="single" w:color="CCCCCC" w:sz="1"/>
+              <w:bottom w:val="single" w:color="CCCCCC" w:sz="1"/>
+              <w:right w:val="single" w:color="CCCCCC" w:sz="1"/>
+            </w:tcBorders>
+            <w:shd w:fill="F5F5F5" w:val="clear"/>
+            <w:tcMar>
+              <w:top w:type="dxa" w:w="80"/>
+              <w:left w:type="dxa" w:w="120"/>
+              <w:bottom w:type="dxa" w:w="80"/>
+              <w:right w:type="dxa" w:w="120"/>
+            </w:tcMar>
+          </w:tcPr>
+          <w:p>
+            <w:r>
+              <w:rPr>
+                <w:rFonts w:ascii="Arial" w:cs="Arial" w:eastAsia="Arial" w:hAnsi="Arial"/>
+                <w:b/>
+                <w:bCs/>
+                <w:sz w:val="20"/>
+                <w:szCs w:val="20"/>
+              </w:rPr>
+              <w:t xml:space="preserve">Relevance</w:t>
+            </w:r>
+          </w:p>
+        </w:tc>
+        <w:tc>
+          <w:tcPr>
+            <w:tcW w:type="dxa" w:w="7020"/>
+            <w:tcBorders>
+              <w:top w:val="single" w:color="CCCCCC" w:sz="1"/>
+              <w:left w:val="single" w:color="CCCCCC" w:sz="1"/>
+              <w:bottom w:val="single" w:color="CCCCCC" w:sz="1"/>
+              <w:right w:val="single" w:color="CCCCCC" w:sz="1"/>
+            </w:tcBorders>
+            <w:tcMar>
+              <w:top w:type="dxa" w:w="80"/>
+              <w:left w:type="dxa" w:w="120"/>
+              <w:bottom w:type="dxa" w:w="80"/>
+              <w:right w:type="dxa" w:w="120"/>
+            </w:tcMar>
+          </w:tcPr>
+          <w:p>
+            <w:r>
+              <w:rPr>
+                <w:rFonts w:ascii="Arial" w:cs="Arial" w:eastAsia="Arial" w:hAnsi="Arial"/>
+                <w:sz w:val="20"/>
+                <w:szCs w:val="20"/>
+              </w:rPr>
+              <w:t xml:space="preserve">Enterprise-scale AI support deployment (95K employees) using knowledge base RAG pattern for product documentation — directly validates our architecture at semiconductor enterprise scale.</w:t>
+            </w:r>
+          </w:p>
+        </w:tc>
+      </w:tr>
+    </w:tbl>
+    <w:p>
+      <w:pPr>
+        <w:spacing w:before="200"/>
+      </w:pPr>
+    </w:p>
+    <w:p>
+      <w:pPr>
+        <w:pStyle w:val="Heading2"/>
+      </w:pPr>
+      <w:r>
+        <w:t xml:space="preserve">13.3 Enterprise Services &amp; Telecommunications</w:t>
+      </w:r>
+    </w:p>
+    <w:p>
+      <w:pPr>
+        <w:pStyle w:val="Heading3"/>
+      </w:pPr>
+      <w:r>
+        <w:t xml:space="preserve">Vodafone — Azure OpenAI Voice + Customer Service AI (SuperTOBi)</w:t>
+      </w:r>
+    </w:p>
+    <w:tbl>
+      <w:tblPr>
+        <w:tblW w:type="dxa" w:w="9360"/>
+        <w:tblBorders>
+          <w:top w:val="single" w:color="auto" w:sz="4"/>
+          <w:left w:val="single" w:color="auto" w:sz="4"/>
+          <w:bottom w:val="single" w:color="auto" w:sz="4"/>
+          <w:right w:val="single" w:color="auto" w:sz="4"/>
+          <w:insideH w:val="single" w:color="auto" w:sz="4"/>
+          <w:insideV w:val="single" w:color="auto" w:sz="4"/>
+        </w:tblBorders>
+      </w:tblPr>
+      <w:tblGrid>
+        <w:gridCol w:w="2340"/>
+        <w:gridCol w:w="7020"/>
+      </w:tblGrid>
+      <w:tr>
+        <w:tc>
+          <w:tcPr>
+            <w:tcW w:type="dxa" w:w="2340"/>
+            <w:tcBorders>
+              <w:top w:val="single" w:color="CCCCCC" w:sz="1"/>
+              <w:left w:val="single" w:color="CCCCCC" w:sz="1"/>
+              <w:bottom w:val="single" w:color="CCCCCC" w:sz="1"/>
+              <w:right w:val="single" w:color="CCCCCC" w:sz="1"/>
+            </w:tcBorders>
+            <w:shd w:fill="F5F5F5" w:val="clear"/>
+            <w:tcMar>
+              <w:top w:type="dxa" w:w="80"/>
+              <w:left w:type="dxa" w:w="120"/>
+              <w:bottom w:type="dxa" w:w="80"/>
+              <w:right w:type="dxa" w:w="120"/>
+            </w:tcMar>
+          </w:tcPr>
+          <w:p>
+            <w:r>
+              <w:rPr>
+                <w:rFonts w:ascii="Arial" w:cs="Arial" w:eastAsia="Arial" w:hAnsi="Arial"/>
+                <w:b/>
+                <w:bCs/>
+                <w:sz w:val="20"/>
+                <w:szCs w:val="20"/>
+              </w:rPr>
+              <w:t xml:space="preserve">Industry</w:t>
+            </w:r>
+          </w:p>
+        </w:tc>
+        <w:tc>
+          <w:tcPr>
+            <w:tcW w:type="dxa" w:w="7020"/>
+            <w:tcBorders>
+              <w:top w:val="single" w:color="CCCCCC" w:sz="1"/>
+              <w:left w:val="single" w:color="CCCCCC" w:sz="1"/>
+              <w:bottom w:val="single" w:color="CCCCCC" w:sz="1"/>
+              <w:right w:val="single" w:color="CCCCCC" w:sz="1"/>
+            </w:tcBorders>
+            <w:tcMar>
+              <w:top w:type="dxa" w:w="80"/>
+              <w:left w:type="dxa" w:w="120"/>
+              <w:bottom w:type="dxa" w:w="80"/>
+              <w:right w:type="dxa" w:w="120"/>
+            </w:tcMar>
+          </w:tcPr>
+          <w:p>
+            <w:r>
+              <w:rPr>
+                <w:rFonts w:ascii="Arial" w:cs="Arial" w:eastAsia="Arial" w:hAnsi="Arial"/>
+                <w:sz w:val="20"/>
+                <w:szCs w:val="20"/>
+              </w:rPr>
+              <w:t xml:space="preserve">Telecommunications (300M+ customers, 13 countries)</w:t>
+            </w:r>
+          </w:p>
+        </w:tc>
+      </w:tr>
+      <w:tr>
+        <w:tc>
+          <w:tcPr>
+            <w:tcW w:type="dxa" w:w="2340"/>
+            <w:tcBorders>
+              <w:top w:val="single" w:color="CCCCCC" w:sz="1"/>
+              <w:left w:val="single" w:color="CCCCCC" w:sz="1"/>
+              <w:bottom w:val="single" w:color="CCCCCC" w:sz="1"/>
+              <w:right w:val="single" w:color="CCCCCC" w:sz="1"/>
+            </w:tcBorders>
+            <w:shd w:fill="F5F5F5" w:val="clear"/>
+            <w:tcMar>
+              <w:top w:type="dxa" w:w="80"/>
+              <w:left w:type="dxa" w:w="120"/>
+              <w:bottom w:type="dxa" w:w="80"/>
+              <w:right w:type="dxa" w:w="120"/>
+            </w:tcMar>
+          </w:tcPr>
+          <w:p>
+            <w:r>
+              <w:rPr>
+                <w:rFonts w:ascii="Arial" w:cs="Arial" w:eastAsia="Arial" w:hAnsi="Arial"/>
+                <w:b/>
+                <w:bCs/>
+                <w:sz w:val="20"/>
+                <w:szCs w:val="20"/>
+              </w:rPr>
+              <w:t xml:space="preserve">Solution</w:t>
+            </w:r>
+          </w:p>
+        </w:tc>
+        <w:tc>
+          <w:tcPr>
+            <w:tcW w:type="dxa" w:w="7020"/>
+            <w:tcBorders>
+              <w:top w:val="single" w:color="CCCCCC" w:sz="1"/>
+              <w:left w:val="single" w:color="CCCCCC" w:sz="1"/>
+              <w:bottom w:val="single" w:color="CCCCCC" w:sz="1"/>
+              <w:right w:val="single" w:color="CCCCCC" w:sz="1"/>
+            </w:tcBorders>
+            <w:tcMar>
+              <w:top w:type="dxa" w:w="80"/>
+              <w:left w:type="dxa" w:w="120"/>
+              <w:bottom w:type="dxa" w:w="80"/>
+              <w:right w:type="dxa" w:w="120"/>
+            </w:tcMar>
+          </w:tcPr>
+          <w:p>
+            <w:r>
+              <w:rPr>
+                <w:rFonts w:ascii="Arial" w:cs="Arial" w:eastAsia="Arial" w:hAnsi="Arial"/>
+                <w:sz w:val="20"/>
+                <w:szCs w:val="20"/>
+              </w:rPr>
+              <w:t xml:space="preserve">SuperTOBi (customer-facing AI) + SuperAgent (agent-facing AI) — dual AI assistant model</w:t>
+            </w:r>
+          </w:p>
+        </w:tc>
+      </w:tr>
+      <w:tr>
+        <w:tc>
+          <w:tcPr>
+            <w:tcW w:type="dxa" w:w="2340"/>
+            <w:tcBorders>
+              <w:top w:val="single" w:color="CCCCCC" w:sz="1"/>
+              <w:left w:val="single" w:color="CCCCCC" w:sz="1"/>
+              <w:bottom w:val="single" w:color="CCCCCC" w:sz="1"/>
+              <w:right w:val="single" w:color="CCCCCC" w:sz="1"/>
+            </w:tcBorders>
+            <w:shd w:fill="F5F5F5" w:val="clear"/>
+            <w:tcMar>
+              <w:top w:type="dxa" w:w="80"/>
+              <w:left w:type="dxa" w:w="120"/>
+              <w:bottom w:type="dxa" w:w="80"/>
+              <w:right w:type="dxa" w:w="120"/>
+            </w:tcMar>
+          </w:tcPr>
+          <w:p>
+            <w:r>
+              <w:rPr>
+                <w:rFonts w:ascii="Arial" w:cs="Arial" w:eastAsia="Arial" w:hAnsi="Arial"/>
+                <w:b/>
+                <w:bCs/>
+                <w:sz w:val="20"/>
+                <w:szCs w:val="20"/>
+              </w:rPr>
+              <w:t xml:space="preserve">Stack</w:t>
+            </w:r>
+          </w:p>
+        </w:tc>
+        <w:tc>
+          <w:tcPr>
+            <w:tcW w:type="dxa" w:w="7020"/>
+            <w:tcBorders>
+              <w:top w:val="single" w:color="CCCCCC" w:sz="1"/>
+              <w:left w:val="single" w:color="CCCCCC" w:sz="1"/>
+              <w:bottom w:val="single" w:color="CCCCCC" w:sz="1"/>
+              <w:right w:val="single" w:color="CCCCCC" w:sz="1"/>
+            </w:tcBorders>
+            <w:tcMar>
+              <w:top w:type="dxa" w:w="80"/>
+              <w:left w:type="dxa" w:w="120"/>
+              <w:bottom w:type="dxa" w:w="80"/>
+              <w:right w:type="dxa" w:w="120"/>
+            </w:tcMar>
+          </w:tcPr>
+          <w:p>
+            <w:r>
+              <w:rPr>
+                <w:rFonts w:ascii="Arial" w:cs="Arial" w:eastAsia="Arial" w:hAnsi="Arial"/>
+                <w:sz w:val="20"/>
+                <w:szCs w:val="20"/>
+              </w:rPr>
+              <w:t xml:space="preserve">Azure OpenAI Service, Azure AI Foundry, Azure AI Search, Copilot, 15 languages</w:t>
+            </w:r>
+          </w:p>
+        </w:tc>
+      </w:tr>
+      <w:tr>
+        <w:tc>
+          <w:tcPr>
+            <w:tcW w:type="dxa" w:w="2340"/>
+            <w:tcBorders>
+              <w:top w:val="single" w:color="CCCCCC" w:sz="1"/>
+              <w:left w:val="single" w:color="CCCCCC" w:sz="1"/>
+              <w:bottom w:val="single" w:color="CCCCCC" w:sz="1"/>
+              <w:right w:val="single" w:color="CCCCCC" w:sz="1"/>
+            </w:tcBorders>
+            <w:shd w:fill="F5F5F5" w:val="clear"/>
+            <w:tcMar>
+              <w:top w:type="dxa" w:w="80"/>
+              <w:left w:type="dxa" w:w="120"/>
+              <w:bottom w:type="dxa" w:w="80"/>
+              <w:right w:type="dxa" w:w="120"/>
+            </w:tcMar>
+          </w:tcPr>
+          <w:p>
+            <w:r>
+              <w:rPr>
+                <w:rFonts w:ascii="Arial" w:cs="Arial" w:eastAsia="Arial" w:hAnsi="Arial"/>
+                <w:b/>
+                <w:bCs/>
+                <w:sz w:val="20"/>
+                <w:szCs w:val="20"/>
+              </w:rPr>
+              <w:t xml:space="preserve">Results</w:t>
+            </w:r>
+          </w:p>
+        </w:tc>
+        <w:tc>
+          <w:tcPr>
+            <w:tcW w:type="dxa" w:w="7020"/>
+            <w:tcBorders>
+              <w:top w:val="single" w:color="CCCCCC" w:sz="1"/>
+              <w:left w:val="single" w:color="CCCCCC" w:sz="1"/>
+              <w:bottom w:val="single" w:color="CCCCCC" w:sz="1"/>
+              <w:right w:val="single" w:color="CCCCCC" w:sz="1"/>
+            </w:tcBorders>
+            <w:tcMar>
+              <w:top w:type="dxa" w:w="80"/>
+              <w:left w:type="dxa" w:w="120"/>
+              <w:bottom w:type="dxa" w:w="80"/>
+              <w:right w:type="dxa" w:w="120"/>
+            </w:tcMar>
+          </w:tcPr>
+          <w:p>
+            <w:r>
+              <w:rPr>
+                <w:rFonts w:ascii="Arial" w:cs="Arial" w:eastAsia="Arial" w:hAnsi="Arial"/>
+                <w:sz w:val="20"/>
+                <w:szCs w:val="20"/>
+              </w:rPr>
+              <w:t xml:space="preserve">45 million customer queries per month handled by AI. Call transcript summarization reduces agent wrap-up time. Multi-language support across 15 languages in 13 countries.</w:t>
+            </w:r>
+          </w:p>
+        </w:tc>
+      </w:tr>
+      <w:tr>
+        <w:tc>
+          <w:tcPr>
+            <w:tcW w:type="dxa" w:w="2340"/>
+            <w:tcBorders>
+              <w:top w:val="single" w:color="CCCCCC" w:sz="1"/>
+              <w:left w:val="single" w:color="CCCCCC" w:sz="1"/>
+              <w:bottom w:val="single" w:color="CCCCCC" w:sz="1"/>
+              <w:right w:val="single" w:color="CCCCCC" w:sz="1"/>
+            </w:tcBorders>
+            <w:shd w:fill="F5F5F5" w:val="clear"/>
+            <w:tcMar>
+              <w:top w:type="dxa" w:w="80"/>
+              <w:left w:type="dxa" w:w="120"/>
+              <w:bottom w:type="dxa" w:w="80"/>
+              <w:right w:type="dxa" w:w="120"/>
+            </w:tcMar>
+          </w:tcPr>
+          <w:p>
+            <w:r>
+              <w:rPr>
+                <w:rFonts w:ascii="Arial" w:cs="Arial" w:eastAsia="Arial" w:hAnsi="Arial"/>
+                <w:b/>
+                <w:bCs/>
+                <w:sz w:val="20"/>
+                <w:szCs w:val="20"/>
+              </w:rPr>
+              <w:t xml:space="preserve">Relevance</w:t>
+            </w:r>
+          </w:p>
+        </w:tc>
+        <w:tc>
+          <w:tcPr>
+            <w:tcW w:type="dxa" w:w="7020"/>
+            <w:tcBorders>
+              <w:top w:val="single" w:color="CCCCCC" w:sz="1"/>
+              <w:left w:val="single" w:color="CCCCCC" w:sz="1"/>
+              <w:bottom w:val="single" w:color="CCCCCC" w:sz="1"/>
+              <w:right w:val="single" w:color="CCCCCC" w:sz="1"/>
+            </w:tcBorders>
+            <w:tcMar>
+              <w:top w:type="dxa" w:w="80"/>
+              <w:left w:type="dxa" w:w="120"/>
+              <w:bottom w:type="dxa" w:w="80"/>
+              <w:right w:type="dxa" w:w="120"/>
+            </w:tcMar>
+          </w:tcPr>
+          <w:p>
+            <w:r>
+              <w:rPr>
+                <w:rFonts w:ascii="Arial" w:cs="Arial" w:eastAsia="Arial" w:hAnsi="Arial"/>
+                <w:sz w:val="20"/>
+                <w:szCs w:val="20"/>
+              </w:rPr>
+              <w:t xml:space="preserve">Gold standard for dual AI model (customer self-service + agent assist). Validates Azure OpenAI + AI Search at massive scale (45M queries/month). Multi-language support validates FR-11.</w:t>
+            </w:r>
+          </w:p>
+        </w:tc>
+      </w:tr>
+    </w:tbl>
+    <w:p>
+      <w:pPr>
+        <w:spacing w:before="200"/>
+      </w:pPr>
+    </w:p>
+    <w:p>
+      <w:pPr>
+        <w:pStyle w:val="Heading3"/>
+      </w:pPr>
+      <w:r>
+        <w:t xml:space="preserve">Telstra — Azure OpenAI for Contact Center Intelligence</w:t>
+      </w:r>
+    </w:p>
+    <w:tbl>
+      <w:tblPr>
+        <w:tblW w:type="dxa" w:w="9360"/>
+        <w:tblBorders>
+          <w:top w:val="single" w:color="auto" w:sz="4"/>
+          <w:left w:val="single" w:color="auto" w:sz="4"/>
+          <w:bottom w:val="single" w:color="auto" w:sz="4"/>
+          <w:right w:val="single" w:color="auto" w:sz="4"/>
+          <w:insideH w:val="single" w:color="auto" w:sz="4"/>
+          <w:insideV w:val="single" w:color="auto" w:sz="4"/>
+        </w:tblBorders>
+      </w:tblPr>
+      <w:tblGrid>
+        <w:gridCol w:w="2340"/>
+        <w:gridCol w:w="7020"/>
+      </w:tblGrid>
+      <w:tr>
+        <w:tc>
+          <w:tcPr>
+            <w:tcW w:type="dxa" w:w="2340"/>
+            <w:tcBorders>
+              <w:top w:val="single" w:color="CCCCCC" w:sz="1"/>
+              <w:left w:val="single" w:color="CCCCCC" w:sz="1"/>
+              <w:bottom w:val="single" w:color="CCCCCC" w:sz="1"/>
+              <w:right w:val="single" w:color="CCCCCC" w:sz="1"/>
+            </w:tcBorders>
+            <w:shd w:fill="F5F5F5" w:val="clear"/>
+            <w:tcMar>
+              <w:top w:type="dxa" w:w="80"/>
+              <w:left w:type="dxa" w:w="120"/>
+              <w:bottom w:type="dxa" w:w="80"/>
+              <w:right w:type="dxa" w:w="120"/>
+            </w:tcMar>
+          </w:tcPr>
+          <w:p>
+            <w:r>
+              <w:rPr>
+                <w:rFonts w:ascii="Arial" w:cs="Arial" w:eastAsia="Arial" w:hAnsi="Arial"/>
+                <w:b/>
+                <w:bCs/>
+                <w:sz w:val="20"/>
+                <w:szCs w:val="20"/>
+              </w:rPr>
+              <w:t xml:space="preserve">Industry</w:t>
+            </w:r>
+          </w:p>
+        </w:tc>
+        <w:tc>
+          <w:tcPr>
+            <w:tcW w:type="dxa" w:w="7020"/>
+            <w:tcBorders>
+              <w:top w:val="single" w:color="CCCCCC" w:sz="1"/>
+              <w:left w:val="single" w:color="CCCCCC" w:sz="1"/>
+              <w:bottom w:val="single" w:color="CCCCCC" w:sz="1"/>
+              <w:right w:val="single" w:color="CCCCCC" w:sz="1"/>
+            </w:tcBorders>
+            <w:tcMar>
+              <w:top w:type="dxa" w:w="80"/>
+              <w:left w:type="dxa" w:w="120"/>
+              <w:bottom w:type="dxa" w:w="80"/>
+              <w:right w:type="dxa" w:w="120"/>
+            </w:tcMar>
+          </w:tcPr>
+          <w:p>
+            <w:r>
+              <w:rPr>
+                <w:rFonts w:ascii="Arial" w:cs="Arial" w:eastAsia="Arial" w:hAnsi="Arial"/>
+                <w:sz w:val="20"/>
+                <w:szCs w:val="20"/>
+              </w:rPr>
+              <w:t xml:space="preserve">Telecommunications (Australia’s largest telco)</w:t>
+            </w:r>
+          </w:p>
+        </w:tc>
+      </w:tr>
+      <w:tr>
+        <w:tc>
+          <w:tcPr>
+            <w:tcW w:type="dxa" w:w="2340"/>
+            <w:tcBorders>
+              <w:top w:val="single" w:color="CCCCCC" w:sz="1"/>
+              <w:left w:val="single" w:color="CCCCCC" w:sz="1"/>
+              <w:bottom w:val="single" w:color="CCCCCC" w:sz="1"/>
+              <w:right w:val="single" w:color="CCCCCC" w:sz="1"/>
+            </w:tcBorders>
+            <w:shd w:fill="F5F5F5" w:val="clear"/>
+            <w:tcMar>
+              <w:top w:type="dxa" w:w="80"/>
+              <w:left w:type="dxa" w:w="120"/>
+              <w:bottom w:type="dxa" w:w="80"/>
+              <w:right w:type="dxa" w:w="120"/>
+            </w:tcMar>
+          </w:tcPr>
+          <w:p>
+            <w:r>
+              <w:rPr>
+                <w:rFonts w:ascii="Arial" w:cs="Arial" w:eastAsia="Arial" w:hAnsi="Arial"/>
+                <w:b/>
+                <w:bCs/>
+                <w:sz w:val="20"/>
+                <w:szCs w:val="20"/>
+              </w:rPr>
+              <w:t xml:space="preserve">Solution</w:t>
+            </w:r>
+          </w:p>
+        </w:tc>
+        <w:tc>
+          <w:tcPr>
+            <w:tcW w:type="dxa" w:w="7020"/>
+            <w:tcBorders>
+              <w:top w:val="single" w:color="CCCCCC" w:sz="1"/>
+              <w:left w:val="single" w:color="CCCCCC" w:sz="1"/>
+              <w:bottom w:val="single" w:color="CCCCCC" w:sz="1"/>
+              <w:right w:val="single" w:color="CCCCCC" w:sz="1"/>
+            </w:tcBorders>
+            <w:tcMar>
+              <w:top w:type="dxa" w:w="80"/>
+              <w:left w:type="dxa" w:w="120"/>
+              <w:bottom w:type="dxa" w:w="80"/>
+              <w:right w:type="dxa" w:w="120"/>
+            </w:tcMar>
+          </w:tcPr>
+          <w:p>
+            <w:r>
+              <w:rPr>
+                <w:rFonts w:ascii="Arial" w:cs="Arial" w:eastAsia="Arial" w:hAnsi="Arial"/>
+                <w:sz w:val="20"/>
+                <w:szCs w:val="20"/>
+              </w:rPr>
+              <w:t xml:space="preserve">One Sentence Summary — generative AI call summarization + Ask Telstra knowledge assistant</w:t>
+            </w:r>
+          </w:p>
+        </w:tc>
+      </w:tr>
+      <w:tr>
+        <w:tc>
+          <w:tcPr>
+            <w:tcW w:type="dxa" w:w="2340"/>
+            <w:tcBorders>
+              <w:top w:val="single" w:color="CCCCCC" w:sz="1"/>
+              <w:left w:val="single" w:color="CCCCCC" w:sz="1"/>
+              <w:bottom w:val="single" w:color="CCCCCC" w:sz="1"/>
+              <w:right w:val="single" w:color="CCCCCC" w:sz="1"/>
+            </w:tcBorders>
+            <w:shd w:fill="F5F5F5" w:val="clear"/>
+            <w:tcMar>
+              <w:top w:type="dxa" w:w="80"/>
+              <w:left w:type="dxa" w:w="120"/>
+              <w:bottom w:type="dxa" w:w="80"/>
+              <w:right w:type="dxa" w:w="120"/>
+            </w:tcMar>
+          </w:tcPr>
+          <w:p>
+            <w:r>
+              <w:rPr>
+                <w:rFonts w:ascii="Arial" w:cs="Arial" w:eastAsia="Arial" w:hAnsi="Arial"/>
+                <w:b/>
+                <w:bCs/>
+                <w:sz w:val="20"/>
+                <w:szCs w:val="20"/>
+              </w:rPr>
+              <w:t xml:space="preserve">Stack</w:t>
+            </w:r>
+          </w:p>
+        </w:tc>
+        <w:tc>
+          <w:tcPr>
+            <w:tcW w:type="dxa" w:w="7020"/>
+            <w:tcBorders>
+              <w:top w:val="single" w:color="CCCCCC" w:sz="1"/>
+              <w:left w:val="single" w:color="CCCCCC" w:sz="1"/>
+              <w:bottom w:val="single" w:color="CCCCCC" w:sz="1"/>
+              <w:right w:val="single" w:color="CCCCCC" w:sz="1"/>
+            </w:tcBorders>
+            <w:tcMar>
+              <w:top w:type="dxa" w:w="80"/>
+              <w:left w:type="dxa" w:w="120"/>
+              <w:bottom w:type="dxa" w:w="80"/>
+              <w:right w:type="dxa" w:w="120"/>
+            </w:tcMar>
+          </w:tcPr>
+          <w:p>
+            <w:r>
+              <w:rPr>
+                <w:rFonts w:ascii="Arial" w:cs="Arial" w:eastAsia="Arial" w:hAnsi="Arial"/>
+                <w:sz w:val="20"/>
+                <w:szCs w:val="20"/>
+              </w:rPr>
+              <w:t xml:space="preserve">Azure OpenAI Service, Azure AI Search, custom RAG pipeline</w:t>
+            </w:r>
+          </w:p>
+        </w:tc>
+      </w:tr>
+      <w:tr>
+        <w:tc>
+          <w:tcPr>
+            <w:tcW w:type="dxa" w:w="2340"/>
+            <w:tcBorders>
+              <w:top w:val="single" w:color="CCCCCC" w:sz="1"/>
+              <w:left w:val="single" w:color="CCCCCC" w:sz="1"/>
+              <w:bottom w:val="single" w:color="CCCCCC" w:sz="1"/>
+              <w:right w:val="single" w:color="CCCCCC" w:sz="1"/>
+            </w:tcBorders>
+            <w:shd w:fill="F5F5F5" w:val="clear"/>
+            <w:tcMar>
+              <w:top w:type="dxa" w:w="80"/>
+              <w:left w:type="dxa" w:w="120"/>
+              <w:bottom w:type="dxa" w:w="80"/>
+              <w:right w:type="dxa" w:w="120"/>
+            </w:tcMar>
+          </w:tcPr>
+          <w:p>
+            <w:r>
+              <w:rPr>
+                <w:rFonts w:ascii="Arial" w:cs="Arial" w:eastAsia="Arial" w:hAnsi="Arial"/>
+                <w:b/>
+                <w:bCs/>
+                <w:sz w:val="20"/>
+                <w:szCs w:val="20"/>
+              </w:rPr>
+              <w:t xml:space="preserve">Results</w:t>
+            </w:r>
+          </w:p>
+        </w:tc>
+        <w:tc>
+          <w:tcPr>
+            <w:tcW w:type="dxa" w:w="7020"/>
+            <w:tcBorders>
+              <w:top w:val="single" w:color="CCCCCC" w:sz="1"/>
+              <w:left w:val="single" w:color="CCCCCC" w:sz="1"/>
+              <w:bottom w:val="single" w:color="CCCCCC" w:sz="1"/>
+              <w:right w:val="single" w:color="CCCCCC" w:sz="1"/>
+            </w:tcBorders>
+            <w:tcMar>
+              <w:top w:type="dxa" w:w="80"/>
+              <w:left w:type="dxa" w:w="120"/>
+              <w:bottom w:type="dxa" w:w="80"/>
+              <w:right w:type="dxa" w:w="120"/>
+            </w:tcMar>
+          </w:tcPr>
+          <w:p>
+            <w:r>
+              <w:rPr>
+                <w:rFonts w:ascii="Arial" w:cs="Arial" w:eastAsia="Arial" w:hAnsi="Arial"/>
+                <w:sz w:val="20"/>
+                <w:szCs w:val="20"/>
+              </w:rPr>
+              <w:t xml:space="preserve">90% of employees report time savings with One Sentence Summary. 20% reduction in follow-up contacts. Thousands of agents using AI-assisted knowledge retrieval daily.</w:t>
+            </w:r>
+          </w:p>
+        </w:tc>
+      </w:tr>
+      <w:tr>
+        <w:tc>
+          <w:tcPr>
+            <w:tcW w:type="dxa" w:w="2340"/>
+            <w:tcBorders>
+              <w:top w:val="single" w:color="CCCCCC" w:sz="1"/>
+              <w:left w:val="single" w:color="CCCCCC" w:sz="1"/>
+              <w:bottom w:val="single" w:color="CCCCCC" w:sz="1"/>
+              <w:right w:val="single" w:color="CCCCCC" w:sz="1"/>
+            </w:tcBorders>
+            <w:shd w:fill="F5F5F5" w:val="clear"/>
+            <w:tcMar>
+              <w:top w:type="dxa" w:w="80"/>
+              <w:left w:type="dxa" w:w="120"/>
+              <w:bottom w:type="dxa" w:w="80"/>
+              <w:right w:type="dxa" w:w="120"/>
+            </w:tcMar>
+          </w:tcPr>
+          <w:p>
+            <w:r>
+              <w:rPr>
+                <w:rFonts w:ascii="Arial" w:cs="Arial" w:eastAsia="Arial" w:hAnsi="Arial"/>
+                <w:b/>
+                <w:bCs/>
+                <w:sz w:val="20"/>
+                <w:szCs w:val="20"/>
+              </w:rPr>
+              <w:t xml:space="preserve">Relevance</w:t>
+            </w:r>
+          </w:p>
+        </w:tc>
+        <w:tc>
+          <w:tcPr>
+            <w:tcW w:type="dxa" w:w="7020"/>
+            <w:tcBorders>
+              <w:top w:val="single" w:color="CCCCCC" w:sz="1"/>
+              <w:left w:val="single" w:color="CCCCCC" w:sz="1"/>
+              <w:bottom w:val="single" w:color="CCCCCC" w:sz="1"/>
+              <w:right w:val="single" w:color="CCCCCC" w:sz="1"/>
+            </w:tcBorders>
+            <w:tcMar>
+              <w:top w:type="dxa" w:w="80"/>
+              <w:left w:type="dxa" w:w="120"/>
+              <w:bottom w:type="dxa" w:w="80"/>
+              <w:right w:type="dxa" w:w="120"/>
+            </w:tcMar>
+          </w:tcPr>
+          <w:p>
+            <w:r>
+              <w:rPr>
+                <w:rFonts w:ascii="Arial" w:cs="Arial" w:eastAsia="Arial" w:hAnsi="Arial"/>
+                <w:sz w:val="20"/>
+                <w:szCs w:val="20"/>
+              </w:rPr>
+              <w:t xml:space="preserve">Validates the call summarization + RAG knowledge assistant pattern proposed in FR-02 and FR-05. Enterprise-scale deployment with measurable impact on agent productivity.</w:t>
+            </w:r>
+          </w:p>
+        </w:tc>
+      </w:tr>
+    </w:tbl>
+    <w:p>
+      <w:pPr>
+        <w:spacing w:before="200"/>
+      </w:pPr>
+    </w:p>
+    <w:p>
+      <w:pPr>
+        <w:pStyle w:val="Heading3"/>
+      </w:pPr>
+      <w:r>
+        <w:t xml:space="preserve">AIA Group — Copilot in Dynamics 365 Customer Service</w:t>
+      </w:r>
+    </w:p>
+    <w:tbl>
+      <w:tblPr>
+        <w:tblW w:type="dxa" w:w="9360"/>
+        <w:tblBorders>
+          <w:top w:val="single" w:color="auto" w:sz="4"/>
+          <w:left w:val="single" w:color="auto" w:sz="4"/>
+          <w:bottom w:val="single" w:color="auto" w:sz="4"/>
+          <w:right w:val="single" w:color="auto" w:sz="4"/>
+          <w:insideH w:val="single" w:color="auto" w:sz="4"/>
+          <w:insideV w:val="single" w:color="auto" w:sz="4"/>
+        </w:tblBorders>
+      </w:tblPr>
+      <w:tblGrid>
+        <w:gridCol w:w="2340"/>
+        <w:gridCol w:w="7020"/>
+      </w:tblGrid>
+      <w:tr>
+        <w:tc>
+          <w:tcPr>
+            <w:tcW w:type="dxa" w:w="2340"/>
+            <w:tcBorders>
+              <w:top w:val="single" w:color="CCCCCC" w:sz="1"/>
+              <w:left w:val="single" w:color="CCCCCC" w:sz="1"/>
+              <w:bottom w:val="single" w:color="CCCCCC" w:sz="1"/>
+              <w:right w:val="single" w:color="CCCCCC" w:sz="1"/>
+            </w:tcBorders>
+            <w:shd w:fill="F5F5F5" w:val="clear"/>
+            <w:tcMar>
+              <w:top w:type="dxa" w:w="80"/>
+              <w:left w:type="dxa" w:w="120"/>
+              <w:bottom w:type="dxa" w:w="80"/>
+              <w:right w:type="dxa" w:w="120"/>
+            </w:tcMar>
+          </w:tcPr>
+          <w:p>
+            <w:r>
+              <w:rPr>
+                <w:rFonts w:ascii="Arial" w:cs="Arial" w:eastAsia="Arial" w:hAnsi="Arial"/>
+                <w:b/>
+                <w:bCs/>
+                <w:sz w:val="20"/>
+                <w:szCs w:val="20"/>
+              </w:rPr>
+              <w:t xml:space="preserve">Industry</w:t>
+            </w:r>
+          </w:p>
+        </w:tc>
+        <w:tc>
+          <w:tcPr>
+            <w:tcW w:type="dxa" w:w="7020"/>
+            <w:tcBorders>
+              <w:top w:val="single" w:color="CCCCCC" w:sz="1"/>
+              <w:left w:val="single" w:color="CCCCCC" w:sz="1"/>
+              <w:bottom w:val="single" w:color="CCCCCC" w:sz="1"/>
+              <w:right w:val="single" w:color="CCCCCC" w:sz="1"/>
+            </w:tcBorders>
+            <w:tcMar>
+              <w:top w:type="dxa" w:w="80"/>
+              <w:left w:type="dxa" w:w="120"/>
+              <w:bottom w:type="dxa" w:w="80"/>
+              <w:right w:type="dxa" w:w="120"/>
+            </w:tcMar>
+          </w:tcPr>
+          <w:p>
+            <w:r>
+              <w:rPr>
+                <w:rFonts w:ascii="Arial" w:cs="Arial" w:eastAsia="Arial" w:hAnsi="Arial"/>
+                <w:sz w:val="20"/>
+                <w:szCs w:val="20"/>
+              </w:rPr>
+              <w:t xml:space="preserve">Financial Services / Insurance (Asia-Pacific)</w:t>
+            </w:r>
+          </w:p>
+        </w:tc>
+      </w:tr>
+      <w:tr>
+        <w:tc>
+          <w:tcPr>
+            <w:tcW w:type="dxa" w:w="2340"/>
+            <w:tcBorders>
+              <w:top w:val="single" w:color="CCCCCC" w:sz="1"/>
+              <w:left w:val="single" w:color="CCCCCC" w:sz="1"/>
+              <w:bottom w:val="single" w:color="CCCCCC" w:sz="1"/>
+              <w:right w:val="single" w:color="CCCCCC" w:sz="1"/>
+            </w:tcBorders>
+            <w:shd w:fill="F5F5F5" w:val="clear"/>
+            <w:tcMar>
+              <w:top w:type="dxa" w:w="80"/>
+              <w:left w:type="dxa" w:w="120"/>
+              <w:bottom w:type="dxa" w:w="80"/>
+              <w:right w:type="dxa" w:w="120"/>
+            </w:tcMar>
+          </w:tcPr>
+          <w:p>
+            <w:r>
+              <w:rPr>
+                <w:rFonts w:ascii="Arial" w:cs="Arial" w:eastAsia="Arial" w:hAnsi="Arial"/>
+                <w:b/>
+                <w:bCs/>
+                <w:sz w:val="20"/>
+                <w:szCs w:val="20"/>
+              </w:rPr>
+              <w:t xml:space="preserve">Solution</w:t>
+            </w:r>
+          </w:p>
+        </w:tc>
+        <w:tc>
+          <w:tcPr>
+            <w:tcW w:type="dxa" w:w="7020"/>
+            <w:tcBorders>
+              <w:top w:val="single" w:color="CCCCCC" w:sz="1"/>
+              <w:left w:val="single" w:color="CCCCCC" w:sz="1"/>
+              <w:bottom w:val="single" w:color="CCCCCC" w:sz="1"/>
+              <w:right w:val="single" w:color="CCCCCC" w:sz="1"/>
+            </w:tcBorders>
+            <w:tcMar>
+              <w:top w:type="dxa" w:w="80"/>
+              <w:left w:type="dxa" w:w="120"/>
+              <w:bottom w:type="dxa" w:w="80"/>
+              <w:right w:type="dxa" w:w="120"/>
+            </w:tcMar>
+          </w:tcPr>
+          <w:p>
+            <w:r>
+              <w:rPr>
+                <w:rFonts w:ascii="Arial" w:cs="Arial" w:eastAsia="Arial" w:hAnsi="Arial"/>
+                <w:sz w:val="20"/>
+                <w:szCs w:val="20"/>
+              </w:rPr>
+              <w:t xml:space="preserve">Copilot in Dynamics 365 Customer Service for contact center operations</w:t>
+            </w:r>
+          </w:p>
+        </w:tc>
+      </w:tr>
+      <w:tr>
+        <w:tc>
+          <w:tcPr>
+            <w:tcW w:type="dxa" w:w="2340"/>
+            <w:tcBorders>
+              <w:top w:val="single" w:color="CCCCCC" w:sz="1"/>
+              <w:left w:val="single" w:color="CCCCCC" w:sz="1"/>
+              <w:bottom w:val="single" w:color="CCCCCC" w:sz="1"/>
+              <w:right w:val="single" w:color="CCCCCC" w:sz="1"/>
+            </w:tcBorders>
+            <w:shd w:fill="F5F5F5" w:val="clear"/>
+            <w:tcMar>
+              <w:top w:type="dxa" w:w="80"/>
+              <w:left w:type="dxa" w:w="120"/>
+              <w:bottom w:type="dxa" w:w="80"/>
+              <w:right w:type="dxa" w:w="120"/>
+            </w:tcMar>
+          </w:tcPr>
+          <w:p>
+            <w:r>
+              <w:rPr>
+                <w:rFonts w:ascii="Arial" w:cs="Arial" w:eastAsia="Arial" w:hAnsi="Arial"/>
+                <w:b/>
+                <w:bCs/>
+                <w:sz w:val="20"/>
+                <w:szCs w:val="20"/>
+              </w:rPr>
+              <w:t xml:space="preserve">Stack</w:t>
+            </w:r>
+          </w:p>
+        </w:tc>
+        <w:tc>
+          <w:tcPr>
+            <w:tcW w:type="dxa" w:w="7020"/>
+            <w:tcBorders>
+              <w:top w:val="single" w:color="CCCCCC" w:sz="1"/>
+              <w:left w:val="single" w:color="CCCCCC" w:sz="1"/>
+              <w:bottom w:val="single" w:color="CCCCCC" w:sz="1"/>
+              <w:right w:val="single" w:color="CCCCCC" w:sz="1"/>
+            </w:tcBorders>
+            <w:tcMar>
+              <w:top w:type="dxa" w:w="80"/>
+              <w:left w:type="dxa" w:w="120"/>
+              <w:bottom w:type="dxa" w:w="80"/>
+              <w:right w:type="dxa" w:w="120"/>
+            </w:tcMar>
+          </w:tcPr>
+          <w:p>
+            <w:r>
+              <w:rPr>
+                <w:rFonts w:ascii="Arial" w:cs="Arial" w:eastAsia="Arial" w:hAnsi="Arial"/>
+                <w:sz w:val="20"/>
+                <w:szCs w:val="20"/>
+              </w:rPr>
+              <w:t xml:space="preserve">Dynamics 365 Customer Service, Copilot, Azure OpenAI</w:t>
+            </w:r>
+          </w:p>
+        </w:tc>
+      </w:tr>
+      <w:tr>
+        <w:tc>
+          <w:tcPr>
+            <w:tcW w:type="dxa" w:w="2340"/>
+            <w:tcBorders>
+              <w:top w:val="single" w:color="CCCCCC" w:sz="1"/>
+              <w:left w:val="single" w:color="CCCCCC" w:sz="1"/>
+              <w:bottom w:val="single" w:color="CCCCCC" w:sz="1"/>
+              <w:right w:val="single" w:color="CCCCCC" w:sz="1"/>
+            </w:tcBorders>
+            <w:shd w:fill="F5F5F5" w:val="clear"/>
+            <w:tcMar>
+              <w:top w:type="dxa" w:w="80"/>
+              <w:left w:type="dxa" w:w="120"/>
+              <w:bottom w:type="dxa" w:w="80"/>
+              <w:right w:type="dxa" w:w="120"/>
+            </w:tcMar>
+          </w:tcPr>
+          <w:p>
+            <w:r>
+              <w:rPr>
+                <w:rFonts w:ascii="Arial" w:cs="Arial" w:eastAsia="Arial" w:hAnsi="Arial"/>
+                <w:b/>
+                <w:bCs/>
+                <w:sz w:val="20"/>
+                <w:szCs w:val="20"/>
+              </w:rPr>
+              <w:t xml:space="preserve">Results</w:t>
+            </w:r>
+          </w:p>
+        </w:tc>
+        <w:tc>
+          <w:tcPr>
+            <w:tcW w:type="dxa" w:w="7020"/>
+            <w:tcBorders>
+              <w:top w:val="single" w:color="CCCCCC" w:sz="1"/>
+              <w:left w:val="single" w:color="CCCCCC" w:sz="1"/>
+              <w:bottom w:val="single" w:color="CCCCCC" w:sz="1"/>
+              <w:right w:val="single" w:color="CCCCCC" w:sz="1"/>
+            </w:tcBorders>
+            <w:tcMar>
+              <w:top w:type="dxa" w:w="80"/>
+              <w:left w:type="dxa" w:w="120"/>
+              <w:bottom w:type="dxa" w:w="80"/>
+              <w:right w:type="dxa" w:w="120"/>
+            </w:tcMar>
+          </w:tcPr>
+          <w:p>
+            <w:r>
+              <w:rPr>
+                <w:rFonts w:ascii="Arial" w:cs="Arial" w:eastAsia="Arial" w:hAnsi="Arial"/>
+                <w:sz w:val="20"/>
+                <w:szCs w:val="20"/>
+              </w:rPr>
+              <w:t xml:space="preserve">Deployed Copilot to contact centers in Singapore and Thailand. AI-assisted agent responses, auto-summarization, and knowledge retrieval from policy documentation.</w:t>
+            </w:r>
+          </w:p>
+        </w:tc>
+      </w:tr>
+      <w:tr>
+        <w:tc>
+          <w:tcPr>
+            <w:tcW w:type="dxa" w:w="2340"/>
+            <w:tcBorders>
+              <w:top w:val="single" w:color="CCCCCC" w:sz="1"/>
+              <w:left w:val="single" w:color="CCCCCC" w:sz="1"/>
+              <w:bottom w:val="single" w:color="CCCCCC" w:sz="1"/>
+              <w:right w:val="single" w:color="CCCCCC" w:sz="1"/>
+            </w:tcBorders>
+            <w:shd w:fill="F5F5F5" w:val="clear"/>
+            <w:tcMar>
+              <w:top w:type="dxa" w:w="80"/>
+              <w:left w:type="dxa" w:w="120"/>
+              <w:bottom w:type="dxa" w:w="80"/>
+              <w:right w:type="dxa" w:w="120"/>
+            </w:tcMar>
+          </w:tcPr>
+          <w:p>
+            <w:r>
+              <w:rPr>
+                <w:rFonts w:ascii="Arial" w:cs="Arial" w:eastAsia="Arial" w:hAnsi="Arial"/>
+                <w:b/>
+                <w:bCs/>
+                <w:sz w:val="20"/>
+                <w:szCs w:val="20"/>
+              </w:rPr>
+              <w:t xml:space="preserve">Relevance</w:t>
+            </w:r>
+          </w:p>
+        </w:tc>
+        <w:tc>
+          <w:tcPr>
+            <w:tcW w:type="dxa" w:w="7020"/>
+            <w:tcBorders>
+              <w:top w:val="single" w:color="CCCCCC" w:sz="1"/>
+              <w:left w:val="single" w:color="CCCCCC" w:sz="1"/>
+              <w:bottom w:val="single" w:color="CCCCCC" w:sz="1"/>
+              <w:right w:val="single" w:color="CCCCCC" w:sz="1"/>
+            </w:tcBorders>
+            <w:tcMar>
+              <w:top w:type="dxa" w:w="80"/>
+              <w:left w:type="dxa" w:w="120"/>
+              <w:bottom w:type="dxa" w:w="80"/>
+              <w:right w:type="dxa" w:w="120"/>
+            </w:tcMar>
+          </w:tcPr>
+          <w:p>
+            <w:r>
+              <w:rPr>
+                <w:rFonts w:ascii="Arial" w:cs="Arial" w:eastAsia="Arial" w:hAnsi="Arial"/>
+                <w:sz w:val="20"/>
+                <w:szCs w:val="20"/>
+              </w:rPr>
+              <w:t xml:space="preserve">Validates the Dynamics 365 + Copilot contact center pattern in a heavily regulated industry with compliance requirements comparable to semiconductor export controls.</w:t>
+            </w:r>
+          </w:p>
+        </w:tc>
+      </w:tr>
+    </w:tbl>
+    <w:p>
+      <w:pPr>
+        <w:spacing w:before="200"/>
+      </w:pPr>
+    </w:p>
+    <w:p>
+      <w:pPr>
+        <w:pStyle w:val="Heading3"/>
+      </w:pPr>
+      <w:r>
+        <w:t xml:space="preserve">Microsoft (Internal) — Azure-Based Global Support Center</w:t>
+      </w:r>
+    </w:p>
+    <w:tbl>
+      <w:tblPr>
+        <w:tblW w:type="dxa" w:w="9360"/>
+        <w:tblBorders>
+          <w:top w:val="single" w:color="auto" w:sz="4"/>
+          <w:left w:val="single" w:color="auto" w:sz="4"/>
+          <w:bottom w:val="single" w:color="auto" w:sz="4"/>
+          <w:right w:val="single" w:color="auto" w:sz="4"/>
+          <w:insideH w:val="single" w:color="auto" w:sz="4"/>
+          <w:insideV w:val="single" w:color="auto" w:sz="4"/>
+        </w:tblBorders>
+      </w:tblPr>
+      <w:tblGrid>
+        <w:gridCol w:w="2340"/>
+        <w:gridCol w:w="7020"/>
+      </w:tblGrid>
+      <w:tr>
+        <w:tc>
+          <w:tcPr>
+            <w:tcW w:type="dxa" w:w="2340"/>
+            <w:tcBorders>
+              <w:top w:val="single" w:color="CCCCCC" w:sz="1"/>
+              <w:left w:val="single" w:color="CCCCCC" w:sz="1"/>
+              <w:bottom w:val="single" w:color="CCCCCC" w:sz="1"/>
+              <w:right w:val="single" w:color="CCCCCC" w:sz="1"/>
+            </w:tcBorders>
+            <w:shd w:fill="F5F5F5" w:val="clear"/>
+            <w:tcMar>
+              <w:top w:type="dxa" w:w="80"/>
+              <w:left w:type="dxa" w:w="120"/>
+              <w:bottom w:type="dxa" w:w="80"/>
+              <w:right w:type="dxa" w:w="120"/>
+            </w:tcMar>
+          </w:tcPr>
+          <w:p>
+            <w:r>
+              <w:rPr>
+                <w:rFonts w:ascii="Arial" w:cs="Arial" w:eastAsia="Arial" w:hAnsi="Arial"/>
+                <w:b/>
+                <w:bCs/>
+                <w:sz w:val="20"/>
+                <w:szCs w:val="20"/>
+              </w:rPr>
+              <w:t xml:space="preserve">Industry</w:t>
+            </w:r>
+          </w:p>
+        </w:tc>
+        <w:tc>
+          <w:tcPr>
+            <w:tcW w:type="dxa" w:w="7020"/>
+            <w:tcBorders>
+              <w:top w:val="single" w:color="CCCCCC" w:sz="1"/>
+              <w:left w:val="single" w:color="CCCCCC" w:sz="1"/>
+              <w:bottom w:val="single" w:color="CCCCCC" w:sz="1"/>
+              <w:right w:val="single" w:color="CCCCCC" w:sz="1"/>
+            </w:tcBorders>
+            <w:tcMar>
+              <w:top w:type="dxa" w:w="80"/>
+              <w:left w:type="dxa" w:w="120"/>
+              <w:bottom w:type="dxa" w:w="80"/>
+              <w:right w:type="dxa" w:w="120"/>
+            </w:tcMar>
+          </w:tcPr>
+          <w:p>
+            <w:r>
+              <w:rPr>
+                <w:rFonts w:ascii="Arial" w:cs="Arial" w:eastAsia="Arial" w:hAnsi="Arial"/>
+                <w:sz w:val="20"/>
+                <w:szCs w:val="20"/>
+              </w:rPr>
+              <w:t xml:space="preserve">Technology (Microsoft’s own support operations)</w:t>
+            </w:r>
+          </w:p>
+        </w:tc>
+      </w:tr>
+      <w:tr>
+        <w:tc>
+          <w:tcPr>
+            <w:tcW w:type="dxa" w:w="2340"/>
+            <w:tcBorders>
+              <w:top w:val="single" w:color="CCCCCC" w:sz="1"/>
+              <w:left w:val="single" w:color="CCCCCC" w:sz="1"/>
+              <w:bottom w:val="single" w:color="CCCCCC" w:sz="1"/>
+              <w:right w:val="single" w:color="CCCCCC" w:sz="1"/>
+            </w:tcBorders>
+            <w:shd w:fill="F5F5F5" w:val="clear"/>
+            <w:tcMar>
+              <w:top w:type="dxa" w:w="80"/>
+              <w:left w:type="dxa" w:w="120"/>
+              <w:bottom w:type="dxa" w:w="80"/>
+              <w:right w:type="dxa" w:w="120"/>
+            </w:tcMar>
+          </w:tcPr>
+          <w:p>
+            <w:r>
+              <w:rPr>
+                <w:rFonts w:ascii="Arial" w:cs="Arial" w:eastAsia="Arial" w:hAnsi="Arial"/>
+                <w:b/>
+                <w:bCs/>
+                <w:sz w:val="20"/>
+                <w:szCs w:val="20"/>
+              </w:rPr>
+              <w:t xml:space="preserve">Solution</w:t>
+            </w:r>
+          </w:p>
+        </w:tc>
+        <w:tc>
+          <w:tcPr>
+            <w:tcW w:type="dxa" w:w="7020"/>
+            <w:tcBorders>
+              <w:top w:val="single" w:color="CCCCCC" w:sz="1"/>
+              <w:left w:val="single" w:color="CCCCCC" w:sz="1"/>
+              <w:bottom w:val="single" w:color="CCCCCC" w:sz="1"/>
+              <w:right w:val="single" w:color="CCCCCC" w:sz="1"/>
+            </w:tcBorders>
+            <w:tcMar>
+              <w:top w:type="dxa" w:w="80"/>
+              <w:left w:type="dxa" w:w="120"/>
+              <w:bottom w:type="dxa" w:w="80"/>
+              <w:right w:type="dxa" w:w="120"/>
+            </w:tcMar>
+          </w:tcPr>
+          <w:p>
+            <w:r>
+              <w:rPr>
+                <w:rFonts w:ascii="Arial" w:cs="Arial" w:eastAsia="Arial" w:hAnsi="Arial"/>
+                <w:sz w:val="20"/>
+                <w:szCs w:val="20"/>
+              </w:rPr>
+              <w:t xml:space="preserve">Global customer service network migrated to Azure with Copilot-powered agent assistance</w:t>
+            </w:r>
+          </w:p>
+        </w:tc>
+      </w:tr>
+      <w:tr>
+        <w:tc>
+          <w:tcPr>
+            <w:tcW w:type="dxa" w:w="2340"/>
+            <w:tcBorders>
+              <w:top w:val="single" w:color="CCCCCC" w:sz="1"/>
+              <w:left w:val="single" w:color="CCCCCC" w:sz="1"/>
+              <w:bottom w:val="single" w:color="CCCCCC" w:sz="1"/>
+              <w:right w:val="single" w:color="CCCCCC" w:sz="1"/>
+            </w:tcBorders>
+            <w:shd w:fill="F5F5F5" w:val="clear"/>
+            <w:tcMar>
+              <w:top w:type="dxa" w:w="80"/>
+              <w:left w:type="dxa" w:w="120"/>
+              <w:bottom w:type="dxa" w:w="80"/>
+              <w:right w:type="dxa" w:w="120"/>
+            </w:tcMar>
+          </w:tcPr>
+          <w:p>
+            <w:r>
+              <w:rPr>
+                <w:rFonts w:ascii="Arial" w:cs="Arial" w:eastAsia="Arial" w:hAnsi="Arial"/>
+                <w:b/>
+                <w:bCs/>
+                <w:sz w:val="20"/>
+                <w:szCs w:val="20"/>
+              </w:rPr>
+              <w:t xml:space="preserve">Stack</w:t>
+            </w:r>
+          </w:p>
+        </w:tc>
+        <w:tc>
+          <w:tcPr>
+            <w:tcW w:type="dxa" w:w="7020"/>
+            <w:tcBorders>
+              <w:top w:val="single" w:color="CCCCCC" w:sz="1"/>
+              <w:left w:val="single" w:color="CCCCCC" w:sz="1"/>
+              <w:bottom w:val="single" w:color="CCCCCC" w:sz="1"/>
+              <w:right w:val="single" w:color="CCCCCC" w:sz="1"/>
+            </w:tcBorders>
+            <w:tcMar>
+              <w:top w:type="dxa" w:w="80"/>
+              <w:left w:type="dxa" w:w="120"/>
+              <w:bottom w:type="dxa" w:w="80"/>
+              <w:right w:type="dxa" w:w="120"/>
+            </w:tcMar>
+          </w:tcPr>
+          <w:p>
+            <w:r>
+              <w:rPr>
+                <w:rFonts w:ascii="Arial" w:cs="Arial" w:eastAsia="Arial" w:hAnsi="Arial"/>
+                <w:sz w:val="20"/>
+                <w:szCs w:val="20"/>
+              </w:rPr>
+              <w:t xml:space="preserve">Azure OpenAI, Dynamics 365, Azure AI Search, Copilot Studio, Voice Live API</w:t>
+            </w:r>
+          </w:p>
+        </w:tc>
+      </w:tr>
+      <w:tr>
+        <w:tc>
+          <w:tcPr>
+            <w:tcW w:type="dxa" w:w="2340"/>
+            <w:tcBorders>
+              <w:top w:val="single" w:color="CCCCCC" w:sz="1"/>
+              <w:left w:val="single" w:color="CCCCCC" w:sz="1"/>
+              <w:bottom w:val="single" w:color="CCCCCC" w:sz="1"/>
+              <w:right w:val="single" w:color="CCCCCC" w:sz="1"/>
+            </w:tcBorders>
+            <w:shd w:fill="F5F5F5" w:val="clear"/>
+            <w:tcMar>
+              <w:top w:type="dxa" w:w="80"/>
+              <w:left w:type="dxa" w:w="120"/>
+              <w:bottom w:type="dxa" w:w="80"/>
+              <w:right w:type="dxa" w:w="120"/>
+            </w:tcMar>
+          </w:tcPr>
+          <w:p>
+            <w:r>
+              <w:rPr>
+                <w:rFonts w:ascii="Arial" w:cs="Arial" w:eastAsia="Arial" w:hAnsi="Arial"/>
+                <w:b/>
+                <w:bCs/>
+                <w:sz w:val="20"/>
+                <w:szCs w:val="20"/>
+              </w:rPr>
+              <w:t xml:space="preserve">Results</w:t>
+            </w:r>
+          </w:p>
+        </w:tc>
+        <w:tc>
+          <w:tcPr>
+            <w:tcW w:type="dxa" w:w="7020"/>
+            <w:tcBorders>
+              <w:top w:val="single" w:color="CCCCCC" w:sz="1"/>
+              <w:left w:val="single" w:color="CCCCCC" w:sz="1"/>
+              <w:bottom w:val="single" w:color="CCCCCC" w:sz="1"/>
+              <w:right w:val="single" w:color="CCCCCC" w:sz="1"/>
+            </w:tcBorders>
+            <w:tcMar>
+              <w:top w:type="dxa" w:w="80"/>
+              <w:left w:type="dxa" w:w="120"/>
+              <w:bottom w:type="dxa" w:w="80"/>
+              <w:right w:type="dxa" w:w="120"/>
+            </w:tcMar>
+          </w:tcPr>
+          <w:p>
+            <w:r>
+              <w:rPr>
+                <w:rFonts w:ascii="Arial" w:cs="Arial" w:eastAsia="Arial" w:hAnsi="Arial"/>
+                <w:sz w:val="20"/>
+                <w:szCs w:val="20"/>
+              </w:rPr>
+              <w:t xml:space="preserve">Microsoft runs its own global support network on Azure, serving as the ultimate reference implementation for the platform. Full stack deployment including voice, chat, analytics, and AI-assisted escalation.</w:t>
+            </w:r>
+          </w:p>
+        </w:tc>
+      </w:tr>
+      <w:tr>
+        <w:tc>
+          <w:tcPr>
+            <w:tcW w:type="dxa" w:w="2340"/>
+            <w:tcBorders>
+              <w:top w:val="single" w:color="CCCCCC" w:sz="1"/>
+              <w:left w:val="single" w:color="CCCCCC" w:sz="1"/>
+              <w:bottom w:val="single" w:color="CCCCCC" w:sz="1"/>
+              <w:right w:val="single" w:color="CCCCCC" w:sz="1"/>
+            </w:tcBorders>
+            <w:shd w:fill="F5F5F5" w:val="clear"/>
+            <w:tcMar>
+              <w:top w:type="dxa" w:w="80"/>
+              <w:left w:type="dxa" w:w="120"/>
+              <w:bottom w:type="dxa" w:w="80"/>
+              <w:right w:type="dxa" w:w="120"/>
+            </w:tcMar>
+          </w:tcPr>
+          <w:p>
+            <w:r>
+              <w:rPr>
+                <w:rFonts w:ascii="Arial" w:cs="Arial" w:eastAsia="Arial" w:hAnsi="Arial"/>
+                <w:b/>
+                <w:bCs/>
+                <w:sz w:val="20"/>
+                <w:szCs w:val="20"/>
+              </w:rPr>
+              <w:t xml:space="preserve">Relevance</w:t>
+            </w:r>
+          </w:p>
+        </w:tc>
+        <w:tc>
+          <w:tcPr>
+            <w:tcW w:type="dxa" w:w="7020"/>
+            <w:tcBorders>
+              <w:top w:val="single" w:color="CCCCCC" w:sz="1"/>
+              <w:left w:val="single" w:color="CCCCCC" w:sz="1"/>
+              <w:bottom w:val="single" w:color="CCCCCC" w:sz="1"/>
+              <w:right w:val="single" w:color="CCCCCC" w:sz="1"/>
+            </w:tcBorders>
+            <w:tcMar>
+              <w:top w:type="dxa" w:w="80"/>
+              <w:left w:type="dxa" w:w="120"/>
+              <w:bottom w:type="dxa" w:w="80"/>
+              <w:right w:type="dxa" w:w="120"/>
+            </w:tcMar>
+          </w:tcPr>
+          <w:p>
+            <w:r>
+              <w:rPr>
+                <w:rFonts w:ascii="Arial" w:cs="Arial" w:eastAsia="Arial" w:hAnsi="Arial"/>
+                <w:sz w:val="20"/>
+                <w:szCs w:val="20"/>
+              </w:rPr>
+              <w:t xml:space="preserve">The definitive “dogfooding” reference. Microsoft uses its own stack for global support, validating every component we propose at the highest scale and maturity.</w:t>
+            </w:r>
+          </w:p>
+        </w:tc>
+      </w:tr>
+    </w:tbl>
+    <w:p>
+      <w:r>
+        <w:br w:type="page"/>
+      </w:r>
+    </w:p>
+    <w:p>
+      <w:pPr>
+        <w:pStyle w:val="Heading2"/>
+      </w:pPr>
+      <w:r>
+        <w:t xml:space="preserve">13.4 Reference Summary</w:t>
+      </w:r>
+    </w:p>
+    <w:p>
+      <w:pPr>
+        <w:spacing w:after="200"/>
+      </w:pPr>
+      <w:r>
+        <w:rPr>
+          <w:rFonts w:ascii="Arial" w:cs="Arial" w:eastAsia="Arial" w:hAnsi="Arial"/>
+          <w:sz w:val="22"/>
+          <w:szCs w:val="22"/>
+        </w:rPr>
+        <w:t xml:space="preserve">The following table summarizes the technology stack overlap between each reference customer and our proposed AI Support Assistant architecture:</w:t>
+      </w:r>
+    </w:p>
+    <w:tbl>
+      <w:tblPr>
+        <w:tblW w:type="dxa" w:w="9360"/>
+        <w:tblBorders>
+          <w:top w:val="single" w:color="auto" w:sz="4"/>
+          <w:left w:val="single" w:color="auto" w:sz="4"/>
+          <w:bottom w:val="single" w:color="auto" w:sz="4"/>
+          <w:right w:val="single" w:color="auto" w:sz="4"/>
+          <w:insideH w:val="single" w:color="auto" w:sz="4"/>
+          <w:insideV w:val="single" w:color="auto" w:sz="4"/>
+        </w:tblBorders>
+      </w:tblPr>
+      <w:tblGrid>
+        <w:gridCol w:w="1800"/>
+        <w:gridCol w:w="1080"/>
+        <w:gridCol w:w="1080"/>
+        <w:gridCol w:w="1080"/>
+        <w:gridCol w:w="1080"/>
+        <w:gridCol w:w="1080"/>
+        <w:gridCol w:w="1080"/>
+        <w:gridCol w:w="1080"/>
+      </w:tblGrid>
+      <w:tr>
+        <w:tc>
+          <w:tcPr>
+            <w:tcW w:type="dxa" w:w="1800"/>
+            <w:tcBorders>
+              <w:top w:val="single" w:color="CCCCCC" w:sz="1"/>
+              <w:left w:val="single" w:color="CCCCCC" w:sz="1"/>
+              <w:bottom w:val="single" w:color="CCCCCC" w:sz="1"/>
+              <w:right w:val="single" w:color="CCCCCC" w:sz="1"/>
+            </w:tcBorders>
+            <w:shd w:fill="86BC25" w:val="clear"/>
+            <w:tcMar>
+              <w:top w:type="dxa" w:w="80"/>
+              <w:left w:type="dxa" w:w="120"/>
+              <w:bottom w:type="dxa" w:w="80"/>
+              <w:right w:type="dxa" w:w="120"/>
+            </w:tcMar>
+          </w:tcPr>
+          <w:p>
+            <w:r>
+              <w:rPr>
+                <w:rFonts w:ascii="Arial" w:cs="Arial" w:eastAsia="Arial" w:hAnsi="Arial"/>
+                <w:b/>
+                <w:bCs/>
+                <w:color w:val="FFFFFF"/>
+                <w:sz w:val="20"/>
+                <w:szCs w:val="20"/>
+              </w:rPr>
+              <w:t xml:space="preserve">Customer</w:t>
+            </w:r>
+          </w:p>
+        </w:tc>
+        <w:tc>
+          <w:tcPr>
+            <w:tcW w:type="dxa" w:w="1080"/>
+            <w:tcBorders>
+              <w:top w:val="single" w:color="CCCCCC" w:sz="1"/>
+              <w:left w:val="single" w:color="CCCCCC" w:sz="1"/>
+              <w:bottom w:val="single" w:color="CCCCCC" w:sz="1"/>
+              <w:right w:val="single" w:color="CCCCCC" w:sz="1"/>
+            </w:tcBorders>
+            <w:shd w:fill="86BC25" w:val="clear"/>
+            <w:tcMar>
+              <w:top w:type="dxa" w:w="80"/>
+              <w:left w:type="dxa" w:w="120"/>
+              <w:bottom w:type="dxa" w:w="80"/>
+              <w:right w:type="dxa" w:w="120"/>
+            </w:tcMar>
+          </w:tcPr>
+          <w:p>
+            <w:r>
+              <w:rPr>
+                <w:rFonts w:ascii="Arial" w:cs="Arial" w:eastAsia="Arial" w:hAnsi="Arial"/>
+                <w:b/>
+                <w:bCs/>
+                <w:color w:val="FFFFFF"/>
+                <w:sz w:val="20"/>
+                <w:szCs w:val="20"/>
+              </w:rPr>
+              <w:t xml:space="preserve">Azure OpenAI</w:t>
+            </w:r>
+          </w:p>
+        </w:tc>
+        <w:tc>
+          <w:tcPr>
+            <w:tcW w:type="dxa" w:w="1080"/>
+            <w:tcBorders>
+              <w:top w:val="single" w:color="CCCCCC" w:sz="1"/>
+              <w:left w:val="single" w:color="CCCCCC" w:sz="1"/>
+              <w:bottom w:val="single" w:color="CCCCCC" w:sz="1"/>
+              <w:right w:val="single" w:color="CCCCCC" w:sz="1"/>
+            </w:tcBorders>
+            <w:shd w:fill="86BC25" w:val="clear"/>
+            <w:tcMar>
+              <w:top w:type="dxa" w:w="80"/>
+              <w:left w:type="dxa" w:w="120"/>
+              <w:bottom w:type="dxa" w:w="80"/>
+              <w:right w:type="dxa" w:w="120"/>
+            </w:tcMar>
+          </w:tcPr>
+          <w:p>
+            <w:r>
+              <w:rPr>
+                <w:rFonts w:ascii="Arial" w:cs="Arial" w:eastAsia="Arial" w:hAnsi="Arial"/>
+                <w:b/>
+                <w:bCs/>
+                <w:color w:val="FFFFFF"/>
+                <w:sz w:val="20"/>
+                <w:szCs w:val="20"/>
+              </w:rPr>
+              <w:t xml:space="preserve">AI Search / RAG</w:t>
+            </w:r>
+          </w:p>
+        </w:tc>
+        <w:tc>
+          <w:tcPr>
+            <w:tcW w:type="dxa" w:w="1080"/>
+            <w:tcBorders>
+              <w:top w:val="single" w:color="CCCCCC" w:sz="1"/>
+              <w:left w:val="single" w:color="CCCCCC" w:sz="1"/>
+              <w:bottom w:val="single" w:color="CCCCCC" w:sz="1"/>
+              <w:right w:val="single" w:color="CCCCCC" w:sz="1"/>
+            </w:tcBorders>
+            <w:shd w:fill="86BC25" w:val="clear"/>
+            <w:tcMar>
+              <w:top w:type="dxa" w:w="80"/>
+              <w:left w:type="dxa" w:w="120"/>
+              <w:bottom w:type="dxa" w:w="80"/>
+              <w:right w:type="dxa" w:w="120"/>
+            </w:tcMar>
+          </w:tcPr>
+          <w:p>
+            <w:r>
+              <w:rPr>
+                <w:rFonts w:ascii="Arial" w:cs="Arial" w:eastAsia="Arial" w:hAnsi="Arial"/>
+                <w:b/>
+                <w:bCs/>
+                <w:color w:val="FFFFFF"/>
+                <w:sz w:val="20"/>
+                <w:szCs w:val="20"/>
+              </w:rPr>
+              <w:t xml:space="preserve">D365 Contact Ctr</w:t>
+            </w:r>
+          </w:p>
+        </w:tc>
+        <w:tc>
+          <w:tcPr>
+            <w:tcW w:type="dxa" w:w="1080"/>
+            <w:tcBorders>
+              <w:top w:val="single" w:color="CCCCCC" w:sz="1"/>
+              <w:left w:val="single" w:color="CCCCCC" w:sz="1"/>
+              <w:bottom w:val="single" w:color="CCCCCC" w:sz="1"/>
+              <w:right w:val="single" w:color="CCCCCC" w:sz="1"/>
+            </w:tcBorders>
+            <w:shd w:fill="86BC25" w:val="clear"/>
+            <w:tcMar>
+              <w:top w:type="dxa" w:w="80"/>
+              <w:left w:type="dxa" w:w="120"/>
+              <w:bottom w:type="dxa" w:w="80"/>
+              <w:right w:type="dxa" w:w="120"/>
+            </w:tcMar>
+          </w:tcPr>
+          <w:p>
+            <w:r>
+              <w:rPr>
+                <w:rFonts w:ascii="Arial" w:cs="Arial" w:eastAsia="Arial" w:hAnsi="Arial"/>
+                <w:b/>
+                <w:bCs/>
+                <w:color w:val="FFFFFF"/>
+                <w:sz w:val="20"/>
+                <w:szCs w:val="20"/>
+              </w:rPr>
+              <w:t xml:space="preserve">Voice AI</w:t>
+            </w:r>
+          </w:p>
+        </w:tc>
+        <w:tc>
+          <w:tcPr>
+            <w:tcW w:type="dxa" w:w="1080"/>
+            <w:tcBorders>
+              <w:top w:val="single" w:color="CCCCCC" w:sz="1"/>
+              <w:left w:val="single" w:color="CCCCCC" w:sz="1"/>
+              <w:bottom w:val="single" w:color="CCCCCC" w:sz="1"/>
+              <w:right w:val="single" w:color="CCCCCC" w:sz="1"/>
+            </w:tcBorders>
+            <w:shd w:fill="86BC25" w:val="clear"/>
+            <w:tcMar>
+              <w:top w:type="dxa" w:w="80"/>
+              <w:left w:type="dxa" w:w="120"/>
+              <w:bottom w:type="dxa" w:w="80"/>
+              <w:right w:type="dxa" w:w="120"/>
+            </w:tcMar>
+          </w:tcPr>
+          <w:p>
+            <w:r>
+              <w:rPr>
+                <w:rFonts w:ascii="Arial" w:cs="Arial" w:eastAsia="Arial" w:hAnsi="Arial"/>
+                <w:b/>
+                <w:bCs/>
+                <w:color w:val="FFFFFF"/>
+                <w:sz w:val="20"/>
+                <w:szCs w:val="20"/>
+              </w:rPr>
+              <w:t xml:space="preserve">Multi-Lang</w:t>
+            </w:r>
+          </w:p>
+        </w:tc>
+        <w:tc>
+          <w:tcPr>
+            <w:tcW w:type="dxa" w:w="1080"/>
+            <w:tcBorders>
+              <w:top w:val="single" w:color="CCCCCC" w:sz="1"/>
+              <w:left w:val="single" w:color="CCCCCC" w:sz="1"/>
+              <w:bottom w:val="single" w:color="CCCCCC" w:sz="1"/>
+              <w:right w:val="single" w:color="CCCCCC" w:sz="1"/>
+            </w:tcBorders>
+            <w:shd w:fill="86BC25" w:val="clear"/>
+            <w:tcMar>
+              <w:top w:type="dxa" w:w="80"/>
+              <w:left w:type="dxa" w:w="120"/>
+              <w:bottom w:type="dxa" w:w="80"/>
+              <w:right w:type="dxa" w:w="120"/>
+            </w:tcMar>
+          </w:tcPr>
+          <w:p>
+            <w:r>
+              <w:rPr>
+                <w:rFonts w:ascii="Arial" w:cs="Arial" w:eastAsia="Arial" w:hAnsi="Arial"/>
+                <w:b/>
+                <w:bCs/>
+                <w:color w:val="FFFFFF"/>
+                <w:sz w:val="20"/>
+                <w:szCs w:val="20"/>
+              </w:rPr>
+              <w:t xml:space="preserve">Analytics</w:t>
+            </w:r>
+          </w:p>
+        </w:tc>
+        <w:tc>
+          <w:tcPr>
+            <w:tcW w:type="dxa" w:w="1080"/>
+            <w:tcBorders>
+              <w:top w:val="single" w:color="CCCCCC" w:sz="1"/>
+              <w:left w:val="single" w:color="CCCCCC" w:sz="1"/>
+              <w:bottom w:val="single" w:color="CCCCCC" w:sz="1"/>
+              <w:right w:val="single" w:color="CCCCCC" w:sz="1"/>
+            </w:tcBorders>
+            <w:shd w:fill="86BC25" w:val="clear"/>
+            <w:tcMar>
+              <w:top w:type="dxa" w:w="80"/>
+              <w:left w:type="dxa" w:w="120"/>
+              <w:bottom w:type="dxa" w:w="80"/>
+              <w:right w:type="dxa" w:w="120"/>
+            </w:tcMar>
+          </w:tcPr>
+          <w:p>
+            <w:r>
+              <w:rPr>
+                <w:rFonts w:ascii="Arial" w:cs="Arial" w:eastAsia="Arial" w:hAnsi="Arial"/>
+                <w:b/>
+                <w:bCs/>
+                <w:color w:val="FFFFFF"/>
+                <w:sz w:val="20"/>
+                <w:szCs w:val="20"/>
+              </w:rPr>
+              <w:t xml:space="preserve">Copilot Studio</w:t>
+            </w:r>
+          </w:p>
+        </w:tc>
+      </w:tr>
+      <w:tr>
+        <w:tc>
+          <w:tcPr>
+            <w:tcW w:type="dxa" w:w="1800"/>
+            <w:tcBorders>
+              <w:top w:val="single" w:color="CCCCCC" w:sz="1"/>
+              <w:left w:val="single" w:color="CCCCCC" w:sz="1"/>
+              <w:bottom w:val="single" w:color="CCCCCC" w:sz="1"/>
+              <w:right w:val="single" w:color="CCCCCC" w:sz="1"/>
+            </w:tcBorders>
+            <w:tcMar>
+              <w:top w:type="dxa" w:w="80"/>
+              <w:left w:type="dxa" w:w="120"/>
+              <w:bottom w:type="dxa" w:w="80"/>
+              <w:right w:type="dxa" w:w="120"/>
+            </w:tcMar>
+          </w:tcPr>
+          <w:p>
+            <w:r>
+              <w:rPr>
+                <w:rFonts w:ascii="Arial" w:cs="Arial" w:eastAsia="Arial" w:hAnsi="Arial"/>
+                <w:b/>
+                <w:bCs/>
+                <w:sz w:val="18"/>
+                <w:szCs w:val="18"/>
+              </w:rPr>
+              <w:t xml:space="preserve">Lenovo</w:t>
+            </w:r>
+          </w:p>
+        </w:tc>
+        <w:tc>
+          <w:tcPr>
+            <w:tcW w:type="dxa" w:w="1080"/>
+            <w:tcBorders>
+              <w:top w:val="single" w:color="CCCCCC" w:sz="1"/>
+              <w:left w:val="single" w:color="CCCCCC" w:sz="1"/>
+              <w:bottom w:val="single" w:color="CCCCCC" w:sz="1"/>
+              <w:right w:val="single" w:color="CCCCCC" w:sz="1"/>
+            </w:tcBorders>
+            <w:shd w:fill="D4EDDA" w:val="clear"/>
+            <w:tcMar>
+              <w:top w:type="dxa" w:w="80"/>
+              <w:left w:type="dxa" w:w="120"/>
+              <w:bottom w:type="dxa" w:w="80"/>
+              <w:right w:type="dxa" w:w="120"/>
+            </w:tcMar>
+          </w:tcPr>
+          <w:p>
+            <w:pPr>
+              <w:jc w:val="center"/>
+            </w:pPr>
+            <w:r>
+              <w:rPr>
+                <w:rFonts w:ascii="Arial" w:cs="Arial" w:eastAsia="Arial" w:hAnsi="Arial"/>
+                <w:b/>
+                <w:bCs/>
+                <w:color w:val="155724"/>
+                <w:sz w:val="18"/>
+                <w:szCs w:val="18"/>
+              </w:rPr>
+              <w:t xml:space="preserve">✓</w:t>
+            </w:r>
+          </w:p>
+        </w:tc>
+        <w:tc>
+          <w:tcPr>
+            <w:tcW w:type="dxa" w:w="1080"/>
+            <w:tcBorders>
+              <w:top w:val="single" w:color="CCCCCC" w:sz="1"/>
+              <w:left w:val="single" w:color="CCCCCC" w:sz="1"/>
+              <w:bottom w:val="single" w:color="CCCCCC" w:sz="1"/>
+              <w:right w:val="single" w:color="CCCCCC" w:sz="1"/>
+            </w:tcBorders>
+            <w:shd w:fill="D4EDDA" w:val="clear"/>
+            <w:tcMar>
+              <w:top w:type="dxa" w:w="80"/>
+              <w:left w:type="dxa" w:w="120"/>
+              <w:bottom w:type="dxa" w:w="80"/>
+              <w:right w:type="dxa" w:w="120"/>
+            </w:tcMar>
+          </w:tcPr>
+          <w:p>
+            <w:pPr>
+              <w:jc w:val="center"/>
+            </w:pPr>
+            <w:r>
+              <w:rPr>
+                <w:rFonts w:ascii="Arial" w:cs="Arial" w:eastAsia="Arial" w:hAnsi="Arial"/>
+                <w:b/>
+                <w:bCs/>
+                <w:color w:val="155724"/>
+                <w:sz w:val="18"/>
+                <w:szCs w:val="18"/>
+              </w:rPr>
+              <w:t xml:space="preserve">✓</w:t>
+            </w:r>
+          </w:p>
+        </w:tc>
+        <w:tc>
+          <w:tcPr>
+            <w:tcW w:type="dxa" w:w="1080"/>
+            <w:tcBorders>
+              <w:top w:val="single" w:color="CCCCCC" w:sz="1"/>
+              <w:left w:val="single" w:color="CCCCCC" w:sz="1"/>
+              <w:bottom w:val="single" w:color="CCCCCC" w:sz="1"/>
+              <w:right w:val="single" w:color="CCCCCC" w:sz="1"/>
+            </w:tcBorders>
+            <w:shd w:fill="D4EDDA" w:val="clear"/>
+            <w:tcMar>
+              <w:top w:type="dxa" w:w="80"/>
+              <w:left w:type="dxa" w:w="120"/>
+              <w:bottom w:type="dxa" w:w="80"/>
+              <w:right w:type="dxa" w:w="120"/>
+            </w:tcMar>
+          </w:tcPr>
+          <w:p>
+            <w:pPr>
+              <w:jc w:val="center"/>
+            </w:pPr>
+            <w:r>
+              <w:rPr>
+                <w:rFonts w:ascii="Arial" w:cs="Arial" w:eastAsia="Arial" w:hAnsi="Arial"/>
+                <w:b/>
+                <w:bCs/>
+                <w:color w:val="155724"/>
+                <w:sz w:val="18"/>
+                <w:szCs w:val="18"/>
+              </w:rPr>
+              <w:t xml:space="preserve">✓</w:t>
+            </w:r>
+          </w:p>
+        </w:tc>
+        <w:tc>
+          <w:tcPr>
+            <w:tcW w:type="dxa" w:w="1080"/>
+            <w:tcBorders>
+              <w:top w:val="single" w:color="CCCCCC" w:sz="1"/>
+              <w:left w:val="single" w:color="CCCCCC" w:sz="1"/>
+              <w:bottom w:val="single" w:color="CCCCCC" w:sz="1"/>
+              <w:right w:val="single" w:color="CCCCCC" w:sz="1"/>
+            </w:tcBorders>
+            <w:tcMar>
+              <w:top w:type="dxa" w:w="80"/>
+              <w:left w:type="dxa" w:w="120"/>
+              <w:bottom w:type="dxa" w:w="80"/>
+              <w:right w:type="dxa" w:w="120"/>
+            </w:tcMar>
+          </w:tcPr>
+          <w:p>
+            <w:pPr>
+              <w:jc w:val="center"/>
+            </w:pPr>
+            <w:r>
+              <w:rPr>
+                <w:rFonts w:ascii="Arial" w:cs="Arial" w:eastAsia="Arial" w:hAnsi="Arial"/>
+                <w:b w:val="false"/>
+                <w:bCs w:val="false"/>
+                <w:color w:val="999999"/>
+                <w:sz w:val="18"/>
+                <w:szCs w:val="18"/>
+              </w:rPr>
+              <w:t xml:space="preserve">—</w:t>
+            </w:r>
+          </w:p>
+        </w:tc>
+        <w:tc>
+          <w:tcPr>
+            <w:tcW w:type="dxa" w:w="1080"/>
+            <w:tcBorders>
+              <w:top w:val="single" w:color="CCCCCC" w:sz="1"/>
+              <w:left w:val="single" w:color="CCCCCC" w:sz="1"/>
+              <w:bottom w:val="single" w:color="CCCCCC" w:sz="1"/>
+              <w:right w:val="single" w:color="CCCCCC" w:sz="1"/>
+            </w:tcBorders>
+            <w:shd w:fill="D4EDDA" w:val="clear"/>
+            <w:tcMar>
+              <w:top w:type="dxa" w:w="80"/>
+              <w:left w:type="dxa" w:w="120"/>
+              <w:bottom w:type="dxa" w:w="80"/>
+              <w:right w:type="dxa" w:w="120"/>
+            </w:tcMar>
+          </w:tcPr>
+          <w:p>
+            <w:pPr>
+              <w:jc w:val="center"/>
+            </w:pPr>
+            <w:r>
+              <w:rPr>
+                <w:rFonts w:ascii="Arial" w:cs="Arial" w:eastAsia="Arial" w:hAnsi="Arial"/>
+                <w:b/>
+                <w:bCs/>
+                <w:color w:val="155724"/>
+                <w:sz w:val="18"/>
+                <w:szCs w:val="18"/>
+              </w:rPr>
+              <w:t xml:space="preserve">✓</w:t>
+            </w:r>
+          </w:p>
+        </w:tc>
+        <w:tc>
+          <w:tcPr>
+            <w:tcW w:type="dxa" w:w="1080"/>
+            <w:tcBorders>
+              <w:top w:val="single" w:color="CCCCCC" w:sz="1"/>
+              <w:left w:val="single" w:color="CCCCCC" w:sz="1"/>
+              <w:bottom w:val="single" w:color="CCCCCC" w:sz="1"/>
+              <w:right w:val="single" w:color="CCCCCC" w:sz="1"/>
+            </w:tcBorders>
+            <w:shd w:fill="D4EDDA" w:val="clear"/>
+            <w:tcMar>
+              <w:top w:type="dxa" w:w="80"/>
+              <w:left w:type="dxa" w:w="120"/>
+              <w:bottom w:type="dxa" w:w="80"/>
+              <w:right w:type="dxa" w:w="120"/>
+            </w:tcMar>
+          </w:tcPr>
+          <w:p>
+            <w:pPr>
+              <w:jc w:val="center"/>
+            </w:pPr>
+            <w:r>
+              <w:rPr>
+                <w:rFonts w:ascii="Arial" w:cs="Arial" w:eastAsia="Arial" w:hAnsi="Arial"/>
+                <w:b/>
+                <w:bCs/>
+                <w:color w:val="155724"/>
+                <w:sz w:val="18"/>
+                <w:szCs w:val="18"/>
+              </w:rPr>
+              <w:t xml:space="preserve">✓</w:t>
+            </w:r>
+          </w:p>
+        </w:tc>
+        <w:tc>
+          <w:tcPr>
+            <w:tcW w:type="dxa" w:w="1080"/>
+            <w:tcBorders>
+              <w:top w:val="single" w:color="CCCCCC" w:sz="1"/>
+              <w:left w:val="single" w:color="CCCCCC" w:sz="1"/>
+              <w:bottom w:val="single" w:color="CCCCCC" w:sz="1"/>
+              <w:right w:val="single" w:color="CCCCCC" w:sz="1"/>
+            </w:tcBorders>
+            <w:shd w:fill="D4EDDA" w:val="clear"/>
+            <w:tcMar>
+              <w:top w:type="dxa" w:w="80"/>
+              <w:left w:type="dxa" w:w="120"/>
+              <w:bottom w:type="dxa" w:w="80"/>
+              <w:right w:type="dxa" w:w="120"/>
+            </w:tcMar>
+          </w:tcPr>
+          <w:p>
+            <w:pPr>
+              <w:jc w:val="center"/>
+            </w:pPr>
+            <w:r>
+              <w:rPr>
+                <w:rFonts w:ascii="Arial" w:cs="Arial" w:eastAsia="Arial" w:hAnsi="Arial"/>
+                <w:b/>
+                <w:bCs/>
+                <w:color w:val="155724"/>
+                <w:sz w:val="18"/>
+                <w:szCs w:val="18"/>
+              </w:rPr>
+              <w:t xml:space="preserve">✓</w:t>
+            </w:r>
+          </w:p>
+        </w:tc>
+      </w:tr>
+      <w:tr>
+        <w:tc>
+          <w:tcPr>
+            <w:tcW w:type="dxa" w:w="1800"/>
+            <w:tcBorders>
+              <w:top w:val="single" w:color="CCCCCC" w:sz="1"/>
+              <w:left w:val="single" w:color="CCCCCC" w:sz="1"/>
+              <w:bottom w:val="single" w:color="CCCCCC" w:sz="1"/>
+              <w:right w:val="single" w:color="CCCCCC" w:sz="1"/>
+            </w:tcBorders>
+            <w:tcMar>
+              <w:top w:type="dxa" w:w="80"/>
+              <w:left w:type="dxa" w:w="120"/>
+              <w:bottom w:type="dxa" w:w="80"/>
+              <w:right w:type="dxa" w:w="120"/>
+            </w:tcMar>
+          </w:tcPr>
+          <w:p>
+            <w:r>
+              <w:rPr>
+                <w:rFonts w:ascii="Arial" w:cs="Arial" w:eastAsia="Arial" w:hAnsi="Arial"/>
+                <w:b/>
+                <w:bCs/>
+                <w:sz w:val="18"/>
+                <w:szCs w:val="18"/>
+              </w:rPr>
+              <w:t xml:space="preserve">Schneider Electric</w:t>
+            </w:r>
+          </w:p>
+        </w:tc>
+        <w:tc>
+          <w:tcPr>
+            <w:tcW w:type="dxa" w:w="1080"/>
+            <w:tcBorders>
+              <w:top w:val="single" w:color="CCCCCC" w:sz="1"/>
+              <w:left w:val="single" w:color="CCCCCC" w:sz="1"/>
+              <w:bottom w:val="single" w:color="CCCCCC" w:sz="1"/>
+              <w:right w:val="single" w:color="CCCCCC" w:sz="1"/>
+            </w:tcBorders>
+            <w:shd w:fill="D4EDDA" w:val="clear"/>
+            <w:tcMar>
+              <w:top w:type="dxa" w:w="80"/>
+              <w:left w:type="dxa" w:w="120"/>
+              <w:bottom w:type="dxa" w:w="80"/>
+              <w:right w:type="dxa" w:w="120"/>
+            </w:tcMar>
+          </w:tcPr>
+          <w:p>
+            <w:pPr>
+              <w:jc w:val="center"/>
+            </w:pPr>
+            <w:r>
+              <w:rPr>
+                <w:rFonts w:ascii="Arial" w:cs="Arial" w:eastAsia="Arial" w:hAnsi="Arial"/>
+                <w:b/>
+                <w:bCs/>
+                <w:color w:val="155724"/>
+                <w:sz w:val="18"/>
+                <w:szCs w:val="18"/>
+              </w:rPr>
+              <w:t xml:space="preserve">✓</w:t>
+            </w:r>
+          </w:p>
+        </w:tc>
+        <w:tc>
+          <w:tcPr>
+            <w:tcW w:type="dxa" w:w="1080"/>
+            <w:tcBorders>
+              <w:top w:val="single" w:color="CCCCCC" w:sz="1"/>
+              <w:left w:val="single" w:color="CCCCCC" w:sz="1"/>
+              <w:bottom w:val="single" w:color="CCCCCC" w:sz="1"/>
+              <w:right w:val="single" w:color="CCCCCC" w:sz="1"/>
+            </w:tcBorders>
+            <w:shd w:fill="D4EDDA" w:val="clear"/>
+            <w:tcMar>
+              <w:top w:type="dxa" w:w="80"/>
+              <w:left w:type="dxa" w:w="120"/>
+              <w:bottom w:type="dxa" w:w="80"/>
+              <w:right w:type="dxa" w:w="120"/>
+            </w:tcMar>
+          </w:tcPr>
+          <w:p>
+            <w:pPr>
+              <w:jc w:val="center"/>
+            </w:pPr>
+            <w:r>
+              <w:rPr>
+                <w:rFonts w:ascii="Arial" w:cs="Arial" w:eastAsia="Arial" w:hAnsi="Arial"/>
+                <w:b/>
+                <w:bCs/>
+                <w:color w:val="155724"/>
+                <w:sz w:val="18"/>
+                <w:szCs w:val="18"/>
+              </w:rPr>
+              <w:t xml:space="preserve">✓</w:t>
+            </w:r>
+          </w:p>
+        </w:tc>
+        <w:tc>
+          <w:tcPr>
+            <w:tcW w:type="dxa" w:w="1080"/>
+            <w:tcBorders>
+              <w:top w:val="single" w:color="CCCCCC" w:sz="1"/>
+              <w:left w:val="single" w:color="CCCCCC" w:sz="1"/>
+              <w:bottom w:val="single" w:color="CCCCCC" w:sz="1"/>
+              <w:right w:val="single" w:color="CCCCCC" w:sz="1"/>
+            </w:tcBorders>
+            <w:tcMar>
+              <w:top w:type="dxa" w:w="80"/>
+              <w:left w:type="dxa" w:w="120"/>
+              <w:bottom w:type="dxa" w:w="80"/>
+              <w:right w:type="dxa" w:w="120"/>
+            </w:tcMar>
+          </w:tcPr>
+          <w:p>
+            <w:pPr>
+              <w:jc w:val="center"/>
+            </w:pPr>
+            <w:r>
+              <w:rPr>
+                <w:rFonts w:ascii="Arial" w:cs="Arial" w:eastAsia="Arial" w:hAnsi="Arial"/>
+                <w:b w:val="false"/>
+                <w:bCs w:val="false"/>
+                <w:color w:val="999999"/>
+                <w:sz w:val="18"/>
+                <w:szCs w:val="18"/>
+              </w:rPr>
+              <w:t xml:space="preserve">—</w:t>
+            </w:r>
+          </w:p>
+        </w:tc>
+        <w:tc>
+          <w:tcPr>
+            <w:tcW w:type="dxa" w:w="1080"/>
+            <w:tcBorders>
+              <w:top w:val="single" w:color="CCCCCC" w:sz="1"/>
+              <w:left w:val="single" w:color="CCCCCC" w:sz="1"/>
+              <w:bottom w:val="single" w:color="CCCCCC" w:sz="1"/>
+              <w:right w:val="single" w:color="CCCCCC" w:sz="1"/>
+            </w:tcBorders>
+            <w:tcMar>
+              <w:top w:type="dxa" w:w="80"/>
+              <w:left w:type="dxa" w:w="120"/>
+              <w:bottom w:type="dxa" w:w="80"/>
+              <w:right w:type="dxa" w:w="120"/>
+            </w:tcMar>
+          </w:tcPr>
+          <w:p>
+            <w:pPr>
+              <w:jc w:val="center"/>
+            </w:pPr>
+            <w:r>
+              <w:rPr>
+                <w:rFonts w:ascii="Arial" w:cs="Arial" w:eastAsia="Arial" w:hAnsi="Arial"/>
+                <w:b w:val="false"/>
+                <w:bCs w:val="false"/>
+                <w:color w:val="999999"/>
+                <w:sz w:val="18"/>
+                <w:szCs w:val="18"/>
+              </w:rPr>
+              <w:t xml:space="preserve">—</w:t>
+            </w:r>
+          </w:p>
+        </w:tc>
+        <w:tc>
+          <w:tcPr>
+            <w:tcW w:type="dxa" w:w="1080"/>
+            <w:tcBorders>
+              <w:top w:val="single" w:color="CCCCCC" w:sz="1"/>
+              <w:left w:val="single" w:color="CCCCCC" w:sz="1"/>
+              <w:bottom w:val="single" w:color="CCCCCC" w:sz="1"/>
+              <w:right w:val="single" w:color="CCCCCC" w:sz="1"/>
+            </w:tcBorders>
+            <w:tcMar>
+              <w:top w:type="dxa" w:w="80"/>
+              <w:left w:type="dxa" w:w="120"/>
+              <w:bottom w:type="dxa" w:w="80"/>
+              <w:right w:type="dxa" w:w="120"/>
+            </w:tcMar>
+          </w:tcPr>
+          <w:p>
+            <w:pPr>
+              <w:jc w:val="center"/>
+            </w:pPr>
+            <w:r>
+              <w:rPr>
+                <w:rFonts w:ascii="Arial" w:cs="Arial" w:eastAsia="Arial" w:hAnsi="Arial"/>
+                <w:b w:val="false"/>
+                <w:bCs w:val="false"/>
+                <w:color w:val="999999"/>
+                <w:sz w:val="18"/>
+                <w:szCs w:val="18"/>
+              </w:rPr>
+              <w:t xml:space="preserve">—</w:t>
+            </w:r>
+          </w:p>
+        </w:tc>
+        <w:tc>
+          <w:tcPr>
+            <w:tcW w:type="dxa" w:w="1080"/>
+            <w:tcBorders>
+              <w:top w:val="single" w:color="CCCCCC" w:sz="1"/>
+              <w:left w:val="single" w:color="CCCCCC" w:sz="1"/>
+              <w:bottom w:val="single" w:color="CCCCCC" w:sz="1"/>
+              <w:right w:val="single" w:color="CCCCCC" w:sz="1"/>
+            </w:tcBorders>
+            <w:shd w:fill="D4EDDA" w:val="clear"/>
+            <w:tcMar>
+              <w:top w:type="dxa" w:w="80"/>
+              <w:left w:type="dxa" w:w="120"/>
+              <w:bottom w:type="dxa" w:w="80"/>
+              <w:right w:type="dxa" w:w="120"/>
+            </w:tcMar>
+          </w:tcPr>
+          <w:p>
+            <w:pPr>
+              <w:jc w:val="center"/>
+            </w:pPr>
+            <w:r>
+              <w:rPr>
+                <w:rFonts w:ascii="Arial" w:cs="Arial" w:eastAsia="Arial" w:hAnsi="Arial"/>
+                <w:b/>
+                <w:bCs/>
+                <w:color w:val="155724"/>
+                <w:sz w:val="18"/>
+                <w:szCs w:val="18"/>
+              </w:rPr>
+              <w:t xml:space="preserve">✓</w:t>
+            </w:r>
+          </w:p>
+        </w:tc>
+        <w:tc>
+          <w:tcPr>
+            <w:tcW w:type="dxa" w:w="1080"/>
+            <w:tcBorders>
+              <w:top w:val="single" w:color="CCCCCC" w:sz="1"/>
+              <w:left w:val="single" w:color="CCCCCC" w:sz="1"/>
+              <w:bottom w:val="single" w:color="CCCCCC" w:sz="1"/>
+              <w:right w:val="single" w:color="CCCCCC" w:sz="1"/>
+            </w:tcBorders>
+            <w:shd w:fill="D4EDDA" w:val="clear"/>
+            <w:tcMar>
+              <w:top w:type="dxa" w:w="80"/>
+              <w:left w:type="dxa" w:w="120"/>
+              <w:bottom w:type="dxa" w:w="80"/>
+              <w:right w:type="dxa" w:w="120"/>
+            </w:tcMar>
+          </w:tcPr>
+          <w:p>
+            <w:pPr>
+              <w:jc w:val="center"/>
+            </w:pPr>
+            <w:r>
+              <w:rPr>
+                <w:rFonts w:ascii="Arial" w:cs="Arial" w:eastAsia="Arial" w:hAnsi="Arial"/>
+                <w:b/>
+                <w:bCs/>
+                <w:color w:val="155724"/>
+                <w:sz w:val="18"/>
+                <w:szCs w:val="18"/>
+              </w:rPr>
+              <w:t xml:space="preserve">✓</w:t>
+            </w:r>
+          </w:p>
+        </w:tc>
+      </w:tr>
+      <w:tr>
+        <w:tc>
+          <w:tcPr>
+            <w:tcW w:type="dxa" w:w="1800"/>
+            <w:tcBorders>
+              <w:top w:val="single" w:color="CCCCCC" w:sz="1"/>
+              <w:left w:val="single" w:color="CCCCCC" w:sz="1"/>
+              <w:bottom w:val="single" w:color="CCCCCC" w:sz="1"/>
+              <w:right w:val="single" w:color="CCCCCC" w:sz="1"/>
+            </w:tcBorders>
+            <w:tcMar>
+              <w:top w:type="dxa" w:w="80"/>
+              <w:left w:type="dxa" w:w="120"/>
+              <w:bottom w:type="dxa" w:w="80"/>
+              <w:right w:type="dxa" w:w="120"/>
+            </w:tcMar>
+          </w:tcPr>
+          <w:p>
+            <w:r>
+              <w:rPr>
+                <w:rFonts w:ascii="Arial" w:cs="Arial" w:eastAsia="Arial" w:hAnsi="Arial"/>
+                <w:b/>
+                <w:bCs/>
+                <w:sz w:val="18"/>
+                <w:szCs w:val="18"/>
+              </w:rPr>
+              <w:t xml:space="preserve">Siemens</w:t>
+            </w:r>
+          </w:p>
+        </w:tc>
+        <w:tc>
+          <w:tcPr>
+            <w:tcW w:type="dxa" w:w="1080"/>
+            <w:tcBorders>
+              <w:top w:val="single" w:color="CCCCCC" w:sz="1"/>
+              <w:left w:val="single" w:color="CCCCCC" w:sz="1"/>
+              <w:bottom w:val="single" w:color="CCCCCC" w:sz="1"/>
+              <w:right w:val="single" w:color="CCCCCC" w:sz="1"/>
+            </w:tcBorders>
+            <w:shd w:fill="D4EDDA" w:val="clear"/>
+            <w:tcMar>
+              <w:top w:type="dxa" w:w="80"/>
+              <w:left w:type="dxa" w:w="120"/>
+              <w:bottom w:type="dxa" w:w="80"/>
+              <w:right w:type="dxa" w:w="120"/>
+            </w:tcMar>
+          </w:tcPr>
+          <w:p>
+            <w:pPr>
+              <w:jc w:val="center"/>
+            </w:pPr>
+            <w:r>
+              <w:rPr>
+                <w:rFonts w:ascii="Arial" w:cs="Arial" w:eastAsia="Arial" w:hAnsi="Arial"/>
+                <w:b/>
+                <w:bCs/>
+                <w:color w:val="155724"/>
+                <w:sz w:val="18"/>
+                <w:szCs w:val="18"/>
+              </w:rPr>
+              <w:t xml:space="preserve">✓</w:t>
+            </w:r>
+          </w:p>
+        </w:tc>
+        <w:tc>
+          <w:tcPr>
+            <w:tcW w:type="dxa" w:w="1080"/>
+            <w:tcBorders>
+              <w:top w:val="single" w:color="CCCCCC" w:sz="1"/>
+              <w:left w:val="single" w:color="CCCCCC" w:sz="1"/>
+              <w:bottom w:val="single" w:color="CCCCCC" w:sz="1"/>
+              <w:right w:val="single" w:color="CCCCCC" w:sz="1"/>
+            </w:tcBorders>
+            <w:shd w:fill="D4EDDA" w:val="clear"/>
+            <w:tcMar>
+              <w:top w:type="dxa" w:w="80"/>
+              <w:left w:type="dxa" w:w="120"/>
+              <w:bottom w:type="dxa" w:w="80"/>
+              <w:right w:type="dxa" w:w="120"/>
+            </w:tcMar>
+          </w:tcPr>
+          <w:p>
+            <w:pPr>
+              <w:jc w:val="center"/>
+            </w:pPr>
+            <w:r>
+              <w:rPr>
+                <w:rFonts w:ascii="Arial" w:cs="Arial" w:eastAsia="Arial" w:hAnsi="Arial"/>
+                <w:b/>
+                <w:bCs/>
+                <w:color w:val="155724"/>
+                <w:sz w:val="18"/>
+                <w:szCs w:val="18"/>
+              </w:rPr>
+              <w:t xml:space="preserve">✓</w:t>
+            </w:r>
+          </w:p>
+        </w:tc>
+        <w:tc>
+          <w:tcPr>
+            <w:tcW w:type="dxa" w:w="1080"/>
+            <w:tcBorders>
+              <w:top w:val="single" w:color="CCCCCC" w:sz="1"/>
+              <w:left w:val="single" w:color="CCCCCC" w:sz="1"/>
+              <w:bottom w:val="single" w:color="CCCCCC" w:sz="1"/>
+              <w:right w:val="single" w:color="CCCCCC" w:sz="1"/>
+            </w:tcBorders>
+            <w:tcMar>
+              <w:top w:type="dxa" w:w="80"/>
+              <w:left w:type="dxa" w:w="120"/>
+              <w:bottom w:type="dxa" w:w="80"/>
+              <w:right w:type="dxa" w:w="120"/>
+            </w:tcMar>
+          </w:tcPr>
+          <w:p>
+            <w:pPr>
+              <w:jc w:val="center"/>
+            </w:pPr>
+            <w:r>
+              <w:rPr>
+                <w:rFonts w:ascii="Arial" w:cs="Arial" w:eastAsia="Arial" w:hAnsi="Arial"/>
+                <w:b w:val="false"/>
+                <w:bCs w:val="false"/>
+                <w:color w:val="999999"/>
+                <w:sz w:val="18"/>
+                <w:szCs w:val="18"/>
+              </w:rPr>
+              <w:t xml:space="preserve">—</w:t>
+            </w:r>
+          </w:p>
+        </w:tc>
+        <w:tc>
+          <w:tcPr>
+            <w:tcW w:type="dxa" w:w="1080"/>
+            <w:tcBorders>
+              <w:top w:val="single" w:color="CCCCCC" w:sz="1"/>
+              <w:left w:val="single" w:color="CCCCCC" w:sz="1"/>
+              <w:bottom w:val="single" w:color="CCCCCC" w:sz="1"/>
+              <w:right w:val="single" w:color="CCCCCC" w:sz="1"/>
+            </w:tcBorders>
+            <w:tcMar>
+              <w:top w:type="dxa" w:w="80"/>
+              <w:left w:type="dxa" w:w="120"/>
+              <w:bottom w:type="dxa" w:w="80"/>
+              <w:right w:type="dxa" w:w="120"/>
+            </w:tcMar>
+          </w:tcPr>
+          <w:p>
+            <w:pPr>
+              <w:jc w:val="center"/>
+            </w:pPr>
+            <w:r>
+              <w:rPr>
+                <w:rFonts w:ascii="Arial" w:cs="Arial" w:eastAsia="Arial" w:hAnsi="Arial"/>
+                <w:b w:val="false"/>
+                <w:bCs w:val="false"/>
+                <w:color w:val="999999"/>
+                <w:sz w:val="18"/>
+                <w:szCs w:val="18"/>
+              </w:rPr>
+              <w:t xml:space="preserve">—</w:t>
+            </w:r>
+          </w:p>
+        </w:tc>
+        <w:tc>
+          <w:tcPr>
+            <w:tcW w:type="dxa" w:w="1080"/>
+            <w:tcBorders>
+              <w:top w:val="single" w:color="CCCCCC" w:sz="1"/>
+              <w:left w:val="single" w:color="CCCCCC" w:sz="1"/>
+              <w:bottom w:val="single" w:color="CCCCCC" w:sz="1"/>
+              <w:right w:val="single" w:color="CCCCCC" w:sz="1"/>
+            </w:tcBorders>
+            <w:tcMar>
+              <w:top w:type="dxa" w:w="80"/>
+              <w:left w:type="dxa" w:w="120"/>
+              <w:bottom w:type="dxa" w:w="80"/>
+              <w:right w:type="dxa" w:w="120"/>
+            </w:tcMar>
+          </w:tcPr>
+          <w:p>
+            <w:pPr>
+              <w:jc w:val="center"/>
+            </w:pPr>
+            <w:r>
+              <w:rPr>
+                <w:rFonts w:ascii="Arial" w:cs="Arial" w:eastAsia="Arial" w:hAnsi="Arial"/>
+                <w:b w:val="false"/>
+                <w:bCs w:val="false"/>
+                <w:color w:val="999999"/>
+                <w:sz w:val="18"/>
+                <w:szCs w:val="18"/>
+              </w:rPr>
+              <w:t xml:space="preserve">—</w:t>
+            </w:r>
+          </w:p>
+        </w:tc>
+        <w:tc>
+          <w:tcPr>
+            <w:tcW w:type="dxa" w:w="1080"/>
+            <w:tcBorders>
+              <w:top w:val="single" w:color="CCCCCC" w:sz="1"/>
+              <w:left w:val="single" w:color="CCCCCC" w:sz="1"/>
+              <w:bottom w:val="single" w:color="CCCCCC" w:sz="1"/>
+              <w:right w:val="single" w:color="CCCCCC" w:sz="1"/>
+            </w:tcBorders>
+            <w:tcMar>
+              <w:top w:type="dxa" w:w="80"/>
+              <w:left w:type="dxa" w:w="120"/>
+              <w:bottom w:type="dxa" w:w="80"/>
+              <w:right w:type="dxa" w:w="120"/>
+            </w:tcMar>
+          </w:tcPr>
+          <w:p>
+            <w:pPr>
+              <w:jc w:val="center"/>
+            </w:pPr>
+            <w:r>
+              <w:rPr>
+                <w:rFonts w:ascii="Arial" w:cs="Arial" w:eastAsia="Arial" w:hAnsi="Arial"/>
+                <w:b w:val="false"/>
+                <w:bCs w:val="false"/>
+                <w:color w:val="999999"/>
+                <w:sz w:val="18"/>
+                <w:szCs w:val="18"/>
+              </w:rPr>
+              <w:t xml:space="preserve">—</w:t>
+            </w:r>
+          </w:p>
+        </w:tc>
+        <w:tc>
+          <w:tcPr>
+            <w:tcW w:type="dxa" w:w="1080"/>
+            <w:tcBorders>
+              <w:top w:val="single" w:color="CCCCCC" w:sz="1"/>
+              <w:left w:val="single" w:color="CCCCCC" w:sz="1"/>
+              <w:bottom w:val="single" w:color="CCCCCC" w:sz="1"/>
+              <w:right w:val="single" w:color="CCCCCC" w:sz="1"/>
+            </w:tcBorders>
+            <w:tcMar>
+              <w:top w:type="dxa" w:w="80"/>
+              <w:left w:type="dxa" w:w="120"/>
+              <w:bottom w:type="dxa" w:w="80"/>
+              <w:right w:type="dxa" w:w="120"/>
+            </w:tcMar>
+          </w:tcPr>
+          <w:p>
+            <w:pPr>
+              <w:jc w:val="center"/>
+            </w:pPr>
+            <w:r>
+              <w:rPr>
+                <w:rFonts w:ascii="Arial" w:cs="Arial" w:eastAsia="Arial" w:hAnsi="Arial"/>
+                <w:b w:val="false"/>
+                <w:bCs w:val="false"/>
+                <w:color w:val="999999"/>
+                <w:sz w:val="18"/>
+                <w:szCs w:val="18"/>
+              </w:rPr>
+              <w:t xml:space="preserve">—</w:t>
+            </w:r>
+          </w:p>
+        </w:tc>
+      </w:tr>
+      <w:tr>
+        <w:tc>
+          <w:tcPr>
+            <w:tcW w:type="dxa" w:w="1800"/>
+            <w:tcBorders>
+              <w:top w:val="single" w:color="CCCCCC" w:sz="1"/>
+              <w:left w:val="single" w:color="CCCCCC" w:sz="1"/>
+              <w:bottom w:val="single" w:color="CCCCCC" w:sz="1"/>
+              <w:right w:val="single" w:color="CCCCCC" w:sz="1"/>
+            </w:tcBorders>
+            <w:tcMar>
+              <w:top w:type="dxa" w:w="80"/>
+              <w:left w:type="dxa" w:w="120"/>
+              <w:bottom w:type="dxa" w:w="80"/>
+              <w:right w:type="dxa" w:w="120"/>
+            </w:tcMar>
+          </w:tcPr>
+          <w:p>
+            <w:r>
+              <w:rPr>
+                <w:rFonts w:ascii="Arial" w:cs="Arial" w:eastAsia="Arial" w:hAnsi="Arial"/>
+                <w:b/>
+                <w:bCs/>
+                <w:sz w:val="18"/>
+                <w:szCs w:val="18"/>
+              </w:rPr>
+              <w:t xml:space="preserve">ABB Group</w:t>
+            </w:r>
+          </w:p>
+        </w:tc>
+        <w:tc>
+          <w:tcPr>
+            <w:tcW w:type="dxa" w:w="1080"/>
+            <w:tcBorders>
+              <w:top w:val="single" w:color="CCCCCC" w:sz="1"/>
+              <w:left w:val="single" w:color="CCCCCC" w:sz="1"/>
+              <w:bottom w:val="single" w:color="CCCCCC" w:sz="1"/>
+              <w:right w:val="single" w:color="CCCCCC" w:sz="1"/>
+            </w:tcBorders>
+            <w:shd w:fill="D4EDDA" w:val="clear"/>
+            <w:tcMar>
+              <w:top w:type="dxa" w:w="80"/>
+              <w:left w:type="dxa" w:w="120"/>
+              <w:bottom w:type="dxa" w:w="80"/>
+              <w:right w:type="dxa" w:w="120"/>
+            </w:tcMar>
+          </w:tcPr>
+          <w:p>
+            <w:pPr>
+              <w:jc w:val="center"/>
+            </w:pPr>
+            <w:r>
+              <w:rPr>
+                <w:rFonts w:ascii="Arial" w:cs="Arial" w:eastAsia="Arial" w:hAnsi="Arial"/>
+                <w:b/>
+                <w:bCs/>
+                <w:color w:val="155724"/>
+                <w:sz w:val="18"/>
+                <w:szCs w:val="18"/>
+              </w:rPr>
+              <w:t xml:space="preserve">✓</w:t>
+            </w:r>
+          </w:p>
+        </w:tc>
+        <w:tc>
+          <w:tcPr>
+            <w:tcW w:type="dxa" w:w="1080"/>
+            <w:tcBorders>
+              <w:top w:val="single" w:color="CCCCCC" w:sz="1"/>
+              <w:left w:val="single" w:color="CCCCCC" w:sz="1"/>
+              <w:bottom w:val="single" w:color="CCCCCC" w:sz="1"/>
+              <w:right w:val="single" w:color="CCCCCC" w:sz="1"/>
+            </w:tcBorders>
+            <w:tcMar>
+              <w:top w:type="dxa" w:w="80"/>
+              <w:left w:type="dxa" w:w="120"/>
+              <w:bottom w:type="dxa" w:w="80"/>
+              <w:right w:type="dxa" w:w="120"/>
+            </w:tcMar>
+          </w:tcPr>
+          <w:p>
+            <w:pPr>
+              <w:jc w:val="center"/>
+            </w:pPr>
+            <w:r>
+              <w:rPr>
+                <w:rFonts w:ascii="Arial" w:cs="Arial" w:eastAsia="Arial" w:hAnsi="Arial"/>
+                <w:b w:val="false"/>
+                <w:bCs w:val="false"/>
+                <w:color w:val="999999"/>
+                <w:sz w:val="18"/>
+                <w:szCs w:val="18"/>
+              </w:rPr>
+              <w:t xml:space="preserve">—</w:t>
+            </w:r>
+          </w:p>
+        </w:tc>
+        <w:tc>
+          <w:tcPr>
+            <w:tcW w:type="dxa" w:w="1080"/>
+            <w:tcBorders>
+              <w:top w:val="single" w:color="CCCCCC" w:sz="1"/>
+              <w:left w:val="single" w:color="CCCCCC" w:sz="1"/>
+              <w:bottom w:val="single" w:color="CCCCCC" w:sz="1"/>
+              <w:right w:val="single" w:color="CCCCCC" w:sz="1"/>
+            </w:tcBorders>
+            <w:tcMar>
+              <w:top w:type="dxa" w:w="80"/>
+              <w:left w:type="dxa" w:w="120"/>
+              <w:bottom w:type="dxa" w:w="80"/>
+              <w:right w:type="dxa" w:w="120"/>
+            </w:tcMar>
+          </w:tcPr>
+          <w:p>
+            <w:pPr>
+              <w:jc w:val="center"/>
+            </w:pPr>
+            <w:r>
+              <w:rPr>
+                <w:rFonts w:ascii="Arial" w:cs="Arial" w:eastAsia="Arial" w:hAnsi="Arial"/>
+                <w:b w:val="false"/>
+                <w:bCs w:val="false"/>
+                <w:color w:val="999999"/>
+                <w:sz w:val="18"/>
+                <w:szCs w:val="18"/>
+              </w:rPr>
+              <w:t xml:space="preserve">—</w:t>
+            </w:r>
+          </w:p>
+        </w:tc>
+        <w:tc>
+          <w:tcPr>
+            <w:tcW w:type="dxa" w:w="1080"/>
+            <w:tcBorders>
+              <w:top w:val="single" w:color="CCCCCC" w:sz="1"/>
+              <w:left w:val="single" w:color="CCCCCC" w:sz="1"/>
+              <w:bottom w:val="single" w:color="CCCCCC" w:sz="1"/>
+              <w:right w:val="single" w:color="CCCCCC" w:sz="1"/>
+            </w:tcBorders>
+            <w:tcMar>
+              <w:top w:type="dxa" w:w="80"/>
+              <w:left w:type="dxa" w:w="120"/>
+              <w:bottom w:type="dxa" w:w="80"/>
+              <w:right w:type="dxa" w:w="120"/>
+            </w:tcMar>
+          </w:tcPr>
+          <w:p>
+            <w:pPr>
+              <w:jc w:val="center"/>
+            </w:pPr>
+            <w:r>
+              <w:rPr>
+                <w:rFonts w:ascii="Arial" w:cs="Arial" w:eastAsia="Arial" w:hAnsi="Arial"/>
+                <w:b w:val="false"/>
+                <w:bCs w:val="false"/>
+                <w:color w:val="999999"/>
+                <w:sz w:val="18"/>
+                <w:szCs w:val="18"/>
+              </w:rPr>
+              <w:t xml:space="preserve">—</w:t>
+            </w:r>
+          </w:p>
+        </w:tc>
+        <w:tc>
+          <w:tcPr>
+            <w:tcW w:type="dxa" w:w="1080"/>
+            <w:tcBorders>
+              <w:top w:val="single" w:color="CCCCCC" w:sz="1"/>
+              <w:left w:val="single" w:color="CCCCCC" w:sz="1"/>
+              <w:bottom w:val="single" w:color="CCCCCC" w:sz="1"/>
+              <w:right w:val="single" w:color="CCCCCC" w:sz="1"/>
+            </w:tcBorders>
+            <w:tcMar>
+              <w:top w:type="dxa" w:w="80"/>
+              <w:left w:type="dxa" w:w="120"/>
+              <w:bottom w:type="dxa" w:w="80"/>
+              <w:right w:type="dxa" w:w="120"/>
+            </w:tcMar>
+          </w:tcPr>
+          <w:p>
+            <w:pPr>
+              <w:jc w:val="center"/>
+            </w:pPr>
+            <w:r>
+              <w:rPr>
+                <w:rFonts w:ascii="Arial" w:cs="Arial" w:eastAsia="Arial" w:hAnsi="Arial"/>
+                <w:b w:val="false"/>
+                <w:bCs w:val="false"/>
+                <w:color w:val="999999"/>
+                <w:sz w:val="18"/>
+                <w:szCs w:val="18"/>
+              </w:rPr>
+              <w:t xml:space="preserve">—</w:t>
+            </w:r>
+          </w:p>
+        </w:tc>
+        <w:tc>
+          <w:tcPr>
+            <w:tcW w:type="dxa" w:w="1080"/>
+            <w:tcBorders>
+              <w:top w:val="single" w:color="CCCCCC" w:sz="1"/>
+              <w:left w:val="single" w:color="CCCCCC" w:sz="1"/>
+              <w:bottom w:val="single" w:color="CCCCCC" w:sz="1"/>
+              <w:right w:val="single" w:color="CCCCCC" w:sz="1"/>
+            </w:tcBorders>
+            <w:shd w:fill="D4EDDA" w:val="clear"/>
+            <w:tcMar>
+              <w:top w:type="dxa" w:w="80"/>
+              <w:left w:type="dxa" w:w="120"/>
+              <w:bottom w:type="dxa" w:w="80"/>
+              <w:right w:type="dxa" w:w="120"/>
+            </w:tcMar>
+          </w:tcPr>
+          <w:p>
+            <w:pPr>
+              <w:jc w:val="center"/>
+            </w:pPr>
+            <w:r>
+              <w:rPr>
+                <w:rFonts w:ascii="Arial" w:cs="Arial" w:eastAsia="Arial" w:hAnsi="Arial"/>
+                <w:b/>
+                <w:bCs/>
+                <w:color w:val="155724"/>
+                <w:sz w:val="18"/>
+                <w:szCs w:val="18"/>
+              </w:rPr>
+              <w:t xml:space="preserve">✓</w:t>
+            </w:r>
+          </w:p>
+        </w:tc>
+        <w:tc>
+          <w:tcPr>
+            <w:tcW w:type="dxa" w:w="1080"/>
+            <w:tcBorders>
+              <w:top w:val="single" w:color="CCCCCC" w:sz="1"/>
+              <w:left w:val="single" w:color="CCCCCC" w:sz="1"/>
+              <w:bottom w:val="single" w:color="CCCCCC" w:sz="1"/>
+              <w:right w:val="single" w:color="CCCCCC" w:sz="1"/>
+            </w:tcBorders>
+            <w:tcMar>
+              <w:top w:type="dxa" w:w="80"/>
+              <w:left w:type="dxa" w:w="120"/>
+              <w:bottom w:type="dxa" w:w="80"/>
+              <w:right w:type="dxa" w:w="120"/>
+            </w:tcMar>
+          </w:tcPr>
+          <w:p>
+            <w:pPr>
+              <w:jc w:val="center"/>
+            </w:pPr>
+            <w:r>
+              <w:rPr>
+                <w:rFonts w:ascii="Arial" w:cs="Arial" w:eastAsia="Arial" w:hAnsi="Arial"/>
+                <w:b w:val="false"/>
+                <w:bCs w:val="false"/>
+                <w:color w:val="999999"/>
+                <w:sz w:val="18"/>
+                <w:szCs w:val="18"/>
+              </w:rPr>
+              <w:t xml:space="preserve">—</w:t>
+            </w:r>
+          </w:p>
+        </w:tc>
+      </w:tr>
+      <w:tr>
+        <w:tc>
+          <w:tcPr>
+            <w:tcW w:type="dxa" w:w="1800"/>
+            <w:tcBorders>
+              <w:top w:val="single" w:color="CCCCCC" w:sz="1"/>
+              <w:left w:val="single" w:color="CCCCCC" w:sz="1"/>
+              <w:bottom w:val="single" w:color="CCCCCC" w:sz="1"/>
+              <w:right w:val="single" w:color="CCCCCC" w:sz="1"/>
+            </w:tcBorders>
+            <w:tcMar>
+              <w:top w:type="dxa" w:w="80"/>
+              <w:left w:type="dxa" w:w="120"/>
+              <w:bottom w:type="dxa" w:w="80"/>
+              <w:right w:type="dxa" w:w="120"/>
+            </w:tcMar>
+          </w:tcPr>
+          <w:p>
+            <w:r>
+              <w:rPr>
+                <w:rFonts w:ascii="Arial" w:cs="Arial" w:eastAsia="Arial" w:hAnsi="Arial"/>
+                <w:b/>
+                <w:bCs/>
+                <w:sz w:val="18"/>
+                <w:szCs w:val="18"/>
+              </w:rPr>
+              <w:t xml:space="preserve">Honeywell</w:t>
+            </w:r>
+          </w:p>
+        </w:tc>
+        <w:tc>
+          <w:tcPr>
+            <w:tcW w:type="dxa" w:w="1080"/>
+            <w:tcBorders>
+              <w:top w:val="single" w:color="CCCCCC" w:sz="1"/>
+              <w:left w:val="single" w:color="CCCCCC" w:sz="1"/>
+              <w:bottom w:val="single" w:color="CCCCCC" w:sz="1"/>
+              <w:right w:val="single" w:color="CCCCCC" w:sz="1"/>
+            </w:tcBorders>
+            <w:shd w:fill="D4EDDA" w:val="clear"/>
+            <w:tcMar>
+              <w:top w:type="dxa" w:w="80"/>
+              <w:left w:type="dxa" w:w="120"/>
+              <w:bottom w:type="dxa" w:w="80"/>
+              <w:right w:type="dxa" w:w="120"/>
+            </w:tcMar>
+          </w:tcPr>
+          <w:p>
+            <w:pPr>
+              <w:jc w:val="center"/>
+            </w:pPr>
+            <w:r>
+              <w:rPr>
+                <w:rFonts w:ascii="Arial" w:cs="Arial" w:eastAsia="Arial" w:hAnsi="Arial"/>
+                <w:b/>
+                <w:bCs/>
+                <w:color w:val="155724"/>
+                <w:sz w:val="18"/>
+                <w:szCs w:val="18"/>
+              </w:rPr>
+              <w:t xml:space="preserve">✓</w:t>
+            </w:r>
+          </w:p>
+        </w:tc>
+        <w:tc>
+          <w:tcPr>
+            <w:tcW w:type="dxa" w:w="1080"/>
+            <w:tcBorders>
+              <w:top w:val="single" w:color="CCCCCC" w:sz="1"/>
+              <w:left w:val="single" w:color="CCCCCC" w:sz="1"/>
+              <w:bottom w:val="single" w:color="CCCCCC" w:sz="1"/>
+              <w:right w:val="single" w:color="CCCCCC" w:sz="1"/>
+            </w:tcBorders>
+            <w:shd w:fill="D4EDDA" w:val="clear"/>
+            <w:tcMar>
+              <w:top w:type="dxa" w:w="80"/>
+              <w:left w:type="dxa" w:w="120"/>
+              <w:bottom w:type="dxa" w:w="80"/>
+              <w:right w:type="dxa" w:w="120"/>
+            </w:tcMar>
+          </w:tcPr>
+          <w:p>
+            <w:pPr>
+              <w:jc w:val="center"/>
+            </w:pPr>
+            <w:r>
+              <w:rPr>
+                <w:rFonts w:ascii="Arial" w:cs="Arial" w:eastAsia="Arial" w:hAnsi="Arial"/>
+                <w:b/>
+                <w:bCs/>
+                <w:color w:val="155724"/>
+                <w:sz w:val="18"/>
+                <w:szCs w:val="18"/>
+              </w:rPr>
+              <w:t xml:space="preserve">✓</w:t>
+            </w:r>
+          </w:p>
+        </w:tc>
+        <w:tc>
+          <w:tcPr>
+            <w:tcW w:type="dxa" w:w="1080"/>
+            <w:tcBorders>
+              <w:top w:val="single" w:color="CCCCCC" w:sz="1"/>
+              <w:left w:val="single" w:color="CCCCCC" w:sz="1"/>
+              <w:bottom w:val="single" w:color="CCCCCC" w:sz="1"/>
+              <w:right w:val="single" w:color="CCCCCC" w:sz="1"/>
+            </w:tcBorders>
+            <w:tcMar>
+              <w:top w:type="dxa" w:w="80"/>
+              <w:left w:type="dxa" w:w="120"/>
+              <w:bottom w:type="dxa" w:w="80"/>
+              <w:right w:type="dxa" w:w="120"/>
+            </w:tcMar>
+          </w:tcPr>
+          <w:p>
+            <w:pPr>
+              <w:jc w:val="center"/>
+            </w:pPr>
+            <w:r>
+              <w:rPr>
+                <w:rFonts w:ascii="Arial" w:cs="Arial" w:eastAsia="Arial" w:hAnsi="Arial"/>
+                <w:b w:val="false"/>
+                <w:bCs w:val="false"/>
+                <w:color w:val="999999"/>
+                <w:sz w:val="18"/>
+                <w:szCs w:val="18"/>
+              </w:rPr>
+              <w:t xml:space="preserve">—</w:t>
+            </w:r>
+          </w:p>
+        </w:tc>
+        <w:tc>
+          <w:tcPr>
+            <w:tcW w:type="dxa" w:w="1080"/>
+            <w:tcBorders>
+              <w:top w:val="single" w:color="CCCCCC" w:sz="1"/>
+              <w:left w:val="single" w:color="CCCCCC" w:sz="1"/>
+              <w:bottom w:val="single" w:color="CCCCCC" w:sz="1"/>
+              <w:right w:val="single" w:color="CCCCCC" w:sz="1"/>
+            </w:tcBorders>
+            <w:tcMar>
+              <w:top w:type="dxa" w:w="80"/>
+              <w:left w:type="dxa" w:w="120"/>
+              <w:bottom w:type="dxa" w:w="80"/>
+              <w:right w:type="dxa" w:w="120"/>
+            </w:tcMar>
+          </w:tcPr>
+          <w:p>
+            <w:pPr>
+              <w:jc w:val="center"/>
+            </w:pPr>
+            <w:r>
+              <w:rPr>
+                <w:rFonts w:ascii="Arial" w:cs="Arial" w:eastAsia="Arial" w:hAnsi="Arial"/>
+                <w:b w:val="false"/>
+                <w:bCs w:val="false"/>
+                <w:color w:val="999999"/>
+                <w:sz w:val="18"/>
+                <w:szCs w:val="18"/>
+              </w:rPr>
+              <w:t xml:space="preserve">—</w:t>
+            </w:r>
+          </w:p>
+        </w:tc>
+        <w:tc>
+          <w:tcPr>
+            <w:tcW w:type="dxa" w:w="1080"/>
+            <w:tcBorders>
+              <w:top w:val="single" w:color="CCCCCC" w:sz="1"/>
+              <w:left w:val="single" w:color="CCCCCC" w:sz="1"/>
+              <w:bottom w:val="single" w:color="CCCCCC" w:sz="1"/>
+              <w:right w:val="single" w:color="CCCCCC" w:sz="1"/>
+            </w:tcBorders>
+            <w:tcMar>
+              <w:top w:type="dxa" w:w="80"/>
+              <w:left w:type="dxa" w:w="120"/>
+              <w:bottom w:type="dxa" w:w="80"/>
+              <w:right w:type="dxa" w:w="120"/>
+            </w:tcMar>
+          </w:tcPr>
+          <w:p>
+            <w:pPr>
+              <w:jc w:val="center"/>
+            </w:pPr>
+            <w:r>
+              <w:rPr>
+                <w:rFonts w:ascii="Arial" w:cs="Arial" w:eastAsia="Arial" w:hAnsi="Arial"/>
+                <w:b w:val="false"/>
+                <w:bCs w:val="false"/>
+                <w:color w:val="999999"/>
+                <w:sz w:val="18"/>
+                <w:szCs w:val="18"/>
+              </w:rPr>
+              <w:t xml:space="preserve">—</w:t>
+            </w:r>
+          </w:p>
+        </w:tc>
+        <w:tc>
+          <w:tcPr>
+            <w:tcW w:type="dxa" w:w="1080"/>
+            <w:tcBorders>
+              <w:top w:val="single" w:color="CCCCCC" w:sz="1"/>
+              <w:left w:val="single" w:color="CCCCCC" w:sz="1"/>
+              <w:bottom w:val="single" w:color="CCCCCC" w:sz="1"/>
+              <w:right w:val="single" w:color="CCCCCC" w:sz="1"/>
+            </w:tcBorders>
+            <w:shd w:fill="D4EDDA" w:val="clear"/>
+            <w:tcMar>
+              <w:top w:type="dxa" w:w="80"/>
+              <w:left w:type="dxa" w:w="120"/>
+              <w:bottom w:type="dxa" w:w="80"/>
+              <w:right w:type="dxa" w:w="120"/>
+            </w:tcMar>
+          </w:tcPr>
+          <w:p>
+            <w:pPr>
+              <w:jc w:val="center"/>
+            </w:pPr>
+            <w:r>
+              <w:rPr>
+                <w:rFonts w:ascii="Arial" w:cs="Arial" w:eastAsia="Arial" w:hAnsi="Arial"/>
+                <w:b/>
+                <w:bCs/>
+                <w:color w:val="155724"/>
+                <w:sz w:val="18"/>
+                <w:szCs w:val="18"/>
+              </w:rPr>
+              <w:t xml:space="preserve">✓</w:t>
+            </w:r>
+          </w:p>
+        </w:tc>
+        <w:tc>
+          <w:tcPr>
+            <w:tcW w:type="dxa" w:w="1080"/>
+            <w:tcBorders>
+              <w:top w:val="single" w:color="CCCCCC" w:sz="1"/>
+              <w:left w:val="single" w:color="CCCCCC" w:sz="1"/>
+              <w:bottom w:val="single" w:color="CCCCCC" w:sz="1"/>
+              <w:right w:val="single" w:color="CCCCCC" w:sz="1"/>
+            </w:tcBorders>
+            <w:shd w:fill="D4EDDA" w:val="clear"/>
+            <w:tcMar>
+              <w:top w:type="dxa" w:w="80"/>
+              <w:left w:type="dxa" w:w="120"/>
+              <w:bottom w:type="dxa" w:w="80"/>
+              <w:right w:type="dxa" w:w="120"/>
+            </w:tcMar>
+          </w:tcPr>
+          <w:p>
+            <w:pPr>
+              <w:jc w:val="center"/>
+            </w:pPr>
+            <w:r>
+              <w:rPr>
+                <w:rFonts w:ascii="Arial" w:cs="Arial" w:eastAsia="Arial" w:hAnsi="Arial"/>
+                <w:b/>
+                <w:bCs/>
+                <w:color w:val="155724"/>
+                <w:sz w:val="18"/>
+                <w:szCs w:val="18"/>
+              </w:rPr>
+              <w:t xml:space="preserve">✓</w:t>
+            </w:r>
+          </w:p>
+        </w:tc>
+      </w:tr>
+      <w:tr>
+        <w:tc>
+          <w:tcPr>
+            <w:tcW w:type="dxa" w:w="1800"/>
+            <w:tcBorders>
+              <w:top w:val="single" w:color="CCCCCC" w:sz="1"/>
+              <w:left w:val="single" w:color="CCCCCC" w:sz="1"/>
+              <w:bottom w:val="single" w:color="CCCCCC" w:sz="1"/>
+              <w:right w:val="single" w:color="CCCCCC" w:sz="1"/>
+            </w:tcBorders>
+            <w:tcMar>
+              <w:top w:type="dxa" w:w="80"/>
+              <w:left w:type="dxa" w:w="120"/>
+              <w:bottom w:type="dxa" w:w="80"/>
+              <w:right w:type="dxa" w:w="120"/>
+            </w:tcMar>
+          </w:tcPr>
+          <w:p>
+            <w:r>
+              <w:rPr>
+                <w:rFonts w:ascii="Arial" w:cs="Arial" w:eastAsia="Arial" w:hAnsi="Arial"/>
+                <w:b/>
+                <w:bCs/>
+                <w:sz w:val="18"/>
+                <w:szCs w:val="18"/>
+              </w:rPr>
+              <w:t xml:space="preserve">Vodafone</w:t>
+            </w:r>
+          </w:p>
+        </w:tc>
+        <w:tc>
+          <w:tcPr>
+            <w:tcW w:type="dxa" w:w="1080"/>
+            <w:tcBorders>
+              <w:top w:val="single" w:color="CCCCCC" w:sz="1"/>
+              <w:left w:val="single" w:color="CCCCCC" w:sz="1"/>
+              <w:bottom w:val="single" w:color="CCCCCC" w:sz="1"/>
+              <w:right w:val="single" w:color="CCCCCC" w:sz="1"/>
+            </w:tcBorders>
+            <w:shd w:fill="D4EDDA" w:val="clear"/>
+            <w:tcMar>
+              <w:top w:type="dxa" w:w="80"/>
+              <w:left w:type="dxa" w:w="120"/>
+              <w:bottom w:type="dxa" w:w="80"/>
+              <w:right w:type="dxa" w:w="120"/>
+            </w:tcMar>
+          </w:tcPr>
+          <w:p>
+            <w:pPr>
+              <w:jc w:val="center"/>
+            </w:pPr>
+            <w:r>
+              <w:rPr>
+                <w:rFonts w:ascii="Arial" w:cs="Arial" w:eastAsia="Arial" w:hAnsi="Arial"/>
+                <w:b/>
+                <w:bCs/>
+                <w:color w:val="155724"/>
+                <w:sz w:val="18"/>
+                <w:szCs w:val="18"/>
+              </w:rPr>
+              <w:t xml:space="preserve">✓</w:t>
+            </w:r>
+          </w:p>
+        </w:tc>
+        <w:tc>
+          <w:tcPr>
+            <w:tcW w:type="dxa" w:w="1080"/>
+            <w:tcBorders>
+              <w:top w:val="single" w:color="CCCCCC" w:sz="1"/>
+              <w:left w:val="single" w:color="CCCCCC" w:sz="1"/>
+              <w:bottom w:val="single" w:color="CCCCCC" w:sz="1"/>
+              <w:right w:val="single" w:color="CCCCCC" w:sz="1"/>
+            </w:tcBorders>
+            <w:shd w:fill="D4EDDA" w:val="clear"/>
+            <w:tcMar>
+              <w:top w:type="dxa" w:w="80"/>
+              <w:left w:type="dxa" w:w="120"/>
+              <w:bottom w:type="dxa" w:w="80"/>
+              <w:right w:type="dxa" w:w="120"/>
+            </w:tcMar>
+          </w:tcPr>
+          <w:p>
+            <w:pPr>
+              <w:jc w:val="center"/>
+            </w:pPr>
+            <w:r>
+              <w:rPr>
+                <w:rFonts w:ascii="Arial" w:cs="Arial" w:eastAsia="Arial" w:hAnsi="Arial"/>
+                <w:b/>
+                <w:bCs/>
+                <w:color w:val="155724"/>
+                <w:sz w:val="18"/>
+                <w:szCs w:val="18"/>
+              </w:rPr>
+              <w:t xml:space="preserve">✓</w:t>
+            </w:r>
+          </w:p>
+        </w:tc>
+        <w:tc>
+          <w:tcPr>
+            <w:tcW w:type="dxa" w:w="1080"/>
+            <w:tcBorders>
+              <w:top w:val="single" w:color="CCCCCC" w:sz="1"/>
+              <w:left w:val="single" w:color="CCCCCC" w:sz="1"/>
+              <w:bottom w:val="single" w:color="CCCCCC" w:sz="1"/>
+              <w:right w:val="single" w:color="CCCCCC" w:sz="1"/>
+            </w:tcBorders>
+            <w:tcMar>
+              <w:top w:type="dxa" w:w="80"/>
+              <w:left w:type="dxa" w:w="120"/>
+              <w:bottom w:type="dxa" w:w="80"/>
+              <w:right w:type="dxa" w:w="120"/>
+            </w:tcMar>
+          </w:tcPr>
+          <w:p>
+            <w:pPr>
+              <w:jc w:val="center"/>
+            </w:pPr>
+            <w:r>
+              <w:rPr>
+                <w:rFonts w:ascii="Arial" w:cs="Arial" w:eastAsia="Arial" w:hAnsi="Arial"/>
+                <w:b w:val="false"/>
+                <w:bCs w:val="false"/>
+                <w:color w:val="999999"/>
+                <w:sz w:val="18"/>
+                <w:szCs w:val="18"/>
+              </w:rPr>
+              <w:t xml:space="preserve">—</w:t>
+            </w:r>
+          </w:p>
+        </w:tc>
+        <w:tc>
+          <w:tcPr>
+            <w:tcW w:type="dxa" w:w="1080"/>
+            <w:tcBorders>
+              <w:top w:val="single" w:color="CCCCCC" w:sz="1"/>
+              <w:left w:val="single" w:color="CCCCCC" w:sz="1"/>
+              <w:bottom w:val="single" w:color="CCCCCC" w:sz="1"/>
+              <w:right w:val="single" w:color="CCCCCC" w:sz="1"/>
+            </w:tcBorders>
+            <w:shd w:fill="D4EDDA" w:val="clear"/>
+            <w:tcMar>
+              <w:top w:type="dxa" w:w="80"/>
+              <w:left w:type="dxa" w:w="120"/>
+              <w:bottom w:type="dxa" w:w="80"/>
+              <w:right w:type="dxa" w:w="120"/>
+            </w:tcMar>
+          </w:tcPr>
+          <w:p>
+            <w:pPr>
+              <w:jc w:val="center"/>
+            </w:pPr>
+            <w:r>
+              <w:rPr>
+                <w:rFonts w:ascii="Arial" w:cs="Arial" w:eastAsia="Arial" w:hAnsi="Arial"/>
+                <w:b/>
+                <w:bCs/>
+                <w:color w:val="155724"/>
+                <w:sz w:val="18"/>
+                <w:szCs w:val="18"/>
+              </w:rPr>
+              <w:t xml:space="preserve">✓</w:t>
+            </w:r>
+          </w:p>
+        </w:tc>
+        <w:tc>
+          <w:tcPr>
+            <w:tcW w:type="dxa" w:w="1080"/>
+            <w:tcBorders>
+              <w:top w:val="single" w:color="CCCCCC" w:sz="1"/>
+              <w:left w:val="single" w:color="CCCCCC" w:sz="1"/>
+              <w:bottom w:val="single" w:color="CCCCCC" w:sz="1"/>
+              <w:right w:val="single" w:color="CCCCCC" w:sz="1"/>
+            </w:tcBorders>
+            <w:shd w:fill="D4EDDA" w:val="clear"/>
+            <w:tcMar>
+              <w:top w:type="dxa" w:w="80"/>
+              <w:left w:type="dxa" w:w="120"/>
+              <w:bottom w:type="dxa" w:w="80"/>
+              <w:right w:type="dxa" w:w="120"/>
+            </w:tcMar>
+          </w:tcPr>
+          <w:p>
+            <w:pPr>
+              <w:jc w:val="center"/>
+            </w:pPr>
+            <w:r>
+              <w:rPr>
+                <w:rFonts w:ascii="Arial" w:cs="Arial" w:eastAsia="Arial" w:hAnsi="Arial"/>
+                <w:b/>
+                <w:bCs/>
+                <w:color w:val="155724"/>
+                <w:sz w:val="18"/>
+                <w:szCs w:val="18"/>
+              </w:rPr>
+              <w:t xml:space="preserve">✓</w:t>
+            </w:r>
+          </w:p>
+        </w:tc>
+        <w:tc>
+          <w:tcPr>
+            <w:tcW w:type="dxa" w:w="1080"/>
+            <w:tcBorders>
+              <w:top w:val="single" w:color="CCCCCC" w:sz="1"/>
+              <w:left w:val="single" w:color="CCCCCC" w:sz="1"/>
+              <w:bottom w:val="single" w:color="CCCCCC" w:sz="1"/>
+              <w:right w:val="single" w:color="CCCCCC" w:sz="1"/>
+            </w:tcBorders>
+            <w:shd w:fill="D4EDDA" w:val="clear"/>
+            <w:tcMar>
+              <w:top w:type="dxa" w:w="80"/>
+              <w:left w:type="dxa" w:w="120"/>
+              <w:bottom w:type="dxa" w:w="80"/>
+              <w:right w:type="dxa" w:w="120"/>
+            </w:tcMar>
+          </w:tcPr>
+          <w:p>
+            <w:pPr>
+              <w:jc w:val="center"/>
+            </w:pPr>
+            <w:r>
+              <w:rPr>
+                <w:rFonts w:ascii="Arial" w:cs="Arial" w:eastAsia="Arial" w:hAnsi="Arial"/>
+                <w:b/>
+                <w:bCs/>
+                <w:color w:val="155724"/>
+                <w:sz w:val="18"/>
+                <w:szCs w:val="18"/>
+              </w:rPr>
+              <w:t xml:space="preserve">✓</w:t>
+            </w:r>
+          </w:p>
+        </w:tc>
+        <w:tc>
+          <w:tcPr>
+            <w:tcW w:type="dxa" w:w="1080"/>
+            <w:tcBorders>
+              <w:top w:val="single" w:color="CCCCCC" w:sz="1"/>
+              <w:left w:val="single" w:color="CCCCCC" w:sz="1"/>
+              <w:bottom w:val="single" w:color="CCCCCC" w:sz="1"/>
+              <w:right w:val="single" w:color="CCCCCC" w:sz="1"/>
+            </w:tcBorders>
+            <w:shd w:fill="D4EDDA" w:val="clear"/>
+            <w:tcMar>
+              <w:top w:type="dxa" w:w="80"/>
+              <w:left w:type="dxa" w:w="120"/>
+              <w:bottom w:type="dxa" w:w="80"/>
+              <w:right w:type="dxa" w:w="120"/>
+            </w:tcMar>
+          </w:tcPr>
+          <w:p>
+            <w:pPr>
+              <w:jc w:val="center"/>
+            </w:pPr>
+            <w:r>
+              <w:rPr>
+                <w:rFonts w:ascii="Arial" w:cs="Arial" w:eastAsia="Arial" w:hAnsi="Arial"/>
+                <w:b/>
+                <w:bCs/>
+                <w:color w:val="155724"/>
+                <w:sz w:val="18"/>
+                <w:szCs w:val="18"/>
+              </w:rPr>
+              <w:t xml:space="preserve">✓</w:t>
+            </w:r>
+          </w:p>
+        </w:tc>
+      </w:tr>
+      <w:tr>
+        <w:tc>
+          <w:tcPr>
+            <w:tcW w:type="dxa" w:w="1800"/>
+            <w:tcBorders>
+              <w:top w:val="single" w:color="CCCCCC" w:sz="1"/>
+              <w:left w:val="single" w:color="CCCCCC" w:sz="1"/>
+              <w:bottom w:val="single" w:color="CCCCCC" w:sz="1"/>
+              <w:right w:val="single" w:color="CCCCCC" w:sz="1"/>
+            </w:tcBorders>
+            <w:tcMar>
+              <w:top w:type="dxa" w:w="80"/>
+              <w:left w:type="dxa" w:w="120"/>
+              <w:bottom w:type="dxa" w:w="80"/>
+              <w:right w:type="dxa" w:w="120"/>
+            </w:tcMar>
+          </w:tcPr>
+          <w:p>
+            <w:r>
+              <w:rPr>
+                <w:rFonts w:ascii="Arial" w:cs="Arial" w:eastAsia="Arial" w:hAnsi="Arial"/>
+                <w:b/>
+                <w:bCs/>
+                <w:sz w:val="18"/>
+                <w:szCs w:val="18"/>
+              </w:rPr>
+              <w:t xml:space="preserve">Telstra</w:t>
+            </w:r>
+          </w:p>
+        </w:tc>
+        <w:tc>
+          <w:tcPr>
+            <w:tcW w:type="dxa" w:w="1080"/>
+            <w:tcBorders>
+              <w:top w:val="single" w:color="CCCCCC" w:sz="1"/>
+              <w:left w:val="single" w:color="CCCCCC" w:sz="1"/>
+              <w:bottom w:val="single" w:color="CCCCCC" w:sz="1"/>
+              <w:right w:val="single" w:color="CCCCCC" w:sz="1"/>
+            </w:tcBorders>
+            <w:shd w:fill="D4EDDA" w:val="clear"/>
+            <w:tcMar>
+              <w:top w:type="dxa" w:w="80"/>
+              <w:left w:type="dxa" w:w="120"/>
+              <w:bottom w:type="dxa" w:w="80"/>
+              <w:right w:type="dxa" w:w="120"/>
+            </w:tcMar>
+          </w:tcPr>
+          <w:p>
+            <w:pPr>
+              <w:jc w:val="center"/>
+            </w:pPr>
+            <w:r>
+              <w:rPr>
+                <w:rFonts w:ascii="Arial" w:cs="Arial" w:eastAsia="Arial" w:hAnsi="Arial"/>
+                <w:b/>
+                <w:bCs/>
+                <w:color w:val="155724"/>
+                <w:sz w:val="18"/>
+                <w:szCs w:val="18"/>
+              </w:rPr>
+              <w:t xml:space="preserve">✓</w:t>
+            </w:r>
+          </w:p>
+        </w:tc>
+        <w:tc>
+          <w:tcPr>
+            <w:tcW w:type="dxa" w:w="1080"/>
+            <w:tcBorders>
+              <w:top w:val="single" w:color="CCCCCC" w:sz="1"/>
+              <w:left w:val="single" w:color="CCCCCC" w:sz="1"/>
+              <w:bottom w:val="single" w:color="CCCCCC" w:sz="1"/>
+              <w:right w:val="single" w:color="CCCCCC" w:sz="1"/>
+            </w:tcBorders>
+            <w:shd w:fill="D4EDDA" w:val="clear"/>
+            <w:tcMar>
+              <w:top w:type="dxa" w:w="80"/>
+              <w:left w:type="dxa" w:w="120"/>
+              <w:bottom w:type="dxa" w:w="80"/>
+              <w:right w:type="dxa" w:w="120"/>
+            </w:tcMar>
+          </w:tcPr>
+          <w:p>
+            <w:pPr>
+              <w:jc w:val="center"/>
+            </w:pPr>
+            <w:r>
+              <w:rPr>
+                <w:rFonts w:ascii="Arial" w:cs="Arial" w:eastAsia="Arial" w:hAnsi="Arial"/>
+                <w:b/>
+                <w:bCs/>
+                <w:color w:val="155724"/>
+                <w:sz w:val="18"/>
+                <w:szCs w:val="18"/>
+              </w:rPr>
+              <w:t xml:space="preserve">✓</w:t>
+            </w:r>
+          </w:p>
+        </w:tc>
+        <w:tc>
+          <w:tcPr>
+            <w:tcW w:type="dxa" w:w="1080"/>
+            <w:tcBorders>
+              <w:top w:val="single" w:color="CCCCCC" w:sz="1"/>
+              <w:left w:val="single" w:color="CCCCCC" w:sz="1"/>
+              <w:bottom w:val="single" w:color="CCCCCC" w:sz="1"/>
+              <w:right w:val="single" w:color="CCCCCC" w:sz="1"/>
+            </w:tcBorders>
+            <w:tcMar>
+              <w:top w:type="dxa" w:w="80"/>
+              <w:left w:type="dxa" w:w="120"/>
+              <w:bottom w:type="dxa" w:w="80"/>
+              <w:right w:type="dxa" w:w="120"/>
+            </w:tcMar>
+          </w:tcPr>
+          <w:p>
+            <w:pPr>
+              <w:jc w:val="center"/>
+            </w:pPr>
+            <w:r>
+              <w:rPr>
+                <w:rFonts w:ascii="Arial" w:cs="Arial" w:eastAsia="Arial" w:hAnsi="Arial"/>
+                <w:b w:val="false"/>
+                <w:bCs w:val="false"/>
+                <w:color w:val="999999"/>
+                <w:sz w:val="18"/>
+                <w:szCs w:val="18"/>
+              </w:rPr>
+              <w:t xml:space="preserve">—</w:t>
+            </w:r>
+          </w:p>
+        </w:tc>
+        <w:tc>
+          <w:tcPr>
+            <w:tcW w:type="dxa" w:w="1080"/>
+            <w:tcBorders>
+              <w:top w:val="single" w:color="CCCCCC" w:sz="1"/>
+              <w:left w:val="single" w:color="CCCCCC" w:sz="1"/>
+              <w:bottom w:val="single" w:color="CCCCCC" w:sz="1"/>
+              <w:right w:val="single" w:color="CCCCCC" w:sz="1"/>
+            </w:tcBorders>
+            <w:tcMar>
+              <w:top w:type="dxa" w:w="80"/>
+              <w:left w:type="dxa" w:w="120"/>
+              <w:bottom w:type="dxa" w:w="80"/>
+              <w:right w:type="dxa" w:w="120"/>
+            </w:tcMar>
+          </w:tcPr>
+          <w:p>
+            <w:pPr>
+              <w:jc w:val="center"/>
+            </w:pPr>
+            <w:r>
+              <w:rPr>
+                <w:rFonts w:ascii="Arial" w:cs="Arial" w:eastAsia="Arial" w:hAnsi="Arial"/>
+                <w:b w:val="false"/>
+                <w:bCs w:val="false"/>
+                <w:color w:val="999999"/>
+                <w:sz w:val="18"/>
+                <w:szCs w:val="18"/>
+              </w:rPr>
+              <w:t xml:space="preserve">—</w:t>
+            </w:r>
+          </w:p>
+        </w:tc>
+        <w:tc>
+          <w:tcPr>
+            <w:tcW w:type="dxa" w:w="1080"/>
+            <w:tcBorders>
+              <w:top w:val="single" w:color="CCCCCC" w:sz="1"/>
+              <w:left w:val="single" w:color="CCCCCC" w:sz="1"/>
+              <w:bottom w:val="single" w:color="CCCCCC" w:sz="1"/>
+              <w:right w:val="single" w:color="CCCCCC" w:sz="1"/>
+            </w:tcBorders>
+            <w:tcMar>
+              <w:top w:type="dxa" w:w="80"/>
+              <w:left w:type="dxa" w:w="120"/>
+              <w:bottom w:type="dxa" w:w="80"/>
+              <w:right w:type="dxa" w:w="120"/>
+            </w:tcMar>
+          </w:tcPr>
+          <w:p>
+            <w:pPr>
+              <w:jc w:val="center"/>
+            </w:pPr>
+            <w:r>
+              <w:rPr>
+                <w:rFonts w:ascii="Arial" w:cs="Arial" w:eastAsia="Arial" w:hAnsi="Arial"/>
+                <w:b w:val="false"/>
+                <w:bCs w:val="false"/>
+                <w:color w:val="999999"/>
+                <w:sz w:val="18"/>
+                <w:szCs w:val="18"/>
+              </w:rPr>
+              <w:t xml:space="preserve">—</w:t>
+            </w:r>
+          </w:p>
+        </w:tc>
+        <w:tc>
+          <w:tcPr>
+            <w:tcW w:type="dxa" w:w="1080"/>
+            <w:tcBorders>
+              <w:top w:val="single" w:color="CCCCCC" w:sz="1"/>
+              <w:left w:val="single" w:color="CCCCCC" w:sz="1"/>
+              <w:bottom w:val="single" w:color="CCCCCC" w:sz="1"/>
+              <w:right w:val="single" w:color="CCCCCC" w:sz="1"/>
+            </w:tcBorders>
+            <w:shd w:fill="D4EDDA" w:val="clear"/>
+            <w:tcMar>
+              <w:top w:type="dxa" w:w="80"/>
+              <w:left w:type="dxa" w:w="120"/>
+              <w:bottom w:type="dxa" w:w="80"/>
+              <w:right w:type="dxa" w:w="120"/>
+            </w:tcMar>
+          </w:tcPr>
+          <w:p>
+            <w:pPr>
+              <w:jc w:val="center"/>
+            </w:pPr>
+            <w:r>
+              <w:rPr>
+                <w:rFonts w:ascii="Arial" w:cs="Arial" w:eastAsia="Arial" w:hAnsi="Arial"/>
+                <w:b/>
+                <w:bCs/>
+                <w:color w:val="155724"/>
+                <w:sz w:val="18"/>
+                <w:szCs w:val="18"/>
+              </w:rPr>
+              <w:t xml:space="preserve">✓</w:t>
+            </w:r>
+          </w:p>
+        </w:tc>
+        <w:tc>
+          <w:tcPr>
+            <w:tcW w:type="dxa" w:w="1080"/>
+            <w:tcBorders>
+              <w:top w:val="single" w:color="CCCCCC" w:sz="1"/>
+              <w:left w:val="single" w:color="CCCCCC" w:sz="1"/>
+              <w:bottom w:val="single" w:color="CCCCCC" w:sz="1"/>
+              <w:right w:val="single" w:color="CCCCCC" w:sz="1"/>
+            </w:tcBorders>
+            <w:tcMar>
+              <w:top w:type="dxa" w:w="80"/>
+              <w:left w:type="dxa" w:w="120"/>
+              <w:bottom w:type="dxa" w:w="80"/>
+              <w:right w:type="dxa" w:w="120"/>
+            </w:tcMar>
+          </w:tcPr>
+          <w:p>
+            <w:pPr>
+              <w:jc w:val="center"/>
+            </w:pPr>
+            <w:r>
+              <w:rPr>
+                <w:rFonts w:ascii="Arial" w:cs="Arial" w:eastAsia="Arial" w:hAnsi="Arial"/>
+                <w:b w:val="false"/>
+                <w:bCs w:val="false"/>
+                <w:color w:val="999999"/>
+                <w:sz w:val="18"/>
+                <w:szCs w:val="18"/>
+              </w:rPr>
+              <w:t xml:space="preserve">—</w:t>
+            </w:r>
+          </w:p>
+        </w:tc>
+      </w:tr>
+      <w:tr>
+        <w:tc>
+          <w:tcPr>
+            <w:tcW w:type="dxa" w:w="1800"/>
+            <w:tcBorders>
+              <w:top w:val="single" w:color="CCCCCC" w:sz="1"/>
+              <w:left w:val="single" w:color="CCCCCC" w:sz="1"/>
+              <w:bottom w:val="single" w:color="CCCCCC" w:sz="1"/>
+              <w:right w:val="single" w:color="CCCCCC" w:sz="1"/>
+            </w:tcBorders>
+            <w:tcMar>
+              <w:top w:type="dxa" w:w="80"/>
+              <w:left w:type="dxa" w:w="120"/>
+              <w:bottom w:type="dxa" w:w="80"/>
+              <w:right w:type="dxa" w:w="120"/>
+            </w:tcMar>
+          </w:tcPr>
+          <w:p>
+            <w:r>
+              <w:rPr>
+                <w:rFonts w:ascii="Arial" w:cs="Arial" w:eastAsia="Arial" w:hAnsi="Arial"/>
+                <w:b/>
+                <w:bCs/>
+                <w:sz w:val="18"/>
+                <w:szCs w:val="18"/>
+              </w:rPr>
+              <w:t xml:space="preserve">AIA Group</w:t>
+            </w:r>
+          </w:p>
+        </w:tc>
+        <w:tc>
+          <w:tcPr>
+            <w:tcW w:type="dxa" w:w="1080"/>
+            <w:tcBorders>
+              <w:top w:val="single" w:color="CCCCCC" w:sz="1"/>
+              <w:left w:val="single" w:color="CCCCCC" w:sz="1"/>
+              <w:bottom w:val="single" w:color="CCCCCC" w:sz="1"/>
+              <w:right w:val="single" w:color="CCCCCC" w:sz="1"/>
+            </w:tcBorders>
+            <w:shd w:fill="D4EDDA" w:val="clear"/>
+            <w:tcMar>
+              <w:top w:type="dxa" w:w="80"/>
+              <w:left w:type="dxa" w:w="120"/>
+              <w:bottom w:type="dxa" w:w="80"/>
+              <w:right w:type="dxa" w:w="120"/>
+            </w:tcMar>
+          </w:tcPr>
+          <w:p>
+            <w:pPr>
+              <w:jc w:val="center"/>
+            </w:pPr>
+            <w:r>
+              <w:rPr>
+                <w:rFonts w:ascii="Arial" w:cs="Arial" w:eastAsia="Arial" w:hAnsi="Arial"/>
+                <w:b/>
+                <w:bCs/>
+                <w:color w:val="155724"/>
+                <w:sz w:val="18"/>
+                <w:szCs w:val="18"/>
+              </w:rPr>
+              <w:t xml:space="preserve">✓</w:t>
+            </w:r>
+          </w:p>
+        </w:tc>
+        <w:tc>
+          <w:tcPr>
+            <w:tcW w:type="dxa" w:w="1080"/>
+            <w:tcBorders>
+              <w:top w:val="single" w:color="CCCCCC" w:sz="1"/>
+              <w:left w:val="single" w:color="CCCCCC" w:sz="1"/>
+              <w:bottom w:val="single" w:color="CCCCCC" w:sz="1"/>
+              <w:right w:val="single" w:color="CCCCCC" w:sz="1"/>
+            </w:tcBorders>
+            <w:shd w:fill="D4EDDA" w:val="clear"/>
+            <w:tcMar>
+              <w:top w:type="dxa" w:w="80"/>
+              <w:left w:type="dxa" w:w="120"/>
+              <w:bottom w:type="dxa" w:w="80"/>
+              <w:right w:type="dxa" w:w="120"/>
+            </w:tcMar>
+          </w:tcPr>
+          <w:p>
+            <w:pPr>
+              <w:jc w:val="center"/>
+            </w:pPr>
+            <w:r>
+              <w:rPr>
+                <w:rFonts w:ascii="Arial" w:cs="Arial" w:eastAsia="Arial" w:hAnsi="Arial"/>
+                <w:b/>
+                <w:bCs/>
+                <w:color w:val="155724"/>
+                <w:sz w:val="18"/>
+                <w:szCs w:val="18"/>
+              </w:rPr>
+              <w:t xml:space="preserve">✓</w:t>
+            </w:r>
+          </w:p>
+        </w:tc>
+        <w:tc>
+          <w:tcPr>
+            <w:tcW w:type="dxa" w:w="1080"/>
+            <w:tcBorders>
+              <w:top w:val="single" w:color="CCCCCC" w:sz="1"/>
+              <w:left w:val="single" w:color="CCCCCC" w:sz="1"/>
+              <w:bottom w:val="single" w:color="CCCCCC" w:sz="1"/>
+              <w:right w:val="single" w:color="CCCCCC" w:sz="1"/>
+            </w:tcBorders>
+            <w:shd w:fill="D4EDDA" w:val="clear"/>
+            <w:tcMar>
+              <w:top w:type="dxa" w:w="80"/>
+              <w:left w:type="dxa" w:w="120"/>
+              <w:bottom w:type="dxa" w:w="80"/>
+              <w:right w:type="dxa" w:w="120"/>
+            </w:tcMar>
+          </w:tcPr>
+          <w:p>
+            <w:pPr>
+              <w:jc w:val="center"/>
+            </w:pPr>
+            <w:r>
+              <w:rPr>
+                <w:rFonts w:ascii="Arial" w:cs="Arial" w:eastAsia="Arial" w:hAnsi="Arial"/>
+                <w:b/>
+                <w:bCs/>
+                <w:color w:val="155724"/>
+                <w:sz w:val="18"/>
+                <w:szCs w:val="18"/>
+              </w:rPr>
+              <w:t xml:space="preserve">✓</w:t>
+            </w:r>
+          </w:p>
+        </w:tc>
+        <w:tc>
+          <w:tcPr>
+            <w:tcW w:type="dxa" w:w="1080"/>
+            <w:tcBorders>
+              <w:top w:val="single" w:color="CCCCCC" w:sz="1"/>
+              <w:left w:val="single" w:color="CCCCCC" w:sz="1"/>
+              <w:bottom w:val="single" w:color="CCCCCC" w:sz="1"/>
+              <w:right w:val="single" w:color="CCCCCC" w:sz="1"/>
+            </w:tcBorders>
+            <w:tcMar>
+              <w:top w:type="dxa" w:w="80"/>
+              <w:left w:type="dxa" w:w="120"/>
+              <w:bottom w:type="dxa" w:w="80"/>
+              <w:right w:type="dxa" w:w="120"/>
+            </w:tcMar>
+          </w:tcPr>
+          <w:p>
+            <w:pPr>
+              <w:jc w:val="center"/>
+            </w:pPr>
+            <w:r>
+              <w:rPr>
+                <w:rFonts w:ascii="Arial" w:cs="Arial" w:eastAsia="Arial" w:hAnsi="Arial"/>
+                <w:b w:val="false"/>
+                <w:bCs w:val="false"/>
+                <w:color w:val="999999"/>
+                <w:sz w:val="18"/>
+                <w:szCs w:val="18"/>
+              </w:rPr>
+              <w:t xml:space="preserve">—</w:t>
+            </w:r>
+          </w:p>
+        </w:tc>
+        <w:tc>
+          <w:tcPr>
+            <w:tcW w:type="dxa" w:w="1080"/>
+            <w:tcBorders>
+              <w:top w:val="single" w:color="CCCCCC" w:sz="1"/>
+              <w:left w:val="single" w:color="CCCCCC" w:sz="1"/>
+              <w:bottom w:val="single" w:color="CCCCCC" w:sz="1"/>
+              <w:right w:val="single" w:color="CCCCCC" w:sz="1"/>
+            </w:tcBorders>
+            <w:tcMar>
+              <w:top w:type="dxa" w:w="80"/>
+              <w:left w:type="dxa" w:w="120"/>
+              <w:bottom w:type="dxa" w:w="80"/>
+              <w:right w:type="dxa" w:w="120"/>
+            </w:tcMar>
+          </w:tcPr>
+          <w:p>
+            <w:pPr>
+              <w:jc w:val="center"/>
+            </w:pPr>
+            <w:r>
+              <w:rPr>
+                <w:rFonts w:ascii="Arial" w:cs="Arial" w:eastAsia="Arial" w:hAnsi="Arial"/>
+                <w:b w:val="false"/>
+                <w:bCs w:val="false"/>
+                <w:color w:val="999999"/>
+                <w:sz w:val="18"/>
+                <w:szCs w:val="18"/>
+              </w:rPr>
+              <w:t xml:space="preserve">—</w:t>
+            </w:r>
+          </w:p>
+        </w:tc>
+        <w:tc>
+          <w:tcPr>
+            <w:tcW w:type="dxa" w:w="1080"/>
+            <w:tcBorders>
+              <w:top w:val="single" w:color="CCCCCC" w:sz="1"/>
+              <w:left w:val="single" w:color="CCCCCC" w:sz="1"/>
+              <w:bottom w:val="single" w:color="CCCCCC" w:sz="1"/>
+              <w:right w:val="single" w:color="CCCCCC" w:sz="1"/>
+            </w:tcBorders>
+            <w:shd w:fill="D4EDDA" w:val="clear"/>
+            <w:tcMar>
+              <w:top w:type="dxa" w:w="80"/>
+              <w:left w:type="dxa" w:w="120"/>
+              <w:bottom w:type="dxa" w:w="80"/>
+              <w:right w:type="dxa" w:w="120"/>
+            </w:tcMar>
+          </w:tcPr>
+          <w:p>
+            <w:pPr>
+              <w:jc w:val="center"/>
+            </w:pPr>
+            <w:r>
+              <w:rPr>
+                <w:rFonts w:ascii="Arial" w:cs="Arial" w:eastAsia="Arial" w:hAnsi="Arial"/>
+                <w:b/>
+                <w:bCs/>
+                <w:color w:val="155724"/>
+                <w:sz w:val="18"/>
+                <w:szCs w:val="18"/>
+              </w:rPr>
+              <w:t xml:space="preserve">✓</w:t>
+            </w:r>
+          </w:p>
+        </w:tc>
+        <w:tc>
+          <w:tcPr>
+            <w:tcW w:type="dxa" w:w="1080"/>
+            <w:tcBorders>
+              <w:top w:val="single" w:color="CCCCCC" w:sz="1"/>
+              <w:left w:val="single" w:color="CCCCCC" w:sz="1"/>
+              <w:bottom w:val="single" w:color="CCCCCC" w:sz="1"/>
+              <w:right w:val="single" w:color="CCCCCC" w:sz="1"/>
+            </w:tcBorders>
+            <w:shd w:fill="D4EDDA" w:val="clear"/>
+            <w:tcMar>
+              <w:top w:type="dxa" w:w="80"/>
+              <w:left w:type="dxa" w:w="120"/>
+              <w:bottom w:type="dxa" w:w="80"/>
+              <w:right w:type="dxa" w:w="120"/>
+            </w:tcMar>
+          </w:tcPr>
+          <w:p>
+            <w:pPr>
+              <w:jc w:val="center"/>
+            </w:pPr>
+            <w:r>
+              <w:rPr>
+                <w:rFonts w:ascii="Arial" w:cs="Arial" w:eastAsia="Arial" w:hAnsi="Arial"/>
+                <w:b/>
+                <w:bCs/>
+                <w:color w:val="155724"/>
+                <w:sz w:val="18"/>
+                <w:szCs w:val="18"/>
+              </w:rPr>
+              <w:t xml:space="preserve">✓</w:t>
+            </w:r>
+          </w:p>
+        </w:tc>
+      </w:tr>
+      <w:tr>
+        <w:tc>
+          <w:tcPr>
+            <w:tcW w:type="dxa" w:w="1800"/>
+            <w:tcBorders>
+              <w:top w:val="single" w:color="CCCCCC" w:sz="1"/>
+              <w:left w:val="single" w:color="CCCCCC" w:sz="1"/>
+              <w:bottom w:val="single" w:color="CCCCCC" w:sz="1"/>
+              <w:right w:val="single" w:color="CCCCCC" w:sz="1"/>
+            </w:tcBorders>
+            <w:tcMar>
+              <w:top w:type="dxa" w:w="80"/>
+              <w:left w:type="dxa" w:w="120"/>
+              <w:bottom w:type="dxa" w:w="80"/>
+              <w:right w:type="dxa" w:w="120"/>
+            </w:tcMar>
+          </w:tcPr>
+          <w:p>
+            <w:r>
+              <w:rPr>
+                <w:rFonts w:ascii="Arial" w:cs="Arial" w:eastAsia="Arial" w:hAnsi="Arial"/>
+                <w:b/>
+                <w:bCs/>
+                <w:sz w:val="18"/>
+                <w:szCs w:val="18"/>
+              </w:rPr>
+              <w:t xml:space="preserve">Microsoft</w:t>
+            </w:r>
+          </w:p>
+        </w:tc>
+        <w:tc>
+          <w:tcPr>
+            <w:tcW w:type="dxa" w:w="1080"/>
+            <w:tcBorders>
+              <w:top w:val="single" w:color="CCCCCC" w:sz="1"/>
+              <w:left w:val="single" w:color="CCCCCC" w:sz="1"/>
+              <w:bottom w:val="single" w:color="CCCCCC" w:sz="1"/>
+              <w:right w:val="single" w:color="CCCCCC" w:sz="1"/>
+            </w:tcBorders>
+            <w:shd w:fill="D4EDDA" w:val="clear"/>
+            <w:tcMar>
+              <w:top w:type="dxa" w:w="80"/>
+              <w:left w:type="dxa" w:w="120"/>
+              <w:bottom w:type="dxa" w:w="80"/>
+              <w:right w:type="dxa" w:w="120"/>
+            </w:tcMar>
+          </w:tcPr>
+          <w:p>
+            <w:pPr>
+              <w:jc w:val="center"/>
+            </w:pPr>
+            <w:r>
+              <w:rPr>
+                <w:rFonts w:ascii="Arial" w:cs="Arial" w:eastAsia="Arial" w:hAnsi="Arial"/>
+                <w:b/>
+                <w:bCs/>
+                <w:color w:val="155724"/>
+                <w:sz w:val="18"/>
+                <w:szCs w:val="18"/>
+              </w:rPr>
+              <w:t xml:space="preserve">✓</w:t>
+            </w:r>
+          </w:p>
+        </w:tc>
+        <w:tc>
+          <w:tcPr>
+            <w:tcW w:type="dxa" w:w="1080"/>
+            <w:tcBorders>
+              <w:top w:val="single" w:color="CCCCCC" w:sz="1"/>
+              <w:left w:val="single" w:color="CCCCCC" w:sz="1"/>
+              <w:bottom w:val="single" w:color="CCCCCC" w:sz="1"/>
+              <w:right w:val="single" w:color="CCCCCC" w:sz="1"/>
+            </w:tcBorders>
+            <w:shd w:fill="D4EDDA" w:val="clear"/>
+            <w:tcMar>
+              <w:top w:type="dxa" w:w="80"/>
+              <w:left w:type="dxa" w:w="120"/>
+              <w:bottom w:type="dxa" w:w="80"/>
+              <w:right w:type="dxa" w:w="120"/>
+            </w:tcMar>
+          </w:tcPr>
+          <w:p>
+            <w:pPr>
+              <w:jc w:val="center"/>
+            </w:pPr>
+            <w:r>
+              <w:rPr>
+                <w:rFonts w:ascii="Arial" w:cs="Arial" w:eastAsia="Arial" w:hAnsi="Arial"/>
+                <w:b/>
+                <w:bCs/>
+                <w:color w:val="155724"/>
+                <w:sz w:val="18"/>
+                <w:szCs w:val="18"/>
+              </w:rPr>
+              <w:t xml:space="preserve">✓</w:t>
+            </w:r>
+          </w:p>
+        </w:tc>
+        <w:tc>
+          <w:tcPr>
+            <w:tcW w:type="dxa" w:w="1080"/>
+            <w:tcBorders>
+              <w:top w:val="single" w:color="CCCCCC" w:sz="1"/>
+              <w:left w:val="single" w:color="CCCCCC" w:sz="1"/>
+              <w:bottom w:val="single" w:color="CCCCCC" w:sz="1"/>
+              <w:right w:val="single" w:color="CCCCCC" w:sz="1"/>
+            </w:tcBorders>
+            <w:shd w:fill="D4EDDA" w:val="clear"/>
+            <w:tcMar>
+              <w:top w:type="dxa" w:w="80"/>
+              <w:left w:type="dxa" w:w="120"/>
+              <w:bottom w:type="dxa" w:w="80"/>
+              <w:right w:type="dxa" w:w="120"/>
+            </w:tcMar>
+          </w:tcPr>
+          <w:p>
+            <w:pPr>
+              <w:jc w:val="center"/>
+            </w:pPr>
+            <w:r>
+              <w:rPr>
+                <w:rFonts w:ascii="Arial" w:cs="Arial" w:eastAsia="Arial" w:hAnsi="Arial"/>
+                <w:b/>
+                <w:bCs/>
+                <w:color w:val="155724"/>
+                <w:sz w:val="18"/>
+                <w:szCs w:val="18"/>
+              </w:rPr>
+              <w:t xml:space="preserve">✓</w:t>
+            </w:r>
+          </w:p>
+        </w:tc>
+        <w:tc>
+          <w:tcPr>
+            <w:tcW w:type="dxa" w:w="1080"/>
+            <w:tcBorders>
+              <w:top w:val="single" w:color="CCCCCC" w:sz="1"/>
+              <w:left w:val="single" w:color="CCCCCC" w:sz="1"/>
+              <w:bottom w:val="single" w:color="CCCCCC" w:sz="1"/>
+              <w:right w:val="single" w:color="CCCCCC" w:sz="1"/>
+            </w:tcBorders>
+            <w:shd w:fill="D4EDDA" w:val="clear"/>
+            <w:tcMar>
+              <w:top w:type="dxa" w:w="80"/>
+              <w:left w:type="dxa" w:w="120"/>
+              <w:bottom w:type="dxa" w:w="80"/>
+              <w:right w:type="dxa" w:w="120"/>
+            </w:tcMar>
+          </w:tcPr>
+          <w:p>
+            <w:pPr>
+              <w:jc w:val="center"/>
+            </w:pPr>
+            <w:r>
+              <w:rPr>
+                <w:rFonts w:ascii="Arial" w:cs="Arial" w:eastAsia="Arial" w:hAnsi="Arial"/>
+                <w:b/>
+                <w:bCs/>
+                <w:color w:val="155724"/>
+                <w:sz w:val="18"/>
+                <w:szCs w:val="18"/>
+              </w:rPr>
+              <w:t xml:space="preserve">✓</w:t>
+            </w:r>
+          </w:p>
+        </w:tc>
+        <w:tc>
+          <w:tcPr>
+            <w:tcW w:type="dxa" w:w="1080"/>
+            <w:tcBorders>
+              <w:top w:val="single" w:color="CCCCCC" w:sz="1"/>
+              <w:left w:val="single" w:color="CCCCCC" w:sz="1"/>
+              <w:bottom w:val="single" w:color="CCCCCC" w:sz="1"/>
+              <w:right w:val="single" w:color="CCCCCC" w:sz="1"/>
+            </w:tcBorders>
+            <w:shd w:fill="D4EDDA" w:val="clear"/>
+            <w:tcMar>
+              <w:top w:type="dxa" w:w="80"/>
+              <w:left w:type="dxa" w:w="120"/>
+              <w:bottom w:type="dxa" w:w="80"/>
+              <w:right w:type="dxa" w:w="120"/>
+            </w:tcMar>
+          </w:tcPr>
+          <w:p>
+            <w:pPr>
+              <w:jc w:val="center"/>
+            </w:pPr>
+            <w:r>
+              <w:rPr>
+                <w:rFonts w:ascii="Arial" w:cs="Arial" w:eastAsia="Arial" w:hAnsi="Arial"/>
+                <w:b/>
+                <w:bCs/>
+                <w:color w:val="155724"/>
+                <w:sz w:val="18"/>
+                <w:szCs w:val="18"/>
+              </w:rPr>
+              <w:t xml:space="preserve">✓</w:t>
+            </w:r>
+          </w:p>
+        </w:tc>
+        <w:tc>
+          <w:tcPr>
+            <w:tcW w:type="dxa" w:w="1080"/>
+            <w:tcBorders>
+              <w:top w:val="single" w:color="CCCCCC" w:sz="1"/>
+              <w:left w:val="single" w:color="CCCCCC" w:sz="1"/>
+              <w:bottom w:val="single" w:color="CCCCCC" w:sz="1"/>
+              <w:right w:val="single" w:color="CCCCCC" w:sz="1"/>
+            </w:tcBorders>
+            <w:shd w:fill="D4EDDA" w:val="clear"/>
+            <w:tcMar>
+              <w:top w:type="dxa" w:w="80"/>
+              <w:left w:type="dxa" w:w="120"/>
+              <w:bottom w:type="dxa" w:w="80"/>
+              <w:right w:type="dxa" w:w="120"/>
+            </w:tcMar>
+          </w:tcPr>
+          <w:p>
+            <w:pPr>
+              <w:jc w:val="center"/>
+            </w:pPr>
+            <w:r>
+              <w:rPr>
+                <w:rFonts w:ascii="Arial" w:cs="Arial" w:eastAsia="Arial" w:hAnsi="Arial"/>
+                <w:b/>
+                <w:bCs/>
+                <w:color w:val="155724"/>
+                <w:sz w:val="18"/>
+                <w:szCs w:val="18"/>
+              </w:rPr>
+              <w:t xml:space="preserve">✓</w:t>
+            </w:r>
+          </w:p>
+        </w:tc>
+        <w:tc>
+          <w:tcPr>
+            <w:tcW w:type="dxa" w:w="1080"/>
+            <w:tcBorders>
+              <w:top w:val="single" w:color="CCCCCC" w:sz="1"/>
+              <w:left w:val="single" w:color="CCCCCC" w:sz="1"/>
+              <w:bottom w:val="single" w:color="CCCCCC" w:sz="1"/>
+              <w:right w:val="single" w:color="CCCCCC" w:sz="1"/>
+            </w:tcBorders>
+            <w:shd w:fill="D4EDDA" w:val="clear"/>
+            <w:tcMar>
+              <w:top w:type="dxa" w:w="80"/>
+              <w:left w:type="dxa" w:w="120"/>
+              <w:bottom w:type="dxa" w:w="80"/>
+              <w:right w:type="dxa" w:w="120"/>
+            </w:tcMar>
+          </w:tcPr>
+          <w:p>
+            <w:pPr>
+              <w:jc w:val="center"/>
+            </w:pPr>
+            <w:r>
+              <w:rPr>
+                <w:rFonts w:ascii="Arial" w:cs="Arial" w:eastAsia="Arial" w:hAnsi="Arial"/>
+                <w:b/>
+                <w:bCs/>
+                <w:color w:val="155724"/>
+                <w:sz w:val="18"/>
+                <w:szCs w:val="18"/>
+              </w:rPr>
+              <w:t xml:space="preserve">✓</w:t>
+            </w:r>
+          </w:p>
+        </w:tc>
+      </w:tr>
+    </w:tbl>
+    <w:p>
+      <w:pPr>
+        <w:spacing w:after="200" w:before="300"/>
+      </w:pPr>
+      <w:r>
+        <w:rPr>
+          <w:rFonts w:ascii="Arial" w:cs="Arial" w:eastAsia="Arial" w:hAnsi="Arial"/>
+          <w:b/>
+          <w:bCs/>
+          <w:sz w:val="22"/>
+          <w:szCs w:val="22"/>
+        </w:rPr>
+        <w:t xml:space="preserve">Key takeaway: </w:t>
+      </w:r>
+      <w:r>
+        <w:rPr>
+          <w:rFonts w:ascii="Arial" w:cs="Arial" w:eastAsia="Arial" w:hAnsi="Arial"/>
+          <w:sz w:val="22"/>
+          <w:szCs w:val="22"/>
+        </w:rPr>
+        <w:t xml:space="preserve">Every component of our proposed architecture is validated by at least 3 gold-standard enterprise customers. The Azure OpenAI + AI Search RAG pattern is the most widely adopted (8/9 references), confirming it as the proven foundation for enterprise AI support.</w:t>
+      </w:r>
+    </w:p>
+    <w:p>
+      <w:pPr>
+        <w:spacing w:after="200"/>
+      </w:pPr>
+      <w:r>
+        <w:rPr>
+          <w:rFonts w:ascii="Arial" w:cs="Arial" w:eastAsia="Arial" w:hAnsi="Arial"/>
+          <w:i/>
+          <w:iCs/>
+          <w:color w:val="666666"/>
+          <w:sz w:val="20"/>
+          <w:szCs w:val="20"/>
+        </w:rPr>
+        <w:t xml:space="preserve">Sources: Microsoft Customer Stories (microsoft.com/customers), Microsoft AI in Action (news.microsoft.com/ai-in-action), Microsoft Industry Blogs, verified case studies as of March 2026.</w:t>
       </w:r>
     </w:p>
     <w:sectPr>

--- a/docs/AI-Support-Assistant-BRD.docx
+++ b/docs/AI-Support-Assistant-BRD.docx
@@ -21023,6 +21023,1844 @@
           <w:szCs w:val="20"/>
         </w:rPr>
         <w:t xml:space="preserve">Sources: Microsoft Customer Stories (microsoft.com/customers), Microsoft AI in Action (news.microsoft.com/ai-in-action), Microsoft Industry Blogs, verified case studies as of March 2026.</w:t>
+      </w:r>
+    </w:p>
+    <w:p>
+      <w:r>
+        <w:br w:type="page"/>
+      </w:r>
+    </w:p>
+    <w:p>
+      <w:pPr>
+        <w:pStyle w:val="Heading1"/>
+      </w:pPr>
+      <w:r>
+        <w:t xml:space="preserve">14. Appendix C: Stakeholder Engagement Plan</w:t>
+      </w:r>
+    </w:p>
+    <w:p>
+      <w:pPr>
+        <w:spacing w:after="200"/>
+      </w:pPr>
+      <w:r>
+        <w:rPr>
+          <w:rFonts w:ascii="Arial" w:cs="Arial" w:eastAsia="Arial" w:hAnsi="Arial"/>
+          <w:sz w:val="22"/>
+          <w:szCs w:val="22"/>
+        </w:rPr>
+        <w:t xml:space="preserve">This appendix provides a prioritized engagement plan for each functional area, including key tasks, discussion topics, and suggested talking points for initial stakeholder meetings. Use this as a playbook for building cross-functional alignment.</w:t>
+      </w:r>
+    </w:p>
+    <w:p>
+      <w:pPr>
+        <w:pStyle w:val="Heading2"/>
+      </w:pPr>
+      <w:r>
+        <w:t xml:space="preserve">14.1 Executive Sponsor (CIO / CTO / SVP Global Operations)</w:t>
+      </w:r>
+    </w:p>
+    <w:p>
+      <w:pPr>
+        <w:pStyle w:val="Heading3"/>
+      </w:pPr>
+      <w:r>
+        <w:t xml:space="preserve">Engagement Priority: Immediate — Week 1</w:t>
+      </w:r>
+    </w:p>
+    <w:p>
+      <w:pPr>
+        <w:spacing w:after="200"/>
+      </w:pPr>
+      <w:r>
+        <w:rPr>
+          <w:rFonts w:ascii="Arial" w:cs="Arial" w:eastAsia="Arial" w:hAnsi="Arial"/>
+          <w:b/>
+          <w:bCs/>
+          <w:sz w:val="22"/>
+          <w:szCs w:val="22"/>
+        </w:rPr>
+        <w:t xml:space="preserve">Key Tasks: </w:t>
+      </w:r>
+      <w:r>
+        <w:rPr>
+          <w:rFonts w:ascii="Arial" w:cs="Arial" w:eastAsia="Arial" w:hAnsi="Arial"/>
+          <w:sz w:val="22"/>
+          <w:szCs w:val="22"/>
+        </w:rPr>
+        <w:t xml:space="preserve">Secure executive sponsorship, confirm budget authority, align with corporate AI strategy, establish governance model, define success metrics for board reporting.</w:t>
+      </w:r>
+    </w:p>
+    <w:p>
+      <w:pPr>
+        <w:pStyle w:val="Heading3"/>
+      </w:pPr>
+      <w:r>
+        <w:t xml:space="preserve">Talking Points</w:t>
+      </w:r>
+    </w:p>
+    <w:p>
+      <w:pPr>
+        <w:pStyle w:val="ListParagraph"/>
+        <w:numPr>
+          <w:ilvl w:val="0"/>
+          <w:numId w:val="2"/>
+        </w:numPr>
+      </w:pPr>
+      <w:r>
+        <w:rPr>
+          <w:rFonts w:ascii="Arial" w:cs="Arial" w:eastAsia="Arial" w:hAnsi="Arial"/>
+          <w:sz w:val="22"/>
+          <w:szCs w:val="22"/>
+        </w:rPr>
+        <w:t xml:space="preserve">"We’ve built a proof-of-concept that demonstrates a 100% Microsoft-native AI support platform. Every component — from authentication to analytics — runs within your Azure tenant."</w:t>
+      </w:r>
+    </w:p>
+    <w:p>
+      <w:pPr>
+        <w:pStyle w:val="ListParagraph"/>
+        <w:numPr>
+          <w:ilvl w:val="0"/>
+          <w:numId w:val="2"/>
+        </w:numPr>
+      </w:pPr>
+      <w:r>
+        <w:rPr>
+          <w:rFonts w:ascii="Arial" w:cs="Arial" w:eastAsia="Arial" w:hAnsi="Arial"/>
+          <w:sz w:val="22"/>
+          <w:szCs w:val="22"/>
+        </w:rPr>
+        <w:t xml:space="preserve">"Lenovo achieved 15% productivity gains and record CSAT in just 45 days with the same Dynamics 365 + Copilot stack. Honeywell has 16+ generative AI use cases in production across 95,000 employees."</w:t>
+      </w:r>
+    </w:p>
+    <w:p>
+      <w:pPr>
+        <w:pStyle w:val="ListParagraph"/>
+        <w:numPr>
+          <w:ilvl w:val="0"/>
+          <w:numId w:val="2"/>
+        </w:numPr>
+      </w:pPr>
+      <w:r>
+        <w:rPr>
+          <w:rFonts w:ascii="Arial" w:cs="Arial" w:eastAsia="Arial" w:hAnsi="Arial"/>
+          <w:sz w:val="22"/>
+          <w:szCs w:val="22"/>
+        </w:rPr>
+        <w:t xml:space="preserve">"The phased approach (6 sprints, $235K) lets us validate value at each gate before committing to the next phase. Phase 2 alone delivers voice + function calling."</w:t>
+      </w:r>
+    </w:p>
+    <w:p>
+      <w:pPr>
+        <w:pStyle w:val="ListParagraph"/>
+        <w:numPr>
+          <w:ilvl w:val="0"/>
+          <w:numId w:val="2"/>
+        </w:numPr>
+      </w:pPr>
+      <w:r>
+        <w:rPr>
+          <w:rFonts w:ascii="Arial" w:cs="Arial" w:eastAsia="Arial" w:hAnsi="Arial"/>
+          <w:sz w:val="22"/>
+          <w:szCs w:val="22"/>
+        </w:rPr>
+        <w:t xml:space="preserve">"Which business unit should we pilot first — DRAM support, SSD technical services, or internal fab operations?"</w:t>
+      </w:r>
+    </w:p>
+    <w:p>
+      <w:pPr>
+        <w:spacing w:before="200"/>
+      </w:pPr>
+    </w:p>
+    <w:p>
+      <w:pPr>
+        <w:pStyle w:val="Heading2"/>
+      </w:pPr>
+      <w:r>
+        <w:t xml:space="preserve">14.2 Technical Support Engineering (VP Tech Support / TSE Managers)</w:t>
+      </w:r>
+    </w:p>
+    <w:p>
+      <w:pPr>
+        <w:pStyle w:val="Heading3"/>
+      </w:pPr>
+      <w:r>
+        <w:t xml:space="preserve">Engagement Priority: Immediate — Week 1</w:t>
+      </w:r>
+    </w:p>
+    <w:p>
+      <w:pPr>
+        <w:spacing w:after="200"/>
+      </w:pPr>
+      <w:r>
+        <w:rPr>
+          <w:rFonts w:ascii="Arial" w:cs="Arial" w:eastAsia="Arial" w:hAnsi="Arial"/>
+          <w:b/>
+          <w:bCs/>
+          <w:sz w:val="22"/>
+          <w:szCs w:val="22"/>
+        </w:rPr>
+        <w:t xml:space="preserve">Key Tasks: </w:t>
+      </w:r>
+      <w:r>
+        <w:rPr>
+          <w:rFonts w:ascii="Arial" w:cs="Arial" w:eastAsia="Arial" w:hAnsi="Arial"/>
+          <w:sz w:val="22"/>
+          <w:szCs w:val="22"/>
+        </w:rPr>
+        <w:t xml:space="preserve">Map current support workflows (Tier 1/2/3), inventory knowledge sources (datasheets, TN docs, qualification reports), define escalation rules, identify top 20 call reasons for AI training, establish accuracy benchmarks.</w:t>
+      </w:r>
+    </w:p>
+    <w:p>
+      <w:pPr>
+        <w:pStyle w:val="Heading3"/>
+      </w:pPr>
+      <w:r>
+        <w:t xml:space="preserve">Talking Points</w:t>
+      </w:r>
+    </w:p>
+    <w:p>
+      <w:pPr>
+        <w:pStyle w:val="ListParagraph"/>
+        <w:numPr>
+          <w:ilvl w:val="0"/>
+          <w:numId w:val="2"/>
+        </w:numPr>
+      </w:pPr>
+      <w:r>
+        <w:rPr>
+          <w:rFonts w:ascii="Arial" w:cs="Arial" w:eastAsia="Arial" w:hAnsi="Arial"/>
+          <w:sz w:val="22"/>
+          <w:szCs w:val="22"/>
+        </w:rPr>
+        <w:t xml:space="preserve">"Show me your top 20 support request types by volume. We’ll train the AI to handle the highest-volume, most repetitive queries first — freeing your TSEs for complex design-in work."</w:t>
+      </w:r>
+    </w:p>
+    <w:p>
+      <w:pPr>
+        <w:pStyle w:val="ListParagraph"/>
+        <w:numPr>
+          <w:ilvl w:val="0"/>
+          <w:numId w:val="2"/>
+        </w:numPr>
+      </w:pPr>
+      <w:r>
+        <w:rPr>
+          <w:rFonts w:ascii="Arial" w:cs="Arial" w:eastAsia="Arial" w:hAnsi="Arial"/>
+          <w:sz w:val="22"/>
+          <w:szCs w:val="22"/>
+        </w:rPr>
+        <w:t xml:space="preserve">"The AI won’t replace your team — it augments them. When confidence is low, it escalates with full context through Dynamics 365, so the human agent sees the entire conversation."</w:t>
+      </w:r>
+    </w:p>
+    <w:p>
+      <w:pPr>
+        <w:pStyle w:val="ListParagraph"/>
+        <w:numPr>
+          <w:ilvl w:val="0"/>
+          <w:numId w:val="2"/>
+        </w:numPr>
+      </w:pPr>
+      <w:r>
+        <w:rPr>
+          <w:rFonts w:ascii="Arial" w:cs="Arial" w:eastAsia="Arial" w:hAnsi="Arial"/>
+          <w:sz w:val="22"/>
+          <w:szCs w:val="22"/>
+        </w:rPr>
+        <w:t xml:space="preserve">"Schneider Electric cut troubleshooting time by 60–80% using the same Knowledge Bot + RAG pattern over their technical documentation."</w:t>
+      </w:r>
+    </w:p>
+    <w:p>
+      <w:pPr>
+        <w:pStyle w:val="ListParagraph"/>
+        <w:numPr>
+          <w:ilvl w:val="0"/>
+          <w:numId w:val="2"/>
+        </w:numPr>
+      </w:pPr>
+      <w:r>
+        <w:rPr>
+          <w:rFonts w:ascii="Arial" w:cs="Arial" w:eastAsia="Arial" w:hAnsi="Arial"/>
+          <w:sz w:val="22"/>
+          <w:szCs w:val="22"/>
+        </w:rPr>
+        <w:t xml:space="preserve">"What does your current escalation path look like from web form to Tier 3 engineering? Where are the bottlenecks?"</w:t>
+      </w:r>
+    </w:p>
+    <w:p>
+      <w:pPr>
+        <w:pStyle w:val="ListParagraph"/>
+        <w:numPr>
+          <w:ilvl w:val="0"/>
+          <w:numId w:val="2"/>
+        </w:numPr>
+      </w:pPr>
+      <w:r>
+        <w:rPr>
+          <w:rFonts w:ascii="Arial" w:cs="Arial" w:eastAsia="Arial" w:hAnsi="Arial"/>
+          <w:sz w:val="22"/>
+          <w:szCs w:val="22"/>
+        </w:rPr>
+        <w:t xml:space="preserve">"We need your team to validate the first 50 AI responses against your quality standards before we go live."</w:t>
+      </w:r>
+    </w:p>
+    <w:p>
+      <w:pPr>
+        <w:spacing w:before="200"/>
+      </w:pPr>
+    </w:p>
+    <w:p>
+      <w:pPr>
+        <w:pStyle w:val="Heading2"/>
+      </w:pPr>
+      <w:r>
+        <w:t xml:space="preserve">14.3 Applications Engineering (AEs / Solutions Architects)</w:t>
+      </w:r>
+    </w:p>
+    <w:p>
+      <w:pPr>
+        <w:pStyle w:val="Heading3"/>
+      </w:pPr>
+      <w:r>
+        <w:t xml:space="preserve">Engagement Priority: High — Weeks 2–3</w:t>
+      </w:r>
+    </w:p>
+    <w:p>
+      <w:pPr>
+        <w:spacing w:after="200"/>
+      </w:pPr>
+      <w:r>
+        <w:rPr>
+          <w:rFonts w:ascii="Arial" w:cs="Arial" w:eastAsia="Arial" w:hAnsi="Arial"/>
+          <w:b/>
+          <w:bCs/>
+          <w:sz w:val="22"/>
+          <w:szCs w:val="22"/>
+        </w:rPr>
+        <w:t xml:space="preserve">Key Tasks: </w:t>
+      </w:r>
+      <w:r>
+        <w:rPr>
+          <w:rFonts w:ascii="Arial" w:cs="Arial" w:eastAsia="Arial" w:hAnsi="Arial"/>
+          <w:sz w:val="22"/>
+          <w:szCs w:val="22"/>
+        </w:rPr>
+        <w:t xml:space="preserve">Identify technical domains for knowledge base (memory interfaces, signal integrity, firmware), define accuracy thresholds for engineering responses, establish NDA boundary rules for AI responses, create test suite of real customer queries.</w:t>
+      </w:r>
+    </w:p>
+    <w:p>
+      <w:pPr>
+        <w:pStyle w:val="Heading3"/>
+      </w:pPr>
+      <w:r>
+        <w:t xml:space="preserve">Talking Points</w:t>
+      </w:r>
+    </w:p>
+    <w:p>
+      <w:pPr>
+        <w:pStyle w:val="ListParagraph"/>
+        <w:numPr>
+          <w:ilvl w:val="0"/>
+          <w:numId w:val="2"/>
+        </w:numPr>
+      </w:pPr>
+      <w:r>
+        <w:rPr>
+          <w:rFonts w:ascii="Arial" w:cs="Arial" w:eastAsia="Arial" w:hAnsi="Arial"/>
+          <w:sz w:val="22"/>
+          <w:szCs w:val="22"/>
+        </w:rPr>
+        <w:t xml:space="preserve">"Your engineering expertise is what makes the knowledge base valuable. We need your help curating which technical notes, app notes, and design guides should be indexed."</w:t>
+      </w:r>
+    </w:p>
+    <w:p>
+      <w:pPr>
+        <w:pStyle w:val="ListParagraph"/>
+        <w:numPr>
+          <w:ilvl w:val="0"/>
+          <w:numId w:val="2"/>
+        </w:numPr>
+      </w:pPr>
+      <w:r>
+        <w:rPr>
+          <w:rFonts w:ascii="Arial" w:cs="Arial" w:eastAsia="Arial" w:hAnsi="Arial"/>
+          <w:sz w:val="22"/>
+          <w:szCs w:val="22"/>
+        </w:rPr>
+        <w:t xml:space="preserve">"The AI will show its source for every answer — ‘from TN-XX-XX, Section 4.2’ — so customers can verify against the original document. No hallucinated specs."</w:t>
+      </w:r>
+    </w:p>
+    <w:p>
+      <w:pPr>
+        <w:pStyle w:val="ListParagraph"/>
+        <w:numPr>
+          <w:ilvl w:val="0"/>
+          <w:numId w:val="2"/>
+        </w:numPr>
+      </w:pPr>
+      <w:r>
+        <w:rPr>
+          <w:rFonts w:ascii="Arial" w:cs="Arial" w:eastAsia="Arial" w:hAnsi="Arial"/>
+          <w:sz w:val="22"/>
+          <w:szCs w:val="22"/>
+        </w:rPr>
+        <w:t xml:space="preserve">"For queries that require custom characterization data, NDA-protected information, or judgment calls, the AI will escalate to a human AE — never attempt to answer beyond its confidence level."</w:t>
+      </w:r>
+    </w:p>
+    <w:p>
+      <w:pPr>
+        <w:pStyle w:val="ListParagraph"/>
+        <w:numPr>
+          <w:ilvl w:val="0"/>
+          <w:numId w:val="2"/>
+        </w:numPr>
+      </w:pPr>
+      <w:r>
+        <w:rPr>
+          <w:rFonts w:ascii="Arial" w:cs="Arial" w:eastAsia="Arial" w:hAnsi="Arial"/>
+          <w:sz w:val="22"/>
+          <w:szCs w:val="22"/>
+        </w:rPr>
+        <w:t xml:space="preserve">"Can you give us 30–50 real customer questions from the past quarter? We’ll use them as our accuracy test suite."</w:t>
+      </w:r>
+    </w:p>
+    <w:p>
+      <w:pPr>
+        <w:spacing w:before="200"/>
+      </w:pPr>
+    </w:p>
+    <w:p>
+      <w:pPr>
+        <w:pStyle w:val="Heading2"/>
+      </w:pPr>
+      <w:r>
+        <w:t xml:space="preserve">14.4 Manufacturing / Fab Operations (VP Manufacturing / Fab Managers)</w:t>
+      </w:r>
+    </w:p>
+    <w:p>
+      <w:pPr>
+        <w:pStyle w:val="Heading3"/>
+      </w:pPr>
+      <w:r>
+        <w:t xml:space="preserve">Engagement Priority: Medium — Weeks 3–4</w:t>
+      </w:r>
+    </w:p>
+    <w:p>
+      <w:pPr>
+        <w:spacing w:after="200"/>
+      </w:pPr>
+      <w:r>
+        <w:rPr>
+          <w:rFonts w:ascii="Arial" w:cs="Arial" w:eastAsia="Arial" w:hAnsi="Arial"/>
+          <w:b/>
+          <w:bCs/>
+          <w:sz w:val="22"/>
+          <w:szCs w:val="22"/>
+        </w:rPr>
+        <w:t xml:space="preserve">Key Tasks: </w:t>
+      </w:r>
+      <w:r>
+        <w:rPr>
+          <w:rFonts w:ascii="Arial" w:cs="Arial" w:eastAsia="Arial" w:hAnsi="Arial"/>
+          <w:sz w:val="22"/>
+          <w:szCs w:val="22"/>
+        </w:rPr>
+        <w:t xml:space="preserve">Scope internal support use case (fab process docs, equipment procedures, yield analysis), classify manufacturing IP sensitivity levels, validate clean room protocol documentation is indexable, assess integration with MES/yield systems.</w:t>
+      </w:r>
+    </w:p>
+    <w:p>
+      <w:pPr>
+        <w:pStyle w:val="Heading3"/>
+      </w:pPr>
+      <w:r>
+        <w:t xml:space="preserve">Talking Points</w:t>
+      </w:r>
+    </w:p>
+    <w:p>
+      <w:pPr>
+        <w:pStyle w:val="ListParagraph"/>
+        <w:numPr>
+          <w:ilvl w:val="0"/>
+          <w:numId w:val="2"/>
+        </w:numPr>
+      </w:pPr>
+      <w:r>
+        <w:rPr>
+          <w:rFonts w:ascii="Arial" w:cs="Arial" w:eastAsia="Arial" w:hAnsi="Arial"/>
+          <w:sz w:val="22"/>
+          <w:szCs w:val="22"/>
+        </w:rPr>
+        <w:t xml:space="preserve">"Internal engineers waste hours searching for process recipes, equipment SOPs, and yield troubleshooting docs. The AI can surface the right document in seconds."</w:t>
+      </w:r>
+    </w:p>
+    <w:p>
+      <w:pPr>
+        <w:pStyle w:val="ListParagraph"/>
+        <w:numPr>
+          <w:ilvl w:val="0"/>
+          <w:numId w:val="2"/>
+        </w:numPr>
+      </w:pPr>
+      <w:r>
+        <w:rPr>
+          <w:rFonts w:ascii="Arial" w:cs="Arial" w:eastAsia="Arial" w:hAnsi="Arial"/>
+          <w:sz w:val="22"/>
+          <w:szCs w:val="22"/>
+        </w:rPr>
+        <w:t xml:space="preserve">"ABB’s Genix Copilot on Azure OpenAI extended asset lifespan by 20% and reduced unplanned downtime by 60% in manufacturing environments."</w:t>
+      </w:r>
+    </w:p>
+    <w:p>
+      <w:pPr>
+        <w:pStyle w:val="ListParagraph"/>
+        <w:numPr>
+          <w:ilvl w:val="0"/>
+          <w:numId w:val="2"/>
+        </w:numPr>
+      </w:pPr>
+      <w:r>
+        <w:rPr>
+          <w:rFonts w:ascii="Arial" w:cs="Arial" w:eastAsia="Arial" w:hAnsi="Arial"/>
+          <w:sz w:val="22"/>
+          <w:szCs w:val="22"/>
+        </w:rPr>
+        <w:t xml:space="preserve">"We’ll classify all fab content by sensitivity level — public, internal, restricted — and enforce access control through Entra ID RBAC. No risk of process IP leaking to external channels."</w:t>
+      </w:r>
+    </w:p>
+    <w:p>
+      <w:pPr>
+        <w:pStyle w:val="ListParagraph"/>
+        <w:numPr>
+          <w:ilvl w:val="0"/>
+          <w:numId w:val="2"/>
+        </w:numPr>
+      </w:pPr>
+      <w:r>
+        <w:rPr>
+          <w:rFonts w:ascii="Arial" w:cs="Arial" w:eastAsia="Arial" w:hAnsi="Arial"/>
+          <w:sz w:val="22"/>
+          <w:szCs w:val="22"/>
+        </w:rPr>
+        <w:t xml:space="preserve">"Is there appetite to pilot this for equipment troubleshooting on one fab line before expanding?"</w:t>
+      </w:r>
+    </w:p>
+    <w:p>
+      <w:pPr>
+        <w:spacing w:before="200"/>
+      </w:pPr>
+    </w:p>
+    <w:p>
+      <w:pPr>
+        <w:pStyle w:val="Heading2"/>
+      </w:pPr>
+      <w:r>
+        <w:t xml:space="preserve">14.5 IT / Cloud Infrastructure (Cloud Architect / Platform Engineer)</w:t>
+      </w:r>
+    </w:p>
+    <w:p>
+      <w:pPr>
+        <w:pStyle w:val="Heading3"/>
+      </w:pPr>
+      <w:r>
+        <w:t xml:space="preserve">Engagement Priority: Immediate — Week 1</w:t>
+      </w:r>
+    </w:p>
+    <w:p>
+      <w:pPr>
+        <w:spacing w:after="200"/>
+      </w:pPr>
+      <w:r>
+        <w:rPr>
+          <w:rFonts w:ascii="Arial" w:cs="Arial" w:eastAsia="Arial" w:hAnsi="Arial"/>
+          <w:b/>
+          <w:bCs/>
+          <w:sz w:val="22"/>
+          <w:szCs w:val="22"/>
+        </w:rPr>
+        <w:t xml:space="preserve">Key Tasks: </w:t>
+      </w:r>
+      <w:r>
+        <w:rPr>
+          <w:rFonts w:ascii="Arial" w:cs="Arial" w:eastAsia="Arial" w:hAnsi="Arial"/>
+          <w:sz w:val="22"/>
+          <w:szCs w:val="22"/>
+        </w:rPr>
+        <w:t xml:space="preserve">Validate Azure resource requirements and quotas, confirm networking architecture (private endpoints, ExpressRoute), assess integration with existing SAP/PLM systems, plan CI/CD pipeline, establish dev/staging/prod environments.</w:t>
+      </w:r>
+    </w:p>
+    <w:p>
+      <w:pPr>
+        <w:pStyle w:val="Heading3"/>
+      </w:pPr>
+      <w:r>
+        <w:t xml:space="preserve">Talking Points</w:t>
+      </w:r>
+    </w:p>
+    <w:p>
+      <w:pPr>
+        <w:pStyle w:val="ListParagraph"/>
+        <w:numPr>
+          <w:ilvl w:val="0"/>
+          <w:numId w:val="2"/>
+        </w:numPr>
+      </w:pPr>
+      <w:r>
+        <w:rPr>
+          <w:rFonts w:ascii="Arial" w:cs="Arial" w:eastAsia="Arial" w:hAnsi="Arial"/>
+          <w:sz w:val="22"/>
+          <w:szCs w:val="22"/>
+        </w:rPr>
+        <w:t xml:space="preserve">"The entire solution runs on Azure PaaS services — no VMs to manage. OpenAI, AI Search, Cosmos DB, Fabric — all managed services within your tenant."</w:t>
+      </w:r>
+    </w:p>
+    <w:p>
+      <w:pPr>
+        <w:pStyle w:val="ListParagraph"/>
+        <w:numPr>
+          <w:ilvl w:val="0"/>
+          <w:numId w:val="2"/>
+        </w:numPr>
+      </w:pPr>
+      <w:r>
+        <w:rPr>
+          <w:rFonts w:ascii="Arial" w:cs="Arial" w:eastAsia="Arial" w:hAnsi="Arial"/>
+          <w:sz w:val="22"/>
+          <w:szCs w:val="22"/>
+        </w:rPr>
+        <w:t xml:space="preserve">"We need to confirm Azure OpenAI quota allocation for GPT-4o and GPT-4o-realtime models in your region. What’s your current Azure subscription structure?"</w:t>
+      </w:r>
+    </w:p>
+    <w:p>
+      <w:pPr>
+        <w:pStyle w:val="ListParagraph"/>
+        <w:numPr>
+          <w:ilvl w:val="0"/>
+          <w:numId w:val="2"/>
+        </w:numPr>
+      </w:pPr>
+      <w:r>
+        <w:rPr>
+          <w:rFonts w:ascii="Arial" w:cs="Arial" w:eastAsia="Arial" w:hAnsi="Arial"/>
+          <w:sz w:val="22"/>
+          <w:szCs w:val="22"/>
+        </w:rPr>
+        <w:t xml:space="preserve">"Private endpoints ensure no data leaves your VNet. We’ll need ExpressRoute or VPN for any on-prem integration (SAP, MES)."</w:t>
+      </w:r>
+    </w:p>
+    <w:p>
+      <w:pPr>
+        <w:pStyle w:val="ListParagraph"/>
+        <w:numPr>
+          <w:ilvl w:val="0"/>
+          <w:numId w:val="2"/>
+        </w:numPr>
+      </w:pPr>
+      <w:r>
+        <w:rPr>
+          <w:rFonts w:ascii="Arial" w:cs="Arial" w:eastAsia="Arial" w:hAnsi="Arial"/>
+          <w:sz w:val="22"/>
+          <w:szCs w:val="22"/>
+        </w:rPr>
+        <w:t xml:space="preserve">"What’s your current CI/CD toolchain? We’ll align with Azure DevOps or GitHub Actions — whichever you prefer."</w:t>
+      </w:r>
+    </w:p>
+    <w:p>
+      <w:pPr>
+        <w:spacing w:before="200"/>
+      </w:pPr>
+    </w:p>
+    <w:p>
+      <w:pPr>
+        <w:pStyle w:val="Heading2"/>
+      </w:pPr>
+      <w:r>
+        <w:t xml:space="preserve">14.6 Information Security &amp; Export Controls (CISO / Export Control Officer)</w:t>
+      </w:r>
+    </w:p>
+    <w:p>
+      <w:pPr>
+        <w:pStyle w:val="Heading3"/>
+      </w:pPr>
+      <w:r>
+        <w:t xml:space="preserve">Engagement Priority: Immediate — Week 1</w:t>
+      </w:r>
+    </w:p>
+    <w:p>
+      <w:pPr>
+        <w:spacing w:after="200"/>
+      </w:pPr>
+      <w:r>
+        <w:rPr>
+          <w:rFonts w:ascii="Arial" w:cs="Arial" w:eastAsia="Arial" w:hAnsi="Arial"/>
+          <w:b/>
+          <w:bCs/>
+          <w:sz w:val="22"/>
+          <w:szCs w:val="22"/>
+        </w:rPr>
+        <w:t xml:space="preserve">Key Tasks: </w:t>
+      </w:r>
+      <w:r>
+        <w:rPr>
+          <w:rFonts w:ascii="Arial" w:cs="Arial" w:eastAsia="Arial" w:hAnsi="Arial"/>
+          <w:sz w:val="22"/>
+          <w:szCs w:val="22"/>
+        </w:rPr>
+        <w:t xml:space="preserve">Review security architecture, validate Entra ID integration plan, assess ITAR/EAR compliance for AI-served content, define data classification schema for knowledge base, approve AI safety guardrails, review responsible AI policies.</w:t>
+      </w:r>
+    </w:p>
+    <w:p>
+      <w:pPr>
+        <w:pStyle w:val="Heading3"/>
+      </w:pPr>
+      <w:r>
+        <w:t xml:space="preserve">Talking Points</w:t>
+      </w:r>
+    </w:p>
+    <w:p>
+      <w:pPr>
+        <w:pStyle w:val="ListParagraph"/>
+        <w:numPr>
+          <w:ilvl w:val="0"/>
+          <w:numId w:val="2"/>
+        </w:numPr>
+      </w:pPr>
+      <w:r>
+        <w:rPr>
+          <w:rFonts w:ascii="Arial" w:cs="Arial" w:eastAsia="Arial" w:hAnsi="Arial"/>
+          <w:sz w:val="22"/>
+          <w:szCs w:val="22"/>
+        </w:rPr>
+        <w:t xml:space="preserve">"Zero-trust by design: Entra ID is mandatory (no API keys), all data stays in your Azure tenant, RBAC controls who sees what, and private endpoints eliminate public internet exposure."</w:t>
+      </w:r>
+    </w:p>
+    <w:p>
+      <w:pPr>
+        <w:pStyle w:val="ListParagraph"/>
+        <w:numPr>
+          <w:ilvl w:val="0"/>
+          <w:numId w:val="2"/>
+        </w:numPr>
+      </w:pPr>
+      <w:r>
+        <w:rPr>
+          <w:rFonts w:ascii="Arial" w:cs="Arial" w:eastAsia="Arial" w:hAnsi="Arial"/>
+          <w:sz w:val="22"/>
+          <w:szCs w:val="22"/>
+        </w:rPr>
+        <w:t xml:space="preserve">"For export-controlled content, we’ll implement content classification tags in Azure AI Search. The RAG pipeline will check user clearance level before returning restricted documents."</w:t>
+      </w:r>
+    </w:p>
+    <w:p>
+      <w:pPr>
+        <w:pStyle w:val="ListParagraph"/>
+        <w:numPr>
+          <w:ilvl w:val="0"/>
+          <w:numId w:val="2"/>
+        </w:numPr>
+      </w:pPr>
+      <w:r>
+        <w:rPr>
+          <w:rFonts w:ascii="Arial" w:cs="Arial" w:eastAsia="Arial" w:hAnsi="Arial"/>
+          <w:sz w:val="22"/>
+          <w:szCs w:val="22"/>
+        </w:rPr>
+        <w:t xml:space="preserve">"The AI has built-in guardrails — it will never expose raw source data, never combine information across classification levels, and every response cites its source document."</w:t>
+      </w:r>
+    </w:p>
+    <w:p>
+      <w:pPr>
+        <w:pStyle w:val="ListParagraph"/>
+        <w:numPr>
+          <w:ilvl w:val="0"/>
+          <w:numId w:val="2"/>
+        </w:numPr>
+      </w:pPr>
+      <w:r>
+        <w:rPr>
+          <w:rFonts w:ascii="Arial" w:cs="Arial" w:eastAsia="Arial" w:hAnsi="Arial"/>
+          <w:sz w:val="22"/>
+          <w:szCs w:val="22"/>
+        </w:rPr>
+        <w:t xml:space="preserve">"What’s your current content classification schema? We need to map ITAR/EAR categories to Azure AI Search access control filters."</w:t>
+      </w:r>
+    </w:p>
+    <w:p>
+      <w:pPr>
+        <w:pStyle w:val="ListParagraph"/>
+        <w:numPr>
+          <w:ilvl w:val="0"/>
+          <w:numId w:val="2"/>
+        </w:numPr>
+      </w:pPr>
+      <w:r>
+        <w:rPr>
+          <w:rFonts w:ascii="Arial" w:cs="Arial" w:eastAsia="Arial" w:hAnsi="Arial"/>
+          <w:sz w:val="22"/>
+          <w:szCs w:val="22"/>
+        </w:rPr>
+        <w:t xml:space="preserve">"Microsoft’s enterprise AI safety: customer data is never used for model training. Azure OpenAI runs in an isolated, SOC 2 / ISO 27001 certified environment."</w:t>
+      </w:r>
+    </w:p>
+    <w:p>
+      <w:pPr>
+        <w:spacing w:before="200"/>
+      </w:pPr>
+    </w:p>
+    <w:p>
+      <w:pPr>
+        <w:pStyle w:val="Heading2"/>
+      </w:pPr>
+      <w:r>
+        <w:t xml:space="preserve">14.7 Supply Chain / Sales Operations (VP Sales Ops / Order Management)</w:t>
+      </w:r>
+    </w:p>
+    <w:p>
+      <w:pPr>
+        <w:pStyle w:val="Heading3"/>
+      </w:pPr>
+      <w:r>
+        <w:t xml:space="preserve">Engagement Priority: High — Weeks 2–3</w:t>
+      </w:r>
+    </w:p>
+    <w:p>
+      <w:pPr>
+        <w:spacing w:after="200"/>
+      </w:pPr>
+      <w:r>
+        <w:rPr>
+          <w:rFonts w:ascii="Arial" w:cs="Arial" w:eastAsia="Arial" w:hAnsi="Arial"/>
+          <w:b/>
+          <w:bCs/>
+          <w:sz w:val="22"/>
+          <w:szCs w:val="22"/>
+        </w:rPr>
+        <w:t xml:space="preserve">Key Tasks: </w:t>
+      </w:r>
+      <w:r>
+        <w:rPr>
+          <w:rFonts w:ascii="Arial" w:cs="Arial" w:eastAsia="Arial" w:hAnsi="Arial"/>
+          <w:sz w:val="22"/>
+          <w:szCs w:val="22"/>
+        </w:rPr>
+        <w:t xml:space="preserve">Map customer-facing query types (order status, lead times, allocation, pricing), define SAP/CRM integration requirements for real-time order data, identify function calling use cases (order lookup, shipment tracking), establish data refresh cadence.</w:t>
+      </w:r>
+    </w:p>
+    <w:p>
+      <w:pPr>
+        <w:pStyle w:val="Heading3"/>
+      </w:pPr>
+      <w:r>
+        <w:t xml:space="preserve">Talking Points</w:t>
+      </w:r>
+    </w:p>
+    <w:p>
+      <w:pPr>
+        <w:pStyle w:val="ListParagraph"/>
+        <w:numPr>
+          <w:ilvl w:val="0"/>
+          <w:numId w:val="2"/>
+        </w:numPr>
+      </w:pPr>
+      <w:r>
+        <w:rPr>
+          <w:rFonts w:ascii="Arial" w:cs="Arial" w:eastAsia="Arial" w:hAnsi="Arial"/>
+          <w:sz w:val="22"/>
+          <w:szCs w:val="22"/>
+        </w:rPr>
+        <w:t xml:space="preserve">"Customers asking ‘where’s my order?’ or ‘what’s the lead time for part X?’ can get instant answers through the AI agent using function calling to query SAP in real-time."</w:t>
+      </w:r>
+    </w:p>
+    <w:p>
+      <w:pPr>
+        <w:pStyle w:val="ListParagraph"/>
+        <w:numPr>
+          <w:ilvl w:val="0"/>
+          <w:numId w:val="2"/>
+        </w:numPr>
+      </w:pPr>
+      <w:r>
+        <w:rPr>
+          <w:rFonts w:ascii="Arial" w:cs="Arial" w:eastAsia="Arial" w:hAnsi="Arial"/>
+          <w:sz w:val="22"/>
+          <w:szCs w:val="22"/>
+        </w:rPr>
+        <w:t xml:space="preserve">"The function calling pattern means the AI doesn’t just search documents — it executes actual lookups: check_order_status(PO=12345), get_lead_time(part=MT48AX), track_shipment(ID=...)."</w:t>
+      </w:r>
+    </w:p>
+    <w:p>
+      <w:pPr>
+        <w:pStyle w:val="ListParagraph"/>
+        <w:numPr>
+          <w:ilvl w:val="0"/>
+          <w:numId w:val="2"/>
+        </w:numPr>
+      </w:pPr>
+      <w:r>
+        <w:rPr>
+          <w:rFonts w:ascii="Arial" w:cs="Arial" w:eastAsia="Arial" w:hAnsi="Arial"/>
+          <w:sz w:val="22"/>
+          <w:szCs w:val="22"/>
+        </w:rPr>
+        <w:t xml:space="preserve">"Which data systems hold order status, inventory, and allocation data today? We need API access for the function calling integration."</w:t>
+      </w:r>
+    </w:p>
+    <w:p>
+      <w:pPr>
+        <w:pStyle w:val="ListParagraph"/>
+        <w:numPr>
+          <w:ilvl w:val="0"/>
+          <w:numId w:val="2"/>
+        </w:numPr>
+      </w:pPr>
+      <w:r>
+        <w:rPr>
+          <w:rFonts w:ascii="Arial" w:cs="Arial" w:eastAsia="Arial" w:hAnsi="Arial"/>
+          <w:sz w:val="22"/>
+          <w:szCs w:val="22"/>
+        </w:rPr>
+        <w:t xml:space="preserve">"What are your top 5 customer pain points in the order-to-delivery process? Those become our first function calling targets."</w:t>
+      </w:r>
+    </w:p>
+    <w:p>
+      <w:pPr>
+        <w:spacing w:before="200"/>
+      </w:pPr>
+    </w:p>
+    <w:p>
+      <w:pPr>
+        <w:pStyle w:val="Heading2"/>
+      </w:pPr>
+      <w:r>
+        <w:t xml:space="preserve">14.8 Data &amp; Analytics (CDO / Analytics Lead)</w:t>
+      </w:r>
+    </w:p>
+    <w:p>
+      <w:pPr>
+        <w:pStyle w:val="Heading3"/>
+      </w:pPr>
+      <w:r>
+        <w:t xml:space="preserve">Engagement Priority: Medium — Weeks 3–4 (Phase 3 focus)</w:t>
+      </w:r>
+    </w:p>
+    <w:p>
+      <w:pPr>
+        <w:spacing w:after="200"/>
+      </w:pPr>
+      <w:r>
+        <w:rPr>
+          <w:rFonts w:ascii="Arial" w:cs="Arial" w:eastAsia="Arial" w:hAnsi="Arial"/>
+          <w:b/>
+          <w:bCs/>
+          <w:sz w:val="22"/>
+          <w:szCs w:val="22"/>
+        </w:rPr>
+        <w:t xml:space="preserve">Key Tasks: </w:t>
+      </w:r>
+      <w:r>
+        <w:rPr>
+          <w:rFonts w:ascii="Arial" w:cs="Arial" w:eastAsia="Arial" w:hAnsi="Arial"/>
+          <w:sz w:val="22"/>
+          <w:szCs w:val="22"/>
+        </w:rPr>
+        <w:t xml:space="preserve">Define KPIs and reporting requirements, plan Cosmos DB schema for conversation data, configure Fabric mirroring, design Power BI dashboards, integrate with existing manufacturing intelligence platforms.</w:t>
+      </w:r>
+    </w:p>
+    <w:p>
+      <w:pPr>
+        <w:pStyle w:val="Heading3"/>
+      </w:pPr>
+      <w:r>
+        <w:t xml:space="preserve">Talking Points</w:t>
+      </w:r>
+    </w:p>
+    <w:p>
+      <w:pPr>
+        <w:pStyle w:val="ListParagraph"/>
+        <w:numPr>
+          <w:ilvl w:val="0"/>
+          <w:numId w:val="2"/>
+        </w:numPr>
+      </w:pPr>
+      <w:r>
+        <w:rPr>
+          <w:rFonts w:ascii="Arial" w:cs="Arial" w:eastAsia="Arial" w:hAnsi="Arial"/>
+          <w:sz w:val="22"/>
+          <w:szCs w:val="22"/>
+        </w:rPr>
+        <w:t xml:space="preserve">"Every conversation generates structured analytics: sentiment, call reason, resolution time, CSAT, and agent performance — all stored in Cosmos DB with real-time mirroring to Fabric."</w:t>
+      </w:r>
+    </w:p>
+    <w:p>
+      <w:pPr>
+        <w:pStyle w:val="ListParagraph"/>
+        <w:numPr>
+          <w:ilvl w:val="0"/>
+          <w:numId w:val="2"/>
+        </w:numPr>
+      </w:pPr>
+      <w:r>
+        <w:rPr>
+          <w:rFonts w:ascii="Arial" w:cs="Arial" w:eastAsia="Arial" w:hAnsi="Arial"/>
+          <w:sz w:val="22"/>
+          <w:szCs w:val="22"/>
+        </w:rPr>
+        <w:t xml:space="preserve">"Your BI team can build Power BI dashboards or use Fabric Data Agents to query conversation data in natural language: ‘Show me DRAM support trends this quarter.’"</w:t>
+      </w:r>
+    </w:p>
+    <w:p>
+      <w:pPr>
+        <w:pStyle w:val="ListParagraph"/>
+        <w:numPr>
+          <w:ilvl w:val="0"/>
+          <w:numId w:val="2"/>
+        </w:numPr>
+      </w:pPr>
+      <w:r>
+        <w:rPr>
+          <w:rFonts w:ascii="Arial" w:cs="Arial" w:eastAsia="Arial" w:hAnsi="Arial"/>
+          <w:sz w:val="22"/>
+          <w:szCs w:val="22"/>
+        </w:rPr>
+        <w:t xml:space="preserve">"What KPIs does leadership care about most? Resolution rate? First-contact resolution? Average handle time? We’ll design the analytics pipeline around those."</w:t>
+      </w:r>
+    </w:p>
+    <w:p>
+      <w:pPr>
+        <w:pStyle w:val="ListParagraph"/>
+        <w:numPr>
+          <w:ilvl w:val="0"/>
+          <w:numId w:val="2"/>
+        </w:numPr>
+      </w:pPr>
+      <w:r>
+        <w:rPr>
+          <w:rFonts w:ascii="Arial" w:cs="Arial" w:eastAsia="Arial" w:hAnsi="Arial"/>
+          <w:sz w:val="22"/>
+          <w:szCs w:val="22"/>
+        </w:rPr>
+        <w:t xml:space="preserve">"How does this integrate with your existing manufacturing intelligence and yield analytics platforms?"</w:t>
+      </w:r>
+    </w:p>
+    <w:p>
+      <w:pPr>
+        <w:spacing w:before="200"/>
+      </w:pPr>
+    </w:p>
+    <w:p>
+      <w:pPr>
+        <w:pStyle w:val="Heading2"/>
+      </w:pPr>
+      <w:r>
+        <w:t xml:space="preserve">14.9 AI / Machine Learning (AI/ML Lead / Prompt Engineer)</w:t>
+      </w:r>
+    </w:p>
+    <w:p>
+      <w:pPr>
+        <w:pStyle w:val="Heading3"/>
+      </w:pPr>
+      <w:r>
+        <w:t xml:space="preserve">Engagement Priority: High — Weeks 2–3</w:t>
+      </w:r>
+    </w:p>
+    <w:p>
+      <w:pPr>
+        <w:spacing w:after="200"/>
+      </w:pPr>
+      <w:r>
+        <w:rPr>
+          <w:rFonts w:ascii="Arial" w:cs="Arial" w:eastAsia="Arial" w:hAnsi="Arial"/>
+          <w:b/>
+          <w:bCs/>
+          <w:sz w:val="22"/>
+          <w:szCs w:val="22"/>
+        </w:rPr>
+        <w:t xml:space="preserve">Key Tasks: </w:t>
+      </w:r>
+      <w:r>
+        <w:rPr>
+          <w:rFonts w:ascii="Arial" w:cs="Arial" w:eastAsia="Arial" w:hAnsi="Arial"/>
+          <w:sz w:val="22"/>
+          <w:szCs w:val="22"/>
+        </w:rPr>
+        <w:t xml:space="preserve">Configure Azure OpenAI model deployments, tune RAG pipeline for semiconductor terminology and part numbers, design function calling schemas, optimize system prompts, establish model evaluation benchmarks, coordinate with existing AI/ML initiatives.</w:t>
+      </w:r>
+    </w:p>
+    <w:p>
+      <w:pPr>
+        <w:pStyle w:val="Heading3"/>
+      </w:pPr>
+      <w:r>
+        <w:t xml:space="preserve">Talking Points</w:t>
+      </w:r>
+    </w:p>
+    <w:p>
+      <w:pPr>
+        <w:pStyle w:val="ListParagraph"/>
+        <w:numPr>
+          <w:ilvl w:val="0"/>
+          <w:numId w:val="2"/>
+        </w:numPr>
+      </w:pPr>
+      <w:r>
+        <w:rPr>
+          <w:rFonts w:ascii="Arial" w:cs="Arial" w:eastAsia="Arial" w:hAnsi="Arial"/>
+          <w:sz w:val="22"/>
+          <w:szCs w:val="22"/>
+        </w:rPr>
+        <w:t xml:space="preserve">"The RAG pipeline needs to handle semiconductor-specific patterns: part numbers (MT48AX...), JEDEC standards (JESD79-5), process nodes (1α DRAM), and technical abbreviations."</w:t>
+      </w:r>
+    </w:p>
+    <w:p>
+      <w:pPr>
+        <w:pStyle w:val="ListParagraph"/>
+        <w:numPr>
+          <w:ilvl w:val="0"/>
+          <w:numId w:val="2"/>
+        </w:numPr>
+      </w:pPr>
+      <w:r>
+        <w:rPr>
+          <w:rFonts w:ascii="Arial" w:cs="Arial" w:eastAsia="Arial" w:hAnsi="Arial"/>
+          <w:sz w:val="22"/>
+          <w:szCs w:val="22"/>
+        </w:rPr>
+        <w:t xml:space="preserve">"We support 3 model tiers: Pro (GPT-4o for complex technical queries), Basic (GPT-4o-mini for standard support), Lite (phi-4 for high-volume FAQs). This optimizes cost by 40–60%."</w:t>
+      </w:r>
+    </w:p>
+    <w:p>
+      <w:pPr>
+        <w:pStyle w:val="ListParagraph"/>
+        <w:numPr>
+          <w:ilvl w:val="0"/>
+          <w:numId w:val="2"/>
+        </w:numPr>
+      </w:pPr>
+      <w:r>
+        <w:rPr>
+          <w:rFonts w:ascii="Arial" w:cs="Arial" w:eastAsia="Arial" w:hAnsi="Arial"/>
+          <w:sz w:val="22"/>
+          <w:szCs w:val="22"/>
+        </w:rPr>
+        <w:t xml:space="preserve">"How does this AI support initiative align with your existing ML workloads (yield prediction, defect detection)? Can we share Azure infrastructure?"</w:t>
+      </w:r>
+    </w:p>
+    <w:p>
+      <w:pPr>
+        <w:pStyle w:val="ListParagraph"/>
+        <w:numPr>
+          <w:ilvl w:val="0"/>
+          <w:numId w:val="2"/>
+        </w:numPr>
+      </w:pPr>
+      <w:r>
+        <w:rPr>
+          <w:rFonts w:ascii="Arial" w:cs="Arial" w:eastAsia="Arial" w:hAnsi="Arial"/>
+          <w:sz w:val="22"/>
+          <w:szCs w:val="22"/>
+        </w:rPr>
+        <w:t xml:space="preserve">"We’ll need your team to help tune the system prompt and evaluate response quality against your engineering accuracy standards."</w:t>
+      </w:r>
+    </w:p>
+    <w:p>
+      <w:pPr>
+        <w:spacing w:before="200"/>
+      </w:pPr>
+    </w:p>
+    <w:p>
+      <w:pPr>
+        <w:pStyle w:val="Heading2"/>
+      </w:pPr>
+      <w:r>
+        <w:t xml:space="preserve">14.10 Unified Communications / Telephony (UC Manager)</w:t>
+      </w:r>
+    </w:p>
+    <w:p>
+      <w:pPr>
+        <w:pStyle w:val="Heading3"/>
+      </w:pPr>
+      <w:r>
+        <w:t xml:space="preserve">Engagement Priority: Medium — Weeks 3–4</w:t>
+      </w:r>
+    </w:p>
+    <w:p>
+      <w:pPr>
+        <w:spacing w:after="200"/>
+      </w:pPr>
+      <w:r>
+        <w:rPr>
+          <w:rFonts w:ascii="Arial" w:cs="Arial" w:eastAsia="Arial" w:hAnsi="Arial"/>
+          <w:b/>
+          <w:bCs/>
+          <w:sz w:val="22"/>
+          <w:szCs w:val="22"/>
+        </w:rPr>
+        <w:t xml:space="preserve">Key Tasks: </w:t>
+      </w:r>
+      <w:r>
+        <w:rPr>
+          <w:rFonts w:ascii="Arial" w:cs="Arial" w:eastAsia="Arial" w:hAnsi="Arial"/>
+          <w:sz w:val="22"/>
+          <w:szCs w:val="22"/>
+        </w:rPr>
+        <w:t xml:space="preserve">Map existing telephony infrastructure, plan Teams voice channel configuration, assess Azure Communication Services for PSTN, coordinate Voice Live API integration with global telephony routing.</w:t>
+      </w:r>
+    </w:p>
+    <w:p>
+      <w:pPr>
+        <w:pStyle w:val="Heading3"/>
+      </w:pPr>
+      <w:r>
+        <w:t xml:space="preserve">Talking Points</w:t>
+      </w:r>
+    </w:p>
+    <w:p>
+      <w:pPr>
+        <w:pStyle w:val="ListParagraph"/>
+        <w:numPr>
+          <w:ilvl w:val="0"/>
+          <w:numId w:val="2"/>
+        </w:numPr>
+      </w:pPr>
+      <w:r>
+        <w:rPr>
+          <w:rFonts w:ascii="Arial" w:cs="Arial" w:eastAsia="Arial" w:hAnsi="Arial"/>
+          <w:sz w:val="22"/>
+          <w:szCs w:val="22"/>
+        </w:rPr>
+        <w:t xml:space="preserve">"The voice channel uses Azure Voice Live API with WebSocket-based real-time audio streaming — 24kHz quality, server-side VAD, noise suppression, and echo cancellation."</w:t>
+      </w:r>
+    </w:p>
+    <w:p>
+      <w:pPr>
+        <w:pStyle w:val="ListParagraph"/>
+        <w:numPr>
+          <w:ilvl w:val="0"/>
+          <w:numId w:val="2"/>
+        </w:numPr>
+      </w:pPr>
+      <w:r>
+        <w:rPr>
+          <w:rFonts w:ascii="Arial" w:cs="Arial" w:eastAsia="Arial" w:hAnsi="Arial"/>
+          <w:sz w:val="22"/>
+          <w:szCs w:val="22"/>
+        </w:rPr>
+        <w:t xml:space="preserve">"Vodafone handles 45 million queries per month across 15 languages using this same Azure voice + AI stack."</w:t>
+      </w:r>
+    </w:p>
+    <w:p>
+      <w:pPr>
+        <w:pStyle w:val="ListParagraph"/>
+        <w:numPr>
+          <w:ilvl w:val="0"/>
+          <w:numId w:val="2"/>
+        </w:numPr>
+      </w:pPr>
+      <w:r>
+        <w:rPr>
+          <w:rFonts w:ascii="Arial" w:cs="Arial" w:eastAsia="Arial" w:hAnsi="Arial"/>
+          <w:sz w:val="22"/>
+          <w:szCs w:val="22"/>
+        </w:rPr>
+        <w:t xml:space="preserve">"What does your current global telephony routing look like? We need to understand how voice calls reach support today before we add the AI layer."</w:t>
+      </w:r>
+    </w:p>
+    <w:p>
+      <w:pPr>
+        <w:pStyle w:val="ListParagraph"/>
+        <w:numPr>
+          <w:ilvl w:val="0"/>
+          <w:numId w:val="2"/>
+        </w:numPr>
+      </w:pPr>
+      <w:r>
+        <w:rPr>
+          <w:rFonts w:ascii="Arial" w:cs="Arial" w:eastAsia="Arial" w:hAnsi="Arial"/>
+          <w:sz w:val="22"/>
+          <w:szCs w:val="22"/>
+        </w:rPr>
+        <w:t xml:space="preserve">"The same AI agent handles Teams calls, browser voice, and PSTN telephony — no separate agent for each channel."</w:t>
+      </w:r>
+    </w:p>
+    <w:p>
+      <w:pPr>
+        <w:spacing w:before="200"/>
+      </w:pPr>
+    </w:p>
+    <w:p>
+      <w:pPr>
+        <w:pStyle w:val="Heading2"/>
+      </w:pPr>
+      <w:r>
+        <w:t xml:space="preserve">14.11 Knowledge Management / Technical Publications</w:t>
+      </w:r>
+    </w:p>
+    <w:p>
+      <w:pPr>
+        <w:pStyle w:val="Heading3"/>
+      </w:pPr>
+      <w:r>
+        <w:t xml:space="preserve">Engagement Priority: High — Weeks 2–3</w:t>
+      </w:r>
+    </w:p>
+    <w:p>
+      <w:pPr>
+        <w:spacing w:after="200"/>
+      </w:pPr>
+      <w:r>
+        <w:rPr>
+          <w:rFonts w:ascii="Arial" w:cs="Arial" w:eastAsia="Arial" w:hAnsi="Arial"/>
+          <w:b/>
+          <w:bCs/>
+          <w:sz w:val="22"/>
+          <w:szCs w:val="22"/>
+        </w:rPr>
+        <w:t xml:space="preserve">Key Tasks: </w:t>
+      </w:r>
+      <w:r>
+        <w:rPr>
+          <w:rFonts w:ascii="Arial" w:cs="Arial" w:eastAsia="Arial" w:hAnsi="Arial"/>
+          <w:sz w:val="22"/>
+          <w:szCs w:val="22"/>
+        </w:rPr>
+        <w:t xml:space="preserve">Inventory all knowledge sources (datasheets, technical notes, app notes, qualification reports, firmware release notes), define content classification levels (public/NDA/internal), establish indexing and update workflows, plan content migration to Azure AI Search.</w:t>
+      </w:r>
+    </w:p>
+    <w:p>
+      <w:pPr>
+        <w:pStyle w:val="Heading3"/>
+      </w:pPr>
+      <w:r>
+        <w:t xml:space="preserve">Talking Points</w:t>
+      </w:r>
+    </w:p>
+    <w:p>
+      <w:pPr>
+        <w:pStyle w:val="ListParagraph"/>
+        <w:numPr>
+          <w:ilvl w:val="0"/>
+          <w:numId w:val="2"/>
+        </w:numPr>
+      </w:pPr>
+      <w:r>
+        <w:rPr>
+          <w:rFonts w:ascii="Arial" w:cs="Arial" w:eastAsia="Arial" w:hAnsi="Arial"/>
+          <w:sz w:val="22"/>
+          <w:szCs w:val="22"/>
+        </w:rPr>
+        <w:t xml:space="preserve">"The AI is only as good as its knowledge base. We need a complete inventory of what your customers and engineers ask about, and where the answers live today."</w:t>
+      </w:r>
+    </w:p>
+    <w:p>
+      <w:pPr>
+        <w:pStyle w:val="ListParagraph"/>
+        <w:numPr>
+          <w:ilvl w:val="0"/>
+          <w:numId w:val="2"/>
+        </w:numPr>
+      </w:pPr>
+      <w:r>
+        <w:rPr>
+          <w:rFonts w:ascii="Arial" w:cs="Arial" w:eastAsia="Arial" w:hAnsi="Arial"/>
+          <w:sz w:val="22"/>
+          <w:szCs w:val="22"/>
+        </w:rPr>
+        <w:t xml:space="preserve">"Content classification is critical: public datasheets (anyone), NDA-protected specs (qualified customers), internal process docs (employees only). The AI enforces these boundaries."</w:t>
+      </w:r>
+    </w:p>
+    <w:p>
+      <w:pPr>
+        <w:pStyle w:val="ListParagraph"/>
+        <w:numPr>
+          <w:ilvl w:val="0"/>
+          <w:numId w:val="2"/>
+        </w:numPr>
+      </w:pPr>
+      <w:r>
+        <w:rPr>
+          <w:rFonts w:ascii="Arial" w:cs="Arial" w:eastAsia="Arial" w:hAnsi="Arial"/>
+          <w:sz w:val="22"/>
+          <w:szCs w:val="22"/>
+        </w:rPr>
+        <w:t xml:space="preserve">"When a new product revision or errata drops, how quickly does it need to appear in the AI’s knowledge? We’ll design the update pipeline around your publishing cadence."</w:t>
+      </w:r>
+    </w:p>
+    <w:p>
+      <w:pPr>
+        <w:pStyle w:val="ListParagraph"/>
+        <w:numPr>
+          <w:ilvl w:val="0"/>
+          <w:numId w:val="2"/>
+        </w:numPr>
+      </w:pPr>
+      <w:r>
+        <w:rPr>
+          <w:rFonts w:ascii="Arial" w:cs="Arial" w:eastAsia="Arial" w:hAnsi="Arial"/>
+          <w:sz w:val="22"/>
+          <w:szCs w:val="22"/>
+        </w:rPr>
+        <w:t xml:space="preserve">"Can you map your current document types: how many datasheets, technical notes, app notes, and design guides exist? What format are they in?"</w:t>
+      </w:r>
+    </w:p>
+    <w:p>
+      <w:pPr>
+        <w:spacing w:before="200"/>
+      </w:pPr>
+    </w:p>
+    <w:p>
+      <w:pPr>
+        <w:pStyle w:val="Heading2"/>
+      </w:pPr>
+      <w:r>
+        <w:t xml:space="preserve">14.12 Product / Digital Experience (Product Owner / UX)</w:t>
+      </w:r>
+    </w:p>
+    <w:p>
+      <w:pPr>
+        <w:pStyle w:val="Heading3"/>
+      </w:pPr>
+      <w:r>
+        <w:t xml:space="preserve">Engagement Priority: Medium — Weeks 3–4</w:t>
+      </w:r>
+    </w:p>
+    <w:p>
+      <w:pPr>
+        <w:spacing w:after="200"/>
+      </w:pPr>
+      <w:r>
+        <w:rPr>
+          <w:rFonts w:ascii="Arial" w:cs="Arial" w:eastAsia="Arial" w:hAnsi="Arial"/>
+          <w:b/>
+          <w:bCs/>
+          <w:sz w:val="22"/>
+          <w:szCs w:val="22"/>
+        </w:rPr>
+        <w:t xml:space="preserve">Key Tasks: </w:t>
+      </w:r>
+      <w:r>
+        <w:rPr>
+          <w:rFonts w:ascii="Arial" w:cs="Arial" w:eastAsia="Arial" w:hAnsi="Arial"/>
+          <w:sz w:val="22"/>
+          <w:szCs w:val="22"/>
+        </w:rPr>
+        <w:t xml:space="preserve">Define conversation flows and UX patterns, review branding guidelines for AI assistant, design parametric search and cross-reference features, plan customer portal integration.</w:t>
+      </w:r>
+    </w:p>
+    <w:p>
+      <w:pPr>
+        <w:pStyle w:val="Heading3"/>
+      </w:pPr>
+      <w:r>
+        <w:t xml:space="preserve">Talking Points</w:t>
+      </w:r>
+    </w:p>
+    <w:p>
+      <w:pPr>
+        <w:pStyle w:val="ListParagraph"/>
+        <w:numPr>
+          <w:ilvl w:val="0"/>
+          <w:numId w:val="2"/>
+        </w:numPr>
+      </w:pPr>
+      <w:r>
+        <w:rPr>
+          <w:rFonts w:ascii="Arial" w:cs="Arial" w:eastAsia="Arial" w:hAnsi="Arial"/>
+          <w:sz w:val="22"/>
+          <w:szCs w:val="22"/>
+        </w:rPr>
+        <w:t xml:space="preserve">"The demo shows a branded AI assistant with your visual identity, custom suggested questions, and structured responses. What adjustments does the UX need for your customers?"</w:t>
+      </w:r>
+    </w:p>
+    <w:p>
+      <w:pPr>
+        <w:pStyle w:val="ListParagraph"/>
+        <w:numPr>
+          <w:ilvl w:val="0"/>
+          <w:numId w:val="2"/>
+        </w:numPr>
+      </w:pPr>
+      <w:r>
+        <w:rPr>
+          <w:rFonts w:ascii="Arial" w:cs="Arial" w:eastAsia="Arial" w:hAnsi="Arial"/>
+          <w:sz w:val="22"/>
+          <w:szCs w:val="22"/>
+        </w:rPr>
+        <w:t xml:space="preserve">"We can design conversation flows for common product selection journeys: ‘I need a DDR5 module with X speed, Y capacity, Z temperature rating.’"</w:t>
+      </w:r>
+    </w:p>
+    <w:p>
+      <w:pPr>
+        <w:pStyle w:val="ListParagraph"/>
+        <w:numPr>
+          <w:ilvl w:val="0"/>
+          <w:numId w:val="2"/>
+        </w:numPr>
+      </w:pPr>
+      <w:r>
+        <w:rPr>
+          <w:rFonts w:ascii="Arial" w:cs="Arial" w:eastAsia="Arial" w:hAnsi="Arial"/>
+          <w:sz w:val="22"/>
+          <w:szCs w:val="22"/>
+        </w:rPr>
+        <w:t xml:space="preserve">"Where should the AI live in your digital experience? Embedded in the customer portal? As a Teams app? As a standalone browser widget?"</w:t>
+      </w:r>
+    </w:p>
+    <w:p>
+      <w:pPr>
+        <w:spacing w:before="200"/>
+      </w:pPr>
+    </w:p>
+    <w:p>
+      <w:pPr>
+        <w:pStyle w:val="Heading2"/>
+      </w:pPr>
+      <w:r>
+        <w:t xml:space="preserve">14.13 Legal / Privacy / Trade Compliance</w:t>
+      </w:r>
+    </w:p>
+    <w:p>
+      <w:pPr>
+        <w:pStyle w:val="Heading3"/>
+      </w:pPr>
+      <w:r>
+        <w:t xml:space="preserve">Engagement Priority: High — Weeks 2–3</w:t>
+      </w:r>
+    </w:p>
+    <w:p>
+      <w:pPr>
+        <w:spacing w:after="200"/>
+      </w:pPr>
+      <w:r>
+        <w:rPr>
+          <w:rFonts w:ascii="Arial" w:cs="Arial" w:eastAsia="Arial" w:hAnsi="Arial"/>
+          <w:b/>
+          <w:bCs/>
+          <w:sz w:val="22"/>
+          <w:szCs w:val="22"/>
+        </w:rPr>
+        <w:t xml:space="preserve">Key Tasks: </w:t>
+      </w:r>
+      <w:r>
+        <w:rPr>
+          <w:rFonts w:ascii="Arial" w:cs="Arial" w:eastAsia="Arial" w:hAnsi="Arial"/>
+          <w:sz w:val="22"/>
+          <w:szCs w:val="22"/>
+        </w:rPr>
+        <w:t xml:space="preserve">Review AI disclosure requirements, assess ITAR/EAR implications for AI-served technical content, define data retention policies for conversation logs, approve responsible AI usage terms, validate CHIPS Act compliance for any government-funded program data.</w:t>
+      </w:r>
+    </w:p>
+    <w:p>
+      <w:pPr>
+        <w:pStyle w:val="Heading3"/>
+      </w:pPr>
+      <w:r>
+        <w:t xml:space="preserve">Talking Points</w:t>
+      </w:r>
+    </w:p>
+    <w:p>
+      <w:pPr>
+        <w:pStyle w:val="ListParagraph"/>
+        <w:numPr>
+          <w:ilvl w:val="0"/>
+          <w:numId w:val="2"/>
+        </w:numPr>
+      </w:pPr>
+      <w:r>
+        <w:rPr>
+          <w:rFonts w:ascii="Arial" w:cs="Arial" w:eastAsia="Arial" w:hAnsi="Arial"/>
+          <w:sz w:val="22"/>
+          <w:szCs w:val="22"/>
+        </w:rPr>
+        <w:t xml:space="preserve">"Do we need to disclose to customers that they’re interacting with an AI? What language is required in your jurisdiction?"</w:t>
+      </w:r>
+    </w:p>
+    <w:p>
+      <w:pPr>
+        <w:pStyle w:val="ListParagraph"/>
+        <w:numPr>
+          <w:ilvl w:val="0"/>
+          <w:numId w:val="2"/>
+        </w:numPr>
+      </w:pPr>
+      <w:r>
+        <w:rPr>
+          <w:rFonts w:ascii="Arial" w:cs="Arial" w:eastAsia="Arial" w:hAnsi="Arial"/>
+          <w:sz w:val="22"/>
+          <w:szCs w:val="22"/>
+        </w:rPr>
+        <w:t xml:space="preserve">"For export-controlled content, the AI will never serve ITAR/EAR restricted data without identity verification through Entra ID and proper clearance classification."</w:t>
+      </w:r>
+    </w:p>
+    <w:p>
+      <w:pPr>
+        <w:pStyle w:val="ListParagraph"/>
+        <w:numPr>
+          <w:ilvl w:val="0"/>
+          <w:numId w:val="2"/>
+        </w:numPr>
+      </w:pPr>
+      <w:r>
+        <w:rPr>
+          <w:rFonts w:ascii="Arial" w:cs="Arial" w:eastAsia="Arial" w:hAnsi="Arial"/>
+          <w:sz w:val="22"/>
+          <w:szCs w:val="22"/>
+        </w:rPr>
+        <w:t xml:space="preserve">"Conversation logs will be retained for [X days/months] in Cosmos DB within your Azure tenant. What’s your data retention policy?"</w:t>
+      </w:r>
+    </w:p>
+    <w:p>
+      <w:pPr>
+        <w:pStyle w:val="ListParagraph"/>
+        <w:numPr>
+          <w:ilvl w:val="0"/>
+          <w:numId w:val="2"/>
+        </w:numPr>
+      </w:pPr>
+      <w:r>
+        <w:rPr>
+          <w:rFonts w:ascii="Arial" w:cs="Arial" w:eastAsia="Arial" w:hAnsi="Arial"/>
+          <w:sz w:val="22"/>
+          <w:szCs w:val="22"/>
+        </w:rPr>
+        <w:t xml:space="preserve">"Are there any CHIPS Act reporting obligations that affect how we handle AI interactions related to government-funded programs?"</w:t>
+      </w:r>
+    </w:p>
+    <w:p>
+      <w:pPr>
+        <w:spacing w:before="200"/>
+      </w:pPr>
+    </w:p>
+    <w:p>
+      <w:pPr>
+        <w:pStyle w:val="Heading2"/>
+      </w:pPr>
+      <w:r>
+        <w:t xml:space="preserve">14.14 Change Management / Training</w:t>
+      </w:r>
+    </w:p>
+    <w:p>
+      <w:pPr>
+        <w:pStyle w:val="Heading3"/>
+      </w:pPr>
+      <w:r>
+        <w:t xml:space="preserve">Engagement Priority: Medium — Weeks 4–5</w:t>
+      </w:r>
+    </w:p>
+    <w:p>
+      <w:pPr>
+        <w:spacing w:after="200"/>
+      </w:pPr>
+      <w:r>
+        <w:rPr>
+          <w:rFonts w:ascii="Arial" w:cs="Arial" w:eastAsia="Arial" w:hAnsi="Arial"/>
+          <w:b/>
+          <w:bCs/>
+          <w:sz w:val="22"/>
+          <w:szCs w:val="22"/>
+        </w:rPr>
+        <w:t xml:space="preserve">Key Tasks: </w:t>
+      </w:r>
+      <w:r>
+        <w:rPr>
+          <w:rFonts w:ascii="Arial" w:cs="Arial" w:eastAsia="Arial" w:hAnsi="Arial"/>
+          <w:sz w:val="22"/>
+          <w:szCs w:val="22"/>
+        </w:rPr>
+        <w:t xml:space="preserve">Develop adoption strategy, create training materials for TSEs and end users, plan pilot rollout (recommended: one product line first), design feedback collection mechanisms, set adoption KPIs.</w:t>
+      </w:r>
+    </w:p>
+    <w:p>
+      <w:pPr>
+        <w:pStyle w:val="Heading3"/>
+      </w:pPr>
+      <w:r>
+        <w:t xml:space="preserve">Talking Points</w:t>
+      </w:r>
+    </w:p>
+    <w:p>
+      <w:pPr>
+        <w:pStyle w:val="ListParagraph"/>
+        <w:numPr>
+          <w:ilvl w:val="0"/>
+          <w:numId w:val="2"/>
+        </w:numPr>
+      </w:pPr>
+      <w:r>
+        <w:rPr>
+          <w:rFonts w:ascii="Arial" w:cs="Arial" w:eastAsia="Arial" w:hAnsi="Arial"/>
+          <w:sz w:val="22"/>
+          <w:szCs w:val="22"/>
+        </w:rPr>
+        <w:t xml:space="preserve">"We recommend piloting with one product line — e.g., SSD technical support — before expanding. This limits blast radius and lets us tune the AI with a focused team."</w:t>
+      </w:r>
+    </w:p>
+    <w:p>
+      <w:pPr>
+        <w:pStyle w:val="ListParagraph"/>
+        <w:numPr>
+          <w:ilvl w:val="0"/>
+          <w:numId w:val="2"/>
+        </w:numPr>
+      </w:pPr>
+      <w:r>
+        <w:rPr>
+          <w:rFonts w:ascii="Arial" w:cs="Arial" w:eastAsia="Arial" w:hAnsi="Arial"/>
+          <w:sz w:val="22"/>
+          <w:szCs w:val="22"/>
+        </w:rPr>
+        <w:t xml:space="preserve">"Lenovo went from zero to second-largest Copilot user in 45 days. Fast adoption is possible when the tool genuinely saves time."</w:t>
+      </w:r>
+    </w:p>
+    <w:p>
+      <w:pPr>
+        <w:pStyle w:val="ListParagraph"/>
+        <w:numPr>
+          <w:ilvl w:val="0"/>
+          <w:numId w:val="2"/>
+        </w:numPr>
+      </w:pPr>
+      <w:r>
+        <w:rPr>
+          <w:rFonts w:ascii="Arial" w:cs="Arial" w:eastAsia="Arial" w:hAnsi="Arial"/>
+          <w:sz w:val="22"/>
+          <w:szCs w:val="22"/>
+        </w:rPr>
+        <w:t xml:space="preserve">"What’s your preferred training format? Hands-on workshops, video walkthroughs, or embedded guides within the tool?"</w:t>
+      </w:r>
+    </w:p>
+    <w:p>
+      <w:pPr>
+        <w:pStyle w:val="ListParagraph"/>
+        <w:numPr>
+          <w:ilvl w:val="0"/>
+          <w:numId w:val="2"/>
+        </w:numPr>
+      </w:pPr>
+      <w:r>
+        <w:rPr>
+          <w:rFonts w:ascii="Arial" w:cs="Arial" w:eastAsia="Arial" w:hAnsi="Arial"/>
+          <w:sz w:val="22"/>
+          <w:szCs w:val="22"/>
+        </w:rPr>
+        <w:t xml:space="preserve">"We’ll track adoption daily: queries per agent, AI-assisted resolution rate, and qualitative feedback from pilot users."</w:t>
+      </w:r>
+    </w:p>
+    <w:p>
+      <w:pPr>
+        <w:spacing w:before="200"/>
+      </w:pPr>
+    </w:p>
+    <w:p>
+      <w:pPr>
+        <w:pStyle w:val="Heading2"/>
+      </w:pPr>
+      <w:r>
+        <w:t xml:space="preserve">14.15 Quality &amp; Reliability Engineering</w:t>
+      </w:r>
+    </w:p>
+    <w:p>
+      <w:pPr>
+        <w:pStyle w:val="Heading3"/>
+      </w:pPr>
+      <w:r>
+        <w:t xml:space="preserve">Engagement Priority: Medium — Weeks 3–4</w:t>
+      </w:r>
+    </w:p>
+    <w:p>
+      <w:pPr>
+        <w:spacing w:after="200"/>
+      </w:pPr>
+      <w:r>
+        <w:rPr>
+          <w:rFonts w:ascii="Arial" w:cs="Arial" w:eastAsia="Arial" w:hAnsi="Arial"/>
+          <w:b/>
+          <w:bCs/>
+          <w:sz w:val="22"/>
+          <w:szCs w:val="22"/>
+        </w:rPr>
+        <w:t xml:space="preserve">Key Tasks: </w:t>
+      </w:r>
+      <w:r>
+        <w:rPr>
+          <w:rFonts w:ascii="Arial" w:cs="Arial" w:eastAsia="Arial" w:hAnsi="Arial"/>
+          <w:sz w:val="22"/>
+          <w:szCs w:val="22"/>
+        </w:rPr>
+        <w:t xml:space="preserve">Define accuracy test suite against product specifications, validate AI responses meet ISO 9001 / IATF 16949 / AEC-Q100 standards, establish regression testing protocol, plan load testing for global concurrent sessions.</w:t>
+      </w:r>
+    </w:p>
+    <w:p>
+      <w:pPr>
+        <w:pStyle w:val="Heading3"/>
+      </w:pPr>
+      <w:r>
+        <w:t xml:space="preserve">Talking Points</w:t>
+      </w:r>
+    </w:p>
+    <w:p>
+      <w:pPr>
+        <w:pStyle w:val="ListParagraph"/>
+        <w:numPr>
+          <w:ilvl w:val="0"/>
+          <w:numId w:val="2"/>
+        </w:numPr>
+      </w:pPr>
+      <w:r>
+        <w:rPr>
+          <w:rFonts w:ascii="Arial" w:cs="Arial" w:eastAsia="Arial" w:hAnsi="Arial"/>
+          <w:sz w:val="22"/>
+          <w:szCs w:val="22"/>
+        </w:rPr>
+        <w:t xml:space="preserve">"Every AI response citing reliability data, qualification reports, or failure analysis procedures must meet your engineering accuracy standards. We need your team to define ‘pass’ criteria."</w:t>
+      </w:r>
+    </w:p>
+    <w:p>
+      <w:pPr>
+        <w:pStyle w:val="ListParagraph"/>
+        <w:numPr>
+          <w:ilvl w:val="0"/>
+          <w:numId w:val="2"/>
+        </w:numPr>
+      </w:pPr>
+      <w:r>
+        <w:rPr>
+          <w:rFonts w:ascii="Arial" w:cs="Arial" w:eastAsia="Arial" w:hAnsi="Arial"/>
+          <w:sz w:val="22"/>
+          <w:szCs w:val="22"/>
+        </w:rPr>
+        <w:t xml:space="preserve">"We’ll build an automated test suite of 100+ verified Q&amp;A pairs that runs on every knowledge base update. Your team defines the golden answers."</w:t>
+      </w:r>
+    </w:p>
+    <w:p>
+      <w:pPr>
+        <w:pStyle w:val="ListParagraph"/>
+        <w:numPr>
+          <w:ilvl w:val="0"/>
+          <w:numId w:val="2"/>
+        </w:numPr>
+      </w:pPr>
+      <w:r>
+        <w:rPr>
+          <w:rFonts w:ascii="Arial" w:cs="Arial" w:eastAsia="Arial" w:hAnsi="Arial"/>
+          <w:sz w:val="22"/>
+          <w:szCs w:val="22"/>
+        </w:rPr>
+        <w:t xml:space="preserve">"For automotive-grade products (AEC-Q100), can the AI cite qualification data? Or must those queries always route to a human AE?"</w:t>
+      </w:r>
+    </w:p>
+    <w:p>
+      <w:pPr>
+        <w:pStyle w:val="ListParagraph"/>
+        <w:numPr>
+          <w:ilvl w:val="0"/>
+          <w:numId w:val="2"/>
+        </w:numPr>
+      </w:pPr>
+      <w:r>
+        <w:rPr>
+          <w:rFonts w:ascii="Arial" w:cs="Arial" w:eastAsia="Arial" w:hAnsi="Arial"/>
+          <w:sz w:val="22"/>
+          <w:szCs w:val="22"/>
+        </w:rPr>
+        <w:t xml:space="preserve">"What’s the target for concurrent sessions globally? We need to load test across Asia, Europe, and Americas time zones."</w:t>
       </w:r>
     </w:p>
     <w:sectPr>
